--- a/Launcher/Templates/F_ТИПОВИЙ ДОГОВІР МКБР ГО УААСП.docx
+++ b/Launcher/Templates/F_ТИПОВИЙ ДОГОВІР МКБР ГО УААСП.docx
@@ -1,6 +1,6 @@
 
 <file path=word/document.xml><?xml version="1.0" encoding="utf-8"?>
-<w:document xmlns:wpc="http://schemas.microsoft.com/office/word/2010/wordprocessingCanvas" xmlns:cx="http://schemas.microsoft.com/office/drawing/2014/chartex" xmlns:cx1="http://schemas.microsoft.com/office/drawing/2015/9/8/chartex" xmlns:cx2="http://schemas.microsoft.com/office/drawing/2015/10/21/chartex" xmlns:cx3="http://schemas.microsoft.com/office/drawing/2016/5/9/chartex" xmlns:cx4="http://schemas.microsoft.com/office/drawing/2016/5/10/chartex" xmlns:cx5="http://schemas.microsoft.com/office/drawing/2016/5/11/chartex" xmlns:cx6="http://schemas.microsoft.com/office/drawing/2016/5/12/chartex" xmlns:cx7="http://schemas.microsoft.com/office/drawing/2016/5/13/chartex" xmlns:cx8="http://schemas.microsoft.com/office/drawing/2016/5/14/chartex" xmlns:mc="http://schemas.openxmlformats.org/markup-compatibility/2006" xmlns:aink="http://schemas.microsoft.com/office/drawing/2016/ink" xmlns:am3d="http://schemas.microsoft.com/office/drawing/2017/model3d" xmlns:o="urn:schemas-microsoft-com:office:office" xmlns:r="http://schemas.openxmlformats.org/officeDocument/2006/relationships" xmlns:m="http://schemas.openxmlformats.org/officeDocument/2006/math" xmlns:v="urn:schemas-microsoft-com:vml" xmlns:wp14="http://schemas.microsoft.com/office/word/2010/wordprocessingDrawing" xmlns:wp="http://schemas.openxmlformats.org/drawingml/2006/wordprocessingDrawing" xmlns:w10="urn:schemas-microsoft-com:office:word" xmlns:w="http://schemas.openxmlformats.org/wordprocessingml/2006/main" xmlns:w14="http://schemas.microsoft.com/office/word/2010/wordml" xmlns:w15="http://schemas.microsoft.com/office/word/2012/wordml" xmlns:w16cid="http://schemas.microsoft.com/office/word/2016/wordml/cid" xmlns:w16se="http://schemas.microsoft.com/office/word/2015/wordml/symex" xmlns:wpg="http://schemas.microsoft.com/office/word/2010/wordprocessingGroup" xmlns:wpi="http://schemas.microsoft.com/office/word/2010/wordprocessingInk" xmlns:wne="http://schemas.microsoft.com/office/word/2006/wordml" xmlns:wps="http://schemas.microsoft.com/office/word/2010/wordprocessingShape" mc:Ignorable="w14 w15 w16se w16cid wp14">
+<w:document xmlns:wpc="http://schemas.microsoft.com/office/word/2010/wordprocessingCanvas" xmlns:cx="http://schemas.microsoft.com/office/drawing/2014/chartex" xmlns:cx1="http://schemas.microsoft.com/office/drawing/2015/9/8/chartex" xmlns:mc="http://schemas.openxmlformats.org/markup-compatibility/2006" xmlns:o="urn:schemas-microsoft-com:office:office" xmlns:r="http://schemas.openxmlformats.org/officeDocument/2006/relationships" xmlns:m="http://schemas.openxmlformats.org/officeDocument/2006/math" xmlns:v="urn:schemas-microsoft-com:vml" xmlns:wp14="http://schemas.microsoft.com/office/word/2010/wordprocessingDrawing" xmlns:wp="http://schemas.openxmlformats.org/drawingml/2006/wordprocessingDrawing" xmlns:w10="urn:schemas-microsoft-com:office:word" xmlns:w="http://schemas.openxmlformats.org/wordprocessingml/2006/main" xmlns:w14="http://schemas.microsoft.com/office/word/2010/wordml" xmlns:w15="http://schemas.microsoft.com/office/word/2012/wordml" xmlns:w16se="http://schemas.microsoft.com/office/word/2015/wordml/symex" xmlns:wpg="http://schemas.microsoft.com/office/word/2010/wordprocessingGroup" xmlns:wpi="http://schemas.microsoft.com/office/word/2010/wordprocessingInk" xmlns:wne="http://schemas.microsoft.com/office/word/2006/wordml" xmlns:wps="http://schemas.microsoft.com/office/word/2010/wordprocessingShape" mc:Ignorable="w14 w15 w16se wp14">
   <w:body>
     <w:p>
       <w:pPr>
@@ -263,138 +263,59 @@
       </w:pPr>
       <w:r>
         <w:rPr>
-          <w:rFonts w:ascii="Times New Roman CYR" w:hAnsi="Times New Roman CYR" w:cs="Times New Roman CYR"/>
+          <w:rFonts w:eastAsia="Times New Roman"/>
           <w:b/>
-        </w:rPr>
-        <w:t>Громадська</w:t>
-      </w:r>
-      <w:r>
-        <w:rPr>
-          <w:rFonts w:ascii="Times New Roman CYR" w:hAnsi="Times New Roman CYR" w:cs="Times New Roman CYR"/>
+          <w:bCs/>
+        </w:rPr>
+        <w:t>Громадська організація «Українська агенція з авторських та суміжних прав» (далі – ГО УААСП),</w:t>
+      </w:r>
+      <w:r>
+        <w:rPr>
+          <w:rFonts w:eastAsia="Times New Roman"/>
+          <w:bCs/>
+        </w:rPr>
+        <w:t xml:space="preserve"> що здійснює колективне управління майновими правами суб’єктів авторського права (правовласників) відповідно до Закону України «Про авторське право і суміжні права», Закону України «Про ефективне управління майновими правами правовласників у сфері авторського права і (або) суміжних прав»  (далі – Закон) та на підставі Витягу з Реєстру організацій колективного управління № 3 від 15.04.2019 р. Міністерства економічного розвитку і торгівлі України, здійснює колективне управління майновими правами суб’єктів авторського права, </w:t>
+      </w:r>
+      <w:r>
+        <w:t xml:space="preserve">в особі </w:t>
+      </w:r>
+      <w:r>
+        <w:rPr>
           <w:b/>
         </w:rPr>
-        <w:t xml:space="preserve"> о</w:t>
-      </w:r>
-      <w:r>
-        <w:rPr>
-          <w:rFonts w:ascii="Times New Roman CYR" w:hAnsi="Times New Roman CYR" w:cs="Times New Roman CYR"/>
+        <w:t xml:space="preserve">Генерального директора </w:t>
+      </w:r>
+      <w:proofErr w:type="spellStart"/>
+      <w:r>
+        <w:rPr>
           <w:b/>
         </w:rPr>
-        <w:t>рганізація «Українська агенція</w:t>
-      </w:r>
-      <w:r>
-        <w:rPr>
-          <w:rFonts w:ascii="Times New Roman CYR" w:hAnsi="Times New Roman CYR" w:cs="Times New Roman CYR"/>
+        <w:t>Харчишина</w:t>
+      </w:r>
+      <w:proofErr w:type="spellEnd"/>
+      <w:r>
+        <w:rPr>
           <w:b/>
         </w:rPr>
-        <w:t xml:space="preserve"> з авторських та суміжних прав» (далі – </w:t>
-      </w:r>
-      <w:r>
-        <w:rPr>
-          <w:rFonts w:ascii="Times New Roman CYR" w:hAnsi="Times New Roman CYR" w:cs="Times New Roman CYR"/>
+        <w:t xml:space="preserve"> Валерія Володимировича,</w:t>
+      </w:r>
+      <w:r>
+        <w:t xml:space="preserve"> що діє на підставі Статуту</w:t>
+      </w:r>
+      <w:r>
+        <w:t>,</w:t>
+      </w:r>
+      <w:r>
+        <w:rPr>
           <w:b/>
         </w:rPr>
-        <w:t>ГО УААСП</w:t>
-      </w:r>
-      <w:r>
-        <w:rPr>
-          <w:rFonts w:ascii="Times New Roman CYR" w:hAnsi="Times New Roman CYR" w:cs="Times New Roman CYR"/>
+        <w:t xml:space="preserve"> </w:t>
+      </w:r>
+      <w:r>
+        <w:rPr>
           <w:b/>
         </w:rPr>
-        <w:t>)</w:t>
-      </w:r>
-      <w:r>
-        <w:rPr>
-          <w:rFonts w:ascii="Times New Roman CYR" w:hAnsi="Times New Roman CYR" w:cs="Times New Roman CYR"/>
-        </w:rPr>
-        <w:t xml:space="preserve">, що здійснює колективне управління </w:t>
-      </w:r>
-      <w:r>
-        <w:rPr>
-          <w:rFonts w:ascii="Times New Roman CYR" w:hAnsi="Times New Roman CYR" w:cs="Times New Roman CYR"/>
-        </w:rPr>
-        <w:t>майновими правами суб’єктів авторського права відповідно до Закону України «Про авторське право і суміжні права»</w:t>
-      </w:r>
-      <w:r>
-        <w:rPr>
-          <w:rFonts w:ascii="Times New Roman CYR" w:hAnsi="Times New Roman CYR" w:cs="Times New Roman CYR"/>
-        </w:rPr>
-        <w:t>,</w:t>
-      </w:r>
-      <w:r>
         <w:t xml:space="preserve"> </w:t>
-      </w:r>
-      <w:r>
-        <w:rPr>
-          <w:rFonts w:ascii="Times New Roman CYR" w:hAnsi="Times New Roman CYR" w:cs="Times New Roman CYR"/>
-        </w:rPr>
-        <w:t>Закону України «Про ефективне управління майновими правами правовласників у сфері авторського права і (або) суміжних прав»</w:t>
-      </w:r>
-      <w:r>
-        <w:t xml:space="preserve"> </w:t>
-      </w:r>
-      <w:r>
-        <w:t>(далі – Закон)</w:t>
-      </w:r>
-      <w:r>
-        <w:rPr>
-          <w:rFonts w:ascii="Times New Roman CYR" w:hAnsi="Times New Roman CYR" w:cs="Times New Roman CYR"/>
-        </w:rPr>
-        <w:t xml:space="preserve"> та </w:t>
-      </w:r>
-      <w:r>
-        <w:t>на підставі Свідоцтва № 24/2015 від 03.09.2015 р. Державної служби інтелектуальної власності України, в особі</w:t>
-      </w:r>
-      <w:r>
-        <w:rPr>
-          <w:b/>
-        </w:rPr>
-        <w:t xml:space="preserve"> </w:t>
-      </w:r>
-      <w:r>
-        <w:rPr>
-          <w:b/>
-        </w:rPr>
-        <w:t xml:space="preserve">Директора з міжнародної співпраці та ліцензування Цимбал Людмили Анатоліївни, </w:t>
-      </w:r>
-      <w:r>
-        <w:t>що діє на підставі</w:t>
-      </w:r>
-      <w:r>
-        <w:rPr>
-          <w:b/>
-        </w:rPr>
-        <w:t xml:space="preserve"> Довіреності № 2/2019</w:t>
-      </w:r>
-      <w:r>
-        <w:rPr>
-          <w:b/>
-        </w:rPr>
-        <w:t xml:space="preserve"> від 1</w:t>
-      </w:r>
-      <w:r>
-        <w:rPr>
-          <w:b/>
-        </w:rPr>
-        <w:t>4</w:t>
-      </w:r>
-      <w:r>
-        <w:rPr>
-          <w:b/>
-        </w:rPr>
-        <w:t>.0</w:t>
-      </w:r>
-      <w:r>
-        <w:rPr>
-          <w:b/>
-        </w:rPr>
-        <w:t xml:space="preserve">2.2019 </w:t>
-      </w:r>
-      <w:r>
-        <w:rPr>
-          <w:b/>
-        </w:rPr>
-        <w:t xml:space="preserve">р., </w:t>
       </w:r>
       <w:r>
         <w:t>з однієї сторони</w:t>
@@ -707,21 +628,7 @@
           <w:sz w:val="20"/>
           <w:szCs w:val="20"/>
         </w:rPr>
-        <w:t xml:space="preserve"> – здійснення уповноваженим представником </w:t>
-      </w:r>
-      <w:r>
-        <w:rPr>
-          <w:sz w:val="20"/>
-          <w:szCs w:val="20"/>
-        </w:rPr>
-        <w:t>ГО УААСП</w:t>
-      </w:r>
-      <w:r>
-        <w:rPr>
-          <w:sz w:val="20"/>
-          <w:szCs w:val="20"/>
-        </w:rPr>
-        <w:t xml:space="preserve"> перевірки щодо фактичного публічного виконання Користувачем творів відповідно до п. 2.1. даного Договору;</w:t>
+        <w:t xml:space="preserve"> – здійснення уповноваженим представником ГО УААСП перевірки щодо фактичного публічного виконання Користувачем творів відповідно до п. 2.1. даного Договору;</w:t>
       </w:r>
     </w:p>
     <w:p>
@@ -750,56 +657,7 @@
           <w:sz w:val="20"/>
           <w:szCs w:val="20"/>
         </w:rPr>
-        <w:t>фізична</w:t>
-      </w:r>
-      <w:r>
-        <w:rPr>
-          <w:sz w:val="20"/>
-          <w:szCs w:val="20"/>
-        </w:rPr>
-        <w:t xml:space="preserve"> особа, фізична особа-підприємець</w:t>
-      </w:r>
-      <w:r>
-        <w:rPr>
-          <w:sz w:val="20"/>
-          <w:szCs w:val="20"/>
-        </w:rPr>
-        <w:t xml:space="preserve"> чи юридична особа, з якою </w:t>
-      </w:r>
-      <w:r>
-        <w:rPr>
-          <w:sz w:val="20"/>
-          <w:szCs w:val="20"/>
-        </w:rPr>
-        <w:t>ГО УААСП</w:t>
-      </w:r>
-      <w:r>
-        <w:rPr>
-          <w:sz w:val="20"/>
-          <w:szCs w:val="20"/>
-        </w:rPr>
-        <w:t xml:space="preserve"> укладає договір на публічне виконання оприлюднених творів, які відносяться до </w:t>
-      </w:r>
-      <w:r>
-        <w:rPr>
-          <w:sz w:val="20"/>
-          <w:szCs w:val="20"/>
-        </w:rPr>
-        <w:t>каталог</w:t>
-      </w:r>
-      <w:r>
-        <w:rPr>
-          <w:sz w:val="20"/>
-          <w:szCs w:val="20"/>
-        </w:rPr>
-        <w:t xml:space="preserve">у </w:t>
-      </w:r>
-      <w:r>
-        <w:rPr>
-          <w:sz w:val="20"/>
-          <w:szCs w:val="20"/>
-        </w:rPr>
-        <w:t>ГО УААСП</w:t>
+        <w:t>фізична особа, фізична особа-підприємець чи юридична особа, з якою ГО УААСП укладає договір на публічне виконання оприлюднених творів, які відносяться до каталогу ГО УААСП</w:t>
       </w:r>
       <w:r>
         <w:rPr>
@@ -834,35 +692,7 @@
           <w:sz w:val="20"/>
           <w:szCs w:val="20"/>
         </w:rPr>
-        <w:t xml:space="preserve">фізична або юридична особа, яка представляє інтереси </w:t>
-      </w:r>
-      <w:r>
-        <w:rPr>
-          <w:sz w:val="20"/>
-          <w:szCs w:val="20"/>
-        </w:rPr>
-        <w:t>ГО УААСП</w:t>
-      </w:r>
-      <w:r>
-        <w:rPr>
-          <w:sz w:val="20"/>
-          <w:szCs w:val="20"/>
-        </w:rPr>
-        <w:t xml:space="preserve"> на відповідній території на підставі договору та (або) довіреності, та (або) інспектор </w:t>
-      </w:r>
-      <w:r>
-        <w:rPr>
-          <w:sz w:val="20"/>
-          <w:szCs w:val="20"/>
-        </w:rPr>
-        <w:t>ГО УААСП</w:t>
-      </w:r>
-      <w:r>
-        <w:rPr>
-          <w:sz w:val="20"/>
-          <w:szCs w:val="20"/>
-        </w:rPr>
-        <w:t xml:space="preserve"> на відповідній території;</w:t>
+        <w:t>фізична або юридична особа, яка представляє інтереси ГО УААСП на відповідній території на підставі договору та (або) довіреності, та (або) інспектор ГО УААСП на відповідній території;</w:t>
       </w:r>
     </w:p>
     <w:p>
@@ -878,25 +708,26 @@
         <w:t>публічне виконання</w:t>
       </w:r>
       <w:r>
-        <w:t xml:space="preserve"> - подання за згодою суб’єктів авторського права творів шляхом декламації, гри, співу, танцю та іншим способом як безпосередньо (у живому виконанні), так і за допомогою будь-яких пристроїв і процесів, зокрема магнітофонів, програвачів компакт-дисків, музичних центрів, радіоприймачів, телевізора тощо (за винятком передачі в ефір чи по кабелях) у місцях, де присутні чи можуть бути присутніми особи, які не належать до звичайного кола сім’ї або близьких знайомих цієї сім’ї, незалежно від того, чи присутні вони в одному місці і в один і той самий час або в різних місцях і в різний час; </w:t>
+        <w:t xml:space="preserve"> - подання творів шляхом декламації, гри, співу, танцю та іншим способом як безпосередньо (у живому виконанні), так і за допомогою будь-яких пристроїв і процесів, зокрема магнітофонів, програвачів компакт-дисків, музичних центрів, радіоприймачів, телевізора тощо (за винятком передачі в ефір чи по кабелях) у місцях, де присутні чи можуть бути присутніми особи, які не належать до звичайного кола сім’ї або близьких знайомих цієї сім’ї, незалежно від того, чи присутні вони в одному місці і в один і той самий час або в різних місцях і в різний час; </w:t>
       </w:r>
     </w:p>
     <w:p>
       <w:pPr>
         <w:pStyle w:val="a3"/>
-        <w:ind w:right="-115" w:firstLine="426"/>
-        <w:rPr>
-          <w:sz w:val="20"/>
-          <w:szCs w:val="20"/>
-        </w:rPr>
-      </w:pPr>
-      <w:r>
+        <w:ind w:right="-141" w:firstLine="360"/>
         <w:rPr>
           <w:b/>
           <w:bCs/>
           <w:sz w:val="20"/>
           <w:szCs w:val="20"/>
         </w:rPr>
+      </w:pPr>
+      <w:r>
+        <w:rPr>
+          <w:b/>
+          <w:sz w:val="20"/>
+          <w:szCs w:val="20"/>
+        </w:rPr>
         <w:t>каталог ГО УААСП</w:t>
       </w:r>
       <w:r>
@@ -904,7 +735,22 @@
           <w:sz w:val="20"/>
           <w:szCs w:val="20"/>
         </w:rPr>
-        <w:t xml:space="preserve"> – твори, повноваження на колективне управління якими на території України передано ГО УААСП аналогічними іноземними авторсько-правовими організаціями на підставі договорів про взаємне представництво інтересів (договорами про представництво прав), українськими / іноземними суб’єктами авторського права (правовласниками) та їх правонаступниками  на підставі письмових договорів - згідно переліку творів, передбаченого на сайті ГО УААСП: </w:t>
+        <w:t xml:space="preserve"> – сукупність тв</w:t>
+      </w:r>
+      <w:r>
+        <w:rPr>
+          <w:sz w:val="20"/>
+          <w:szCs w:val="20"/>
+          <w:lang w:eastAsia="ja-JP"/>
+        </w:rPr>
+        <w:t>орів, щодо яких правовласники, на основі договорів, надали ГО УААСП повноваження на колективне управління майновими правами безпосередньо або на основі договорів з аналогічними іноземними організаціями, у тому числі, договорів про взаємне представництво інтересів / договорів про представництво прав, а також управління якими надано ГО УААСП згідно законодавства – інформація щодо творів знаходиться на веб-сайті ГО УААСП:</w:t>
+      </w:r>
+      <w:r>
+        <w:rPr>
+          <w:sz w:val="20"/>
+          <w:szCs w:val="20"/>
+        </w:rPr>
+        <w:t xml:space="preserve"> </w:t>
       </w:r>
       <w:hyperlink r:id="rId7" w:history="1">
         <w:r>
@@ -912,6 +758,7 @@
             <w:rStyle w:val="ab"/>
             <w:sz w:val="20"/>
             <w:szCs w:val="20"/>
+            <w:lang w:eastAsia="ja-JP"/>
           </w:rPr>
           <w:t>www.uacrr.org.ua</w:t>
         </w:r>
@@ -920,8 +767,9 @@
         <w:rPr>
           <w:sz w:val="20"/>
           <w:szCs w:val="20"/>
-        </w:rPr>
-        <w:t>. Оскільки, в управлінні ГО УААСП перебувають твори, які входять до каталогів (репертуарів) іноземних авторсько-правових організацій, видавців – посилання на каталог (репертуар) того чи іншого іноземного авторсько-правового товариства та/або видавця означає можливість знайти певний твір на сайті відповідного авторського-правового товариства та/або видавця;</w:t>
+          <w:lang w:eastAsia="ja-JP"/>
+        </w:rPr>
+        <w:t>;</w:t>
       </w:r>
     </w:p>
     <w:p>
@@ -946,14 +794,7 @@
           <w:sz w:val="20"/>
           <w:szCs w:val="20"/>
         </w:rPr>
-        <w:t xml:space="preserve"> – оприлюднені літературні, музичні твори з текстом</w:t>
-      </w:r>
-      <w:r>
-        <w:rPr>
-          <w:sz w:val="20"/>
-          <w:szCs w:val="20"/>
-        </w:rPr>
-        <w:t xml:space="preserve"> або без тексту, що </w:t>
+        <w:t xml:space="preserve"> – оприлюднені літературні, музичні твори з текстом або без тексту, що </w:t>
       </w:r>
       <w:proofErr w:type="spellStart"/>
       <w:r>
@@ -962,15 +803,7 @@
           <w:szCs w:val="20"/>
           <w:lang w:val="ru-RU"/>
         </w:rPr>
-        <w:t>входя</w:t>
-      </w:r>
-      <w:r>
-        <w:rPr>
-          <w:sz w:val="20"/>
-          <w:szCs w:val="20"/>
-          <w:lang w:val="ru-RU"/>
-        </w:rPr>
-        <w:t>ть</w:t>
+        <w:t>входять</w:t>
       </w:r>
       <w:proofErr w:type="spellEnd"/>
       <w:r>
@@ -1060,61 +893,15 @@
           <w:sz w:val="20"/>
           <w:szCs w:val="20"/>
         </w:rPr>
-        <w:t>ГО УААСП</w:t>
-      </w:r>
-      <w:r>
-        <w:rPr>
-          <w:sz w:val="20"/>
-          <w:szCs w:val="20"/>
-        </w:rPr>
-        <w:t xml:space="preserve"> надає Користувачеві на умовах, визначених цим Договором, право (невиключну ліцензію) на публічне виконання твор</w:t>
-      </w:r>
-      <w:r>
-        <w:rPr>
-          <w:sz w:val="20"/>
-          <w:szCs w:val="20"/>
-        </w:rPr>
-        <w:t>ів, які відносяться до каталог</w:t>
-      </w:r>
-      <w:r>
-        <w:rPr>
-          <w:sz w:val="20"/>
-          <w:szCs w:val="20"/>
-        </w:rPr>
-        <w:t xml:space="preserve">у </w:t>
-      </w:r>
-      <w:r>
-        <w:rPr>
-          <w:sz w:val="20"/>
-          <w:szCs w:val="20"/>
-        </w:rPr>
-        <w:t>ГО УААСП</w:t>
-      </w:r>
-      <w:r>
-        <w:rPr>
-          <w:sz w:val="20"/>
-          <w:szCs w:val="20"/>
-          <w:lang w:val="ru-RU"/>
-        </w:rPr>
-        <w:t>,</w:t>
-      </w:r>
-      <w:r>
-        <w:rPr>
-          <w:sz w:val="20"/>
-          <w:szCs w:val="20"/>
-        </w:rPr>
-        <w:t xml:space="preserve"> на території:  </w:t>
-      </w:r>
-    </w:p>
-    <w:p>
-      <w:pPr>
-        <w:pStyle w:val="a3"/>
-        <w:ind w:right="-141" w:firstLine="360"/>
-        <w:rPr>
-          <w:sz w:val="20"/>
-          <w:szCs w:val="20"/>
-        </w:rPr>
-      </w:pPr>
+        <w:t xml:space="preserve">ГО УААСП надає Користувачеві на умовах, визначених цим Договором, право (невиключну ліцензію) на публічне виконання творів, які відносяться до каталогу ГО УААСП, </w:t>
+      </w:r>
+      <w:r>
+        <w:rPr>
+          <w:sz w:val="20"/>
+          <w:szCs w:val="20"/>
+        </w:rPr>
+        <w:t xml:space="preserve">на території:  </w:t>
+      </w:r>
     </w:p>
     <w:sdt>
       <w:sdtPr>
@@ -1461,21 +1248,7 @@
           <w:sz w:val="20"/>
           <w:szCs w:val="20"/>
         </w:rPr>
-        <w:t xml:space="preserve">а Користувач зобов’язується за надане право виплачувати </w:t>
-      </w:r>
-      <w:r>
-        <w:rPr>
-          <w:sz w:val="20"/>
-          <w:szCs w:val="20"/>
-        </w:rPr>
-        <w:t>ГО УААСП</w:t>
-      </w:r>
-      <w:r>
-        <w:rPr>
-          <w:sz w:val="20"/>
-          <w:szCs w:val="20"/>
-        </w:rPr>
-        <w:t xml:space="preserve"> авторську винагороду (роялті) відповідно до даного Договору та Закону.</w:t>
+        <w:t>а Користувач зобов’язується за надане право виплачувати ГО УААСП авторську винагороду (роялті) відповідно до даного Договору та Закону.</w:t>
       </w:r>
     </w:p>
     <w:p>
@@ -1588,35 +1361,21 @@
           <w:sz w:val="20"/>
           <w:szCs w:val="20"/>
         </w:rPr>
-        <w:t>2.4. Сторони домовились, що сума авторської винагороди (роялті), яка сплачується Користувачем за надання невиключного права на публі</w:t>
-      </w:r>
-      <w:r>
-        <w:rPr>
-          <w:sz w:val="20"/>
-          <w:szCs w:val="20"/>
-        </w:rPr>
-        <w:t>чне виконання творів з каталог</w:t>
-      </w:r>
-      <w:r>
-        <w:rPr>
-          <w:sz w:val="20"/>
-          <w:szCs w:val="20"/>
-        </w:rPr>
-        <w:t xml:space="preserve">у </w:t>
-      </w:r>
-      <w:r>
-        <w:rPr>
-          <w:sz w:val="20"/>
-          <w:szCs w:val="20"/>
-        </w:rPr>
-        <w:t>ГО УААСП</w:t>
-      </w:r>
-      <w:r>
-        <w:rPr>
-          <w:sz w:val="20"/>
-          <w:szCs w:val="20"/>
-        </w:rPr>
-        <w:t xml:space="preserve"> становить: </w:t>
+        <w:t xml:space="preserve">2.4. </w:t>
+      </w:r>
+      <w:r>
+        <w:rPr>
+          <w:sz w:val="20"/>
+          <w:szCs w:val="20"/>
+        </w:rPr>
+        <w:t xml:space="preserve">Сторони домовились, що сума авторської винагороди (роялті), яка сплачується Користувачем за надання невиключного права на публічне виконання творів з каталогу ГО УААСП, з урахуванням діючих попередніх тарифів, затверджених Загальними зборами членів ГО УААСП та приписів законодавства України, </w:t>
+      </w:r>
+      <w:r>
+        <w:rPr>
+          <w:sz w:val="20"/>
+          <w:szCs w:val="20"/>
+        </w:rPr>
+        <w:t xml:space="preserve">становить: </w:t>
       </w:r>
       <w:bookmarkStart w:id="4" w:name="_Hlk3207123"/>
       <w:sdt>
@@ -1654,7 +1413,6 @@
           <w:sz w:val="20"/>
           <w:szCs w:val="20"/>
         </w:rPr>
-        <w:lastRenderedPageBreak/>
         <w:t>(</w:t>
       </w:r>
       <w:sdt>
@@ -1781,7 +1539,14 @@
             <w:rPr>
               <w:rStyle w:val="ae"/>
             </w:rPr>
-            <w:t>Место для ввода текста.</w:t>
+            <w:t xml:space="preserve">Место для </w:t>
+          </w:r>
+          <w:r>
+            <w:rPr>
+              <w:rStyle w:val="ae"/>
+            </w:rPr>
+            <w:lastRenderedPageBreak/>
+            <w:t>ввода текста.</w:t>
           </w:r>
         </w:sdtContent>
       </w:sdt>
@@ -1949,7 +1714,7 @@
           <w:sz w:val="20"/>
           <w:szCs w:val="20"/>
         </w:rPr>
-        <w:t>Визначена Сторонами сума авторської винагороди в п. 2.4., у тому числі, з урахуванням умов п. 5.2. Договору, не залежить від тривалості та кількості використання творів.</w:t>
+        <w:t>Визначена Сторонами сума авторської винагороди в п. 2.4. Договору, не залежить від тривалості та кількості використання творів</w:t>
       </w:r>
     </w:p>
     <w:p>
@@ -1966,16 +1731,7 @@
           <w:sz w:val="20"/>
           <w:szCs w:val="20"/>
         </w:rPr>
-        <w:t>2.5. Користувач зобов’язується вести точний облік творів та їх авторів і не пізніше 20-ого числа піс</w:t>
-      </w:r>
-      <w:bookmarkStart w:id="7" w:name="_GoBack"/>
-      <w:bookmarkEnd w:id="7"/>
-      <w:r>
-        <w:rPr>
-          <w:sz w:val="20"/>
-          <w:szCs w:val="20"/>
-        </w:rPr>
-        <w:t xml:space="preserve">ля закінчення </w:t>
+        <w:t>2.5. Користувач зобов’язується вести точний облік творів та їх авторів і</w:t>
       </w:r>
       <w:r>
         <w:rPr>
@@ -1983,9 +1739,37 @@
           <w:sz w:val="20"/>
           <w:szCs w:val="20"/>
         </w:rPr>
+        <w:t>:</w:t>
+      </w:r>
+    </w:p>
+    <w:p>
+      <w:pPr>
+        <w:pStyle w:val="a3"/>
+        <w:ind w:right="-165"/>
+      </w:pPr>
+      <w:r>
+        <w:rPr>
+          <w:sz w:val="20"/>
+          <w:szCs w:val="20"/>
+        </w:rPr>
+        <w:t xml:space="preserve">        2.5.1. </w:t>
+      </w:r>
+      <w:r>
+        <w:rPr>
+          <w:sz w:val="20"/>
+          <w:szCs w:val="20"/>
+        </w:rPr>
+        <w:t xml:space="preserve">не пізніше 20-ого числа після закінчення </w:t>
+      </w:r>
+      <w:r>
+        <w:rPr>
+          <w:b/>
+          <w:sz w:val="20"/>
+          <w:szCs w:val="20"/>
+        </w:rPr>
         <w:t xml:space="preserve">кожного </w:t>
       </w:r>
-      <w:bookmarkStart w:id="8" w:name="_Hlk3207428"/>
+      <w:bookmarkStart w:id="7" w:name="_Hlk3207428"/>
       <w:sdt>
         <w:sdtPr>
           <w:rPr>
@@ -1998,13 +1782,12 @@
           <w:tag w:val="rltPayPeriod2"/>
           <w:id w:val="-390504929"/>
           <w:placeholder>
-            <w:docPart w:val="30F4123CF458425781C7E7F8723A7490"/>
+            <w:docPart w:val="9AE6A2B456954AB8A536F8CF616DE9D1"/>
           </w:placeholder>
           <w:showingPlcHdr/>
           <w15:appearance w15:val="tags"/>
           <w:text/>
         </w:sdtPr>
-        <w:sdtEndPr/>
         <w:sdtContent>
           <w:r>
             <w:rPr>
@@ -2014,41 +1797,117 @@
           </w:r>
         </w:sdtContent>
       </w:sdt>
-      <w:bookmarkEnd w:id="8"/>
+      <w:bookmarkEnd w:id="7"/>
+      <w:r>
+        <w:rPr>
+          <w:sz w:val="20"/>
+          <w:szCs w:val="20"/>
+        </w:rPr>
+        <w:t xml:space="preserve"> </w:t>
+      </w:r>
+      <w:r>
+        <w:rPr>
+          <w:sz w:val="20"/>
+          <w:szCs w:val="20"/>
+        </w:rPr>
+        <w:t xml:space="preserve">у якому Користувач має здійснити виплату авторської винагороди, зобов’язується перерахувати на поточний рахунок ГО УААСП, передбачений  п. 2.4. Договору мінімальний платіж авторської винагороди. При цьому, перша виплата мінімального платежу Користувачем здійснюється не пізніше двадцяти календарних днів після підписання Сторонами цього Договору, а також   Користувач </w:t>
+      </w:r>
+      <w:proofErr w:type="spellStart"/>
+      <w:r>
+        <w:rPr>
+          <w:sz w:val="20"/>
+          <w:szCs w:val="20"/>
+        </w:rPr>
+        <w:t>зобов</w:t>
+      </w:r>
+      <w:proofErr w:type="spellEnd"/>
       <w:r>
         <w:rPr>
           <w:b/>
-          <w:sz w:val="20"/>
-          <w:szCs w:val="20"/>
-        </w:rPr>
-        <w:t>:</w:t>
-      </w:r>
-    </w:p>
-    <w:p>
-      <w:pPr>
-        <w:pStyle w:val="a3"/>
-        <w:ind w:right="-165"/>
-      </w:pPr>
-      <w:r>
-        <w:rPr>
-          <w:sz w:val="20"/>
-          <w:szCs w:val="20"/>
-        </w:rPr>
-        <w:t xml:space="preserve">        2.5.1. перерахувати на поточний рахунок </w:t>
-      </w:r>
-      <w:r>
-        <w:rPr>
-          <w:sz w:val="20"/>
-          <w:szCs w:val="20"/>
-        </w:rPr>
-        <w:t>ГО УААСП</w:t>
-      </w:r>
-      <w:r>
-        <w:rPr>
-          <w:sz w:val="20"/>
-          <w:szCs w:val="20"/>
-        </w:rPr>
-        <w:t xml:space="preserve"> авторську винагороду, розраховану відповідно до п. 2.4. Договору, у тому числі, з урахуванням умов п. 5.2. даного Договору; </w:t>
+          <w:bCs/>
+          <w:sz w:val="20"/>
+          <w:szCs w:val="20"/>
+          <w:lang w:val="ru-RU"/>
+        </w:rPr>
+        <w:t>`</w:t>
+      </w:r>
+      <w:proofErr w:type="spellStart"/>
+      <w:r>
+        <w:rPr>
+          <w:sz w:val="20"/>
+          <w:szCs w:val="20"/>
+        </w:rPr>
+        <w:t>язується</w:t>
+      </w:r>
+      <w:proofErr w:type="spellEnd"/>
+      <w:r>
+        <w:rPr>
+          <w:sz w:val="20"/>
+          <w:szCs w:val="20"/>
+        </w:rPr>
+        <w:t xml:space="preserve"> не пізніше 20-ого числа</w:t>
+      </w:r>
+      <w:r>
+        <w:rPr>
+          <w:b/>
+          <w:sz w:val="20"/>
+          <w:szCs w:val="20"/>
+        </w:rPr>
+        <w:t xml:space="preserve"> </w:t>
+      </w:r>
+      <w:r>
+        <w:rPr>
+          <w:sz w:val="20"/>
+          <w:szCs w:val="20"/>
+        </w:rPr>
+        <w:t xml:space="preserve">кожного </w:t>
+      </w:r>
+      <w:r>
+        <w:rPr>
+          <w:b/>
+          <w:sz w:val="20"/>
+          <w:szCs w:val="20"/>
+        </w:rPr>
+        <w:t>місяця,</w:t>
+      </w:r>
+      <w:r>
+        <w:rPr>
+          <w:sz w:val="20"/>
+          <w:szCs w:val="20"/>
+          <w:lang w:val="ru-RU"/>
+        </w:rPr>
+        <w:t xml:space="preserve"> п</w:t>
+      </w:r>
+      <w:proofErr w:type="spellStart"/>
+      <w:r>
+        <w:rPr>
+          <w:sz w:val="20"/>
+          <w:szCs w:val="20"/>
+        </w:rPr>
+        <w:t>ерерахувати</w:t>
+      </w:r>
+      <w:proofErr w:type="spellEnd"/>
+      <w:r>
+        <w:rPr>
+          <w:sz w:val="20"/>
+          <w:szCs w:val="20"/>
+        </w:rPr>
+        <w:t xml:space="preserve"> на поточний рахунок ГО УААСП </w:t>
+      </w:r>
+      <w:r>
+        <w:rPr>
+          <w:b/>
+          <w:sz w:val="20"/>
+          <w:szCs w:val="20"/>
+        </w:rPr>
+        <w:t>за попередній місяць</w:t>
+      </w:r>
+      <w:r>
+        <w:rPr>
+          <w:sz w:val="20"/>
+          <w:szCs w:val="20"/>
+        </w:rPr>
+        <w:t xml:space="preserve"> загальну повну суму авторської винагороди, визначену в п. 2.4. даного Договору, за вирахуванням сплаченого у передбаченому вище порядку даного Договору мінімального платежу; </w:t>
       </w:r>
       <w:r>
         <w:tab/>
@@ -2068,112 +1927,101 @@
           <w:sz w:val="20"/>
           <w:szCs w:val="20"/>
         </w:rPr>
-        <w:t xml:space="preserve">2.5.2. надати </w:t>
-      </w:r>
-      <w:r>
-        <w:rPr>
-          <w:sz w:val="20"/>
-          <w:szCs w:val="20"/>
-        </w:rPr>
-        <w:t>ГО УААСП</w:t>
-      </w:r>
-      <w:r>
-        <w:rPr>
-          <w:sz w:val="20"/>
-          <w:szCs w:val="20"/>
-        </w:rPr>
-        <w:t xml:space="preserve"> безпосередньо або через </w:t>
-      </w:r>
-      <w:r>
-        <w:rPr>
-          <w:sz w:val="20"/>
-          <w:szCs w:val="20"/>
-          <w:lang w:val="ru-RU"/>
-        </w:rPr>
-        <w:t>п</w:t>
+        <w:t xml:space="preserve">2.5.2. не пізніше 20 (двадцятого) числа після закінчення кожного кварталу надати ГО УААСП безпосередньо або через представника у паперовому прошитому вигляді за підписом уповноваженої особи Користувача Звіт про публічно виконані твори (далі – Звіт) за формою, наведеною у </w:t>
+      </w:r>
+      <w:r>
+        <w:rPr>
+          <w:b/>
+          <w:sz w:val="20"/>
+          <w:szCs w:val="20"/>
+        </w:rPr>
+        <w:t>Додатку № 1</w:t>
+      </w:r>
+      <w:r>
+        <w:rPr>
+          <w:sz w:val="20"/>
+          <w:szCs w:val="20"/>
+        </w:rPr>
+        <w:t xml:space="preserve"> до даного Договору, та в електронному вигляді за </w:t>
+      </w:r>
+      <w:r>
+        <w:rPr>
+          <w:color w:val="000000"/>
+          <w:sz w:val="20"/>
+          <w:szCs w:val="20"/>
+        </w:rPr>
+        <w:t xml:space="preserve">адресою: </w:t>
       </w:r>
       <w:proofErr w:type="spellStart"/>
       <w:r>
         <w:rPr>
-          <w:sz w:val="20"/>
-          <w:szCs w:val="20"/>
-        </w:rPr>
-        <w:t>редставника</w:t>
+          <w:b/>
+          <w:sz w:val="20"/>
+          <w:szCs w:val="20"/>
+          <w:lang w:val="en-US"/>
+        </w:rPr>
+        <w:t>zvit</w:t>
       </w:r>
       <w:proofErr w:type="spellEnd"/>
       <w:r>
         <w:rPr>
-          <w:sz w:val="20"/>
-          <w:szCs w:val="20"/>
-        </w:rPr>
-        <w:t xml:space="preserve"> Звіт про публічно виконані твори (далі – Звіт) за формою, наведеною у </w:t>
-      </w:r>
-      <w:r>
-        <w:rPr>
           <w:b/>
           <w:sz w:val="20"/>
           <w:szCs w:val="20"/>
         </w:rPr>
-        <w:t>Додатку № 1</w:t>
-      </w:r>
-      <w:r>
-        <w:rPr>
-          <w:sz w:val="20"/>
-          <w:szCs w:val="20"/>
-        </w:rPr>
-        <w:t xml:space="preserve"> до даного Договору, та в електронному вигляді за </w:t>
-      </w:r>
-      <w:r>
-        <w:rPr>
-          <w:color w:val="000000"/>
-          <w:sz w:val="20"/>
-          <w:szCs w:val="20"/>
-        </w:rPr>
-        <w:t>адрес</w:t>
+        <w:t>@</w:t>
       </w:r>
       <w:proofErr w:type="spellStart"/>
       <w:r>
         <w:rPr>
-          <w:color w:val="000000"/>
-          <w:sz w:val="20"/>
-          <w:szCs w:val="20"/>
-          <w:lang w:val="ru-RU"/>
-        </w:rPr>
-        <w:t>ою</w:t>
+          <w:b/>
+          <w:sz w:val="20"/>
+          <w:szCs w:val="20"/>
+          <w:lang w:val="en-US"/>
+        </w:rPr>
+        <w:t>uacrr</w:t>
       </w:r>
       <w:proofErr w:type="spellEnd"/>
       <w:r>
         <w:rPr>
-          <w:color w:val="000000"/>
-          <w:sz w:val="20"/>
-          <w:szCs w:val="20"/>
-          <w:lang w:val="ru-RU"/>
-        </w:rPr>
-        <w:t>:</w:t>
-      </w:r>
-      <w:r>
-        <w:rPr>
-          <w:color w:val="000000"/>
-          <w:sz w:val="20"/>
-          <w:szCs w:val="20"/>
-          <w:lang w:val="ru-RU"/>
-        </w:rPr>
-        <w:t xml:space="preserve"> </w:t>
-      </w:r>
-      <w:hyperlink r:id="rId8" w:history="1">
-        <w:r>
-          <w:rPr>
-            <w:rStyle w:val="ab"/>
-            <w:sz w:val="20"/>
-            <w:szCs w:val="20"/>
-            <w:lang w:val="ru-RU"/>
-          </w:rPr>
-          <w:t>zvit@uacrr.org.ua</w:t>
-        </w:r>
-      </w:hyperlink>
-      <w:r>
-        <w:rPr>
-          <w:color w:val="000000"/>
+          <w:b/>
+          <w:sz w:val="20"/>
+          <w:szCs w:val="20"/>
+        </w:rPr>
+        <w:t>.</w:t>
+      </w:r>
+      <w:r>
+        <w:rPr>
+          <w:b/>
+          <w:sz w:val="20"/>
+          <w:szCs w:val="20"/>
+          <w:lang w:val="en-US"/>
+        </w:rPr>
+        <w:t>org</w:t>
+      </w:r>
+      <w:r>
+        <w:rPr>
+          <w:b/>
+          <w:sz w:val="20"/>
+          <w:szCs w:val="20"/>
+        </w:rPr>
+        <w:t>.</w:t>
+      </w:r>
+      <w:proofErr w:type="spellStart"/>
+      <w:r>
+        <w:rPr>
+          <w:b/>
+          <w:sz w:val="20"/>
+          <w:szCs w:val="20"/>
+          <w:lang w:val="en-US"/>
+        </w:rPr>
+        <w:t>ua</w:t>
+      </w:r>
+      <w:proofErr w:type="spellEnd"/>
+      <w:r>
+        <w:rPr>
+          <w:b/>
+          <w:i/>
           <w:sz w:val="20"/>
           <w:szCs w:val="20"/>
           <w:lang w:val="ru-RU"/>
@@ -2223,59 +2071,22 @@
           <w:sz w:val="20"/>
           <w:szCs w:val="20"/>
         </w:rPr>
-        <w:t xml:space="preserve">2.5.3. надати </w:t>
-      </w:r>
-      <w:r>
-        <w:rPr>
-          <w:sz w:val="20"/>
-          <w:szCs w:val="20"/>
-        </w:rPr>
-        <w:t>ГО УААСП</w:t>
-      </w:r>
-      <w:r>
-        <w:rPr>
-          <w:sz w:val="20"/>
-          <w:szCs w:val="20"/>
-        </w:rPr>
-        <w:t xml:space="preserve"> належним чином завірені копії документів бухгалтерської звітності з відміткою державного органу (статистики, державної фіскальної служби) про прийняття за відповідний звітний період згідно з </w:t>
-      </w:r>
-      <w:r>
-        <w:rPr>
-          <w:rStyle w:val="rvts23"/>
-          <w:sz w:val="20"/>
-          <w:szCs w:val="20"/>
-        </w:rPr>
-        <w:t>Національним</w:t>
-      </w:r>
-      <w:r>
-        <w:rPr>
-          <w:rStyle w:val="rvts23"/>
-          <w:sz w:val="20"/>
-          <w:szCs w:val="20"/>
-        </w:rPr>
-        <w:t xml:space="preserve"> положенням (стандартом) бухгалтерського обліку 1 «Загальні вимоги до фінансової звітності»</w:t>
-      </w:r>
-      <w:r>
-        <w:rPr>
-          <w:sz w:val="20"/>
-          <w:szCs w:val="20"/>
-        </w:rPr>
-        <w:t xml:space="preserve">, затвердженими наказом Міністерства фінансів України № 73 від </w:t>
-      </w:r>
-      <w:r>
-        <w:rPr>
-          <w:rStyle w:val="rvts9"/>
-          <w:sz w:val="20"/>
-          <w:szCs w:val="20"/>
-        </w:rPr>
-        <w:t xml:space="preserve">07.02.2013 </w:t>
-      </w:r>
-      <w:r>
-        <w:rPr>
-          <w:sz w:val="20"/>
-          <w:szCs w:val="20"/>
-        </w:rPr>
-        <w:t>р.;</w:t>
+        <w:t xml:space="preserve">2.5.3. не пізніше 20 (двадцятого) числа після закінчення кожного кварталу надіслати ГО УААСП належним чином заповнений та підписаний Акт про виплату авторської винагороди та надання звіту (далі – Акт) в 2-ох примірниках за формою, наведеною у </w:t>
+      </w:r>
+      <w:r>
+        <w:rPr>
+          <w:b/>
+          <w:sz w:val="20"/>
+          <w:szCs w:val="20"/>
+        </w:rPr>
+        <w:t>Додатку № 2</w:t>
+      </w:r>
+      <w:r>
+        <w:rPr>
+          <w:sz w:val="20"/>
+          <w:szCs w:val="20"/>
+        </w:rPr>
+        <w:t xml:space="preserve">, який після перевірки зазначеної в ньому інформації щодо перерахування коштів підписується              ГО УААСП, після чого 1 (один) примірник повертається Користувачу. </w:t>
       </w:r>
     </w:p>
     <w:p>
@@ -2292,50 +2103,22 @@
           <w:sz w:val="20"/>
           <w:szCs w:val="20"/>
         </w:rPr>
-        <w:t xml:space="preserve">2.5.4. надіслати </w:t>
-      </w:r>
-      <w:r>
-        <w:rPr>
-          <w:sz w:val="20"/>
-          <w:szCs w:val="20"/>
-        </w:rPr>
-        <w:t>ГО УААСП</w:t>
-      </w:r>
-      <w:r>
-        <w:rPr>
-          <w:sz w:val="20"/>
-          <w:szCs w:val="20"/>
-        </w:rPr>
-        <w:t xml:space="preserve"> належним чином заповнений та підписаний Акт про виплату авторської винагороди та надання звіту (далі – Акт) в 2-ох примірниках за формою, наведеною у </w:t>
-      </w:r>
-      <w:r>
-        <w:rPr>
-          <w:b/>
-          <w:sz w:val="20"/>
-          <w:szCs w:val="20"/>
-        </w:rPr>
-        <w:t>Додатку № 2</w:t>
-      </w:r>
-      <w:r>
-        <w:rPr>
-          <w:sz w:val="20"/>
-          <w:szCs w:val="20"/>
-        </w:rPr>
-        <w:t xml:space="preserve">, який після перевірки зазначеної в ньому інформації щодо перерахування коштів підписується  </w:t>
-      </w:r>
-      <w:r>
-        <w:rPr>
-          <w:sz w:val="20"/>
-          <w:szCs w:val="20"/>
-        </w:rPr>
-        <w:t>ГО УААСП</w:t>
-      </w:r>
-      <w:r>
-        <w:rPr>
-          <w:sz w:val="20"/>
-          <w:szCs w:val="20"/>
-        </w:rPr>
-        <w:t>, після чого 1 (один) примірник повертається Користувачу.</w:t>
+        <w:t>2.6. У разі невиконання або неналежного виконання Користувачем п. 2.5.2., 2.5.3., 3.2. даного Договору Користувач зобов’язаний сплатити ГО УААСП штраф у розмірі</w:t>
+      </w:r>
+      <w:r>
+        <w:rPr>
+          <w:sz w:val="20"/>
+          <w:szCs w:val="20"/>
+          <w:lang w:val="ru-RU"/>
+        </w:rPr>
+        <w:t xml:space="preserve"> </w:t>
+      </w:r>
+      <w:r>
+        <w:rPr>
+          <w:sz w:val="20"/>
+          <w:szCs w:val="20"/>
+        </w:rPr>
+        <w:t xml:space="preserve">3000 (три тисячі) грн. 00 коп. за кожне порушення кожного пункту, в тому числі, за кожен місяць невиконання Користувачем зобов’язань, передбачених пунктами 2.5.2., 2.5.3. Договору. Сплата штрафу не звільняє Користувача від обов’язку сплати авторської винагороди (роялті) і (або) надання Звіту та / або Акту. </w:t>
       </w:r>
     </w:p>
     <w:p>
@@ -2352,42 +2135,7 @@
           <w:sz w:val="20"/>
           <w:szCs w:val="20"/>
         </w:rPr>
-        <w:t xml:space="preserve">2.6. У разі невиконання або неналежного виконання Користувачем п. 2.5.2., 2.5.3., 2.5.4., 3.2. даного Договору Користувач зобов’язаний сплатити </w:t>
-      </w:r>
-      <w:r>
-        <w:rPr>
-          <w:sz w:val="20"/>
-          <w:szCs w:val="20"/>
-        </w:rPr>
-        <w:t>ГО УААСП</w:t>
-      </w:r>
-      <w:r>
-        <w:rPr>
-          <w:sz w:val="20"/>
-          <w:szCs w:val="20"/>
-        </w:rPr>
-        <w:t xml:space="preserve"> штраф у розмірі 3000 (три тисячі) грн. 00 коп. за кожне порушення кожного пункту, в тому числі, за кожен місяць невиконання Користувачем зобов’язань, передбачених пунктами 2.5.2. – 2.5.4. Договору. Сплата штрафу не звільняє Користувача від обов’язку сплати авторської винагороди (роялті) і (або) надання Звіту та</w:t>
-      </w:r>
-      <w:r>
-        <w:rPr>
-          <w:sz w:val="20"/>
-          <w:szCs w:val="20"/>
-        </w:rPr>
-        <w:t xml:space="preserve"> / </w:t>
-      </w:r>
-      <w:r>
-        <w:rPr>
-          <w:sz w:val="20"/>
-          <w:szCs w:val="20"/>
-        </w:rPr>
-        <w:t>або</w:t>
-      </w:r>
-      <w:r>
-        <w:rPr>
-          <w:sz w:val="20"/>
-          <w:szCs w:val="20"/>
-        </w:rPr>
-        <w:t xml:space="preserve"> Акту. </w:t>
+        <w:t>2.7. У разі затримки платежів, визначених у п. 2.4., п. 2.5.1. Договору, Користувач зобов’язаний виплатити ГО УААСП штраф у розмірі 3000 (три тисячі) грн. 00 коп. одноразово та пеню у розмірі подвійної облікової ставки НБУ, що діяла у період, за який сплачується пеня, за кожен день затримки. При цьому, нарахування пені за прострочення виконання зобов’язання не припиняється через шість місяців від дня, коли зобов’язання мало бути виконано. Сплата штрафу та / або пені не звільняє Користувача від обов’язку сплати авторської винагороди (роялті).</w:t>
       </w:r>
     </w:p>
     <w:p>
@@ -2404,93 +2152,6 @@
           <w:sz w:val="20"/>
           <w:szCs w:val="20"/>
         </w:rPr>
-        <w:t xml:space="preserve">2.7. У разі затримки платежів, визначених у п. 2.4., п.2.5.1., п.5.2. Договору, Користувач зобов’язаний виплатити </w:t>
-      </w:r>
-      <w:r>
-        <w:rPr>
-          <w:sz w:val="20"/>
-          <w:szCs w:val="20"/>
-        </w:rPr>
-        <w:t xml:space="preserve">       </w:t>
-      </w:r>
-      <w:r>
-        <w:rPr>
-          <w:sz w:val="20"/>
-          <w:szCs w:val="20"/>
-        </w:rPr>
-        <w:t xml:space="preserve">       ГО УААСП</w:t>
-      </w:r>
-      <w:r>
-        <w:rPr>
-          <w:sz w:val="20"/>
-          <w:szCs w:val="20"/>
-        </w:rPr>
-        <w:t xml:space="preserve"> штраф у розмірі 3000 (три тисячі) грн. 00 коп.</w:t>
-      </w:r>
-      <w:r>
-        <w:rPr>
-          <w:sz w:val="20"/>
-          <w:szCs w:val="20"/>
-        </w:rPr>
-        <w:t xml:space="preserve"> </w:t>
-      </w:r>
-      <w:r>
-        <w:rPr>
-          <w:sz w:val="20"/>
-          <w:szCs w:val="20"/>
-        </w:rPr>
-        <w:t xml:space="preserve">одноразово </w:t>
-      </w:r>
-      <w:r>
-        <w:rPr>
-          <w:sz w:val="20"/>
-          <w:szCs w:val="20"/>
-        </w:rPr>
-        <w:t xml:space="preserve">та пеню у розмірі подвійної облікової ставки НБУ, що діяла у період, за який сплачується пеня, за кожен день затримки. При цьому, нарахування пені за прострочення виконання зобов’язання не припиняється через шість місяців від дня, коли зобов’язання мало бути виконано. Сплата </w:t>
-      </w:r>
-      <w:r>
-        <w:rPr>
-          <w:sz w:val="20"/>
-          <w:szCs w:val="20"/>
-        </w:rPr>
-        <w:t>штрафу та</w:t>
-      </w:r>
-      <w:r>
-        <w:rPr>
-          <w:sz w:val="20"/>
-          <w:szCs w:val="20"/>
-        </w:rPr>
-        <w:t xml:space="preserve"> /</w:t>
-      </w:r>
-      <w:r>
-        <w:rPr>
-          <w:sz w:val="20"/>
-          <w:szCs w:val="20"/>
-        </w:rPr>
-        <w:t xml:space="preserve"> або </w:t>
-      </w:r>
-      <w:r>
-        <w:rPr>
-          <w:sz w:val="20"/>
-          <w:szCs w:val="20"/>
-        </w:rPr>
-        <w:t>пені не звільняє Користувача від обов’язку сплати авторської винагороди (роялті).</w:t>
-      </w:r>
-    </w:p>
-    <w:p>
-      <w:pPr>
-        <w:pStyle w:val="a3"/>
-        <w:ind w:right="-141" w:firstLine="360"/>
-        <w:rPr>
-          <w:sz w:val="20"/>
-          <w:szCs w:val="20"/>
-        </w:rPr>
-      </w:pPr>
-      <w:r>
-        <w:rPr>
-          <w:sz w:val="20"/>
-          <w:szCs w:val="20"/>
-        </w:rPr>
         <w:t>2.8. Сплата Користувачем штрафу та</w:t>
       </w:r>
       <w:r>
@@ -2506,72 +2167,12 @@
           <w:sz w:val="20"/>
           <w:szCs w:val="20"/>
         </w:rPr>
-        <w:t xml:space="preserve">або пені, передбачених даним Договором, здійснюється Користувачем шляхом перерахування коштів на розрахунковий рахунок </w:t>
-      </w:r>
-      <w:r>
-        <w:rPr>
-          <w:sz w:val="20"/>
-          <w:szCs w:val="20"/>
-        </w:rPr>
-        <w:t>ГО УААСП</w:t>
-      </w:r>
-      <w:r>
-        <w:rPr>
-          <w:sz w:val="20"/>
-          <w:szCs w:val="20"/>
-        </w:rPr>
-        <w:t xml:space="preserve"> протягом 10 (десяти) календарних днів з дати отримання Користувачем письмової вимоги (претензії) </w:t>
-      </w:r>
-      <w:r>
-        <w:rPr>
-          <w:sz w:val="20"/>
-          <w:szCs w:val="20"/>
-        </w:rPr>
-        <w:t>ГО УААСП</w:t>
-      </w:r>
-      <w:r>
-        <w:rPr>
-          <w:sz w:val="20"/>
-          <w:szCs w:val="20"/>
-        </w:rPr>
-        <w:t xml:space="preserve">, направленої </w:t>
-      </w:r>
-      <w:r>
-        <w:rPr>
-          <w:sz w:val="20"/>
-          <w:szCs w:val="20"/>
-        </w:rPr>
-        <w:t>ГО УААСП</w:t>
-      </w:r>
-      <w:r>
-        <w:rPr>
-          <w:sz w:val="20"/>
-          <w:szCs w:val="20"/>
-        </w:rPr>
-        <w:t xml:space="preserve"> Користувачу рекомендованим листом з повідомленням про вручення. </w:t>
+        <w:t xml:space="preserve">або пені, передбачених даним Договором, здійснюється Користувачем шляхом перерахування коштів на розрахунковий рахунок ГО УААСП протягом 10 (десяти) календарних днів з дати отримання Користувачем письмової вимоги (претензії) ГО УААСП, направленої ГО УААСП Користувачу рекомендованим листом з повідомленням про вручення. </w:t>
       </w:r>
     </w:p>
     <w:p>
       <w:pPr>
         <w:pStyle w:val="HTML"/>
-        <w:tabs>
-          <w:tab w:val="clear" w:pos="916"/>
-          <w:tab w:val="clear" w:pos="1832"/>
-          <w:tab w:val="clear" w:pos="2748"/>
-          <w:tab w:val="clear" w:pos="3664"/>
-          <w:tab w:val="clear" w:pos="4580"/>
-          <w:tab w:val="clear" w:pos="5496"/>
-          <w:tab w:val="clear" w:pos="6412"/>
-          <w:tab w:val="clear" w:pos="7328"/>
-          <w:tab w:val="clear" w:pos="8244"/>
-          <w:tab w:val="clear" w:pos="9160"/>
-          <w:tab w:val="clear" w:pos="10076"/>
-          <w:tab w:val="clear" w:pos="10992"/>
-          <w:tab w:val="clear" w:pos="11908"/>
-          <w:tab w:val="clear" w:pos="12824"/>
-          <w:tab w:val="clear" w:pos="13740"/>
-          <w:tab w:val="clear" w:pos="14656"/>
-        </w:tabs>
         <w:overflowPunct w:val="0"/>
         <w:autoSpaceDE w:val="0"/>
         <w:autoSpaceDN w:val="0"/>
@@ -2588,40 +2189,13 @@
         <w:rPr>
           <w:rFonts w:ascii="Times New Roman" w:hAnsi="Times New Roman" w:cs="Times New Roman"/>
         </w:rPr>
-        <w:t xml:space="preserve">2.9. </w:t>
-      </w:r>
-      <w:r>
-        <w:rPr>
-          <w:rFonts w:ascii="Times New Roman" w:hAnsi="Times New Roman" w:cs="Times New Roman"/>
-        </w:rPr>
-        <w:t>ГО УААСП</w:t>
-      </w:r>
-      <w:r>
-        <w:rPr>
-          <w:rFonts w:ascii="Times New Roman" w:hAnsi="Times New Roman" w:cs="Times New Roman"/>
-        </w:rPr>
-        <w:t xml:space="preserve"> надсилає</w:t>
+        <w:t>2.9. ГО УААСП надсилає</w:t>
       </w:r>
       <w:r>
         <w:rPr>
           <w:rFonts w:ascii="inherit" w:hAnsi="inherit"/>
-          <w:color w:val="212121"/>
-        </w:rPr>
-        <w:t xml:space="preserve"> Користувачеві вимоги (</w:t>
-      </w:r>
-      <w:r>
-        <w:rPr>
-          <w:rFonts w:ascii="inherit" w:hAnsi="inherit" w:hint="eastAsia"/>
-          <w:color w:val="212121"/>
-        </w:rPr>
-        <w:t>претензії</w:t>
-      </w:r>
-      <w:r>
-        <w:rPr>
-          <w:rFonts w:ascii="inherit" w:hAnsi="inherit"/>
-          <w:color w:val="212121"/>
-        </w:rPr>
-        <w:t>), передбачені цим Договором, рекомендованим листом з повідомленням про вручення за юридичною адресою Користувача або останньою відомою поштовою адресою Користувача.</w:t>
+        </w:rPr>
+        <w:t xml:space="preserve"> Користувачеві вимоги (претензії), передбачені цим Договором, рекомендованим листом з повідомленням про вручення за юридичною адресою Користувача або останньою відомою поштовою адресою Користувача.</w:t>
       </w:r>
     </w:p>
     <w:p>
@@ -2632,34 +2206,21 @@
         <w:jc w:val="both"/>
         <w:rPr>
           <w:rFonts w:ascii="inherit" w:hAnsi="inherit"/>
-          <w:color w:val="212121"/>
         </w:rPr>
       </w:pPr>
       <w:r>
         <w:rPr>
           <w:rFonts w:ascii="inherit" w:hAnsi="inherit"/>
-          <w:color w:val="212121"/>
-        </w:rPr>
-        <w:t xml:space="preserve">              Вимога (претензія) вважається належним чином доставленою з дати її отримання Користувачем або з дати доставки такої вимоги (претензії) за юридичною адресою Користувача або останньою відомою </w:t>
-      </w:r>
-      <w:r>
-        <w:rPr>
-          <w:rFonts w:ascii="inherit" w:hAnsi="inherit"/>
-          <w:color w:val="212121"/>
-        </w:rPr>
-        <w:t>ГО УААСП</w:t>
-      </w:r>
-      <w:r>
-        <w:rPr>
-          <w:rFonts w:ascii="inherit" w:hAnsi="inherit"/>
-          <w:color w:val="212121"/>
-        </w:rPr>
-        <w:t xml:space="preserve"> поштовою адресою Користувача - в разі відмови Користувача від отримання вимоги (претензії) або повернення листа за закінченням терміну зберігання, або вибуття адресата.</w:t>
+        </w:rPr>
+        <w:t xml:space="preserve">              Вимога (претензія) вважається належним чином доставленою з дати її отримання Користувачем або з дати доставки такої вимоги (претензії) за юридичною адресою Користувача або останньою відомою ГО УААСП поштовою адресою Користувача - в разі відмови Користувача від отримання вимоги (претензії) або повернення листа за закінченням терміну зберігання, або вибуття адресата.</w:t>
       </w:r>
     </w:p>
     <w:p>
       <w:pPr>
         <w:pStyle w:val="a3"/>
+        <w:tabs>
+          <w:tab w:val="left" w:pos="708"/>
+        </w:tabs>
         <w:ind w:right="-141" w:firstLine="360"/>
         <w:rPr>
           <w:sz w:val="20"/>
@@ -2686,26 +2247,15 @@
           <w:sz w:val="20"/>
           <w:szCs w:val="20"/>
         </w:rPr>
-        <w:t xml:space="preserve">або пені, передбачених п. 2.8. та п. 2.9. Договору є правом, а не обов’язком </w:t>
-      </w:r>
-      <w:r>
-        <w:rPr>
-          <w:sz w:val="20"/>
-          <w:szCs w:val="20"/>
-        </w:rPr>
-        <w:t>ГО УААСП</w:t>
-      </w:r>
-      <w:r>
-        <w:rPr>
-          <w:sz w:val="20"/>
-          <w:szCs w:val="20"/>
-        </w:rPr>
-        <w:t>.</w:t>
+        <w:t>або пені, передбачених п. 2.8. та п. 2.9. Договору є правом, а не обов’язком ГО УААСП.</w:t>
       </w:r>
     </w:p>
     <w:p>
       <w:pPr>
         <w:pStyle w:val="a3"/>
+        <w:tabs>
+          <w:tab w:val="left" w:pos="708"/>
+        </w:tabs>
         <w:ind w:right="-141" w:firstLine="360"/>
         <w:rPr>
           <w:sz w:val="20"/>
@@ -2718,53 +2268,27 @@
           <w:sz w:val="20"/>
           <w:szCs w:val="20"/>
         </w:rPr>
-        <w:t xml:space="preserve">2.11. У разі невиконання умов Договору </w:t>
-      </w:r>
-      <w:r>
-        <w:rPr>
-          <w:sz w:val="20"/>
-          <w:szCs w:val="20"/>
-        </w:rPr>
-        <w:t>ГО УААСП</w:t>
-      </w:r>
-      <w:r>
-        <w:rPr>
-          <w:sz w:val="20"/>
-          <w:szCs w:val="20"/>
-        </w:rPr>
-        <w:t xml:space="preserve"> залишає за собою право (незалежно від використання чи невикористання </w:t>
-      </w:r>
-      <w:r>
-        <w:rPr>
-          <w:sz w:val="20"/>
-          <w:szCs w:val="20"/>
-        </w:rPr>
-        <w:t>ГО УААСП</w:t>
-      </w:r>
-      <w:r>
-        <w:rPr>
-          <w:sz w:val="20"/>
-          <w:szCs w:val="20"/>
-        </w:rPr>
-        <w:t xml:space="preserve"> прав, передбачених п. 2.8. та п. 2.9. Договору) звернутися до суду з позовом про примусове стягнення авторської винагороди, сплати штрафу, пені, надання Звіту, Акту, іншої документації, зазначеної в даному Договорі.</w:t>
+        <w:t>2.11. У разі невиконання умов Договору ГО УААСП залишає за собою право (незалежно від використання чи невикористання ГО УААСП прав, передбачених п. 2.8. та п. 2.9. Договору) звернутися до суду з позовом про примусове стягнення авторської винагороди, сплати штрафу, пені, надання Звіту, Акту, іншої документації, зазначеної в даному Договорі.</w:t>
       </w:r>
     </w:p>
     <w:p>
       <w:pPr>
         <w:pStyle w:val="a3"/>
+        <w:tabs>
+          <w:tab w:val="left" w:pos="708"/>
+        </w:tabs>
         <w:ind w:right="-141" w:firstLine="360"/>
         <w:rPr>
           <w:sz w:val="20"/>
           <w:szCs w:val="20"/>
+        </w:rPr>
+      </w:pPr>
+      <w:r>
+        <w:rPr>
+          <w:sz w:val="20"/>
+          <w:szCs w:val="20"/>
           <w:lang w:val="ru-RU"/>
         </w:rPr>
-      </w:pPr>
-      <w:r>
-        <w:rPr>
-          <w:sz w:val="20"/>
-          <w:szCs w:val="20"/>
-          <w:lang w:val="ru-RU"/>
-        </w:rPr>
         <w:t xml:space="preserve">2.12. </w:t>
       </w:r>
       <w:r>
@@ -2774,7 +2298,7 @@
         </w:rPr>
         <w:t xml:space="preserve">У випадку існування власного Інтернет - сайту Користувач зобов’язується зазначити на ньому інформацію, що дозвіл на використання Творів отримано в ГО УААСП з інтерактивним посиланням на веб-адресу ГО УААСП: </w:t>
       </w:r>
-      <w:hyperlink r:id="rId9" w:history="1">
+      <w:hyperlink r:id="rId8" w:history="1">
         <w:r>
           <w:rPr>
             <w:rStyle w:val="ab"/>
@@ -2795,6 +2319,9 @@
     <w:p>
       <w:pPr>
         <w:pStyle w:val="a3"/>
+        <w:tabs>
+          <w:tab w:val="left" w:pos="708"/>
+        </w:tabs>
         <w:ind w:right="-141" w:firstLine="360"/>
         <w:rPr>
           <w:sz w:val="20"/>
@@ -2832,6 +2359,17 @@
     <w:p>
       <w:pPr>
         <w:pStyle w:val="a3"/>
+        <w:ind w:right="-165"/>
+        <w:rPr>
+          <w:sz w:val="20"/>
+          <w:szCs w:val="20"/>
+          <w:lang w:val="ru-RU"/>
+        </w:rPr>
+      </w:pPr>
+    </w:p>
+    <w:p>
+      <w:pPr>
+        <w:pStyle w:val="a3"/>
         <w:ind w:right="-141" w:firstLine="357"/>
         <w:rPr>
           <w:sz w:val="20"/>
@@ -2879,21 +2417,7 @@
           <w:sz w:val="20"/>
           <w:szCs w:val="20"/>
         </w:rPr>
-        <w:t xml:space="preserve">3.2. При укладенні Договору Користувач надає </w:t>
-      </w:r>
-      <w:r>
-        <w:rPr>
-          <w:sz w:val="20"/>
-          <w:szCs w:val="20"/>
-        </w:rPr>
-        <w:t>ГО УААСП</w:t>
-      </w:r>
-      <w:r>
-        <w:rPr>
-          <w:sz w:val="20"/>
-          <w:szCs w:val="20"/>
-        </w:rPr>
-        <w:t xml:space="preserve"> безпосередньо або через представника завірені власною мокрою печаткою </w:t>
+        <w:t xml:space="preserve">3.2. При укладенні Договору Користувач надає ГО УААСП безпосередньо або через представника завірені власною мокрою печаткою </w:t>
       </w:r>
       <w:r>
         <w:rPr>
@@ -2930,7 +2454,6 @@
         <w:adjustRightInd/>
         <w:ind w:right="-141" w:firstLine="360"/>
         <w:jc w:val="both"/>
-        <w:textAlignment w:val="auto"/>
         <w:rPr>
           <w:b w:val="0"/>
           <w:bCs w:val="0"/>
@@ -2959,7 +2482,6 @@
         <w:adjustRightInd/>
         <w:ind w:right="-141" w:firstLine="360"/>
         <w:jc w:val="both"/>
-        <w:textAlignment w:val="auto"/>
         <w:rPr>
           <w:b w:val="0"/>
           <w:bCs w:val="0"/>
@@ -2976,46 +2498,7 @@
           <w:szCs w:val="20"/>
           <w:lang w:val="uk-UA"/>
         </w:rPr>
-        <w:t>- 1,</w:t>
-      </w:r>
-      <w:r>
-        <w:rPr>
-          <w:b w:val="0"/>
-          <w:bCs w:val="0"/>
-          <w:sz w:val="20"/>
-          <w:szCs w:val="20"/>
-        </w:rPr>
-        <w:t xml:space="preserve"> </w:t>
-      </w:r>
-      <w:r>
-        <w:rPr>
-          <w:b w:val="0"/>
-          <w:bCs w:val="0"/>
-          <w:sz w:val="20"/>
-          <w:szCs w:val="20"/>
-          <w:lang w:val="uk-UA"/>
-        </w:rPr>
-        <w:t>2, 3 сторінки паспорта (або біометричного паспорта - з двох сторін) особи, яка підписує</w:t>
-      </w:r>
-      <w:r>
-        <w:rPr>
-          <w:b w:val="0"/>
-          <w:bCs w:val="0"/>
-          <w:sz w:val="20"/>
-          <w:szCs w:val="20"/>
-          <w:lang w:val="uk-UA"/>
-        </w:rPr>
-        <w:t xml:space="preserve"> Договір зі сторони Користувача</w:t>
-      </w:r>
-      <w:r>
-        <w:rPr>
-          <w:b w:val="0"/>
-          <w:bCs w:val="0"/>
-          <w:sz w:val="20"/>
-          <w:szCs w:val="20"/>
-          <w:lang w:val="uk-UA"/>
-        </w:rPr>
-        <w:t>.</w:t>
+        <w:t>- 1, 2, 3 сторінки паспорта (або біометричного паспорта - з двох сторін) особи, яка підписує Договір зі сторони Користувача.</w:t>
       </w:r>
     </w:p>
     <w:p>
@@ -3040,66 +2523,7 @@
           <w:szCs w:val="20"/>
           <w:lang w:val="uk-UA"/>
         </w:rPr>
-        <w:t xml:space="preserve">3.3. Користувач самостійно несе повну відповідальність за достовірність та повноту документів, наданих згідно з </w:t>
-      </w:r>
-      <w:r>
-        <w:rPr>
-          <w:b w:val="0"/>
-          <w:bCs w:val="0"/>
-          <w:sz w:val="20"/>
-          <w:szCs w:val="20"/>
-        </w:rPr>
-        <w:t xml:space="preserve"> </w:t>
-      </w:r>
-      <w:r>
-        <w:rPr>
-          <w:b w:val="0"/>
-          <w:bCs w:val="0"/>
-          <w:sz w:val="20"/>
-          <w:szCs w:val="20"/>
-          <w:lang w:val="uk-UA"/>
-        </w:rPr>
-        <w:t xml:space="preserve">п. 2.5.2., </w:t>
-      </w:r>
-      <w:r>
-        <w:rPr>
-          <w:b w:val="0"/>
-          <w:bCs w:val="0"/>
-          <w:sz w:val="20"/>
-          <w:szCs w:val="20"/>
-          <w:lang w:val="uk-UA"/>
-        </w:rPr>
-        <w:t xml:space="preserve">п. </w:t>
-      </w:r>
-      <w:r>
-        <w:rPr>
-          <w:b w:val="0"/>
-          <w:bCs w:val="0"/>
-          <w:sz w:val="20"/>
-          <w:szCs w:val="20"/>
-          <w:lang w:val="uk-UA"/>
-        </w:rPr>
-        <w:t xml:space="preserve">2.5.3., </w:t>
-      </w:r>
-      <w:r>
-        <w:rPr>
-          <w:b w:val="0"/>
-          <w:bCs w:val="0"/>
-          <w:sz w:val="20"/>
-          <w:szCs w:val="20"/>
-          <w:lang w:val="uk-UA"/>
-        </w:rPr>
-        <w:t xml:space="preserve">п. </w:t>
-      </w:r>
-      <w:r>
-        <w:rPr>
-          <w:b w:val="0"/>
-          <w:bCs w:val="0"/>
-          <w:sz w:val="20"/>
-          <w:szCs w:val="20"/>
-          <w:lang w:val="uk-UA"/>
-        </w:rPr>
-        <w:t>2.5.4. та п. 3.2. даного Договору.</w:t>
+        <w:t>3.3. Користувач самостійно несе повну відповідальність за достовірність та повноту документів, наданих згідно з  п. 2.5.2., п. 2.5.3. та п. 3.2. даного Договору.</w:t>
       </w:r>
     </w:p>
     <w:p>
@@ -3116,42 +2540,8 @@
           <w:sz w:val="20"/>
           <w:szCs w:val="20"/>
         </w:rPr>
-        <w:t xml:space="preserve">3.4. </w:t>
-      </w:r>
-      <w:r>
-        <w:rPr>
-          <w:sz w:val="20"/>
-          <w:szCs w:val="20"/>
-        </w:rPr>
-        <w:t>ГО УААСП</w:t>
-      </w:r>
-      <w:r>
-        <w:rPr>
-          <w:sz w:val="20"/>
-          <w:szCs w:val="20"/>
-        </w:rPr>
-        <w:t xml:space="preserve"> гарантує врегулювання претензій авторів і правонаступників до Користувача, пов’язаних з публічним виконанням творів</w:t>
-      </w:r>
-      <w:r>
-        <w:rPr>
-          <w:sz w:val="20"/>
-          <w:szCs w:val="20"/>
-        </w:rPr>
-        <w:t xml:space="preserve"> </w:t>
-      </w:r>
-      <w:r>
-        <w:rPr>
-          <w:sz w:val="20"/>
-          <w:szCs w:val="20"/>
-        </w:rPr>
-        <w:t>з каталогу ГО УААСП</w:t>
-      </w:r>
-      <w:r>
-        <w:rPr>
-          <w:sz w:val="20"/>
-          <w:szCs w:val="20"/>
-        </w:rPr>
-        <w:t xml:space="preserve">, згідно із Законом та цим Договором, за умови належного виконання Користувачем умов цього Договору. </w:t>
+        <w:lastRenderedPageBreak/>
+        <w:t xml:space="preserve">3.4. ГО УААСП гарантує врегулювання претензій авторів і правонаступників до Користувача, пов’язаних з публічним виконанням творів з каталогу ГО УААСП, згідно із Законом та цим Договором, за умови належного виконання Користувачем умов цього Договору. </w:t>
       </w:r>
     </w:p>
     <w:p>
@@ -3168,22 +2558,7 @@
           <w:sz w:val="20"/>
           <w:szCs w:val="20"/>
         </w:rPr>
-        <w:lastRenderedPageBreak/>
-        <w:t xml:space="preserve">3.5. У разі виникнення розбіжностей або спорів між </w:t>
-      </w:r>
-      <w:r>
-        <w:rPr>
-          <w:sz w:val="20"/>
-          <w:szCs w:val="20"/>
-        </w:rPr>
-        <w:t>ГО УААСП</w:t>
-      </w:r>
-      <w:r>
-        <w:rPr>
-          <w:sz w:val="20"/>
-          <w:szCs w:val="20"/>
-        </w:rPr>
-        <w:t xml:space="preserve"> і Користувачем з питань, передбачених цим Договором, вони вживатимуть усіх заходів до вирішення їх шляхом переговорів.</w:t>
+        <w:t>3.5. У разі виникнення розбіжностей або спорів між ГО УААСП і Користувачем з питань, передбачених цим Договором, вони вживатимуть усіх заходів до вирішення їх шляхом переговорів.</w:t>
       </w:r>
     </w:p>
     <w:p>
@@ -3232,49 +2607,7 @@
           <w:sz w:val="20"/>
           <w:szCs w:val="20"/>
         </w:rPr>
-        <w:t>3.7. Користувач гарантує, що всі розрахунки з авторами та (або) їх правонаступниками за публі</w:t>
-      </w:r>
-      <w:r>
-        <w:rPr>
-          <w:sz w:val="20"/>
-          <w:szCs w:val="20"/>
-        </w:rPr>
-        <w:t>чне виконання творів з каталог</w:t>
-      </w:r>
-      <w:r>
-        <w:rPr>
-          <w:sz w:val="20"/>
-          <w:szCs w:val="20"/>
-        </w:rPr>
-        <w:t xml:space="preserve">у </w:t>
-      </w:r>
-      <w:r>
-        <w:rPr>
-          <w:sz w:val="20"/>
-          <w:szCs w:val="20"/>
-        </w:rPr>
-        <w:t>ГО УААСП</w:t>
-      </w:r>
-      <w:r>
-        <w:rPr>
-          <w:sz w:val="20"/>
-          <w:szCs w:val="20"/>
-        </w:rPr>
-        <w:t xml:space="preserve"> по даному Договору будуть здійснюватися тільки через </w:t>
-      </w:r>
-      <w:r>
-        <w:rPr>
-          <w:sz w:val="20"/>
-          <w:szCs w:val="20"/>
-        </w:rPr>
-        <w:t>ГО УААСП</w:t>
-      </w:r>
-      <w:r>
-        <w:rPr>
-          <w:sz w:val="20"/>
-          <w:szCs w:val="20"/>
-        </w:rPr>
-        <w:t>.</w:t>
+        <w:t>3.7. Користувач гарантує, що всі розрахунки з авторами та (або) їх правонаступниками за публічне виконання творів з каталогу ГО УААСП по даному Договору будуть здійснюватися тільки через ГО УААСП.</w:t>
       </w:r>
     </w:p>
     <w:p>
@@ -3314,43 +2647,16 @@
       <w:pPr>
         <w:pStyle w:val="a3"/>
         <w:tabs>
-          <w:tab w:val="left" w:pos="2835"/>
+          <w:tab w:val="left" w:pos="4065"/>
         </w:tabs>
-        <w:ind w:right="-141" w:firstLine="360"/>
-        <w:rPr>
-          <w:sz w:val="20"/>
-          <w:szCs w:val="20"/>
-        </w:rPr>
-      </w:pPr>
-      <w:r>
-        <w:rPr>
-          <w:sz w:val="20"/>
-          <w:szCs w:val="20"/>
-        </w:rPr>
-        <w:t>4.1. Користувач зобов’язується безперешкодно та безкоштовно допускати належним чином уповноважених представників</w:t>
-      </w:r>
-      <w:r>
-        <w:rPr>
-          <w:sz w:val="20"/>
-          <w:szCs w:val="20"/>
-          <w:lang w:val="ru-RU"/>
-        </w:rPr>
-        <w:t xml:space="preserve"> </w:t>
-      </w:r>
-      <w:r>
-        <w:rPr>
-          <w:sz w:val="20"/>
-          <w:szCs w:val="20"/>
-        </w:rPr>
-        <w:t>ГО УААСП</w:t>
-      </w:r>
-      <w:r>
-        <w:rPr>
-          <w:sz w:val="20"/>
-          <w:szCs w:val="20"/>
-        </w:rPr>
-        <w:t xml:space="preserve"> для здійснення контрольного прослуховування.</w:t>
-      </w:r>
+        <w:ind w:right="-141" w:firstLine="357"/>
+        <w:jc w:val="center"/>
+        <w:rPr>
+          <w:b/>
+          <w:sz w:val="20"/>
+          <w:szCs w:val="20"/>
+        </w:rPr>
+      </w:pPr>
     </w:p>
     <w:p>
       <w:pPr>
@@ -3369,35 +2675,42 @@
           <w:sz w:val="20"/>
           <w:szCs w:val="20"/>
         </w:rPr>
-        <w:t xml:space="preserve">4.2. Користувач зобов’язується надавати належним чином уповноваженим представникам </w:t>
-      </w:r>
-      <w:r>
-        <w:rPr>
-          <w:sz w:val="20"/>
-          <w:szCs w:val="20"/>
-        </w:rPr>
-        <w:t>ГО УААСП</w:t>
-      </w:r>
-      <w:r>
-        <w:rPr>
-          <w:sz w:val="20"/>
-          <w:szCs w:val="20"/>
-        </w:rPr>
-        <w:t xml:space="preserve"> всі документи, пов’язані з розрахунком та виплатою сум авторської винагороди (роялті) відповідно до умов даного Договору, для огляду їх на місці знаходження Користувача та/або надати </w:t>
-      </w:r>
-      <w:r>
-        <w:rPr>
-          <w:sz w:val="20"/>
-          <w:szCs w:val="20"/>
-        </w:rPr>
-        <w:t>ГО УААСП</w:t>
-      </w:r>
-      <w:r>
-        <w:rPr>
-          <w:sz w:val="20"/>
-          <w:szCs w:val="20"/>
-        </w:rPr>
-        <w:t xml:space="preserve"> поштою завірені належним чином копії таких документів.</w:t>
+        <w:t>4.1. Користувач зобов’язується безперешкодно та безкоштовно допускати належним чином уповноважених представників</w:t>
+      </w:r>
+      <w:r>
+        <w:rPr>
+          <w:sz w:val="20"/>
+          <w:szCs w:val="20"/>
+          <w:lang w:val="ru-RU"/>
+        </w:rPr>
+        <w:t xml:space="preserve"> </w:t>
+      </w:r>
+      <w:r>
+        <w:rPr>
+          <w:sz w:val="20"/>
+          <w:szCs w:val="20"/>
+        </w:rPr>
+        <w:t>ГО УААСП для здійснення контрольного прослуховування.</w:t>
+      </w:r>
+    </w:p>
+    <w:p>
+      <w:pPr>
+        <w:pStyle w:val="a3"/>
+        <w:tabs>
+          <w:tab w:val="left" w:pos="2835"/>
+        </w:tabs>
+        <w:ind w:right="-141" w:firstLine="360"/>
+        <w:rPr>
+          <w:sz w:val="20"/>
+          <w:szCs w:val="20"/>
+        </w:rPr>
+      </w:pPr>
+      <w:r>
+        <w:rPr>
+          <w:sz w:val="20"/>
+          <w:szCs w:val="20"/>
+        </w:rPr>
+        <w:t>4.2. Користувач зобов’язується надавати належним чином уповноваженим представникам ГО УААСП всі документи, пов’язані з розрахунком та виплатою сум авторської винагороди (роялті) відповідно до умов даного Договору, для огляду їх на місці знаходження Користувача та/або надати ГО УААСП поштою завірені належним чином копії таких документів.</w:t>
       </w:r>
     </w:p>
     <w:p>
@@ -3496,7 +2809,7 @@
         </w:rPr>
         <w:t xml:space="preserve">5.1. Цей Договір набирає чинності з </w:t>
       </w:r>
-      <w:bookmarkStart w:id="9" w:name="_Hlk3208475"/>
+      <w:bookmarkStart w:id="8" w:name="_Hlk3208475"/>
       <w:sdt>
         <w:sdtPr>
           <w:rPr>
@@ -3548,7 +2861,7 @@
         </w:rPr>
         <w:t xml:space="preserve"> і діє до  </w:t>
       </w:r>
-      <w:bookmarkStart w:id="10" w:name="_Hlk3207534"/>
+      <w:bookmarkStart w:id="9" w:name="_Hlk3207534"/>
       <w:sdt>
         <w:sdtPr>
           <w:rPr>
@@ -3576,8 +2889,8 @@
           </w:r>
         </w:sdtContent>
       </w:sdt>
+      <w:bookmarkEnd w:id="8"/>
       <w:bookmarkEnd w:id="9"/>
-      <w:bookmarkEnd w:id="10"/>
       <w:r>
         <w:rPr>
           <w:b/>
@@ -3591,15 +2904,116 @@
           <w:b/>
           <w:sz w:val="20"/>
           <w:szCs w:val="20"/>
-        </w:rPr>
-        <w:t>року.</w:t>
-      </w:r>
-      <w:r>
-        <w:rPr>
-          <w:sz w:val="20"/>
-          <w:szCs w:val="20"/>
-        </w:rPr>
-        <w:t xml:space="preserve"> При цьому, всі зобов’язання Користувача, що виникли під час дії даного Договору, залишаються в силі до їх повного виконання.</w:t>
+          <w:lang w:val="ru-RU"/>
+        </w:rPr>
+        <w:t>р</w:t>
+      </w:r>
+      <w:r>
+        <w:rPr>
+          <w:b/>
+          <w:sz w:val="20"/>
+          <w:szCs w:val="20"/>
+        </w:rPr>
+        <w:t>оку</w:t>
+      </w:r>
+      <w:r>
+        <w:rPr>
+          <w:b/>
+          <w:sz w:val="20"/>
+          <w:szCs w:val="20"/>
+          <w:lang w:val="ru-RU"/>
+        </w:rPr>
+        <w:t xml:space="preserve"> </w:t>
+      </w:r>
+      <w:r>
+        <w:rPr>
+          <w:sz w:val="20"/>
+          <w:szCs w:val="20"/>
+          <w:lang w:eastAsia="ja-JP"/>
+        </w:rPr>
+        <w:t xml:space="preserve">або </w:t>
+      </w:r>
+      <w:r>
+        <w:rPr>
+          <w:sz w:val="20"/>
+          <w:szCs w:val="20"/>
+        </w:rPr>
+        <w:t>діє до 60 дня з дня публікації на офіційному веб-сайті</w:t>
+      </w:r>
+      <w:r>
+        <w:rPr>
+          <w:color w:val="333333"/>
+          <w:shd w:val="clear" w:color="auto" w:fill="FFFFFF"/>
+        </w:rPr>
+        <w:t xml:space="preserve"> </w:t>
+      </w:r>
+      <w:r>
+        <w:rPr>
+          <w:sz w:val="20"/>
+          <w:szCs w:val="20"/>
+          <w:shd w:val="clear" w:color="auto" w:fill="FFFFFF"/>
+        </w:rPr>
+        <w:t>центрального органу виконавчої влади, що забезпечує формування та реалізує державну політику у сфері інтелектуальної власності</w:t>
+      </w:r>
+      <w:r>
+        <w:rPr>
+          <w:sz w:val="20"/>
+          <w:szCs w:val="20"/>
+        </w:rPr>
+        <w:t xml:space="preserve"> (далі – Установа) оголошення Установи про встановлення тарифу у сфері: «</w:t>
+      </w:r>
+      <w:r>
+        <w:rPr>
+          <w:sz w:val="20"/>
+          <w:szCs w:val="20"/>
+          <w:shd w:val="clear" w:color="auto" w:fill="FFFFFF"/>
+        </w:rPr>
+        <w:t>публічне виконання музичних недраматичних творів з текстом і без тексту, включно з тими творами, що включені до складу аудіовізуальних творів»</w:t>
+      </w:r>
+      <w:r>
+        <w:rPr>
+          <w:sz w:val="20"/>
+          <w:szCs w:val="20"/>
+        </w:rPr>
+        <w:t xml:space="preserve"> за результатами узгодження шляхом переговорів або визначеного судом</w:t>
+      </w:r>
+      <w:r>
+        <w:rPr>
+          <w:rStyle w:val="rvts0"/>
+          <w:sz w:val="20"/>
+          <w:szCs w:val="20"/>
+        </w:rPr>
+        <w:t xml:space="preserve">, </w:t>
+      </w:r>
+      <w:r>
+        <w:rPr>
+          <w:sz w:val="20"/>
+          <w:szCs w:val="20"/>
+          <w:lang w:eastAsia="ja-JP"/>
+        </w:rPr>
+        <w:t xml:space="preserve">якщо вказаний 60 день з дня публікації оголошення </w:t>
+      </w:r>
+      <w:r>
+        <w:rPr>
+          <w:sz w:val="20"/>
+          <w:szCs w:val="20"/>
+        </w:rPr>
+        <w:t>на офіційному веб-сайті</w:t>
+      </w:r>
+      <w:r>
+        <w:rPr>
+          <w:color w:val="333333"/>
+          <w:shd w:val="clear" w:color="auto" w:fill="FFFFFF"/>
+        </w:rPr>
+        <w:t xml:space="preserve"> </w:t>
+      </w:r>
+      <w:r>
+        <w:rPr>
+          <w:sz w:val="20"/>
+          <w:szCs w:val="20"/>
+          <w:lang w:eastAsia="ja-JP"/>
+        </w:rPr>
+        <w:t>Установи настане раніше за «___» _______ 20__ року. При цьому, всі зобов`язання Користувача, що виникли під час дії даного Договору, залишаються в силі до їх повного виконання.</w:t>
       </w:r>
     </w:p>
     <w:p>
@@ -3624,202 +3038,7 @@
           <w:sz w:val="20"/>
           <w:szCs w:val="20"/>
         </w:rPr>
-        <w:t xml:space="preserve">5.2. Дія даного Договору автоматично продовжується строком на 1 рік з одночасним підвищенням розміру мінімального платежу авторської винагороди за попередній рік на </w:t>
-      </w:r>
-      <w:bookmarkStart w:id="11" w:name="_Hlk4080784"/>
-      <w:sdt>
-        <w:sdtPr>
-          <w:rPr>
-            <w:rFonts w:eastAsia="Calibri"/>
-            <w:b/>
-            <w:sz w:val="20"/>
-            <w:szCs w:val="20"/>
-            <w:lang w:val="ru-UA" w:eastAsia="en-US"/>
-          </w:rPr>
-          <w:alias w:val="prcntPrl"/>
-          <w:tag w:val="prcntPrl"/>
-          <w:id w:val="973418347"/>
-          <w:placeholder>
-            <w:docPart w:val="DD74A4FEB4E249E2927E3104E1D92EE7"/>
-          </w:placeholder>
-          <w:showingPlcHdr/>
-          <w15:appearance w15:val="tags"/>
-          <w:text/>
-        </w:sdtPr>
-        <w:sdtEndPr/>
-        <w:sdtContent>
-          <w:r>
-            <w:rPr>
-              <w:rStyle w:val="ae"/>
-            </w:rPr>
-            <w:t>Место для ввода текста.</w:t>
-          </w:r>
-        </w:sdtContent>
-      </w:sdt>
-      <w:r>
-        <w:rPr>
-          <w:rFonts w:ascii="Calibri" w:eastAsia="Calibri" w:hAnsi="Calibri"/>
-          <w:sz w:val="20"/>
-          <w:szCs w:val="20"/>
-          <w:lang w:val="ru-UA" w:eastAsia="en-US"/>
-        </w:rPr>
-        <w:t xml:space="preserve"> (</w:t>
-      </w:r>
-      <w:sdt>
-        <w:sdtPr>
-          <w:rPr>
-            <w:rFonts w:eastAsia="Calibri"/>
-            <w:sz w:val="20"/>
-            <w:szCs w:val="20"/>
-            <w:lang w:val="ru-UA" w:eastAsia="en-US"/>
-          </w:rPr>
-          <w:alias w:val="prcntPrlText"/>
-          <w:tag w:val="prcntPrlText"/>
-          <w:id w:val="-492410048"/>
-          <w:placeholder>
-            <w:docPart w:val="DD74A4FEB4E249E2927E3104E1D92EE7"/>
-          </w:placeholder>
-          <w:showingPlcHdr/>
-          <w15:appearance w15:val="tags"/>
-          <w:text/>
-        </w:sdtPr>
-        <w:sdtEndPr/>
-        <w:sdtContent>
-          <w:r>
-            <w:rPr>
-              <w:rStyle w:val="ae"/>
-            </w:rPr>
-            <w:t>Место для ввода текста.</w:t>
-          </w:r>
-        </w:sdtContent>
-      </w:sdt>
-      <w:r>
-        <w:rPr>
-          <w:rFonts w:ascii="Calibri" w:eastAsia="Calibri" w:hAnsi="Calibri"/>
-          <w:sz w:val="20"/>
-          <w:szCs w:val="20"/>
-          <w:lang w:val="ru-UA" w:eastAsia="en-US"/>
-        </w:rPr>
-        <w:t>)</w:t>
-      </w:r>
-      <w:bookmarkEnd w:id="11"/>
-      <w:r>
-        <w:rPr>
-          <w:sz w:val="20"/>
-          <w:szCs w:val="20"/>
-          <w:lang w:val="ru-RU"/>
-        </w:rPr>
-        <w:t xml:space="preserve"> </w:t>
-      </w:r>
-      <w:r>
-        <w:rPr>
-          <w:b/>
-          <w:sz w:val="20"/>
-          <w:szCs w:val="20"/>
-        </w:rPr>
-        <w:t>%</w:t>
-      </w:r>
-      <w:r>
-        <w:rPr>
-          <w:sz w:val="20"/>
-          <w:szCs w:val="20"/>
-        </w:rPr>
-        <w:t xml:space="preserve"> - і так із року в рік.</w:t>
-      </w:r>
-      <w:r>
-        <w:rPr>
-          <w:sz w:val="20"/>
-          <w:szCs w:val="20"/>
-        </w:rPr>
-        <w:t xml:space="preserve"> </w:t>
-      </w:r>
-    </w:p>
-    <w:p>
-      <w:pPr>
-        <w:pStyle w:val="a3"/>
-        <w:ind w:right="-141"/>
-        <w:rPr>
-          <w:sz w:val="20"/>
-          <w:szCs w:val="20"/>
-        </w:rPr>
-      </w:pPr>
-      <w:r>
-        <w:rPr>
-          <w:sz w:val="20"/>
-          <w:szCs w:val="20"/>
-          <w:lang w:val="ru-RU"/>
-        </w:rPr>
-        <w:t xml:space="preserve">       </w:t>
-      </w:r>
-      <w:r>
-        <w:rPr>
-          <w:sz w:val="20"/>
-          <w:szCs w:val="20"/>
-        </w:rPr>
-        <w:t>5.3. Даний Договір може бути достроково розірваним за домовленістю Сторін, про що Сторона, яка ініціює розірвання Договору, повинна не пізніше, ніж за 30 (тридцять) календарних днів до дати, з якої Договір підлягає розірванню, направити іншій Стороні рекомендованим листом з повідомленням відповідну письмову пропозицію про дострокове розірвання Договору та підписану додаткову угоду до Договору в 2</w:t>
-      </w:r>
-      <w:r>
-        <w:rPr>
-          <w:sz w:val="20"/>
-          <w:szCs w:val="20"/>
-        </w:rPr>
-        <w:t>-</w:t>
-      </w:r>
-      <w:r>
-        <w:rPr>
-          <w:sz w:val="20"/>
-          <w:szCs w:val="20"/>
-        </w:rPr>
-        <w:t>х</w:t>
-      </w:r>
-      <w:r>
-        <w:rPr>
-          <w:sz w:val="20"/>
-          <w:szCs w:val="20"/>
-        </w:rPr>
-        <w:t xml:space="preserve"> екземплярах. При цьому, у випадку ініціювання розірвання Договору Користувачем, Користувач повинен додатково направити </w:t>
-      </w:r>
-      <w:r>
-        <w:rPr>
-          <w:sz w:val="20"/>
-          <w:szCs w:val="20"/>
-        </w:rPr>
-        <w:t>ГО УААСП</w:t>
-      </w:r>
-      <w:r>
-        <w:rPr>
-          <w:sz w:val="20"/>
-          <w:szCs w:val="20"/>
-        </w:rPr>
-        <w:t xml:space="preserve"> офіційні документи, які підтверджують обставини, згідно з якими Користувач припиняє публічне виконання творів з </w:t>
-      </w:r>
-      <w:r>
-        <w:rPr>
-          <w:sz w:val="20"/>
-          <w:szCs w:val="20"/>
-        </w:rPr>
-        <w:t>каталог</w:t>
-      </w:r>
-      <w:r>
-        <w:rPr>
-          <w:sz w:val="20"/>
-          <w:szCs w:val="20"/>
-        </w:rPr>
-        <w:t xml:space="preserve">у </w:t>
-      </w:r>
-      <w:r>
-        <w:rPr>
-          <w:sz w:val="20"/>
-          <w:szCs w:val="20"/>
-        </w:rPr>
-        <w:t>ГО УААСП</w:t>
-      </w:r>
-      <w:r>
-        <w:rPr>
-          <w:sz w:val="20"/>
-          <w:szCs w:val="20"/>
-        </w:rPr>
-        <w:t>.</w:t>
+        <w:t>5.2. Даний Договір може бути достроково розірваним за домовленістю Сторін, про що Сторона, яка ініціює розірвання Договору, повинна не пізніше, ніж за 30 (тридцять) календарних днів до дати, з якої Договір підлягає розірванню, направити іншій Стороні рекомендованим листом з повідомленням відповідну письмову пропозицію про дострокове розірвання Договору та підписану додаткову угоду до Договору в 2-х екземплярах. При цьому, у випадку ініціювання розірвання Договору Користувачем, Користувач повинен додатково направити ГО УААСП офіційні документи, які підтверджують обставини, згідно з якими Користувач припиняє публічне виконання творів з каталогу ГО УААСП.</w:t>
       </w:r>
     </w:p>
     <w:p>
@@ -3836,77 +3055,7 @@
           <w:sz w:val="20"/>
           <w:szCs w:val="20"/>
         </w:rPr>
-        <w:t xml:space="preserve">5.4. </w:t>
-      </w:r>
-      <w:r>
-        <w:rPr>
-          <w:sz w:val="20"/>
-          <w:szCs w:val="20"/>
-        </w:rPr>
-        <w:t>ГО УААСП</w:t>
-      </w:r>
-      <w:r>
-        <w:rPr>
-          <w:sz w:val="20"/>
-          <w:szCs w:val="20"/>
-        </w:rPr>
-        <w:t xml:space="preserve"> має право розірвати даний Договір в односторонньому порядку, про що </w:t>
-      </w:r>
-      <w:r>
-        <w:rPr>
-          <w:sz w:val="20"/>
-          <w:szCs w:val="20"/>
-        </w:rPr>
-        <w:t>ГО УААСП</w:t>
-      </w:r>
-      <w:r>
-        <w:rPr>
-          <w:sz w:val="20"/>
-          <w:szCs w:val="20"/>
-        </w:rPr>
-        <w:t xml:space="preserve"> зобов’язується письмово повідомити Користувача, шляхом надсилання рекомендованого листа або рекомендованого листа з повідомленням про вручення (на вибір </w:t>
-      </w:r>
-      <w:r>
-        <w:rPr>
-          <w:sz w:val="20"/>
-          <w:szCs w:val="20"/>
-        </w:rPr>
-        <w:t>ГО УААСП</w:t>
-      </w:r>
-      <w:r>
-        <w:rPr>
-          <w:sz w:val="20"/>
-          <w:szCs w:val="20"/>
-        </w:rPr>
-        <w:t>) на юридичну або поштову адресу Користувача не пізніше, ніж за 30 (тридцять) календарних днів до дати, з якої Договір підлягає розірванню, при цьому</w:t>
-      </w:r>
-      <w:r>
-        <w:rPr>
-          <w:sz w:val="20"/>
-          <w:szCs w:val="20"/>
-        </w:rPr>
-        <w:t>,</w:t>
-      </w:r>
-      <w:r>
-        <w:rPr>
-          <w:sz w:val="20"/>
-          <w:szCs w:val="20"/>
-        </w:rPr>
-        <w:t xml:space="preserve"> всі зобов’язання Користувача, що виникли під час дії даного Договору, залишаються в силі до їх повного виконання. Договір вважається розірваним з дати, вказаної </w:t>
-      </w:r>
-      <w:r>
-        <w:rPr>
-          <w:sz w:val="20"/>
-          <w:szCs w:val="20"/>
-        </w:rPr>
-        <w:t>ГО УААСП</w:t>
-      </w:r>
-      <w:r>
-        <w:rPr>
-          <w:sz w:val="20"/>
-          <w:szCs w:val="20"/>
-        </w:rPr>
-        <w:t xml:space="preserve"> у письмовому повідомленні, надісланому згідно вищевказаних умов.</w:t>
+        <w:t>5.3. ГО УААСП має право розірвати даний Договір в односторонньому порядку, про що ГО УААСП зобов’язується письмово повідомити Користувача, шляхом надсилання рекомендованого листа або рекомендованого листа з повідомленням про вручення (на вибір ГО УААСП) на юридичну або поштову адресу Користувача не пізніше, ніж за 30 (тридцять) календарних днів до дати, з якої Договір підлягає розірванню, при цьому, всі зобов’язання Користувача, що виникли під час дії даного Договору, залишаються в силі до їх повного виконання. Договір вважається розірваним з дати, вказаної ГО УААСП у письмовому повідомленні, надісланому згідно вищевказаних умов.</w:t>
       </w:r>
     </w:p>
     <w:p>
@@ -3925,25 +3074,7 @@
           <w:sz w:val="20"/>
           <w:szCs w:val="20"/>
         </w:rPr>
-        <w:t>Письмове повідомлення вважається належним чином доставленим, а Користувач таким, що повідомлений про розірвання Договору у порядку, передбаченому п. 5.4. Договору та з дати, вказаної у письмовому повідомленні</w:t>
-      </w:r>
-      <w:r>
-        <w:rPr>
-          <w:rFonts w:ascii="inherit" w:hAnsi="inherit"/>
-          <w:color w:val="212121"/>
-          <w:sz w:val="20"/>
-          <w:szCs w:val="20"/>
-        </w:rPr>
-        <w:t xml:space="preserve"> ГО УААСП </w:t>
-      </w:r>
-      <w:r>
-        <w:rPr>
-          <w:rFonts w:ascii="inherit" w:hAnsi="inherit"/>
-          <w:color w:val="212121"/>
-          <w:sz w:val="20"/>
-          <w:szCs w:val="20"/>
-        </w:rPr>
-        <w:t>також у разі відмови Користувача від отримання листа або повернення листа за закінченням терміну зберігання, або вибуття адресата.</w:t>
+        <w:t>Письмове повідомлення вважається належним чином доставленим, а Користувач таким, що повідомлений про розірвання Договору у порядку, передбаченому п. 5.3. Договору та з дати, вказаної у письмовому повідомленні ГО УААСП також у разі відмови Користувача від отримання листа або повернення листа за закінченням терміну зберігання, або вибуття адресата.</w:t>
       </w:r>
     </w:p>
     <w:p>
@@ -3960,71 +3091,21 @@
           <w:sz w:val="20"/>
           <w:szCs w:val="20"/>
         </w:rPr>
-        <w:t>5.5. Внаслідок розірвання чи припинення Договору Користувач не має права на публі</w:t>
-      </w:r>
-      <w:r>
-        <w:rPr>
-          <w:sz w:val="20"/>
-          <w:szCs w:val="20"/>
-        </w:rPr>
-        <w:t>чне виконання творів з каталог</w:t>
-      </w:r>
-      <w:r>
-        <w:rPr>
-          <w:sz w:val="20"/>
-          <w:szCs w:val="20"/>
-        </w:rPr>
-        <w:t xml:space="preserve">у </w:t>
-      </w:r>
-      <w:r>
-        <w:rPr>
-          <w:sz w:val="20"/>
-          <w:szCs w:val="20"/>
-        </w:rPr>
-        <w:t xml:space="preserve">     </w:t>
-      </w:r>
-      <w:r>
-        <w:rPr>
-          <w:sz w:val="20"/>
-          <w:szCs w:val="20"/>
-        </w:rPr>
-        <w:t>ГО УААСП</w:t>
-      </w:r>
-      <w:r>
-        <w:rPr>
-          <w:sz w:val="20"/>
-          <w:szCs w:val="20"/>
-        </w:rPr>
-        <w:t xml:space="preserve"> та зобов’язується протягом 10 календарних днів повернути </w:t>
-      </w:r>
-      <w:r>
-        <w:rPr>
-          <w:sz w:val="20"/>
-          <w:szCs w:val="20"/>
-        </w:rPr>
-        <w:t>ГО УААСП</w:t>
-      </w:r>
-      <w:r>
-        <w:rPr>
-          <w:sz w:val="20"/>
-          <w:szCs w:val="20"/>
-        </w:rPr>
-        <w:t xml:space="preserve"> оригінал виданої ліцензії шляхом направлення цінного листа на адресу </w:t>
-      </w:r>
-      <w:r>
-        <w:rPr>
-          <w:sz w:val="20"/>
-          <w:szCs w:val="20"/>
-        </w:rPr>
-        <w:t>ГО УААСП</w:t>
-      </w:r>
-      <w:r>
-        <w:rPr>
-          <w:sz w:val="20"/>
-          <w:szCs w:val="20"/>
-        </w:rPr>
-        <w:t>.</w:t>
-      </w:r>
+        <w:t>5.4. Внаслідок розірвання чи припинення Договору Користувач не має права на публічне виконання творів з каталогу               ГО УААСП, якщо інше не передбачено законодавством України та зобов’язується протягом 10 календарних днів повернути        ГО УААСП оригінал виданої ліцензії шляхом направлення цінного листа на адресу ГО УААСП.</w:t>
+      </w:r>
+    </w:p>
+    <w:p>
+      <w:pPr>
+        <w:pStyle w:val="a3"/>
+        <w:keepLines/>
+        <w:ind w:right="-141"/>
+        <w:rPr>
+          <w:b/>
+          <w:bCs/>
+          <w:sz w:val="20"/>
+          <w:szCs w:val="20"/>
+        </w:rPr>
+      </w:pPr>
     </w:p>
     <w:p>
       <w:pPr>
@@ -4038,26 +3119,13 @@
           <w:szCs w:val="20"/>
         </w:rPr>
       </w:pPr>
-    </w:p>
-    <w:p>
-      <w:pPr>
-        <w:pStyle w:val="a3"/>
-        <w:ind w:right="-141" w:firstLine="360"/>
-        <w:jc w:val="center"/>
+      <w:r>
         <w:rPr>
           <w:b/>
           <w:bCs/>
           <w:sz w:val="20"/>
           <w:szCs w:val="20"/>
         </w:rPr>
-      </w:pPr>
-      <w:r>
-        <w:rPr>
-          <w:b/>
-          <w:bCs/>
-          <w:sz w:val="20"/>
-          <w:szCs w:val="20"/>
-        </w:rPr>
         <w:t>6. Форс-мажорні обставини</w:t>
       </w:r>
     </w:p>
@@ -4127,7 +3195,15 @@
           <w:sz w:val="20"/>
           <w:szCs w:val="20"/>
         </w:rPr>
-        <w:t>6.4. Сторона, для якої виникла неможливість виконання зобов’язань по даному Договору, зобов’язана своєчасно, не пізніше 5 (п’яти) днів, повідомити іншу Сторону про виникнення обставин, які перешкоджають виконанню зобов’язань. Відсутність повідомлення або несвоєчасне повідомлення про виникнення форс-мажорних обставин позбавляє Сторону права посилатися на них.</w:t>
+        <w:t xml:space="preserve">6.4. Сторона, для якої виникла неможливість виконання зобов’язань по даному Договору, зобов’язана своєчасно, не пізніше 5 (п’яти) днів, повідомити іншу Сторону про виникнення обставин, які перешкоджають виконанню зобов’язань. Відсутність </w:t>
+      </w:r>
+      <w:r>
+        <w:rPr>
+          <w:sz w:val="20"/>
+          <w:szCs w:val="20"/>
+        </w:rPr>
+        <w:lastRenderedPageBreak/>
+        <w:t>повідомлення або несвоєчасне повідомлення про виникнення форс-мажорних обставин позбавляє Сторону права посилатися на них.</w:t>
       </w:r>
     </w:p>
     <w:p>
@@ -4157,35 +3233,60 @@
     </w:p>
     <w:p>
       <w:pPr>
+        <w:pStyle w:val="a3"/>
+        <w:tabs>
+          <w:tab w:val="left" w:pos="4065"/>
+        </w:tabs>
+        <w:ind w:right="-141"/>
+        <w:jc w:val="center"/>
+        <w:rPr>
+          <w:rFonts w:ascii="Times New Roman CYR" w:hAnsi="Times New Roman CYR" w:cs="Times New Roman CYR"/>
+          <w:b/>
+          <w:sz w:val="20"/>
+          <w:szCs w:val="20"/>
+        </w:rPr>
+      </w:pPr>
+    </w:p>
+    <w:p>
+      <w:pPr>
         <w:pStyle w:val="2"/>
+        <w:spacing w:line="276" w:lineRule="auto"/>
         <w:ind w:right="-141" w:firstLine="426"/>
       </w:pPr>
       <w:r>
-        <w:t xml:space="preserve">7.1. Підписанням даного Договору суб’єкт персональних даних підтверджує свою згоду на обробку зазначених в даному Договорі персональних даних відповідно до Закону України «Про захист персональних даних» у базі персональних даних «Користувачі авторського права» з метою забезпечення адміністративно-правових, податкових відносин та відносин у сфері бухгалтерського обліку, з </w:t>
-      </w:r>
-      <w:r>
-        <w:lastRenderedPageBreak/>
-        <w:t xml:space="preserve">метою реалізації авторських прав правовласників об’єктів авторських прав відповідно до Господарського кодексу України, Цивільного кодексу України,  Податкового кодексу України, Закону України «Про бухгалтерський облік та фінансову звітність», Закону України «Про банки і банківську діяльність», Закону України «Про авторське право і суміжні права», </w:t>
+        <w:t xml:space="preserve">7.1. Підписанням даного Договору суб’єкт персональних даних підтверджує свою згоду на обробку зазначених в даному Договорі персональних даних відповідно до Закону України «Про захист персональних даних» у базі персональних даних «Користувачі авторського права» з метою забезпечення адміністративно-правових, податкових відносин та відносин у сфері бухгалтерського обліку, з метою реалізації авторських прав правовласників об’єктів авторських прав відповідно до Господарського кодексу України, Цивільного кодексу України,  Податкового кодексу України, Закону України «Про бухгалтерський облік та фінансову звітність», Закону України </w:t>
+      </w:r>
+    </w:p>
+    <w:p>
+      <w:pPr>
+        <w:pStyle w:val="2"/>
+        <w:spacing w:line="276" w:lineRule="auto"/>
+        <w:ind w:right="-141" w:firstLine="426"/>
+      </w:pPr>
+    </w:p>
+    <w:p>
+      <w:pPr>
+        <w:pStyle w:val="2"/>
+        <w:spacing w:line="276" w:lineRule="auto"/>
+        <w:ind w:right="-141" w:firstLine="426"/>
+      </w:pPr>
+      <w:r>
+        <w:t xml:space="preserve">«Про банки і банківську діяльність», Закону України «Про авторське право і суміжні права», </w:t>
       </w:r>
       <w:r>
         <w:rPr>
           <w:rFonts w:ascii="Times New Roman CYR" w:hAnsi="Times New Roman CYR" w:cs="Times New Roman CYR"/>
         </w:rPr>
-        <w:t>Закону України «Про ефективне управління майновими правами правовласників у сфері авторського права і (або) суміжних прав»</w:t>
-      </w:r>
-      <w:r>
-        <w:rPr>
-          <w:rFonts w:ascii="Times New Roman CYR" w:hAnsi="Times New Roman CYR" w:cs="Times New Roman CYR"/>
-        </w:rPr>
-        <w:t xml:space="preserve">, </w:t>
-      </w:r>
-      <w:r>
-        <w:t>Постанови КМУ № 72 від 18.01.2003 р. «Про затвердження мінімальних ставок винагороди (роялті) за використання об’єктів авторського права і суміжних прав».</w:t>
+        <w:t>Закону України «Про ефективне управління майновими правами правовласників у сфері авторського права і (або) суміжних прав»,</w:t>
+      </w:r>
+      <w:r>
+        <w:t xml:space="preserve"> Постанови КМУ № 72 від           18.01.2003 р. «Про затвердження мінімальних ставок винагороди (роялті) за використання об’єктів авторського права і суміжних прав».</w:t>
       </w:r>
     </w:p>
     <w:p>
       <w:pPr>
         <w:pStyle w:val="2"/>
+        <w:spacing w:line="276" w:lineRule="auto"/>
         <w:ind w:right="-141" w:firstLine="360"/>
       </w:pPr>
       <w:r>
@@ -4221,11 +3322,19 @@
     <w:p>
       <w:pPr>
         <w:pStyle w:val="2"/>
+        <w:spacing w:line="276" w:lineRule="auto"/>
         <w:ind w:right="-141" w:firstLine="360"/>
       </w:pPr>
       <w:r>
         <w:t>7.3. Підписанням даного Договору суб’єкт персональних даних підтверджує, що він належним чином повідомлений про права суб’єкта персональних даних, передбачені ст. 8 Закону України «Про захист персональних даних».</w:t>
       </w:r>
+    </w:p>
+    <w:p>
+      <w:pPr>
+        <w:pStyle w:val="2"/>
+        <w:spacing w:line="276" w:lineRule="auto"/>
+        <w:ind w:right="-141" w:firstLine="360"/>
+      </w:pPr>
     </w:p>
     <w:p>
       <w:pPr>
@@ -4234,6 +3343,7 @@
         <w:tabs>
           <w:tab w:val="left" w:pos="0"/>
         </w:tabs>
+        <w:spacing w:line="276" w:lineRule="auto"/>
         <w:ind w:right="-141"/>
         <w:jc w:val="center"/>
         <w:rPr>
@@ -4243,6 +3353,15 @@
           <w:szCs w:val="20"/>
         </w:rPr>
       </w:pPr>
+      <w:r>
+        <w:rPr>
+          <w:b/>
+          <w:bCs/>
+          <w:sz w:val="20"/>
+          <w:szCs w:val="20"/>
+        </w:rPr>
+        <w:t>8. Інші умови</w:t>
+      </w:r>
     </w:p>
     <w:p>
       <w:pPr>
@@ -4251,6 +3370,7 @@
         <w:tabs>
           <w:tab w:val="left" w:pos="0"/>
         </w:tabs>
+        <w:spacing w:line="276" w:lineRule="auto"/>
         <w:ind w:right="-141"/>
         <w:jc w:val="center"/>
         <w:rPr>
@@ -4260,19 +3380,11 @@
           <w:szCs w:val="20"/>
         </w:rPr>
       </w:pPr>
-      <w:r>
-        <w:rPr>
-          <w:b/>
-          <w:bCs/>
-          <w:sz w:val="20"/>
-          <w:szCs w:val="20"/>
-        </w:rPr>
-        <w:t>8. Інші умови</w:t>
-      </w:r>
     </w:p>
     <w:p>
       <w:pPr>
         <w:pStyle w:val="a3"/>
+        <w:spacing w:line="276" w:lineRule="auto"/>
         <w:ind w:right="-141" w:firstLine="426"/>
         <w:rPr>
           <w:sz w:val="20"/>
@@ -4290,39 +3402,139 @@
     <w:p>
       <w:pPr>
         <w:pStyle w:val="a3"/>
+        <w:spacing w:line="276" w:lineRule="auto"/>
+        <w:ind w:right="-115"/>
+        <w:rPr>
+          <w:sz w:val="20"/>
+          <w:szCs w:val="20"/>
+          <w:lang w:eastAsia="ja-JP"/>
+        </w:rPr>
+      </w:pPr>
+      <w:r>
+        <w:rPr>
+          <w:sz w:val="20"/>
+          <w:szCs w:val="20"/>
+        </w:rPr>
+        <w:t xml:space="preserve">         8.2. </w:t>
+      </w:r>
+      <w:r>
+        <w:rPr>
+          <w:sz w:val="20"/>
+          <w:szCs w:val="20"/>
+          <w:shd w:val="clear" w:color="auto" w:fill="FFFFFF"/>
+          <w:lang w:eastAsia="ja-JP"/>
+        </w:rPr>
+        <w:t>Всі зміни та додатки до даного Договору укладаються у письмовій формі та є чинними за умови підписання їх уповноваженими представниками Сторін. Форми додатків до Договору є частиною Договору. Якщо форма додатку, затвердженого (підписаного) Сторонами відповідно до даного Договору передбачає лише підпис уповноваженого(</w:t>
+      </w:r>
+      <w:proofErr w:type="spellStart"/>
+      <w:r>
+        <w:rPr>
+          <w:sz w:val="20"/>
+          <w:szCs w:val="20"/>
+          <w:shd w:val="clear" w:color="auto" w:fill="FFFFFF"/>
+          <w:lang w:eastAsia="ja-JP"/>
+        </w:rPr>
+        <w:t>их</w:t>
+      </w:r>
+      <w:proofErr w:type="spellEnd"/>
+      <w:r>
+        <w:rPr>
+          <w:sz w:val="20"/>
+          <w:szCs w:val="20"/>
+          <w:shd w:val="clear" w:color="auto" w:fill="FFFFFF"/>
+          <w:lang w:eastAsia="ja-JP"/>
+        </w:rPr>
+        <w:t>) представника(</w:t>
+      </w:r>
+      <w:proofErr w:type="spellStart"/>
+      <w:r>
+        <w:rPr>
+          <w:sz w:val="20"/>
+          <w:szCs w:val="20"/>
+          <w:shd w:val="clear" w:color="auto" w:fill="FFFFFF"/>
+          <w:lang w:eastAsia="ja-JP"/>
+        </w:rPr>
+        <w:t>ів</w:t>
+      </w:r>
+      <w:proofErr w:type="spellEnd"/>
+      <w:r>
+        <w:rPr>
+          <w:sz w:val="20"/>
+          <w:szCs w:val="20"/>
+          <w:shd w:val="clear" w:color="auto" w:fill="FFFFFF"/>
+          <w:lang w:eastAsia="ja-JP"/>
+        </w:rPr>
+        <w:t>) Користувача – такий додаток з заповненою Користувачем інформацією є чинним за умови підписання його уповноваженим(и) представником(</w:t>
+      </w:r>
+      <w:proofErr w:type="spellStart"/>
+      <w:r>
+        <w:rPr>
+          <w:sz w:val="20"/>
+          <w:szCs w:val="20"/>
+          <w:shd w:val="clear" w:color="auto" w:fill="FFFFFF"/>
+          <w:lang w:eastAsia="ja-JP"/>
+        </w:rPr>
+        <w:t>ами</w:t>
+      </w:r>
+      <w:proofErr w:type="spellEnd"/>
+      <w:r>
+        <w:rPr>
+          <w:sz w:val="20"/>
+          <w:szCs w:val="20"/>
+          <w:shd w:val="clear" w:color="auto" w:fill="FFFFFF"/>
+          <w:lang w:eastAsia="ja-JP"/>
+        </w:rPr>
+        <w:t>) Користувача.</w:t>
+      </w:r>
+    </w:p>
+    <w:p>
+      <w:pPr>
+        <w:overflowPunct/>
+        <w:adjustRightInd/>
+        <w:spacing w:line="276" w:lineRule="auto"/>
+        <w:ind w:right="-115"/>
+        <w:jc w:val="both"/>
+        <w:rPr>
+          <w:b w:val="0"/>
+          <w:bCs w:val="0"/>
+          <w:sz w:val="20"/>
+          <w:szCs w:val="20"/>
+          <w:lang w:val="uk-UA" w:eastAsia="ja-JP"/>
+        </w:rPr>
+      </w:pPr>
+      <w:r>
+        <w:rPr>
+          <w:b w:val="0"/>
+          <w:bCs w:val="0"/>
+          <w:sz w:val="20"/>
+          <w:szCs w:val="20"/>
+          <w:lang w:val="uk-UA" w:eastAsia="ja-JP"/>
+        </w:rPr>
+        <w:t xml:space="preserve">         8.3. Користувач розуміє та погоджується, що у випадку присутності у наданому Користувачем Звіті про публічно виконані твори інформації про використані твори, які не належать до каталогу ГО УААСП, ГО УААСП здійснює розподіл винагороди виключно на твори (правовласників творів), які належать до каталогу ГО УААСП.</w:t>
+      </w:r>
+    </w:p>
+    <w:p>
+      <w:pPr>
+        <w:pStyle w:val="a3"/>
+        <w:spacing w:line="276" w:lineRule="auto"/>
         <w:ind w:right="-141" w:firstLine="426"/>
         <w:rPr>
-          <w:b/>
-          <w:bCs/>
-          <w:sz w:val="20"/>
-          <w:szCs w:val="20"/>
-        </w:rPr>
-      </w:pPr>
-      <w:r>
-        <w:rPr>
-          <w:sz w:val="20"/>
-          <w:szCs w:val="20"/>
-        </w:rPr>
-        <w:t>8.2. Всі зміни та додатки до даного Договору укладаються у письмовій формі та є чинними за умови підписання їх уповноваженими представниками обох Сторін.</w:t>
-      </w:r>
-      <w:r>
-        <w:rPr>
-          <w:sz w:val="20"/>
-          <w:szCs w:val="20"/>
-        </w:rPr>
-        <w:t xml:space="preserve"> </w:t>
-      </w:r>
-      <w:r>
-        <w:rPr>
-          <w:sz w:val="20"/>
-          <w:szCs w:val="20"/>
-        </w:rPr>
-        <w:t>Всі додатки до даного Договору є його невід’ємною частиною.</w:t>
+          <w:sz w:val="20"/>
+          <w:szCs w:val="20"/>
+        </w:rPr>
+      </w:pPr>
+      <w:r>
+        <w:rPr>
+          <w:sz w:val="20"/>
+          <w:szCs w:val="20"/>
+        </w:rPr>
+        <w:t>8.4. Сторони повинні у 5-денний строк письмово повідомляти одна одну про зміни організаційно-правової форми, характеру і (або) виду діяльності, місцезнаходження, обставин непереборної сили та наявність інших обставин, що перешкоджають належному виконанню умов Договору, а також надавати документи та іншу інформацію, пов’язану з виконанням Сторонами зобов’язань за цим Договором.</w:t>
       </w:r>
     </w:p>
     <w:p>
       <w:pPr>
         <w:pStyle w:val="a3"/>
+        <w:spacing w:line="276" w:lineRule="auto"/>
         <w:ind w:right="-141" w:firstLine="426"/>
         <w:rPr>
           <w:sz w:val="20"/>
@@ -4334,12 +3546,13 @@
           <w:sz w:val="20"/>
           <w:szCs w:val="20"/>
         </w:rPr>
-        <w:t>8.3. Сторони повинні у 5-денний строк письмово повідомляти одна одну про зміни організаційно-правової форми, характеру і (або) виду діяльності, місцезнаходження, обставин непереборної сили та наявність інших обставин, що перешкоджають належному виконанню умов Договору, а також надавати документи та іншу інформацію, пов’язану з виконанням Сторонами зобов’язань за цим Договором.</w:t>
+        <w:t xml:space="preserve">8.5. Несвоєчасне повідомлення і (або) неповідомлення іншої Сторони про дію таких обставин позбавляє відповідну Сторону права посилатися на такі обставини у майбутньому як на підставу для звільнення від відповідальності за часткове або повне невиконання зобов’язань за цим Договором. </w:t>
       </w:r>
     </w:p>
     <w:p>
       <w:pPr>
         <w:pStyle w:val="a3"/>
+        <w:spacing w:line="276" w:lineRule="auto"/>
         <w:ind w:right="-141" w:firstLine="426"/>
         <w:rPr>
           <w:sz w:val="20"/>
@@ -4351,45 +3564,25 @@
           <w:sz w:val="20"/>
           <w:szCs w:val="20"/>
         </w:rPr>
-        <w:t xml:space="preserve">8.4. Несвоєчасне повідомлення і (або) неповідомлення іншої Сторони про дію таких обставин позбавляє відповідну Сторону права посилатися на такі обставини у майбутньому як на підставу для звільнення від відповідальності за часткове або повне невиконання зобов’язань за цим Договором. </w:t>
-      </w:r>
-    </w:p>
-    <w:p>
-      <w:pPr>
-        <w:pStyle w:val="a3"/>
-        <w:ind w:right="-141" w:firstLine="426"/>
-        <w:rPr>
-          <w:sz w:val="20"/>
-          <w:szCs w:val="20"/>
-        </w:rPr>
-      </w:pPr>
-      <w:r>
-        <w:rPr>
-          <w:sz w:val="20"/>
-          <w:szCs w:val="20"/>
-        </w:rPr>
-        <w:t>8.5. Сторони не звільняються від виконання своїх обов’язків за даним Договором у разі невиконання умов, зазначених у п. 8.3. даного Договору.</w:t>
+        <w:t>8.6. Сторони не звільняються від виконання своїх обов’язків за даним Договором у разі невиконання умов, зазначених у      п. 8.4. даного Договору.</w:t>
       </w:r>
     </w:p>
     <w:p>
       <w:pPr>
         <w:pStyle w:val="HTML"/>
         <w:shd w:val="clear" w:color="auto" w:fill="FFFFFF"/>
-        <w:tabs>
-          <w:tab w:val="clear" w:pos="10076"/>
-        </w:tabs>
+        <w:spacing w:line="276" w:lineRule="auto"/>
         <w:ind w:right="-141" w:firstLine="426"/>
         <w:jc w:val="both"/>
         <w:rPr>
           <w:rFonts w:ascii="Times New Roman" w:hAnsi="Times New Roman" w:cs="Times New Roman"/>
-          <w:color w:val="212121"/>
         </w:rPr>
       </w:pPr>
       <w:r>
         <w:rPr>
           <w:rFonts w:ascii="Times New Roman" w:hAnsi="Times New Roman" w:cs="Times New Roman"/>
         </w:rPr>
-        <w:t>8.6.</w:t>
+        <w:t>8.7.</w:t>
       </w:r>
       <w:r>
         <w:rPr>
@@ -4401,37 +3594,8 @@
       <w:r>
         <w:rPr>
           <w:rFonts w:ascii="Times New Roman" w:hAnsi="Times New Roman" w:cs="Times New Roman"/>
-          <w:color w:val="212121"/>
-        </w:rPr>
-        <w:t>Припинення Користувачем публічного виконання твор</w:t>
-      </w:r>
-      <w:r>
-        <w:rPr>
-          <w:rFonts w:ascii="Times New Roman" w:hAnsi="Times New Roman" w:cs="Times New Roman"/>
-          <w:color w:val="212121"/>
-        </w:rPr>
-        <w:t>ів, які відносяться до каталог</w:t>
-      </w:r>
-      <w:r>
-        <w:rPr>
-          <w:rFonts w:ascii="Times New Roman" w:hAnsi="Times New Roman" w:cs="Times New Roman"/>
-          <w:color w:val="212121"/>
-        </w:rPr>
-        <w:t xml:space="preserve">у </w:t>
-      </w:r>
-      <w:r>
-        <w:rPr>
-          <w:rFonts w:ascii="Times New Roman" w:hAnsi="Times New Roman" w:cs="Times New Roman"/>
-          <w:color w:val="212121"/>
-        </w:rPr>
-        <w:t>ГО УААСП</w:t>
-      </w:r>
-      <w:r>
-        <w:rPr>
-          <w:rFonts w:ascii="Times New Roman" w:hAnsi="Times New Roman" w:cs="Times New Roman"/>
-          <w:color w:val="212121"/>
-        </w:rPr>
-        <w:t xml:space="preserve"> не є підставою для невиплати Користувачем авторської винагороди за надане йому за цим Договором право на публічне виконання творів.</w:t>
+        </w:rPr>
+        <w:t>Припинення Користувачем публічного виконання творів, які відносяться до каталогу ГО УААСП не є підставою для невиплати Користувачем авторської винагороди за надане йому за цим Договором право на публічне виконання творів.</w:t>
       </w:r>
     </w:p>
     <w:p>
@@ -4456,16 +3620,14 @@
         </w:tabs>
         <w:overflowPunct/>
         <w:autoSpaceDE/>
-        <w:autoSpaceDN/>
         <w:adjustRightInd/>
+        <w:spacing w:line="276" w:lineRule="auto"/>
         <w:ind w:right="-141"/>
         <w:jc w:val="both"/>
-        <w:textAlignment w:val="auto"/>
         <w:rPr>
           <w:rFonts w:eastAsia="Times New Roman"/>
           <w:b w:val="0"/>
           <w:bCs w:val="0"/>
-          <w:color w:val="212121"/>
           <w:sz w:val="20"/>
           <w:szCs w:val="20"/>
           <w:lang w:val="uk-UA" w:eastAsia="uk-UA"/>
@@ -4476,129 +3638,27 @@
           <w:rFonts w:eastAsia="Times New Roman"/>
           <w:b w:val="0"/>
           <w:bCs w:val="0"/>
-          <w:color w:val="212121"/>
           <w:sz w:val="20"/>
           <w:szCs w:val="20"/>
           <w:lang w:val="uk-UA" w:eastAsia="uk-UA"/>
         </w:rPr>
-        <w:t xml:space="preserve">               У разі тимчасового припинення (сезонність роботи, ремонт) або повного припинення публічного виконання</w:t>
-      </w:r>
-      <w:r>
-        <w:rPr>
-          <w:rFonts w:eastAsia="Times New Roman"/>
-          <w:b w:val="0"/>
-          <w:bCs w:val="0"/>
-          <w:color w:val="212121"/>
-          <w:sz w:val="20"/>
-          <w:szCs w:val="20"/>
-          <w:lang w:val="uk-UA" w:eastAsia="uk-UA"/>
-        </w:rPr>
-        <w:t xml:space="preserve"> творів, що входять до каталог</w:t>
-      </w:r>
-      <w:r>
-        <w:rPr>
-          <w:rFonts w:eastAsia="Times New Roman"/>
-          <w:b w:val="0"/>
-          <w:bCs w:val="0"/>
-          <w:color w:val="212121"/>
-          <w:sz w:val="20"/>
-          <w:szCs w:val="20"/>
-          <w:lang w:val="uk-UA" w:eastAsia="uk-UA"/>
-        </w:rPr>
-        <w:t xml:space="preserve">у </w:t>
-      </w:r>
-      <w:r>
-        <w:rPr>
-          <w:rFonts w:eastAsia="Times New Roman"/>
-          <w:b w:val="0"/>
-          <w:bCs w:val="0"/>
-          <w:color w:val="212121"/>
-          <w:sz w:val="20"/>
-          <w:szCs w:val="20"/>
-          <w:lang w:val="uk-UA" w:eastAsia="uk-UA"/>
-        </w:rPr>
-        <w:t>ГО УААСП</w:t>
-      </w:r>
-      <w:r>
-        <w:rPr>
-          <w:rFonts w:eastAsia="Times New Roman"/>
-          <w:b w:val="0"/>
-          <w:bCs w:val="0"/>
-          <w:color w:val="212121"/>
-          <w:sz w:val="20"/>
-          <w:szCs w:val="20"/>
-          <w:lang w:val="uk-UA" w:eastAsia="uk-UA"/>
-        </w:rPr>
-        <w:t xml:space="preserve">, Користувач зобов'язаний повідомити про це </w:t>
-      </w:r>
-      <w:r>
-        <w:rPr>
-          <w:rFonts w:eastAsia="Times New Roman"/>
-          <w:b w:val="0"/>
-          <w:bCs w:val="0"/>
-          <w:color w:val="212121"/>
-          <w:sz w:val="20"/>
-          <w:szCs w:val="20"/>
-          <w:lang w:val="uk-UA" w:eastAsia="uk-UA"/>
-        </w:rPr>
-        <w:t>ГО УААСП</w:t>
-      </w:r>
-      <w:r>
-        <w:rPr>
-          <w:rFonts w:eastAsia="Times New Roman"/>
-          <w:b w:val="0"/>
-          <w:bCs w:val="0"/>
-          <w:color w:val="212121"/>
-          <w:sz w:val="20"/>
-          <w:szCs w:val="20"/>
-          <w:lang w:val="uk-UA" w:eastAsia="uk-UA"/>
-        </w:rPr>
-        <w:t xml:space="preserve"> протягом 5 (п'яти) календарних днів з дня припинення такого використання, шляхом надсилання на юридичну адресу </w:t>
-      </w:r>
-      <w:r>
-        <w:rPr>
-          <w:rFonts w:eastAsia="Times New Roman"/>
-          <w:b w:val="0"/>
-          <w:bCs w:val="0"/>
-          <w:color w:val="212121"/>
-          <w:sz w:val="20"/>
-          <w:szCs w:val="20"/>
-          <w:lang w:val="uk-UA" w:eastAsia="uk-UA"/>
-        </w:rPr>
-        <w:t>ГО УААСП</w:t>
-      </w:r>
-      <w:r>
-        <w:rPr>
-          <w:rFonts w:eastAsia="Times New Roman"/>
-          <w:b w:val="0"/>
-          <w:bCs w:val="0"/>
-          <w:color w:val="212121"/>
-          <w:sz w:val="20"/>
-          <w:szCs w:val="20"/>
-          <w:lang w:val="uk-UA" w:eastAsia="uk-UA"/>
-        </w:rPr>
-        <w:t xml:space="preserve"> рекомендованого листа з повідомленням про вручення.</w:t>
+        <w:t xml:space="preserve">               У разі тимчасового призупинення (сезонність роботи, ремонт) або повного припинення публічного виконання творів, що входять до каталогу ГО УААСП, Користувач зобов'язаний повідомити про це ГО УААСП протягом 5 (п'яти) календарних днів з дня припинення такого використання, шляхом надсилання на юридичну адресу ГО УААСП рекомендованого листа з повідомленням про вручення.</w:t>
       </w:r>
     </w:p>
     <w:p>
       <w:pPr>
         <w:pStyle w:val="HTML"/>
         <w:shd w:val="clear" w:color="auto" w:fill="FFFFFF"/>
-        <w:tabs>
-          <w:tab w:val="clear" w:pos="10076"/>
-          <w:tab w:val="left" w:pos="10773"/>
-        </w:tabs>
+        <w:spacing w:line="276" w:lineRule="auto"/>
         <w:ind w:right="-141"/>
         <w:jc w:val="both"/>
         <w:rPr>
           <w:rFonts w:ascii="inherit" w:hAnsi="inherit"/>
-          <w:color w:val="212121"/>
         </w:rPr>
       </w:pPr>
       <w:r>
         <w:rPr>
           <w:rFonts w:ascii="inherit" w:hAnsi="inherit"/>
-          <w:color w:val="212121"/>
         </w:rPr>
         <w:t xml:space="preserve">               Відсутність вказаного повідомлення про припинення публічного виконання творів є фактичним підтвердженням того, що Користувач продовжує використання творів та готовий виконувати зобов'язання за цим Договором щодо виплати авторської винагороди та надання звітної документації. Договір є припиненим, в тому числі тимчасово, у випадку підписання Сторонами додаткової угоди до даного Договору.</w:t>
       </w:r>
@@ -4606,6 +3666,25 @@
     <w:p>
       <w:pPr>
         <w:pStyle w:val="a3"/>
+        <w:tabs>
+          <w:tab w:val="left" w:pos="916"/>
+          <w:tab w:val="left" w:pos="1832"/>
+          <w:tab w:val="left" w:pos="2748"/>
+          <w:tab w:val="left" w:pos="3664"/>
+          <w:tab w:val="left" w:pos="4580"/>
+          <w:tab w:val="left" w:pos="5496"/>
+          <w:tab w:val="left" w:pos="6412"/>
+          <w:tab w:val="left" w:pos="7328"/>
+          <w:tab w:val="left" w:pos="8244"/>
+          <w:tab w:val="left" w:pos="9160"/>
+          <w:tab w:val="left" w:pos="10773"/>
+          <w:tab w:val="left" w:pos="10992"/>
+          <w:tab w:val="left" w:pos="11908"/>
+          <w:tab w:val="left" w:pos="12824"/>
+          <w:tab w:val="left" w:pos="13740"/>
+          <w:tab w:val="left" w:pos="14656"/>
+        </w:tabs>
+        <w:spacing w:line="276" w:lineRule="auto"/>
         <w:ind w:right="-141" w:firstLine="426"/>
         <w:rPr>
           <w:sz w:val="20"/>
@@ -4617,7 +3696,7 @@
           <w:sz w:val="20"/>
           <w:szCs w:val="20"/>
         </w:rPr>
-        <w:t xml:space="preserve">8.7. Користувач розуміє та погоджується, що у випадку публічного виконання творів під час гастрольних, концертно-видовищних заходів, організованих Користувачем та </w:t>
+        <w:t xml:space="preserve">8.8. Користувач розуміє та погоджується, що у випадку публічного виконання творів під час гастрольних, концертно-видовищних заходів, організованих Користувачем та </w:t>
       </w:r>
       <w:r>
         <w:rPr>
@@ -4638,6 +3717,25 @@
     <w:p>
       <w:pPr>
         <w:pStyle w:val="a3"/>
+        <w:tabs>
+          <w:tab w:val="left" w:pos="916"/>
+          <w:tab w:val="left" w:pos="1832"/>
+          <w:tab w:val="left" w:pos="2748"/>
+          <w:tab w:val="left" w:pos="3664"/>
+          <w:tab w:val="left" w:pos="4580"/>
+          <w:tab w:val="left" w:pos="5496"/>
+          <w:tab w:val="left" w:pos="6412"/>
+          <w:tab w:val="left" w:pos="7328"/>
+          <w:tab w:val="left" w:pos="8244"/>
+          <w:tab w:val="left" w:pos="9160"/>
+          <w:tab w:val="left" w:pos="10773"/>
+          <w:tab w:val="left" w:pos="10992"/>
+          <w:tab w:val="left" w:pos="11908"/>
+          <w:tab w:val="left" w:pos="12824"/>
+          <w:tab w:val="left" w:pos="13740"/>
+          <w:tab w:val="left" w:pos="14656"/>
+        </w:tabs>
+        <w:spacing w:line="276" w:lineRule="auto"/>
         <w:ind w:right="-141" w:firstLine="426"/>
         <w:rPr>
           <w:sz w:val="20"/>
@@ -4649,12 +3747,32 @@
           <w:sz w:val="20"/>
           <w:szCs w:val="20"/>
         </w:rPr>
-        <w:t>8.8. Витрати кожної із Сторін, пов’язані з виконанням зобов’язань за даним Договором, відшкодовуються самостійно, силами кожної із Сторін.</w:t>
+        <w:lastRenderedPageBreak/>
+        <w:t>8.9. Витрати кожної із Сторін, пов’язані з виконанням зобов’язань за даним Договором, відшкодовуються самостійно, силами кожної із Сторін.</w:t>
       </w:r>
     </w:p>
     <w:p>
       <w:pPr>
         <w:pStyle w:val="a3"/>
+        <w:tabs>
+          <w:tab w:val="left" w:pos="916"/>
+          <w:tab w:val="left" w:pos="1832"/>
+          <w:tab w:val="left" w:pos="2748"/>
+          <w:tab w:val="left" w:pos="3664"/>
+          <w:tab w:val="left" w:pos="4580"/>
+          <w:tab w:val="left" w:pos="5496"/>
+          <w:tab w:val="left" w:pos="6412"/>
+          <w:tab w:val="left" w:pos="7328"/>
+          <w:tab w:val="left" w:pos="8244"/>
+          <w:tab w:val="left" w:pos="9160"/>
+          <w:tab w:val="left" w:pos="10773"/>
+          <w:tab w:val="left" w:pos="10992"/>
+          <w:tab w:val="left" w:pos="11908"/>
+          <w:tab w:val="left" w:pos="12824"/>
+          <w:tab w:val="left" w:pos="13740"/>
+          <w:tab w:val="left" w:pos="14656"/>
+        </w:tabs>
+        <w:spacing w:line="276" w:lineRule="auto"/>
         <w:ind w:right="-141" w:firstLine="426"/>
         <w:rPr>
           <w:sz w:val="20"/>
@@ -4667,46 +3785,30 @@
           <w:sz w:val="20"/>
           <w:szCs w:val="20"/>
         </w:rPr>
-        <w:t>8.9</w:t>
-      </w:r>
-      <w:r>
-        <w:rPr>
-          <w:sz w:val="20"/>
-          <w:szCs w:val="20"/>
-        </w:rPr>
-        <w:t xml:space="preserve">. </w:t>
-      </w:r>
-      <w:r>
-        <w:rPr>
-          <w:sz w:val="20"/>
-          <w:szCs w:val="20"/>
-        </w:rPr>
-        <w:t>ГО УААСП</w:t>
-      </w:r>
-      <w:r>
-        <w:rPr>
-          <w:sz w:val="20"/>
-          <w:szCs w:val="20"/>
-        </w:rPr>
-        <w:t xml:space="preserve"> на вимогу автора або іншого правовласника може заборонити Користувачу публічно виконувати один або декілька кон</w:t>
-      </w:r>
-      <w:r>
-        <w:rPr>
-          <w:sz w:val="20"/>
-          <w:szCs w:val="20"/>
-        </w:rPr>
-        <w:t>кретних творів з свого каталог</w:t>
-      </w:r>
-      <w:r>
-        <w:rPr>
-          <w:sz w:val="20"/>
-          <w:szCs w:val="20"/>
-        </w:rPr>
-        <w:t>у.</w:t>
-      </w:r>
-    </w:p>
-    <w:p>
-      <w:pPr>
+        <w:t>8.10. ГО УААСП на вимогу автора або іншого правовласника може заборонити Користувачу публічно виконувати один або декілька конкретних творів з свого каталогу.</w:t>
+      </w:r>
+    </w:p>
+    <w:p>
+      <w:pPr>
+        <w:tabs>
+          <w:tab w:val="left" w:pos="916"/>
+          <w:tab w:val="left" w:pos="1832"/>
+          <w:tab w:val="left" w:pos="2748"/>
+          <w:tab w:val="left" w:pos="3664"/>
+          <w:tab w:val="left" w:pos="4580"/>
+          <w:tab w:val="left" w:pos="5496"/>
+          <w:tab w:val="left" w:pos="6412"/>
+          <w:tab w:val="left" w:pos="7328"/>
+          <w:tab w:val="left" w:pos="8244"/>
+          <w:tab w:val="left" w:pos="9160"/>
+          <w:tab w:val="left" w:pos="10773"/>
+          <w:tab w:val="left" w:pos="10992"/>
+          <w:tab w:val="left" w:pos="11908"/>
+          <w:tab w:val="left" w:pos="12824"/>
+          <w:tab w:val="left" w:pos="13740"/>
+          <w:tab w:val="left" w:pos="14656"/>
+        </w:tabs>
+        <w:spacing w:line="276" w:lineRule="auto"/>
         <w:ind w:right="-141" w:firstLine="426"/>
         <w:jc w:val="both"/>
         <w:rPr>
@@ -4731,7 +3833,7 @@
           <w:szCs w:val="20"/>
           <w:lang w:val="uk-UA"/>
         </w:rPr>
-        <w:t>0</w:t>
+        <w:t>1</w:t>
       </w:r>
       <w:r>
         <w:rPr>
@@ -4748,21 +3850,31 @@
           <w:szCs w:val="20"/>
           <w:lang w:val="uk-UA"/>
         </w:rPr>
-        <w:t xml:space="preserve"> </w:t>
-      </w:r>
-      <w:r>
-        <w:rPr>
-          <w:b w:val="0"/>
-          <w:sz w:val="20"/>
-          <w:szCs w:val="20"/>
-          <w:lang w:val="uk-UA"/>
-        </w:rPr>
-        <w:t>Договір укладено українською мовою у 2 (двох) примірниках, які мають однакову юридичну силу, по одному для кожної із Сторін.</w:t>
+        <w:t xml:space="preserve"> Договір укладено українською мовою у 2 (двох) примірниках, які мають однакову юридичну силу, по одному для кожної із Сторін.</w:t>
       </w:r>
     </w:p>
     <w:p>
       <w:pPr>
         <w:pStyle w:val="a3"/>
+        <w:tabs>
+          <w:tab w:val="left" w:pos="916"/>
+          <w:tab w:val="left" w:pos="1832"/>
+          <w:tab w:val="left" w:pos="2748"/>
+          <w:tab w:val="left" w:pos="3664"/>
+          <w:tab w:val="left" w:pos="4580"/>
+          <w:tab w:val="left" w:pos="5496"/>
+          <w:tab w:val="left" w:pos="6412"/>
+          <w:tab w:val="left" w:pos="7328"/>
+          <w:tab w:val="left" w:pos="8244"/>
+          <w:tab w:val="left" w:pos="9160"/>
+          <w:tab w:val="left" w:pos="10773"/>
+          <w:tab w:val="left" w:pos="10992"/>
+          <w:tab w:val="left" w:pos="11908"/>
+          <w:tab w:val="left" w:pos="12824"/>
+          <w:tab w:val="left" w:pos="13740"/>
+          <w:tab w:val="left" w:pos="14656"/>
+        </w:tabs>
+        <w:spacing w:line="276" w:lineRule="auto"/>
         <w:ind w:right="-141" w:firstLine="426"/>
         <w:rPr>
           <w:sz w:val="20"/>
@@ -4774,35 +3886,7 @@
           <w:sz w:val="20"/>
           <w:szCs w:val="20"/>
         </w:rPr>
-        <w:t>8.11</w:t>
-      </w:r>
-      <w:r>
-        <w:rPr>
-          <w:sz w:val="20"/>
-          <w:szCs w:val="20"/>
-        </w:rPr>
-        <w:t>. У підтвердження того, що Користувач до моменту підписання даного Д</w:t>
-      </w:r>
-      <w:r>
-        <w:rPr>
-          <w:sz w:val="20"/>
-          <w:szCs w:val="20"/>
-        </w:rPr>
-        <w:t xml:space="preserve">оговору ознайомився з каталогом                  </w:t>
-      </w:r>
-      <w:r>
-        <w:rPr>
-          <w:sz w:val="20"/>
-          <w:szCs w:val="20"/>
-        </w:rPr>
-        <w:t>ГО УААСП</w:t>
-      </w:r>
-      <w:r>
-        <w:rPr>
-          <w:sz w:val="20"/>
-          <w:szCs w:val="20"/>
-        </w:rPr>
-        <w:t>, у підтвердження того, що Сторони розуміють визначення всіх термінів, які містяться в даному Договорі, юридичні наслідки виконання умов даного Договору, в підтвердження того, що даний Договір містить всі істотні умови, про які Сторони мали намір домовитись, Сторони поставили нижче свої підписи та печатки.</w:t>
+        <w:t>8.12. У підтвердження того, що Користувач до моменту підписання даного Договору ознайомився з каталогом ГО УААСП, а також діючими попередніми тарифами, затвердженими Загальними зборами членів ГО УААСП, у підтвердження того, що Сторони розуміють визначення всіх термінів, які містяться в даному Договорі, юридичні наслідки виконання умов даного Договору, в підтвердження того, що даний Договір містить всі істотні умови, про які Сторони мали намір домовитись, Сторони поставили нижче свої підписи та печатки.</w:t>
       </w:r>
     </w:p>
     <w:p>
@@ -4968,14 +4052,14 @@
               <w:jc w:val="center"/>
               <w:rPr>
                 <w:sz w:val="20"/>
-                <w:szCs w:val="20"/>
+                <w:szCs w:val="16"/>
                 <w:lang w:val="uk-UA"/>
               </w:rPr>
             </w:pPr>
             <w:r>
               <w:rPr>
                 <w:sz w:val="20"/>
-                <w:szCs w:val="20"/>
+                <w:szCs w:val="16"/>
                 <w:lang w:val="uk-UA"/>
               </w:rPr>
               <w:t>Громадська організація</w:t>
@@ -4987,14 +4071,14 @@
               <w:jc w:val="center"/>
               <w:rPr>
                 <w:sz w:val="20"/>
-                <w:szCs w:val="20"/>
+                <w:szCs w:val="16"/>
                 <w:lang w:val="uk-UA"/>
               </w:rPr>
             </w:pPr>
             <w:r>
               <w:rPr>
                 <w:sz w:val="20"/>
-                <w:szCs w:val="20"/>
+                <w:szCs w:val="16"/>
                 <w:lang w:val="uk-UA"/>
               </w:rPr>
               <w:t xml:space="preserve"> «Українська агенція з авторських</w:t>
@@ -5006,14 +4090,14 @@
               <w:jc w:val="center"/>
               <w:rPr>
                 <w:sz w:val="20"/>
-                <w:szCs w:val="20"/>
+                <w:szCs w:val="16"/>
                 <w:lang w:val="uk-UA"/>
               </w:rPr>
             </w:pPr>
             <w:r>
               <w:rPr>
                 <w:sz w:val="20"/>
-                <w:szCs w:val="20"/>
+                <w:szCs w:val="16"/>
                 <w:lang w:val="uk-UA"/>
               </w:rPr>
               <w:t>та суміжних прав»</w:t>
@@ -5025,7 +4109,7 @@
               <w:rPr>
                 <w:b w:val="0"/>
                 <w:sz w:val="20"/>
-                <w:szCs w:val="20"/>
+                <w:szCs w:val="16"/>
                 <w:lang w:val="uk-UA"/>
               </w:rPr>
             </w:pPr>
@@ -5034,73 +4118,96 @@
             <w:pPr>
               <w:rPr>
                 <w:b w:val="0"/>
-                <w:sz w:val="20"/>
-                <w:szCs w:val="20"/>
+                <w:bCs w:val="0"/>
+                <w:sz w:val="20"/>
+                <w:szCs w:val="16"/>
+              </w:rPr>
+            </w:pPr>
+            <w:r>
+              <w:rPr>
+                <w:b w:val="0"/>
+                <w:sz w:val="20"/>
+                <w:szCs w:val="16"/>
                 <w:lang w:val="uk-UA"/>
               </w:rPr>
-            </w:pPr>
-            <w:r>
-              <w:rPr>
-                <w:b w:val="0"/>
-                <w:sz w:val="20"/>
-                <w:szCs w:val="20"/>
-                <w:lang w:val="uk-UA"/>
-              </w:rPr>
-              <w:t xml:space="preserve">    01030, м. Київ, </w:t>
-            </w:r>
-          </w:p>
-          <w:p>
-            <w:pPr>
-              <w:ind w:left="180"/>
-              <w:rPr>
-                <w:b w:val="0"/>
-                <w:sz w:val="20"/>
-                <w:szCs w:val="20"/>
-                <w:lang w:val="uk-UA"/>
-              </w:rPr>
-            </w:pPr>
-            <w:r>
-              <w:rPr>
-                <w:b w:val="0"/>
-                <w:sz w:val="20"/>
-                <w:szCs w:val="20"/>
-                <w:lang w:val="uk-UA"/>
-              </w:rPr>
-              <w:t xml:space="preserve">вул. Б. Хмельницького, </w:t>
+              <w:t xml:space="preserve">    </w:t>
             </w:r>
             <w:r>
               <w:rPr>
                 <w:b w:val="0"/>
-                <w:sz w:val="20"/>
-                <w:szCs w:val="20"/>
-              </w:rPr>
-              <w:t xml:space="preserve">буд. </w:t>
+                <w:bCs w:val="0"/>
+                <w:sz w:val="20"/>
+                <w:szCs w:val="16"/>
+              </w:rPr>
+              <w:t xml:space="preserve">04060, м. </w:t>
             </w:r>
-            <w:r>
-              <w:rPr>
-                <w:b w:val="0"/>
-                <w:sz w:val="20"/>
-                <w:szCs w:val="20"/>
-                <w:lang w:val="uk-UA"/>
-              </w:rPr>
-              <w:t>41 літера А, прим. 1-3,</w:t>
-            </w:r>
-          </w:p>
-          <w:p>
-            <w:pPr>
-              <w:ind w:left="180"/>
-              <w:rPr>
-                <w:b w:val="0"/>
-                <w:sz w:val="20"/>
-                <w:szCs w:val="20"/>
-              </w:rPr>
-            </w:pPr>
             <w:proofErr w:type="spellStart"/>
             <w:r>
               <w:rPr>
                 <w:b w:val="0"/>
-                <w:sz w:val="20"/>
-                <w:szCs w:val="20"/>
+                <w:bCs w:val="0"/>
+                <w:sz w:val="20"/>
+                <w:szCs w:val="16"/>
+              </w:rPr>
+              <w:t>Київ</w:t>
+            </w:r>
+            <w:proofErr w:type="spellEnd"/>
+            <w:r>
+              <w:rPr>
+                <w:b w:val="0"/>
+                <w:bCs w:val="0"/>
+                <w:sz w:val="20"/>
+                <w:szCs w:val="16"/>
+              </w:rPr>
+              <w:t>,</w:t>
+            </w:r>
+          </w:p>
+          <w:p>
+            <w:pPr>
+              <w:ind w:left="180"/>
+              <w:rPr>
+                <w:b w:val="0"/>
+                <w:bCs w:val="0"/>
+                <w:sz w:val="20"/>
+                <w:szCs w:val="16"/>
+              </w:rPr>
+            </w:pPr>
+            <w:proofErr w:type="spellStart"/>
+            <w:r>
+              <w:rPr>
+                <w:b w:val="0"/>
+                <w:bCs w:val="0"/>
+                <w:sz w:val="20"/>
+                <w:szCs w:val="16"/>
+              </w:rPr>
+              <w:t>вул</w:t>
+            </w:r>
+            <w:proofErr w:type="spellEnd"/>
+            <w:r>
+              <w:rPr>
+                <w:b w:val="0"/>
+                <w:bCs w:val="0"/>
+                <w:sz w:val="20"/>
+                <w:szCs w:val="16"/>
+              </w:rPr>
+              <w:t>. Вавілових, 15А</w:t>
+            </w:r>
+          </w:p>
+          <w:p>
+            <w:pPr>
+              <w:ind w:left="180"/>
+              <w:rPr>
+                <w:b w:val="0"/>
+                <w:sz w:val="20"/>
+                <w:szCs w:val="16"/>
+              </w:rPr>
+            </w:pPr>
+            <w:proofErr w:type="spellStart"/>
+            <w:r>
+              <w:rPr>
+                <w:b w:val="0"/>
+                <w:sz w:val="20"/>
+                <w:szCs w:val="16"/>
                 <w:lang w:val="uk-UA"/>
               </w:rPr>
               <w:t>тел</w:t>
@@ -5110,7 +4217,7 @@
               <w:rPr>
                 <w:b w:val="0"/>
                 <w:sz w:val="20"/>
-                <w:szCs w:val="20"/>
+                <w:szCs w:val="16"/>
                 <w:lang w:val="uk-UA"/>
               </w:rPr>
               <w:t>.: (044) 223-60-40;</w:t>
@@ -5122,14 +4229,14 @@
               <w:rPr>
                 <w:b w:val="0"/>
                 <w:sz w:val="20"/>
-                <w:szCs w:val="20"/>
+                <w:szCs w:val="16"/>
               </w:rPr>
             </w:pPr>
             <w:r>
               <w:rPr>
                 <w:b w:val="0"/>
                 <w:sz w:val="20"/>
-                <w:szCs w:val="20"/>
+                <w:szCs w:val="16"/>
                 <w:lang w:val="uk-UA"/>
               </w:rPr>
               <w:t>код ЄДРПОУ: 39939650;</w:t>
@@ -5137,11 +4244,47 @@
           </w:p>
           <w:p>
             <w:pPr>
+              <w:ind w:left="201"/>
+              <w:rPr>
+                <w:sz w:val="20"/>
+                <w:szCs w:val="16"/>
+              </w:rPr>
+            </w:pPr>
+            <w:r>
+              <w:rPr>
+                <w:b w:val="0"/>
+                <w:sz w:val="20"/>
+                <w:szCs w:val="16"/>
+                <w:lang w:val="uk-UA"/>
+              </w:rPr>
+              <w:t>поточний рахунок:</w:t>
+            </w:r>
+            <w:r>
+              <w:rPr>
+                <w:b w:val="0"/>
+                <w:sz w:val="20"/>
+                <w:szCs w:val="16"/>
+                <w:lang w:val="uk-UA"/>
+              </w:rPr>
+              <w:br/>
+              <w:t>IBAN № UA</w:t>
+            </w:r>
+            <w:r>
+              <w:rPr>
+                <w:b w:val="0"/>
+                <w:sz w:val="20"/>
+                <w:szCs w:val="16"/>
+              </w:rPr>
+              <w:t>683052990000026004040115716</w:t>
+            </w:r>
+          </w:p>
+          <w:p>
+            <w:pPr>
               <w:ind w:left="180"/>
               <w:rPr>
                 <w:b w:val="0"/>
                 <w:sz w:val="20"/>
-                <w:szCs w:val="20"/>
+                <w:szCs w:val="16"/>
                 <w:lang w:val="uk-UA"/>
               </w:rPr>
             </w:pPr>
@@ -5149,27 +4292,7 @@
               <w:rPr>
                 <w:b w:val="0"/>
                 <w:sz w:val="20"/>
-                <w:szCs w:val="20"/>
-                <w:lang w:val="uk-UA"/>
-              </w:rPr>
-              <w:t>поточний рахунок: 26002053021074</w:t>
-            </w:r>
-          </w:p>
-          <w:p>
-            <w:pPr>
-              <w:ind w:left="180"/>
-              <w:rPr>
-                <w:b w:val="0"/>
-                <w:sz w:val="20"/>
-                <w:szCs w:val="20"/>
-                <w:lang w:val="uk-UA"/>
-              </w:rPr>
-            </w:pPr>
-            <w:r>
-              <w:rPr>
-                <w:b w:val="0"/>
-                <w:sz w:val="20"/>
-                <w:szCs w:val="20"/>
+                <w:szCs w:val="16"/>
                 <w:lang w:val="uk-UA"/>
               </w:rPr>
               <w:t xml:space="preserve">в АТ </w:t>
@@ -5178,7 +4301,7 @@
               <w:rPr>
                 <w:b w:val="0"/>
                 <w:sz w:val="20"/>
-                <w:szCs w:val="20"/>
+                <w:szCs w:val="16"/>
               </w:rPr>
               <w:t xml:space="preserve">КБ </w:t>
             </w:r>
@@ -5186,7 +4309,7 @@
               <w:rPr>
                 <w:b w:val="0"/>
                 <w:sz w:val="20"/>
-                <w:szCs w:val="20"/>
+                <w:szCs w:val="16"/>
                 <w:lang w:val="uk-UA"/>
               </w:rPr>
               <w:t>«Приватбанк»;</w:t>
@@ -5194,37 +4317,90 @@
           </w:p>
           <w:p>
             <w:pPr>
-              <w:ind w:left="180"/>
               <w:rPr>
                 <w:b w:val="0"/>
                 <w:sz w:val="20"/>
-                <w:szCs w:val="20"/>
+                <w:szCs w:val="16"/>
+              </w:rPr>
+            </w:pPr>
+            <w:r>
+              <w:rPr>
+                <w:b w:val="0"/>
+                <w:sz w:val="20"/>
+                <w:szCs w:val="16"/>
                 <w:lang w:val="uk-UA"/>
               </w:rPr>
-            </w:pPr>
+              <w:t xml:space="preserve">    </w:t>
+            </w:r>
             <w:r>
               <w:rPr>
                 <w:b w:val="0"/>
                 <w:sz w:val="20"/>
-                <w:szCs w:val="20"/>
+                <w:szCs w:val="16"/>
+              </w:rPr>
+              <w:t xml:space="preserve">Організація </w:t>
+            </w:r>
+            <w:proofErr w:type="spellStart"/>
+            <w:r>
+              <w:rPr>
+                <w:b w:val="0"/>
+                <w:sz w:val="20"/>
+                <w:szCs w:val="16"/>
+              </w:rPr>
+              <w:t>має</w:t>
+            </w:r>
+            <w:proofErr w:type="spellEnd"/>
+            <w:r>
+              <w:rPr>
+                <w:b w:val="0"/>
+                <w:sz w:val="20"/>
+                <w:szCs w:val="16"/>
+              </w:rPr>
+              <w:t xml:space="preserve"> статус </w:t>
+            </w:r>
+            <w:proofErr w:type="spellStart"/>
+            <w:r>
+              <w:rPr>
+                <w:b w:val="0"/>
+                <w:sz w:val="20"/>
+                <w:szCs w:val="16"/>
+              </w:rPr>
+              <w:t>неприбуткової</w:t>
+            </w:r>
+            <w:proofErr w:type="spellEnd"/>
+            <w:r>
+              <w:rPr>
+                <w:b w:val="0"/>
+                <w:sz w:val="20"/>
+                <w:szCs w:val="16"/>
+              </w:rPr>
+              <w:t xml:space="preserve"> за </w:t>
+            </w:r>
+            <w:proofErr w:type="spellStart"/>
+            <w:r>
+              <w:rPr>
+                <w:b w:val="0"/>
+                <w:sz w:val="20"/>
+                <w:szCs w:val="16"/>
+              </w:rPr>
+              <w:t>ознакою</w:t>
+            </w:r>
+            <w:proofErr w:type="spellEnd"/>
+          </w:p>
+          <w:p>
+            <w:pPr>
+              <w:rPr>
+                <w:b w:val="0"/>
+                <w:sz w:val="20"/>
+                <w:szCs w:val="16"/>
                 <w:lang w:val="uk-UA"/>
               </w:rPr>
-              <w:t>МФО 321842</w:t>
-            </w:r>
-          </w:p>
-          <w:p>
-            <w:pPr>
+            </w:pPr>
+            <w:r>
               <w:rPr>
                 <w:b w:val="0"/>
                 <w:sz w:val="20"/>
-                <w:szCs w:val="20"/>
-              </w:rPr>
-            </w:pPr>
-            <w:r>
-              <w:rPr>
-                <w:b w:val="0"/>
-                <w:sz w:val="20"/>
-                <w:szCs w:val="20"/>
+                <w:szCs w:val="16"/>
                 <w:lang w:val="uk-UA"/>
               </w:rPr>
               <w:t xml:space="preserve">    </w:t>
@@ -5234,90 +4410,7 @@
               <w:rPr>
                 <w:b w:val="0"/>
                 <w:sz w:val="20"/>
-                <w:szCs w:val="20"/>
-              </w:rPr>
-              <w:t>Організація</w:t>
-            </w:r>
-            <w:proofErr w:type="spellEnd"/>
-            <w:r>
-              <w:rPr>
-                <w:b w:val="0"/>
-                <w:sz w:val="20"/>
-                <w:szCs w:val="20"/>
-              </w:rPr>
-              <w:t xml:space="preserve"> </w:t>
-            </w:r>
-            <w:proofErr w:type="spellStart"/>
-            <w:r>
-              <w:rPr>
-                <w:b w:val="0"/>
-                <w:sz w:val="20"/>
-                <w:szCs w:val="20"/>
-              </w:rPr>
-              <w:t>має</w:t>
-            </w:r>
-            <w:proofErr w:type="spellEnd"/>
-            <w:r>
-              <w:rPr>
-                <w:b w:val="0"/>
-                <w:sz w:val="20"/>
-                <w:szCs w:val="20"/>
-              </w:rPr>
-              <w:t xml:space="preserve"> статус </w:t>
-            </w:r>
-            <w:proofErr w:type="spellStart"/>
-            <w:r>
-              <w:rPr>
-                <w:b w:val="0"/>
-                <w:sz w:val="20"/>
-                <w:szCs w:val="20"/>
-              </w:rPr>
-              <w:t>неприбуткової</w:t>
-            </w:r>
-            <w:proofErr w:type="spellEnd"/>
-            <w:r>
-              <w:rPr>
-                <w:b w:val="0"/>
-                <w:sz w:val="20"/>
-                <w:szCs w:val="20"/>
-              </w:rPr>
-              <w:t xml:space="preserve"> за </w:t>
-            </w:r>
-            <w:proofErr w:type="spellStart"/>
-            <w:r>
-              <w:rPr>
-                <w:b w:val="0"/>
-                <w:sz w:val="20"/>
-                <w:szCs w:val="20"/>
-              </w:rPr>
-              <w:t>ознакою</w:t>
-            </w:r>
-            <w:proofErr w:type="spellEnd"/>
-          </w:p>
-          <w:p>
-            <w:pPr>
-              <w:rPr>
-                <w:b w:val="0"/>
-                <w:sz w:val="20"/>
-                <w:szCs w:val="20"/>
-                <w:lang w:val="uk-UA"/>
-              </w:rPr>
-            </w:pPr>
-            <w:r>
-              <w:rPr>
-                <w:b w:val="0"/>
-                <w:sz w:val="20"/>
-                <w:szCs w:val="20"/>
-                <w:lang w:val="uk-UA"/>
-              </w:rPr>
-              <w:t xml:space="preserve">    </w:t>
-            </w:r>
-            <w:proofErr w:type="spellStart"/>
-            <w:r>
-              <w:rPr>
-                <w:b w:val="0"/>
-                <w:sz w:val="20"/>
-                <w:szCs w:val="20"/>
+                <w:szCs w:val="16"/>
               </w:rPr>
               <w:t>неприбутковості</w:t>
             </w:r>
@@ -5326,7 +4419,7 @@
               <w:rPr>
                 <w:b w:val="0"/>
                 <w:sz w:val="20"/>
-                <w:szCs w:val="20"/>
+                <w:szCs w:val="16"/>
               </w:rPr>
               <w:t xml:space="preserve"> </w:t>
             </w:r>
@@ -5334,7 +4427,7 @@
               <w:rPr>
                 <w:b w:val="0"/>
                 <w:sz w:val="20"/>
-                <w:szCs w:val="20"/>
+                <w:szCs w:val="16"/>
                 <w:lang w:val="uk-UA"/>
               </w:rPr>
               <w:t>0032</w:t>
@@ -5345,16 +4438,16 @@
               <w:ind w:left="180"/>
               <w:rPr>
                 <w:sz w:val="20"/>
-                <w:szCs w:val="20"/>
+                <w:szCs w:val="16"/>
                 <w:lang w:val="uk-UA"/>
               </w:rPr>
             </w:pPr>
-            <w:hyperlink r:id="rId10" w:history="1">
+            <w:hyperlink r:id="rId9" w:history="1">
               <w:r>
                 <w:rPr>
                   <w:rStyle w:val="ab"/>
                   <w:sz w:val="20"/>
-                  <w:szCs w:val="20"/>
+                  <w:szCs w:val="16"/>
                 </w:rPr>
                 <w:t>www.uacrr.org.ua</w:t>
               </w:r>
@@ -5369,7 +4462,7 @@
                 <w:b/>
                 <w:bCs/>
                 <w:sz w:val="20"/>
-                <w:szCs w:val="20"/>
+                <w:szCs w:val="16"/>
                 <w:lang w:val="ru-RU"/>
               </w:rPr>
             </w:pPr>
@@ -5383,7 +4476,7 @@
                 <w:b/>
                 <w:bCs/>
                 <w:sz w:val="20"/>
-                <w:szCs w:val="20"/>
+                <w:szCs w:val="16"/>
               </w:rPr>
             </w:pPr>
           </w:p>
@@ -5396,7 +4489,7 @@
                 <w:b/>
                 <w:bCs/>
                 <w:sz w:val="20"/>
-                <w:szCs w:val="20"/>
+                <w:szCs w:val="16"/>
               </w:rPr>
             </w:pPr>
           </w:p>
@@ -5409,7 +4502,33 @@
                 <w:b/>
                 <w:bCs/>
                 <w:sz w:val="20"/>
-                <w:szCs w:val="20"/>
+                <w:szCs w:val="16"/>
+              </w:rPr>
+            </w:pPr>
+          </w:p>
+          <w:p>
+            <w:pPr>
+              <w:pStyle w:val="a3"/>
+              <w:ind w:right="-1"/>
+              <w:jc w:val="left"/>
+              <w:rPr>
+                <w:b/>
+                <w:bCs/>
+                <w:sz w:val="20"/>
+                <w:szCs w:val="16"/>
+              </w:rPr>
+            </w:pPr>
+          </w:p>
+          <w:p>
+            <w:pPr>
+              <w:pStyle w:val="a3"/>
+              <w:ind w:right="-1"/>
+              <w:jc w:val="left"/>
+              <w:rPr>
+                <w:b/>
+                <w:bCs/>
+                <w:sz w:val="20"/>
+                <w:szCs w:val="16"/>
               </w:rPr>
             </w:pPr>
           </w:p>
@@ -5422,8 +4541,7 @@
                 <w:b/>
                 <w:bCs/>
                 <w:sz w:val="20"/>
-                <w:szCs w:val="20"/>
-                <w:lang w:val="ru-RU"/>
+                <w:szCs w:val="16"/>
               </w:rPr>
             </w:pPr>
             <w:r>
@@ -5431,9 +4549,9 @@
                 <w:b/>
                 <w:bCs/>
                 <w:sz w:val="20"/>
-                <w:szCs w:val="20"/>
-              </w:rPr>
-              <w:t>____________________   / Л.А. Цимбал /</w:t>
+                <w:szCs w:val="16"/>
+              </w:rPr>
+              <w:t>____________________   / В.В. Харчишин /</w:t>
             </w:r>
           </w:p>
           <w:p>
@@ -5442,7 +4560,7 @@
               <w:ind w:right="0"/>
               <w:rPr>
                 <w:sz w:val="20"/>
-                <w:szCs w:val="20"/>
+                <w:szCs w:val="16"/>
                 <w:vertAlign w:val="superscript"/>
               </w:rPr>
             </w:pPr>
@@ -5450,14 +4568,14 @@
               <w:rPr>
                 <w:bCs/>
                 <w:sz w:val="20"/>
-                <w:szCs w:val="20"/>
+                <w:szCs w:val="16"/>
               </w:rPr>
               <w:t xml:space="preserve">         М.П.</w:t>
             </w:r>
             <w:r>
               <w:rPr>
                 <w:sz w:val="20"/>
-                <w:szCs w:val="20"/>
+                <w:szCs w:val="16"/>
                 <w:vertAlign w:val="superscript"/>
               </w:rPr>
               <w:t xml:space="preserve">           (підпис)                                                      </w:t>
@@ -6273,7 +5391,6 @@
             <w:tblPr>
               <w:tblStyle w:val="af"/>
               <w:tblW w:w="0" w:type="auto"/>
-              <w:tblInd w:w="0" w:type="dxa"/>
               <w:tblBorders>
                 <w:top w:val="none" w:sz="0" w:space="0" w:color="auto"/>
                 <w:left w:val="none" w:sz="0" w:space="0" w:color="auto"/>
@@ -7257,7 +6374,6 @@
               </w:rPr>
             </w:pPr>
             <w:proofErr w:type="spellStart"/>
-            <w:proofErr w:type="gramStart"/>
             <w:r>
               <w:rPr>
                 <w:rFonts w:eastAsia="Times New Roman"/>
@@ -7273,16 +6389,7 @@
                 <w:sz w:val="23"/>
                 <w:szCs w:val="23"/>
               </w:rPr>
-              <w:t xml:space="preserve">  -</w:t>
-            </w:r>
-            <w:proofErr w:type="gramEnd"/>
-            <w:r>
-              <w:rPr>
-                <w:rFonts w:eastAsia="Times New Roman"/>
-                <w:sz w:val="23"/>
-                <w:szCs w:val="23"/>
-              </w:rPr>
-              <w:t xml:space="preserve"> П.І.Б. </w:t>
+              <w:t xml:space="preserve">  - П.І.Б. </w:t>
             </w:r>
             <w:proofErr w:type="spellStart"/>
             <w:r>
@@ -8237,7 +7344,6 @@
                 <w:noProof/>
                 <w:sz w:val="23"/>
                 <w:szCs w:val="23"/>
-                <w:lang w:val="uk-UA" w:eastAsia="uk-UA"/>
               </w:rPr>
               <mc:AlternateContent>
                 <mc:Choice Requires="wps">
@@ -8245,13 +7351,13 @@
                     <wp:anchor distT="0" distB="0" distL="114300" distR="114300" simplePos="0" relativeHeight="251657216" behindDoc="0" locked="0" layoutInCell="1" allowOverlap="1">
                       <wp:simplePos x="0" y="0"/>
                       <wp:positionH relativeFrom="column">
-                        <wp:posOffset>-1437640</wp:posOffset>
+                        <wp:posOffset>-2748915</wp:posOffset>
                       </wp:positionH>
                       <wp:positionV relativeFrom="paragraph">
-                        <wp:posOffset>-3346450</wp:posOffset>
+                        <wp:posOffset>-3323590</wp:posOffset>
                       </wp:positionV>
-                      <wp:extent cx="3124200" cy="6858000"/>
-                      <wp:effectExtent l="17780" t="0" r="10795" b="0"/>
+                      <wp:extent cx="5562600" cy="5753100"/>
+                      <wp:effectExtent l="0" t="0" r="0" b="0"/>
                       <wp:wrapNone/>
                       <wp:docPr id="2" name="WordArt 2"/>
                       <wp:cNvGraphicFramePr>
@@ -8266,7 +7372,7 @@
                             <wps:spPr bwMode="auto">
                               <a:xfrm>
                                 <a:off x="0" y="0"/>
-                                <a:ext cx="3124200" cy="6858000"/>
+                                <a:ext cx="5562600" cy="5753100"/>
                               </a:xfrm>
                               <a:prstGeom prst="rect">
                                 <a:avLst/>
@@ -8320,7 +7426,7 @@
                                   <a:gd name="adj" fmla="val 55556"/>
                                 </a:avLst>
                               </a:prstTxWarp>
-                              <a:spAutoFit/>
+                              <a:noAutofit/>
                             </wps:bodyPr>
                           </wps:wsp>
                         </a:graphicData>
@@ -8340,9 +7446,9 @@
                       <v:stroke joinstyle="miter"/>
                       <v:path gradientshapeok="t" o:connecttype="rect"/>
                     </v:shapetype>
-                    <v:shape id="WordArt 2" o:spid="_x0000_s1026" type="#_x0000_t202" style="position:absolute;left:0;text-align:left;margin-left:-113.2pt;margin-top:-263.5pt;width:246pt;height:540pt;z-index:251657216;visibility:visible;mso-wrap-style:square;mso-width-percent:0;mso-height-percent:0;mso-wrap-distance-left:9pt;mso-wrap-distance-top:0;mso-wrap-distance-right:9pt;mso-wrap-distance-bottom:0;mso-position-horizontal:absolute;mso-position-horizontal-relative:text;mso-position-vertical:absolute;mso-position-vertical-relative:text;mso-width-percent:0;mso-height-percent:0;mso-width-relative:page;mso-height-relative:page;v-text-anchor:top" o:gfxdata="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" filled="f" stroked="f">
+                    <v:shape id="WordArt 2" o:spid="_x0000_s1026" type="#_x0000_t202" style="position:absolute;left:0;text-align:left;margin-left:-216.45pt;margin-top:-261.7pt;width:438pt;height:453pt;z-index:251657216;visibility:visible;mso-wrap-style:square;mso-width-percent:0;mso-height-percent:0;mso-wrap-distance-left:9pt;mso-wrap-distance-top:0;mso-wrap-distance-right:9pt;mso-wrap-distance-bottom:0;mso-position-horizontal:absolute;mso-position-horizontal-relative:text;mso-position-vertical:absolute;mso-position-vertical-relative:text;mso-width-percent:0;mso-height-percent:0;mso-width-relative:page;mso-height-relative:page;v-text-anchor:top" o:gfxdata="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" filled="f" stroked="f">
                       <o:lock v:ext="edit" shapetype="t"/>
-                      <v:textbox style="mso-fit-shape-to-text:t">
+                      <v:textbox>
                         <w:txbxContent>
                           <w:p>
                             <w:pPr>
@@ -10056,549 +9162,11 @@
           <w:lang w:val="uk-UA"/>
         </w:rPr>
       </w:pPr>
-    </w:p>
-    <w:p>
-      <w:pPr>
-        <w:pStyle w:val="a3"/>
-        <w:ind w:right="-1" w:firstLine="360"/>
-        <w:rPr>
-          <w:sz w:val="18"/>
-          <w:szCs w:val="18"/>
-        </w:rPr>
-      </w:pPr>
-    </w:p>
-    <w:p>
-      <w:pPr>
-        <w:pStyle w:val="a3"/>
-        <w:jc w:val="center"/>
-        <w:rPr>
-          <w:b/>
-          <w:bCs/>
-          <w:sz w:val="24"/>
-          <w:szCs w:val="24"/>
-        </w:rPr>
-      </w:pPr>
-      <w:r>
-        <w:rPr>
-          <w:b/>
-          <w:bCs/>
-          <w:sz w:val="24"/>
-          <w:szCs w:val="24"/>
-        </w:rPr>
-        <w:t>АКТ</w:t>
-      </w:r>
-    </w:p>
-    <w:p>
-      <w:pPr>
-        <w:pStyle w:val="a3"/>
-        <w:jc w:val="center"/>
-        <w:rPr>
-          <w:b/>
-          <w:bCs/>
-          <w:sz w:val="24"/>
-          <w:szCs w:val="24"/>
-        </w:rPr>
-      </w:pPr>
-      <w:r>
-        <w:rPr>
-          <w:b/>
-          <w:bCs/>
-          <w:sz w:val="24"/>
-          <w:szCs w:val="24"/>
-        </w:rPr>
-        <w:t>про виплату авторської винагороди та надання звіту</w:t>
-      </w:r>
-    </w:p>
-    <w:p>
-      <w:pPr>
-        <w:pStyle w:val="a3"/>
-        <w:jc w:val="center"/>
-        <w:rPr>
-          <w:b/>
-          <w:bCs/>
-          <w:sz w:val="24"/>
-          <w:szCs w:val="24"/>
-        </w:rPr>
-      </w:pPr>
-      <w:r>
-        <w:rPr>
-          <w:b/>
-          <w:bCs/>
-          <w:sz w:val="24"/>
-          <w:szCs w:val="24"/>
-        </w:rPr>
-        <w:t xml:space="preserve">до </w:t>
-      </w:r>
-      <w:r>
-        <w:rPr>
-          <w:b/>
-          <w:bCs/>
-          <w:caps/>
-          <w:sz w:val="24"/>
-          <w:szCs w:val="24"/>
-        </w:rPr>
-        <w:t>л</w:t>
-      </w:r>
-      <w:r>
-        <w:rPr>
-          <w:b/>
-          <w:bCs/>
-          <w:sz w:val="24"/>
-          <w:szCs w:val="24"/>
-        </w:rPr>
-        <w:t>іцензійного договору № __________від “___”</w:t>
-      </w:r>
-      <w:r>
-        <w:rPr>
-          <w:b/>
-          <w:bCs/>
-          <w:sz w:val="24"/>
-          <w:szCs w:val="24"/>
-          <w:lang w:val="ru-RU"/>
-        </w:rPr>
-        <w:t xml:space="preserve"> __________</w:t>
-      </w:r>
-      <w:r>
-        <w:rPr>
-          <w:b/>
-          <w:bCs/>
-          <w:sz w:val="24"/>
-          <w:szCs w:val="24"/>
-        </w:rPr>
-        <w:t xml:space="preserve"> _____ року</w:t>
-      </w:r>
-    </w:p>
-    <w:p>
-      <w:pPr>
-        <w:pStyle w:val="a3"/>
-        <w:ind w:right="-1"/>
-        <w:jc w:val="center"/>
-        <w:rPr>
-          <w:b/>
-          <w:bCs/>
-          <w:sz w:val="24"/>
-          <w:szCs w:val="24"/>
-        </w:rPr>
-      </w:pPr>
-      <w:r>
-        <w:rPr>
-          <w:b/>
-          <w:bCs/>
-          <w:sz w:val="24"/>
-          <w:szCs w:val="24"/>
-          <w:lang w:val="ru-RU"/>
-        </w:rPr>
-        <w:t>(</w:t>
-      </w:r>
-      <w:proofErr w:type="spellStart"/>
-      <w:r>
-        <w:rPr>
-          <w:b/>
-          <w:bCs/>
-          <w:sz w:val="24"/>
-          <w:szCs w:val="24"/>
-          <w:lang w:val="ru-RU"/>
-        </w:rPr>
-        <w:t>далі</w:t>
-      </w:r>
-      <w:proofErr w:type="spellEnd"/>
-      <w:r>
-        <w:rPr>
-          <w:b/>
-          <w:bCs/>
-          <w:sz w:val="24"/>
-          <w:szCs w:val="24"/>
-          <w:lang w:val="ru-RU"/>
-        </w:rPr>
-        <w:t xml:space="preserve"> - </w:t>
-      </w:r>
-      <w:proofErr w:type="spellStart"/>
-      <w:r>
-        <w:rPr>
-          <w:b/>
-          <w:bCs/>
-          <w:sz w:val="24"/>
-          <w:szCs w:val="24"/>
-          <w:lang w:val="ru-RU"/>
-        </w:rPr>
-        <w:t>Договір</w:t>
-      </w:r>
-      <w:proofErr w:type="spellEnd"/>
-      <w:r>
-        <w:rPr>
-          <w:b/>
-          <w:bCs/>
-          <w:sz w:val="24"/>
-          <w:szCs w:val="24"/>
-          <w:lang w:val="ru-RU"/>
-        </w:rPr>
-        <w:t xml:space="preserve">) </w:t>
-      </w:r>
-      <w:r>
-        <w:rPr>
-          <w:b/>
-          <w:bCs/>
-          <w:sz w:val="24"/>
-          <w:szCs w:val="24"/>
-        </w:rPr>
-        <w:t xml:space="preserve">за </w:t>
-      </w:r>
-      <w:r>
-        <w:rPr>
-          <w:b/>
-          <w:bCs/>
-          <w:sz w:val="24"/>
-          <w:szCs w:val="24"/>
-          <w:lang w:val="ru-RU"/>
-        </w:rPr>
-        <w:t>_________</w:t>
-      </w:r>
-      <w:r>
-        <w:rPr>
-          <w:b/>
-          <w:bCs/>
-          <w:sz w:val="24"/>
-          <w:szCs w:val="24"/>
-        </w:rPr>
-        <w:t xml:space="preserve"> 20___ р.</w:t>
-      </w:r>
-    </w:p>
-    <w:p>
-      <w:pPr>
-        <w:pStyle w:val="a3"/>
-        <w:rPr>
-          <w:sz w:val="20"/>
-          <w:szCs w:val="20"/>
-        </w:rPr>
-      </w:pPr>
-    </w:p>
-    <w:p>
-      <w:pPr>
-        <w:pStyle w:val="a3"/>
-        <w:rPr>
-          <w:sz w:val="20"/>
-          <w:szCs w:val="20"/>
-        </w:rPr>
-      </w:pPr>
-    </w:p>
-    <w:p>
-      <w:pPr>
-        <w:pStyle w:val="a3"/>
-        <w:ind w:right="-1"/>
-        <w:jc w:val="center"/>
-        <w:rPr>
-          <w:sz w:val="20"/>
-          <w:szCs w:val="20"/>
-        </w:rPr>
-      </w:pPr>
-      <w:r>
-        <w:rPr>
-          <w:sz w:val="20"/>
-          <w:szCs w:val="20"/>
-        </w:rPr>
-        <w:t>м. Київ</w:t>
-      </w:r>
-      <w:r>
-        <w:rPr>
-          <w:sz w:val="20"/>
-          <w:szCs w:val="20"/>
-        </w:rPr>
-        <w:tab/>
-      </w:r>
-      <w:r>
-        <w:rPr>
-          <w:sz w:val="20"/>
-          <w:szCs w:val="20"/>
-        </w:rPr>
-        <w:tab/>
-      </w:r>
-      <w:r>
-        <w:rPr>
-          <w:sz w:val="20"/>
-          <w:szCs w:val="20"/>
-        </w:rPr>
-        <w:tab/>
-      </w:r>
-      <w:r>
-        <w:rPr>
-          <w:sz w:val="20"/>
-          <w:szCs w:val="20"/>
-        </w:rPr>
-        <w:tab/>
-      </w:r>
-      <w:r>
-        <w:rPr>
-          <w:sz w:val="20"/>
-          <w:szCs w:val="20"/>
-        </w:rPr>
-        <w:tab/>
-      </w:r>
-      <w:r>
-        <w:rPr>
-          <w:sz w:val="20"/>
-          <w:szCs w:val="20"/>
-        </w:rPr>
-        <w:tab/>
-        <w:t xml:space="preserve">                                                       “_____”</w:t>
-      </w:r>
-      <w:r>
-        <w:rPr>
-          <w:sz w:val="20"/>
-          <w:szCs w:val="20"/>
-          <w:lang w:val="ru-RU"/>
-        </w:rPr>
-        <w:t>____________</w:t>
-      </w:r>
-      <w:r>
-        <w:rPr>
-          <w:sz w:val="20"/>
-          <w:szCs w:val="20"/>
-        </w:rPr>
-        <w:t xml:space="preserve"> 2</w:t>
-      </w:r>
-      <w:r>
-        <w:rPr>
-          <w:sz w:val="20"/>
-          <w:szCs w:val="20"/>
-          <w:lang w:val="ru-RU"/>
-        </w:rPr>
-        <w:t>0___</w:t>
-      </w:r>
-      <w:r>
-        <w:rPr>
-          <w:sz w:val="20"/>
-          <w:szCs w:val="20"/>
-        </w:rPr>
-        <w:t xml:space="preserve"> р.</w:t>
-      </w:r>
-    </w:p>
-    <w:p>
-      <w:pPr>
-        <w:pStyle w:val="a3"/>
-        <w:ind w:right="-1"/>
-        <w:rPr>
-          <w:sz w:val="20"/>
-          <w:szCs w:val="20"/>
-        </w:rPr>
-      </w:pPr>
-    </w:p>
-    <w:p>
-      <w:pPr>
-        <w:pStyle w:val="a3"/>
-        <w:ind w:right="-1" w:firstLine="720"/>
-        <w:rPr>
-          <w:b/>
-          <w:sz w:val="24"/>
-          <w:szCs w:val="24"/>
-        </w:rPr>
-      </w:pPr>
-    </w:p>
-    <w:p>
-      <w:pPr>
-        <w:pStyle w:val="a3"/>
-        <w:ind w:right="-1"/>
-        <w:rPr>
-          <w:sz w:val="24"/>
-          <w:szCs w:val="24"/>
-        </w:rPr>
-      </w:pPr>
-      <w:r>
-        <w:rPr>
-          <w:b/>
-          <w:sz w:val="24"/>
-          <w:szCs w:val="24"/>
-        </w:rPr>
-        <w:t>______________________________________</w:t>
-      </w:r>
-      <w:r>
-        <w:rPr>
-          <w:sz w:val="24"/>
-          <w:szCs w:val="24"/>
-        </w:rPr>
-        <w:t xml:space="preserve"> /далі - Користувач/, в </w:t>
-      </w:r>
-      <w:proofErr w:type="spellStart"/>
-      <w:r>
-        <w:rPr>
-          <w:sz w:val="24"/>
-          <w:szCs w:val="24"/>
-        </w:rPr>
-        <w:t>особі_______________________________________</w:t>
-      </w:r>
-      <w:r>
-        <w:rPr>
-          <w:sz w:val="24"/>
-          <w:szCs w:val="24"/>
-        </w:rPr>
-        <w:t>,</w:t>
-      </w:r>
-      <w:r>
-        <w:rPr>
-          <w:sz w:val="24"/>
-          <w:szCs w:val="24"/>
-        </w:rPr>
-        <w:t>що</w:t>
-      </w:r>
-      <w:proofErr w:type="spellEnd"/>
-      <w:r>
-        <w:rPr>
-          <w:sz w:val="24"/>
-          <w:szCs w:val="24"/>
-        </w:rPr>
-        <w:t xml:space="preserve"> діє на підставі _________________ та _______________________з однієї Сторони,  та</w:t>
-      </w:r>
-    </w:p>
-    <w:p>
-      <w:pPr>
-        <w:pStyle w:val="a3"/>
-        <w:ind w:right="-1" w:firstLine="720"/>
-        <w:rPr>
-          <w:sz w:val="24"/>
-          <w:szCs w:val="24"/>
-        </w:rPr>
-      </w:pPr>
-      <w:r>
-        <w:rPr>
-          <w:b/>
-          <w:sz w:val="24"/>
-          <w:szCs w:val="24"/>
-        </w:rPr>
-        <w:t>Громадськ</w:t>
-      </w:r>
-      <w:r>
-        <w:rPr>
-          <w:b/>
-          <w:sz w:val="24"/>
-          <w:szCs w:val="24"/>
-        </w:rPr>
-        <w:t>а о</w:t>
-      </w:r>
-      <w:r>
-        <w:rPr>
-          <w:b/>
-          <w:sz w:val="24"/>
-          <w:szCs w:val="24"/>
-        </w:rPr>
-        <w:t>рганізація “Українська агенція</w:t>
-      </w:r>
-      <w:r>
-        <w:rPr>
-          <w:b/>
-          <w:sz w:val="24"/>
-          <w:szCs w:val="24"/>
-        </w:rPr>
-        <w:t xml:space="preserve"> з авторських та суміжних прав”</w:t>
-      </w:r>
-      <w:r>
-        <w:rPr>
-          <w:sz w:val="24"/>
-          <w:szCs w:val="24"/>
-        </w:rPr>
-        <w:t xml:space="preserve"> </w:t>
-      </w:r>
-      <w:r>
-        <w:rPr>
-          <w:sz w:val="24"/>
-          <w:szCs w:val="24"/>
-        </w:rPr>
-        <w:t>(</w:t>
-      </w:r>
-      <w:r>
-        <w:rPr>
-          <w:sz w:val="24"/>
-          <w:szCs w:val="24"/>
-        </w:rPr>
-        <w:t>далі -           ГО УААСП</w:t>
-      </w:r>
-      <w:r>
-        <w:rPr>
-          <w:sz w:val="24"/>
-          <w:szCs w:val="24"/>
-        </w:rPr>
-        <w:t>)</w:t>
-      </w:r>
-      <w:r>
-        <w:rPr>
-          <w:sz w:val="24"/>
-          <w:szCs w:val="24"/>
-        </w:rPr>
-        <w:t xml:space="preserve">, </w:t>
-      </w:r>
-      <w:r>
-        <w:rPr>
-          <w:sz w:val="24"/>
-          <w:szCs w:val="24"/>
-        </w:rPr>
-        <w:t xml:space="preserve">в особі </w:t>
-      </w:r>
-      <w:r>
-        <w:rPr>
-          <w:sz w:val="24"/>
-          <w:szCs w:val="24"/>
-        </w:rPr>
-        <w:t>___________________________________________</w:t>
-      </w:r>
-      <w:r>
-        <w:rPr>
-          <w:sz w:val="24"/>
-          <w:szCs w:val="24"/>
-        </w:rPr>
-        <w:t>, що діє на підставі</w:t>
-      </w:r>
-      <w:r>
-        <w:rPr>
-          <w:sz w:val="24"/>
-          <w:szCs w:val="24"/>
-        </w:rPr>
-        <w:t xml:space="preserve">________________________ </w:t>
-      </w:r>
-      <w:r>
-        <w:rPr>
-          <w:sz w:val="24"/>
-          <w:szCs w:val="24"/>
-        </w:rPr>
-        <w:t xml:space="preserve">та </w:t>
-      </w:r>
-      <w:r>
-        <w:rPr>
-          <w:sz w:val="24"/>
-          <w:szCs w:val="24"/>
-        </w:rPr>
-        <w:t xml:space="preserve">____________________________________ </w:t>
-      </w:r>
-      <w:r>
-        <w:rPr>
-          <w:sz w:val="24"/>
-          <w:szCs w:val="24"/>
-        </w:rPr>
-        <w:t>з другої сторони, надалі іменовані Сторони, уклали цей акт про наступне:</w:t>
-      </w:r>
-    </w:p>
-    <w:p>
-      <w:pPr>
-        <w:pStyle w:val="a3"/>
-        <w:ind w:right="-1"/>
-        <w:rPr>
-          <w:sz w:val="24"/>
-          <w:szCs w:val="24"/>
-        </w:rPr>
-      </w:pPr>
-    </w:p>
-    <w:p>
-      <w:pPr>
-        <w:pStyle w:val="a3"/>
-        <w:ind w:right="-1"/>
-        <w:rPr>
-          <w:sz w:val="24"/>
-          <w:szCs w:val="24"/>
-        </w:rPr>
-      </w:pPr>
       <w:r>
         <w:rPr>
           <w:noProof/>
           <w:sz w:val="24"/>
           <w:szCs w:val="24"/>
-          <w:lang w:eastAsia="uk-UA"/>
         </w:rPr>
         <mc:AlternateContent>
           <mc:Choice Requires="wps">
@@ -10606,13 +9174,13 @@
               <wp:anchor distT="0" distB="0" distL="114300" distR="114300" simplePos="0" relativeHeight="251658240" behindDoc="0" locked="0" layoutInCell="1" allowOverlap="1">
                 <wp:simplePos x="0" y="0"/>
                 <wp:positionH relativeFrom="column">
-                  <wp:posOffset>1790700</wp:posOffset>
+                  <wp:posOffset>114300</wp:posOffset>
                 </wp:positionH>
                 <wp:positionV relativeFrom="paragraph">
-                  <wp:posOffset>-3103245</wp:posOffset>
+                  <wp:posOffset>22225</wp:posOffset>
                 </wp:positionV>
-                <wp:extent cx="3124200" cy="6858000"/>
-                <wp:effectExtent l="19050" t="0" r="9525" b="0"/>
+                <wp:extent cx="6762750" cy="6772275"/>
+                <wp:effectExtent l="0" t="0" r="0" b="0"/>
                 <wp:wrapNone/>
                 <wp:docPr id="1" name="WordArt 3"/>
                 <wp:cNvGraphicFramePr>
@@ -10627,7 +9195,7 @@
                       <wps:spPr bwMode="auto">
                         <a:xfrm>
                           <a:off x="0" y="0"/>
-                          <a:ext cx="3124200" cy="6858000"/>
+                          <a:ext cx="6762750" cy="6772275"/>
                         </a:xfrm>
                         <a:prstGeom prst="rect">
                           <a:avLst/>
@@ -10681,7 +9249,7 @@
                             <a:gd name="adj" fmla="val 55556"/>
                           </a:avLst>
                         </a:prstTxWarp>
-                        <a:spAutoFit/>
+                        <a:noAutofit/>
                       </wps:bodyPr>
                     </wps:wsp>
                   </a:graphicData>
@@ -10697,9 +9265,9 @@
           </mc:Choice>
           <mc:Fallback>
             <w:pict>
-              <v:shape id="WordArt 3" o:spid="_x0000_s1027" type="#_x0000_t202" style="position:absolute;left:0;text-align:left;margin-left:141pt;margin-top:-244.35pt;width:246pt;height:540pt;z-index:251658240;visibility:visible;mso-wrap-style:square;mso-width-percent:0;mso-height-percent:0;mso-wrap-distance-left:9pt;mso-wrap-distance-top:0;mso-wrap-distance-right:9pt;mso-wrap-distance-bottom:0;mso-position-horizontal:absolute;mso-position-horizontal-relative:text;mso-position-vertical:absolute;mso-position-vertical-relative:text;mso-width-percent:0;mso-height-percent:0;mso-width-relative:page;mso-height-relative:page;v-text-anchor:top" o:gfxdata="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" filled="f" stroked="f">
+              <v:shape id="WordArt 3" o:spid="_x0000_s1027" type="#_x0000_t202" style="position:absolute;left:0;text-align:left;margin-left:9pt;margin-top:1.75pt;width:532.5pt;height:533.25pt;z-index:251658240;visibility:visible;mso-wrap-style:square;mso-width-percent:0;mso-height-percent:0;mso-wrap-distance-left:9pt;mso-wrap-distance-top:0;mso-wrap-distance-right:9pt;mso-wrap-distance-bottom:0;mso-position-horizontal:absolute;mso-position-horizontal-relative:text;mso-position-vertical:absolute;mso-position-vertical-relative:text;mso-width-percent:0;mso-height-percent:0;mso-width-relative:page;mso-height-relative:page;v-text-anchor:top" o:gfxdata="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" filled="f" stroked="f">
                 <o:lock v:ext="edit" shapetype="t"/>
-                <v:textbox style="mso-fit-shape-to-text:t">
+                <v:textbox>
                   <w:txbxContent>
                     <w:p>
                       <w:pPr>
@@ -10739,6 +9307,543 @@
           </mc:Fallback>
         </mc:AlternateContent>
       </w:r>
+    </w:p>
+    <w:p>
+      <w:pPr>
+        <w:pStyle w:val="a3"/>
+        <w:ind w:right="-1" w:firstLine="360"/>
+        <w:rPr>
+          <w:sz w:val="18"/>
+          <w:szCs w:val="18"/>
+        </w:rPr>
+      </w:pPr>
+    </w:p>
+    <w:p>
+      <w:pPr>
+        <w:pStyle w:val="a3"/>
+        <w:jc w:val="center"/>
+        <w:rPr>
+          <w:b/>
+          <w:bCs/>
+          <w:sz w:val="24"/>
+          <w:szCs w:val="24"/>
+        </w:rPr>
+      </w:pPr>
+      <w:r>
+        <w:rPr>
+          <w:b/>
+          <w:bCs/>
+          <w:sz w:val="24"/>
+          <w:szCs w:val="24"/>
+        </w:rPr>
+        <w:t>АКТ</w:t>
+      </w:r>
+    </w:p>
+    <w:p>
+      <w:pPr>
+        <w:pStyle w:val="a3"/>
+        <w:jc w:val="center"/>
+        <w:rPr>
+          <w:b/>
+          <w:bCs/>
+          <w:sz w:val="24"/>
+          <w:szCs w:val="24"/>
+        </w:rPr>
+      </w:pPr>
+      <w:r>
+        <w:rPr>
+          <w:b/>
+          <w:bCs/>
+          <w:sz w:val="24"/>
+          <w:szCs w:val="24"/>
+        </w:rPr>
+        <w:t>про виплату авторської винагороди та надання звіту</w:t>
+      </w:r>
+    </w:p>
+    <w:p>
+      <w:pPr>
+        <w:pStyle w:val="a3"/>
+        <w:jc w:val="center"/>
+        <w:rPr>
+          <w:b/>
+          <w:bCs/>
+          <w:sz w:val="24"/>
+          <w:szCs w:val="24"/>
+        </w:rPr>
+      </w:pPr>
+      <w:r>
+        <w:rPr>
+          <w:b/>
+          <w:bCs/>
+          <w:sz w:val="24"/>
+          <w:szCs w:val="24"/>
+        </w:rPr>
+        <w:t xml:space="preserve">до </w:t>
+      </w:r>
+      <w:r>
+        <w:rPr>
+          <w:b/>
+          <w:bCs/>
+          <w:caps/>
+          <w:sz w:val="24"/>
+          <w:szCs w:val="24"/>
+        </w:rPr>
+        <w:t>л</w:t>
+      </w:r>
+      <w:r>
+        <w:rPr>
+          <w:b/>
+          <w:bCs/>
+          <w:sz w:val="24"/>
+          <w:szCs w:val="24"/>
+        </w:rPr>
+        <w:t>іцензійного договору № __________від “___”</w:t>
+      </w:r>
+      <w:r>
+        <w:rPr>
+          <w:b/>
+          <w:bCs/>
+          <w:sz w:val="24"/>
+          <w:szCs w:val="24"/>
+          <w:lang w:val="ru-RU"/>
+        </w:rPr>
+        <w:t xml:space="preserve"> __________</w:t>
+      </w:r>
+      <w:r>
+        <w:rPr>
+          <w:b/>
+          <w:bCs/>
+          <w:sz w:val="24"/>
+          <w:szCs w:val="24"/>
+        </w:rPr>
+        <w:t xml:space="preserve"> _____ року</w:t>
+      </w:r>
+    </w:p>
+    <w:p>
+      <w:pPr>
+        <w:pStyle w:val="a3"/>
+        <w:ind w:right="-1"/>
+        <w:jc w:val="center"/>
+        <w:rPr>
+          <w:b/>
+          <w:bCs/>
+          <w:sz w:val="24"/>
+          <w:szCs w:val="24"/>
+        </w:rPr>
+      </w:pPr>
+      <w:r>
+        <w:rPr>
+          <w:b/>
+          <w:bCs/>
+          <w:sz w:val="24"/>
+          <w:szCs w:val="24"/>
+          <w:lang w:val="ru-RU"/>
+        </w:rPr>
+        <w:t>(</w:t>
+      </w:r>
+      <w:proofErr w:type="spellStart"/>
+      <w:r>
+        <w:rPr>
+          <w:b/>
+          <w:bCs/>
+          <w:sz w:val="24"/>
+          <w:szCs w:val="24"/>
+          <w:lang w:val="ru-RU"/>
+        </w:rPr>
+        <w:t>далі</w:t>
+      </w:r>
+      <w:proofErr w:type="spellEnd"/>
+      <w:r>
+        <w:rPr>
+          <w:b/>
+          <w:bCs/>
+          <w:sz w:val="24"/>
+          <w:szCs w:val="24"/>
+          <w:lang w:val="ru-RU"/>
+        </w:rPr>
+        <w:t xml:space="preserve"> - </w:t>
+      </w:r>
+      <w:proofErr w:type="spellStart"/>
+      <w:r>
+        <w:rPr>
+          <w:b/>
+          <w:bCs/>
+          <w:sz w:val="24"/>
+          <w:szCs w:val="24"/>
+          <w:lang w:val="ru-RU"/>
+        </w:rPr>
+        <w:t>Договір</w:t>
+      </w:r>
+      <w:proofErr w:type="spellEnd"/>
+      <w:r>
+        <w:rPr>
+          <w:b/>
+          <w:bCs/>
+          <w:sz w:val="24"/>
+          <w:szCs w:val="24"/>
+          <w:lang w:val="ru-RU"/>
+        </w:rPr>
+        <w:t xml:space="preserve">) </w:t>
+      </w:r>
+      <w:r>
+        <w:rPr>
+          <w:b/>
+          <w:bCs/>
+          <w:sz w:val="24"/>
+          <w:szCs w:val="24"/>
+        </w:rPr>
+        <w:t xml:space="preserve">за </w:t>
+      </w:r>
+      <w:r>
+        <w:rPr>
+          <w:b/>
+          <w:bCs/>
+          <w:sz w:val="24"/>
+          <w:szCs w:val="24"/>
+          <w:lang w:val="ru-RU"/>
+        </w:rPr>
+        <w:t>_________</w:t>
+      </w:r>
+      <w:r>
+        <w:rPr>
+          <w:b/>
+          <w:bCs/>
+          <w:sz w:val="24"/>
+          <w:szCs w:val="24"/>
+        </w:rPr>
+        <w:t xml:space="preserve"> 20___ р.</w:t>
+      </w:r>
+    </w:p>
+    <w:p>
+      <w:pPr>
+        <w:pStyle w:val="a3"/>
+        <w:rPr>
+          <w:sz w:val="20"/>
+          <w:szCs w:val="20"/>
+        </w:rPr>
+      </w:pPr>
+    </w:p>
+    <w:p>
+      <w:pPr>
+        <w:pStyle w:val="a3"/>
+        <w:rPr>
+          <w:sz w:val="20"/>
+          <w:szCs w:val="20"/>
+        </w:rPr>
+      </w:pPr>
+    </w:p>
+    <w:p>
+      <w:pPr>
+        <w:pStyle w:val="a3"/>
+        <w:ind w:right="-1"/>
+        <w:jc w:val="center"/>
+        <w:rPr>
+          <w:sz w:val="20"/>
+          <w:szCs w:val="20"/>
+        </w:rPr>
+      </w:pPr>
+      <w:r>
+        <w:rPr>
+          <w:sz w:val="20"/>
+          <w:szCs w:val="20"/>
+        </w:rPr>
+        <w:t>м. Київ</w:t>
+      </w:r>
+      <w:r>
+        <w:rPr>
+          <w:sz w:val="20"/>
+          <w:szCs w:val="20"/>
+        </w:rPr>
+        <w:tab/>
+      </w:r>
+      <w:r>
+        <w:rPr>
+          <w:sz w:val="20"/>
+          <w:szCs w:val="20"/>
+        </w:rPr>
+        <w:tab/>
+      </w:r>
+      <w:r>
+        <w:rPr>
+          <w:sz w:val="20"/>
+          <w:szCs w:val="20"/>
+        </w:rPr>
+        <w:tab/>
+      </w:r>
+      <w:r>
+        <w:rPr>
+          <w:sz w:val="20"/>
+          <w:szCs w:val="20"/>
+        </w:rPr>
+        <w:tab/>
+      </w:r>
+      <w:r>
+        <w:rPr>
+          <w:sz w:val="20"/>
+          <w:szCs w:val="20"/>
+        </w:rPr>
+        <w:tab/>
+      </w:r>
+      <w:r>
+        <w:rPr>
+          <w:sz w:val="20"/>
+          <w:szCs w:val="20"/>
+        </w:rPr>
+        <w:tab/>
+        <w:t xml:space="preserve">                                                       “_____”</w:t>
+      </w:r>
+      <w:r>
+        <w:rPr>
+          <w:sz w:val="20"/>
+          <w:szCs w:val="20"/>
+          <w:lang w:val="ru-RU"/>
+        </w:rPr>
+        <w:t>____________</w:t>
+      </w:r>
+      <w:r>
+        <w:rPr>
+          <w:sz w:val="20"/>
+          <w:szCs w:val="20"/>
+        </w:rPr>
+        <w:t xml:space="preserve"> 2</w:t>
+      </w:r>
+      <w:r>
+        <w:rPr>
+          <w:sz w:val="20"/>
+          <w:szCs w:val="20"/>
+          <w:lang w:val="ru-RU"/>
+        </w:rPr>
+        <w:t>0___</w:t>
+      </w:r>
+      <w:r>
+        <w:rPr>
+          <w:sz w:val="20"/>
+          <w:szCs w:val="20"/>
+        </w:rPr>
+        <w:t xml:space="preserve"> р.</w:t>
+      </w:r>
+    </w:p>
+    <w:p>
+      <w:pPr>
+        <w:pStyle w:val="a3"/>
+        <w:ind w:right="-1"/>
+        <w:rPr>
+          <w:sz w:val="20"/>
+          <w:szCs w:val="20"/>
+        </w:rPr>
+      </w:pPr>
+    </w:p>
+    <w:p>
+      <w:pPr>
+        <w:pStyle w:val="a3"/>
+        <w:ind w:right="-1" w:firstLine="720"/>
+        <w:rPr>
+          <w:b/>
+          <w:sz w:val="24"/>
+          <w:szCs w:val="24"/>
+        </w:rPr>
+      </w:pPr>
+    </w:p>
+    <w:p>
+      <w:pPr>
+        <w:pStyle w:val="a3"/>
+        <w:ind w:right="-1"/>
+        <w:rPr>
+          <w:sz w:val="24"/>
+          <w:szCs w:val="24"/>
+        </w:rPr>
+      </w:pPr>
+      <w:r>
+        <w:rPr>
+          <w:b/>
+          <w:sz w:val="24"/>
+          <w:szCs w:val="24"/>
+        </w:rPr>
+        <w:t>______________________________________</w:t>
+      </w:r>
+      <w:r>
+        <w:rPr>
+          <w:sz w:val="24"/>
+          <w:szCs w:val="24"/>
+        </w:rPr>
+        <w:t xml:space="preserve"> /далі - Користувач/, в </w:t>
+      </w:r>
+      <w:proofErr w:type="spellStart"/>
+      <w:r>
+        <w:rPr>
+          <w:sz w:val="24"/>
+          <w:szCs w:val="24"/>
+        </w:rPr>
+        <w:t>особі_______________________________________</w:t>
+      </w:r>
+      <w:r>
+        <w:rPr>
+          <w:sz w:val="24"/>
+          <w:szCs w:val="24"/>
+        </w:rPr>
+        <w:t>,</w:t>
+      </w:r>
+      <w:r>
+        <w:rPr>
+          <w:sz w:val="24"/>
+          <w:szCs w:val="24"/>
+        </w:rPr>
+        <w:t>що</w:t>
+      </w:r>
+      <w:proofErr w:type="spellEnd"/>
+      <w:r>
+        <w:rPr>
+          <w:sz w:val="24"/>
+          <w:szCs w:val="24"/>
+        </w:rPr>
+        <w:t xml:space="preserve"> діє на підставі _________________ та _______________________з однієї Сторони,  та</w:t>
+      </w:r>
+    </w:p>
+    <w:p>
+      <w:pPr>
+        <w:pStyle w:val="a3"/>
+        <w:ind w:right="-1" w:firstLine="720"/>
+        <w:rPr>
+          <w:sz w:val="24"/>
+          <w:szCs w:val="24"/>
+        </w:rPr>
+      </w:pPr>
+      <w:r>
+        <w:rPr>
+          <w:b/>
+          <w:sz w:val="24"/>
+          <w:szCs w:val="24"/>
+        </w:rPr>
+        <w:t>Громадськ</w:t>
+      </w:r>
+      <w:r>
+        <w:rPr>
+          <w:b/>
+          <w:sz w:val="24"/>
+          <w:szCs w:val="24"/>
+        </w:rPr>
+        <w:t>а о</w:t>
+      </w:r>
+      <w:r>
+        <w:rPr>
+          <w:b/>
+          <w:sz w:val="24"/>
+          <w:szCs w:val="24"/>
+        </w:rPr>
+        <w:t>рганізація “Українська агенція</w:t>
+      </w:r>
+      <w:r>
+        <w:rPr>
+          <w:b/>
+          <w:sz w:val="24"/>
+          <w:szCs w:val="24"/>
+        </w:rPr>
+        <w:t xml:space="preserve"> з авторських та суміжних прав”</w:t>
+      </w:r>
+      <w:r>
+        <w:rPr>
+          <w:sz w:val="24"/>
+          <w:szCs w:val="24"/>
+        </w:rPr>
+        <w:t xml:space="preserve"> </w:t>
+      </w:r>
+      <w:r>
+        <w:rPr>
+          <w:sz w:val="24"/>
+          <w:szCs w:val="24"/>
+        </w:rPr>
+        <w:t>(</w:t>
+      </w:r>
+      <w:r>
+        <w:rPr>
+          <w:sz w:val="24"/>
+          <w:szCs w:val="24"/>
+        </w:rPr>
+        <w:t>далі -           ГО УААСП</w:t>
+      </w:r>
+      <w:r>
+        <w:rPr>
+          <w:sz w:val="24"/>
+          <w:szCs w:val="24"/>
+        </w:rPr>
+        <w:t>)</w:t>
+      </w:r>
+      <w:r>
+        <w:rPr>
+          <w:sz w:val="24"/>
+          <w:szCs w:val="24"/>
+        </w:rPr>
+        <w:t xml:space="preserve">, </w:t>
+      </w:r>
+      <w:r>
+        <w:rPr>
+          <w:sz w:val="24"/>
+          <w:szCs w:val="24"/>
+        </w:rPr>
+        <w:t xml:space="preserve">в особі </w:t>
+      </w:r>
+      <w:r>
+        <w:rPr>
+          <w:sz w:val="24"/>
+          <w:szCs w:val="24"/>
+        </w:rPr>
+        <w:t>___________________________________________</w:t>
+      </w:r>
+      <w:r>
+        <w:rPr>
+          <w:sz w:val="24"/>
+          <w:szCs w:val="24"/>
+        </w:rPr>
+        <w:t>, що діє на підставі</w:t>
+      </w:r>
+      <w:r>
+        <w:rPr>
+          <w:sz w:val="24"/>
+          <w:szCs w:val="24"/>
+        </w:rPr>
+        <w:t xml:space="preserve">________________________ </w:t>
+      </w:r>
+      <w:r>
+        <w:rPr>
+          <w:sz w:val="24"/>
+          <w:szCs w:val="24"/>
+        </w:rPr>
+        <w:t xml:space="preserve">та </w:t>
+      </w:r>
+      <w:r>
+        <w:rPr>
+          <w:sz w:val="24"/>
+          <w:szCs w:val="24"/>
+        </w:rPr>
+        <w:t xml:space="preserve">____________________________________ </w:t>
+      </w:r>
+      <w:r>
+        <w:rPr>
+          <w:sz w:val="24"/>
+          <w:szCs w:val="24"/>
+        </w:rPr>
+        <w:t>з другої сторони, надалі іменовані Сторони, уклали цей акт про наступне:</w:t>
+      </w:r>
+    </w:p>
+    <w:p>
+      <w:pPr>
+        <w:pStyle w:val="a3"/>
+        <w:ind w:right="-1"/>
+        <w:rPr>
+          <w:sz w:val="24"/>
+          <w:szCs w:val="24"/>
+        </w:rPr>
+      </w:pPr>
+    </w:p>
+    <w:p>
+      <w:pPr>
+        <w:pStyle w:val="a3"/>
+        <w:ind w:right="-1"/>
+        <w:rPr>
+          <w:sz w:val="24"/>
+          <w:szCs w:val="24"/>
+        </w:rPr>
+      </w:pPr>
       <w:r>
         <w:rPr>
           <w:sz w:val="24"/>
@@ -11374,16 +10479,7 @@
                 <w:szCs w:val="20"/>
                 <w:lang w:val="ru-RU"/>
               </w:rPr>
-              <w:t>______________</w:t>
-            </w:r>
-            <w:proofErr w:type="gramStart"/>
-            <w:r>
-              <w:rPr>
-                <w:sz w:val="20"/>
-                <w:szCs w:val="20"/>
-                <w:lang w:val="ru-RU"/>
-              </w:rPr>
-              <w:t>_</w:t>
+              <w:t>_______________</w:t>
             </w:r>
             <w:r>
               <w:rPr>
@@ -11393,7 +10489,6 @@
               </w:rPr>
               <w:t xml:space="preserve"> )</w:t>
             </w:r>
-            <w:proofErr w:type="gramEnd"/>
           </w:p>
         </w:tc>
         <w:tc>
@@ -13510,6 +12605,8 @@
         </w:rPr>
         <w:t xml:space="preserve">_______________________ </w:t>
       </w:r>
+      <w:bookmarkStart w:id="10" w:name="_GoBack"/>
+      <w:bookmarkEnd w:id="10"/>
     </w:p>
     <w:p>
       <w:pPr>
@@ -13545,9 +12642,9 @@
       </w:pPr>
     </w:p>
     <w:sectPr>
-      <w:headerReference w:type="default" r:id="rId11"/>
-      <w:footerReference w:type="even" r:id="rId12"/>
-      <w:footerReference w:type="default" r:id="rId13"/>
+      <w:headerReference w:type="default" r:id="rId10"/>
+      <w:footerReference w:type="even" r:id="rId11"/>
+      <w:footerReference w:type="default" r:id="rId12"/>
       <w:pgSz w:w="11907" w:h="16840" w:code="9"/>
       <w:pgMar w:top="567" w:right="567" w:bottom="567" w:left="540" w:header="284" w:footer="0" w:gutter="0"/>
       <w:cols w:space="720"/>
@@ -13557,7 +12654,7 @@
 </file>
 
 <file path=word/endnotes.xml><?xml version="1.0" encoding="utf-8"?>
-<w:endnotes xmlns:wpc="http://schemas.microsoft.com/office/word/2010/wordprocessingCanvas" xmlns:cx="http://schemas.microsoft.com/office/drawing/2014/chartex" xmlns:cx1="http://schemas.microsoft.com/office/drawing/2015/9/8/chartex" xmlns:cx2="http://schemas.microsoft.com/office/drawing/2015/10/21/chartex" xmlns:cx3="http://schemas.microsoft.com/office/drawing/2016/5/9/chartex" xmlns:cx4="http://schemas.microsoft.com/office/drawing/2016/5/10/chartex" xmlns:cx5="http://schemas.microsoft.com/office/drawing/2016/5/11/chartex" xmlns:cx6="http://schemas.microsoft.com/office/drawing/2016/5/12/chartex" xmlns:cx7="http://schemas.microsoft.com/office/drawing/2016/5/13/chartex" xmlns:cx8="http://schemas.microsoft.com/office/drawing/2016/5/14/chartex" xmlns:mc="http://schemas.openxmlformats.org/markup-compatibility/2006" xmlns:aink="http://schemas.microsoft.com/office/drawing/2016/ink" xmlns:am3d="http://schemas.microsoft.com/office/drawing/2017/model3d" xmlns:o="urn:schemas-microsoft-com:office:office" xmlns:r="http://schemas.openxmlformats.org/officeDocument/2006/relationships" xmlns:m="http://schemas.openxmlformats.org/officeDocument/2006/math" xmlns:v="urn:schemas-microsoft-com:vml" xmlns:wp14="http://schemas.microsoft.com/office/word/2010/wordprocessingDrawing" xmlns:wp="http://schemas.openxmlformats.org/drawingml/2006/wordprocessingDrawing" xmlns:w10="urn:schemas-microsoft-com:office:word" xmlns:w="http://schemas.openxmlformats.org/wordprocessingml/2006/main" xmlns:w14="http://schemas.microsoft.com/office/word/2010/wordml" xmlns:w15="http://schemas.microsoft.com/office/word/2012/wordml" xmlns:w16cid="http://schemas.microsoft.com/office/word/2016/wordml/cid" xmlns:w16se="http://schemas.microsoft.com/office/word/2015/wordml/symex" xmlns:wpg="http://schemas.microsoft.com/office/word/2010/wordprocessingGroup" xmlns:wpi="http://schemas.microsoft.com/office/word/2010/wordprocessingInk" xmlns:wne="http://schemas.microsoft.com/office/word/2006/wordml" xmlns:wps="http://schemas.microsoft.com/office/word/2010/wordprocessingShape" mc:Ignorable="w14 w15 w16se w16cid wp14">
+<w:endnotes xmlns:wpc="http://schemas.microsoft.com/office/word/2010/wordprocessingCanvas" xmlns:cx="http://schemas.microsoft.com/office/drawing/2014/chartex" xmlns:cx1="http://schemas.microsoft.com/office/drawing/2015/9/8/chartex" xmlns:mc="http://schemas.openxmlformats.org/markup-compatibility/2006" xmlns:o="urn:schemas-microsoft-com:office:office" xmlns:r="http://schemas.openxmlformats.org/officeDocument/2006/relationships" xmlns:m="http://schemas.openxmlformats.org/officeDocument/2006/math" xmlns:v="urn:schemas-microsoft-com:vml" xmlns:wp14="http://schemas.microsoft.com/office/word/2010/wordprocessingDrawing" xmlns:wp="http://schemas.openxmlformats.org/drawingml/2006/wordprocessingDrawing" xmlns:w10="urn:schemas-microsoft-com:office:word" xmlns:w="http://schemas.openxmlformats.org/wordprocessingml/2006/main" xmlns:w14="http://schemas.microsoft.com/office/word/2010/wordml" xmlns:w15="http://schemas.microsoft.com/office/word/2012/wordml" xmlns:w16se="http://schemas.microsoft.com/office/word/2015/wordml/symex" xmlns:wpg="http://schemas.microsoft.com/office/word/2010/wordprocessingGroup" xmlns:wpi="http://schemas.microsoft.com/office/word/2010/wordprocessingInk" xmlns:wne="http://schemas.microsoft.com/office/word/2006/wordml" xmlns:wps="http://schemas.microsoft.com/office/word/2010/wordprocessingShape" mc:Ignorable="w14 w15 w16se wp14">
   <w:endnote w:type="separator" w:id="-1">
     <w:p>
       <w:r>
@@ -13576,7 +12673,7 @@
 </file>
 
 <file path=word/footer1.xml><?xml version="1.0" encoding="utf-8"?>
-<w:ftr xmlns:wpc="http://schemas.microsoft.com/office/word/2010/wordprocessingCanvas" xmlns:cx="http://schemas.microsoft.com/office/drawing/2014/chartex" xmlns:cx1="http://schemas.microsoft.com/office/drawing/2015/9/8/chartex" xmlns:cx2="http://schemas.microsoft.com/office/drawing/2015/10/21/chartex" xmlns:cx3="http://schemas.microsoft.com/office/drawing/2016/5/9/chartex" xmlns:cx4="http://schemas.microsoft.com/office/drawing/2016/5/10/chartex" xmlns:cx5="http://schemas.microsoft.com/office/drawing/2016/5/11/chartex" xmlns:cx6="http://schemas.microsoft.com/office/drawing/2016/5/12/chartex" xmlns:cx7="http://schemas.microsoft.com/office/drawing/2016/5/13/chartex" xmlns:cx8="http://schemas.microsoft.com/office/drawing/2016/5/14/chartex" xmlns:mc="http://schemas.openxmlformats.org/markup-compatibility/2006" xmlns:aink="http://schemas.microsoft.com/office/drawing/2016/ink" xmlns:am3d="http://schemas.microsoft.com/office/drawing/2017/model3d" xmlns:o="urn:schemas-microsoft-com:office:office" xmlns:r="http://schemas.openxmlformats.org/officeDocument/2006/relationships" xmlns:m="http://schemas.openxmlformats.org/officeDocument/2006/math" xmlns:v="urn:schemas-microsoft-com:vml" xmlns:wp14="http://schemas.microsoft.com/office/word/2010/wordprocessingDrawing" xmlns:wp="http://schemas.openxmlformats.org/drawingml/2006/wordprocessingDrawing" xmlns:w10="urn:schemas-microsoft-com:office:word" xmlns:w="http://schemas.openxmlformats.org/wordprocessingml/2006/main" xmlns:w14="http://schemas.microsoft.com/office/word/2010/wordml" xmlns:w15="http://schemas.microsoft.com/office/word/2012/wordml" xmlns:w16cid="http://schemas.microsoft.com/office/word/2016/wordml/cid" xmlns:w16se="http://schemas.microsoft.com/office/word/2015/wordml/symex" xmlns:wpg="http://schemas.microsoft.com/office/word/2010/wordprocessingGroup" xmlns:wpi="http://schemas.microsoft.com/office/word/2010/wordprocessingInk" xmlns:wne="http://schemas.microsoft.com/office/word/2006/wordml" xmlns:wps="http://schemas.microsoft.com/office/word/2010/wordprocessingShape" mc:Ignorable="w14 w15 w16se w16cid wp14">
+<w:ftr xmlns:wpc="http://schemas.microsoft.com/office/word/2010/wordprocessingCanvas" xmlns:cx="http://schemas.microsoft.com/office/drawing/2014/chartex" xmlns:cx1="http://schemas.microsoft.com/office/drawing/2015/9/8/chartex" xmlns:mc="http://schemas.openxmlformats.org/markup-compatibility/2006" xmlns:o="urn:schemas-microsoft-com:office:office" xmlns:r="http://schemas.openxmlformats.org/officeDocument/2006/relationships" xmlns:m="http://schemas.openxmlformats.org/officeDocument/2006/math" xmlns:v="urn:schemas-microsoft-com:vml" xmlns:wp14="http://schemas.microsoft.com/office/word/2010/wordprocessingDrawing" xmlns:wp="http://schemas.openxmlformats.org/drawingml/2006/wordprocessingDrawing" xmlns:w10="urn:schemas-microsoft-com:office:word" xmlns:w="http://schemas.openxmlformats.org/wordprocessingml/2006/main" xmlns:w14="http://schemas.microsoft.com/office/word/2010/wordml" xmlns:w15="http://schemas.microsoft.com/office/word/2012/wordml" xmlns:w16se="http://schemas.microsoft.com/office/word/2015/wordml/symex" xmlns:wpg="http://schemas.microsoft.com/office/word/2010/wordprocessingGroup" xmlns:wpi="http://schemas.microsoft.com/office/word/2010/wordprocessingInk" xmlns:wne="http://schemas.microsoft.com/office/word/2006/wordml" xmlns:wps="http://schemas.microsoft.com/office/word/2010/wordprocessingShape" mc:Ignorable="w14 w15 w16se wp14">
   <w:p>
     <w:pPr>
       <w:pStyle w:val="a7"/>
@@ -13614,7 +12711,7 @@
 </file>
 
 <file path=word/footer2.xml><?xml version="1.0" encoding="utf-8"?>
-<w:ftr xmlns:wpc="http://schemas.microsoft.com/office/word/2010/wordprocessingCanvas" xmlns:cx="http://schemas.microsoft.com/office/drawing/2014/chartex" xmlns:cx1="http://schemas.microsoft.com/office/drawing/2015/9/8/chartex" xmlns:cx2="http://schemas.microsoft.com/office/drawing/2015/10/21/chartex" xmlns:cx3="http://schemas.microsoft.com/office/drawing/2016/5/9/chartex" xmlns:cx4="http://schemas.microsoft.com/office/drawing/2016/5/10/chartex" xmlns:cx5="http://schemas.microsoft.com/office/drawing/2016/5/11/chartex" xmlns:cx6="http://schemas.microsoft.com/office/drawing/2016/5/12/chartex" xmlns:cx7="http://schemas.microsoft.com/office/drawing/2016/5/13/chartex" xmlns:cx8="http://schemas.microsoft.com/office/drawing/2016/5/14/chartex" xmlns:mc="http://schemas.openxmlformats.org/markup-compatibility/2006" xmlns:aink="http://schemas.microsoft.com/office/drawing/2016/ink" xmlns:am3d="http://schemas.microsoft.com/office/drawing/2017/model3d" xmlns:o="urn:schemas-microsoft-com:office:office" xmlns:r="http://schemas.openxmlformats.org/officeDocument/2006/relationships" xmlns:m="http://schemas.openxmlformats.org/officeDocument/2006/math" xmlns:v="urn:schemas-microsoft-com:vml" xmlns:wp14="http://schemas.microsoft.com/office/word/2010/wordprocessingDrawing" xmlns:wp="http://schemas.openxmlformats.org/drawingml/2006/wordprocessingDrawing" xmlns:w10="urn:schemas-microsoft-com:office:word" xmlns:w="http://schemas.openxmlformats.org/wordprocessingml/2006/main" xmlns:w14="http://schemas.microsoft.com/office/word/2010/wordml" xmlns:w15="http://schemas.microsoft.com/office/word/2012/wordml" xmlns:w16cid="http://schemas.microsoft.com/office/word/2016/wordml/cid" xmlns:w16se="http://schemas.microsoft.com/office/word/2015/wordml/symex" xmlns:wpg="http://schemas.microsoft.com/office/word/2010/wordprocessingGroup" xmlns:wpi="http://schemas.microsoft.com/office/word/2010/wordprocessingInk" xmlns:wne="http://schemas.microsoft.com/office/word/2006/wordml" xmlns:wps="http://schemas.microsoft.com/office/word/2010/wordprocessingShape" mc:Ignorable="w14 w15 w16se w16cid wp14">
+<w:ftr xmlns:wpc="http://schemas.microsoft.com/office/word/2010/wordprocessingCanvas" xmlns:cx="http://schemas.microsoft.com/office/drawing/2014/chartex" xmlns:cx1="http://schemas.microsoft.com/office/drawing/2015/9/8/chartex" xmlns:mc="http://schemas.openxmlformats.org/markup-compatibility/2006" xmlns:o="urn:schemas-microsoft-com:office:office" xmlns:r="http://schemas.openxmlformats.org/officeDocument/2006/relationships" xmlns:m="http://schemas.openxmlformats.org/officeDocument/2006/math" xmlns:v="urn:schemas-microsoft-com:vml" xmlns:wp14="http://schemas.microsoft.com/office/word/2010/wordprocessingDrawing" xmlns:wp="http://schemas.openxmlformats.org/drawingml/2006/wordprocessingDrawing" xmlns:w10="urn:schemas-microsoft-com:office:word" xmlns:w="http://schemas.openxmlformats.org/wordprocessingml/2006/main" xmlns:w14="http://schemas.microsoft.com/office/word/2010/wordml" xmlns:w15="http://schemas.microsoft.com/office/word/2012/wordml" xmlns:w16se="http://schemas.microsoft.com/office/word/2015/wordml/symex" xmlns:wpg="http://schemas.microsoft.com/office/word/2010/wordprocessingGroup" xmlns:wpi="http://schemas.microsoft.com/office/word/2010/wordprocessingInk" xmlns:wne="http://schemas.microsoft.com/office/word/2006/wordml" xmlns:wps="http://schemas.microsoft.com/office/word/2010/wordprocessingShape" mc:Ignorable="w14 w15 w16se wp14">
   <w:p>
     <w:pPr>
       <w:pStyle w:val="a7"/>
@@ -13656,7 +12753,7 @@
         <w:sz w:val="18"/>
         <w:szCs w:val="18"/>
       </w:rPr>
-      <w:t>4</w:t>
+      <w:t>6</w:t>
     </w:r>
     <w:r>
       <w:rPr>
@@ -13684,69 +12781,39 @@
         </w:tcPr>
         <w:p>
           <w:pPr>
-            <w:ind w:right="360"/>
-            <w:jc w:val="both"/>
+            <w:pStyle w:val="a3"/>
+            <w:ind w:right="-1"/>
+            <w:jc w:val="left"/>
             <w:rPr>
               <w:sz w:val="18"/>
               <w:szCs w:val="18"/>
+              <w:lang w:val="ru-RU"/>
             </w:rPr>
           </w:pPr>
           <w:r>
             <w:rPr>
+              <w:b/>
               <w:sz w:val="18"/>
               <w:szCs w:val="18"/>
-              <w:lang w:val="uk-UA"/>
             </w:rPr>
             <w:t>ГО УААСП</w:t>
           </w:r>
           <w:r>
             <w:rPr>
-              <w:sz w:val="18"/>
-              <w:szCs w:val="18"/>
+              <w:b/>
+              <w:bCs/>
+              <w:sz w:val="20"/>
+              <w:szCs w:val="16"/>
             </w:rPr>
-            <w:t>___________</w:t>
+            <w:t>_______________   / В.В. Харчишин</w:t>
           </w:r>
           <w:r>
             <w:rPr>
-              <w:sz w:val="18"/>
-              <w:szCs w:val="18"/>
-            </w:rPr>
-            <w:t>___</w:t>
-          </w:r>
-          <w:r>
-            <w:rPr>
-              <w:sz w:val="18"/>
-              <w:szCs w:val="18"/>
-              <w:lang w:val="uk-UA"/>
-            </w:rPr>
-            <w:t>___</w:t>
-          </w:r>
-          <w:r>
-            <w:rPr>
-              <w:sz w:val="18"/>
-              <w:szCs w:val="18"/>
-            </w:rPr>
-            <w:t>_</w:t>
-          </w:r>
-          <w:r>
-            <w:rPr>
-              <w:sz w:val="18"/>
-              <w:szCs w:val="18"/>
-            </w:rPr>
-            <w:t>/</w:t>
-          </w:r>
-          <w:r>
-            <w:rPr>
-              <w:sz w:val="18"/>
-              <w:szCs w:val="18"/>
-              <w:lang w:val="uk-UA"/>
-            </w:rPr>
-            <w:t xml:space="preserve"> Л.А. Цимбал </w:t>
-          </w:r>
-          <w:r>
-            <w:rPr>
-              <w:sz w:val="18"/>
-              <w:szCs w:val="18"/>
+              <w:b/>
+              <w:bCs/>
+              <w:sz w:val="20"/>
+              <w:szCs w:val="16"/>
+              <w:lang w:val="ru-RU"/>
             </w:rPr>
             <w:t>/</w:t>
           </w:r>
@@ -13919,7 +12986,7 @@
 </file>
 
 <file path=word/footnotes.xml><?xml version="1.0" encoding="utf-8"?>
-<w:footnotes xmlns:wpc="http://schemas.microsoft.com/office/word/2010/wordprocessingCanvas" xmlns:cx="http://schemas.microsoft.com/office/drawing/2014/chartex" xmlns:cx1="http://schemas.microsoft.com/office/drawing/2015/9/8/chartex" xmlns:cx2="http://schemas.microsoft.com/office/drawing/2015/10/21/chartex" xmlns:cx3="http://schemas.microsoft.com/office/drawing/2016/5/9/chartex" xmlns:cx4="http://schemas.microsoft.com/office/drawing/2016/5/10/chartex" xmlns:cx5="http://schemas.microsoft.com/office/drawing/2016/5/11/chartex" xmlns:cx6="http://schemas.microsoft.com/office/drawing/2016/5/12/chartex" xmlns:cx7="http://schemas.microsoft.com/office/drawing/2016/5/13/chartex" xmlns:cx8="http://schemas.microsoft.com/office/drawing/2016/5/14/chartex" xmlns:mc="http://schemas.openxmlformats.org/markup-compatibility/2006" xmlns:aink="http://schemas.microsoft.com/office/drawing/2016/ink" xmlns:am3d="http://schemas.microsoft.com/office/drawing/2017/model3d" xmlns:o="urn:schemas-microsoft-com:office:office" xmlns:r="http://schemas.openxmlformats.org/officeDocument/2006/relationships" xmlns:m="http://schemas.openxmlformats.org/officeDocument/2006/math" xmlns:v="urn:schemas-microsoft-com:vml" xmlns:wp14="http://schemas.microsoft.com/office/word/2010/wordprocessingDrawing" xmlns:wp="http://schemas.openxmlformats.org/drawingml/2006/wordprocessingDrawing" xmlns:w10="urn:schemas-microsoft-com:office:word" xmlns:w="http://schemas.openxmlformats.org/wordprocessingml/2006/main" xmlns:w14="http://schemas.microsoft.com/office/word/2010/wordml" xmlns:w15="http://schemas.microsoft.com/office/word/2012/wordml" xmlns:w16cid="http://schemas.microsoft.com/office/word/2016/wordml/cid" xmlns:w16se="http://schemas.microsoft.com/office/word/2015/wordml/symex" xmlns:wpg="http://schemas.microsoft.com/office/word/2010/wordprocessingGroup" xmlns:wpi="http://schemas.microsoft.com/office/word/2010/wordprocessingInk" xmlns:wne="http://schemas.microsoft.com/office/word/2006/wordml" xmlns:wps="http://schemas.microsoft.com/office/word/2010/wordprocessingShape" mc:Ignorable="w14 w15 w16se w16cid wp14">
+<w:footnotes xmlns:wpc="http://schemas.microsoft.com/office/word/2010/wordprocessingCanvas" xmlns:cx="http://schemas.microsoft.com/office/drawing/2014/chartex" xmlns:cx1="http://schemas.microsoft.com/office/drawing/2015/9/8/chartex" xmlns:mc="http://schemas.openxmlformats.org/markup-compatibility/2006" xmlns:o="urn:schemas-microsoft-com:office:office" xmlns:r="http://schemas.openxmlformats.org/officeDocument/2006/relationships" xmlns:m="http://schemas.openxmlformats.org/officeDocument/2006/math" xmlns:v="urn:schemas-microsoft-com:vml" xmlns:wp14="http://schemas.microsoft.com/office/word/2010/wordprocessingDrawing" xmlns:wp="http://schemas.openxmlformats.org/drawingml/2006/wordprocessingDrawing" xmlns:w10="urn:schemas-microsoft-com:office:word" xmlns:w="http://schemas.openxmlformats.org/wordprocessingml/2006/main" xmlns:w14="http://schemas.microsoft.com/office/word/2010/wordml" xmlns:w15="http://schemas.microsoft.com/office/word/2012/wordml" xmlns:w16se="http://schemas.microsoft.com/office/word/2015/wordml/symex" xmlns:wpg="http://schemas.microsoft.com/office/word/2010/wordprocessingGroup" xmlns:wpi="http://schemas.microsoft.com/office/word/2010/wordprocessingInk" xmlns:wne="http://schemas.microsoft.com/office/word/2006/wordml" xmlns:wps="http://schemas.microsoft.com/office/word/2010/wordprocessingShape" mc:Ignorable="w14 w15 w16se wp14">
   <w:footnote w:type="separator" w:id="-1">
     <w:p>
       <w:r>
@@ -13938,7 +13005,7 @@
 </file>
 
 <file path=word/header1.xml><?xml version="1.0" encoding="utf-8"?>
-<w:hdr xmlns:wpc="http://schemas.microsoft.com/office/word/2010/wordprocessingCanvas" xmlns:cx="http://schemas.microsoft.com/office/drawing/2014/chartex" xmlns:cx1="http://schemas.microsoft.com/office/drawing/2015/9/8/chartex" xmlns:cx2="http://schemas.microsoft.com/office/drawing/2015/10/21/chartex" xmlns:cx3="http://schemas.microsoft.com/office/drawing/2016/5/9/chartex" xmlns:cx4="http://schemas.microsoft.com/office/drawing/2016/5/10/chartex" xmlns:cx5="http://schemas.microsoft.com/office/drawing/2016/5/11/chartex" xmlns:cx6="http://schemas.microsoft.com/office/drawing/2016/5/12/chartex" xmlns:cx7="http://schemas.microsoft.com/office/drawing/2016/5/13/chartex" xmlns:cx8="http://schemas.microsoft.com/office/drawing/2016/5/14/chartex" xmlns:mc="http://schemas.openxmlformats.org/markup-compatibility/2006" xmlns:aink="http://schemas.microsoft.com/office/drawing/2016/ink" xmlns:am3d="http://schemas.microsoft.com/office/drawing/2017/model3d" xmlns:o="urn:schemas-microsoft-com:office:office" xmlns:r="http://schemas.openxmlformats.org/officeDocument/2006/relationships" xmlns:m="http://schemas.openxmlformats.org/officeDocument/2006/math" xmlns:v="urn:schemas-microsoft-com:vml" xmlns:wp14="http://schemas.microsoft.com/office/word/2010/wordprocessingDrawing" xmlns:wp="http://schemas.openxmlformats.org/drawingml/2006/wordprocessingDrawing" xmlns:w10="urn:schemas-microsoft-com:office:word" xmlns:w="http://schemas.openxmlformats.org/wordprocessingml/2006/main" xmlns:w14="http://schemas.microsoft.com/office/word/2010/wordml" xmlns:w15="http://schemas.microsoft.com/office/word/2012/wordml" xmlns:w16cid="http://schemas.microsoft.com/office/word/2016/wordml/cid" xmlns:w16se="http://schemas.microsoft.com/office/word/2015/wordml/symex" xmlns:wpg="http://schemas.microsoft.com/office/word/2010/wordprocessingGroup" xmlns:wpi="http://schemas.microsoft.com/office/word/2010/wordprocessingInk" xmlns:wne="http://schemas.microsoft.com/office/word/2006/wordml" xmlns:wps="http://schemas.microsoft.com/office/word/2010/wordprocessingShape" mc:Ignorable="w14 w15 w16se w16cid wp14">
+<w:hdr xmlns:wpc="http://schemas.microsoft.com/office/word/2010/wordprocessingCanvas" xmlns:cx="http://schemas.microsoft.com/office/drawing/2014/chartex" xmlns:cx1="http://schemas.microsoft.com/office/drawing/2015/9/8/chartex" xmlns:mc="http://schemas.openxmlformats.org/markup-compatibility/2006" xmlns:o="urn:schemas-microsoft-com:office:office" xmlns:r="http://schemas.openxmlformats.org/officeDocument/2006/relationships" xmlns:m="http://schemas.openxmlformats.org/officeDocument/2006/math" xmlns:v="urn:schemas-microsoft-com:vml" xmlns:wp14="http://schemas.microsoft.com/office/word/2010/wordprocessingDrawing" xmlns:wp="http://schemas.openxmlformats.org/drawingml/2006/wordprocessingDrawing" xmlns:w10="urn:schemas-microsoft-com:office:word" xmlns:w="http://schemas.openxmlformats.org/wordprocessingml/2006/main" xmlns:w14="http://schemas.microsoft.com/office/word/2010/wordml" xmlns:w15="http://schemas.microsoft.com/office/word/2012/wordml" xmlns:w16se="http://schemas.microsoft.com/office/word/2015/wordml/symex" xmlns:wpg="http://schemas.microsoft.com/office/word/2010/wordprocessingGroup" xmlns:wpi="http://schemas.microsoft.com/office/word/2010/wordprocessingInk" xmlns:wne="http://schemas.microsoft.com/office/word/2006/wordml" xmlns:wps="http://schemas.microsoft.com/office/word/2010/wordprocessingShape" mc:Ignorable="w14 w15 w16se wp14">
   <w:p>
     <w:pPr>
       <w:pStyle w:val="a5"/>
@@ -14008,7 +13075,7 @@
 </file>
 
 <file path=word/numbering.xml><?xml version="1.0" encoding="utf-8"?>
-<w:numbering xmlns:wpc="http://schemas.microsoft.com/office/word/2010/wordprocessingCanvas" xmlns:cx="http://schemas.microsoft.com/office/drawing/2014/chartex" xmlns:cx1="http://schemas.microsoft.com/office/drawing/2015/9/8/chartex" xmlns:cx2="http://schemas.microsoft.com/office/drawing/2015/10/21/chartex" xmlns:cx3="http://schemas.microsoft.com/office/drawing/2016/5/9/chartex" xmlns:cx4="http://schemas.microsoft.com/office/drawing/2016/5/10/chartex" xmlns:cx5="http://schemas.microsoft.com/office/drawing/2016/5/11/chartex" xmlns:cx6="http://schemas.microsoft.com/office/drawing/2016/5/12/chartex" xmlns:cx7="http://schemas.microsoft.com/office/drawing/2016/5/13/chartex" xmlns:cx8="http://schemas.microsoft.com/office/drawing/2016/5/14/chartex" xmlns:mc="http://schemas.openxmlformats.org/markup-compatibility/2006" xmlns:aink="http://schemas.microsoft.com/office/drawing/2016/ink" xmlns:am3d="http://schemas.microsoft.com/office/drawing/2017/model3d" xmlns:o="urn:schemas-microsoft-com:office:office" xmlns:r="http://schemas.openxmlformats.org/officeDocument/2006/relationships" xmlns:m="http://schemas.openxmlformats.org/officeDocument/2006/math" xmlns:v="urn:schemas-microsoft-com:vml" xmlns:wp14="http://schemas.microsoft.com/office/word/2010/wordprocessingDrawing" xmlns:wp="http://schemas.openxmlformats.org/drawingml/2006/wordprocessingDrawing" xmlns:w10="urn:schemas-microsoft-com:office:word" xmlns:w="http://schemas.openxmlformats.org/wordprocessingml/2006/main" xmlns:w14="http://schemas.microsoft.com/office/word/2010/wordml" xmlns:w15="http://schemas.microsoft.com/office/word/2012/wordml" xmlns:w16cid="http://schemas.microsoft.com/office/word/2016/wordml/cid" xmlns:w16se="http://schemas.microsoft.com/office/word/2015/wordml/symex" xmlns:wpg="http://schemas.microsoft.com/office/word/2010/wordprocessingGroup" xmlns:wpi="http://schemas.microsoft.com/office/word/2010/wordprocessingInk" xmlns:wne="http://schemas.microsoft.com/office/word/2006/wordml" xmlns:wps="http://schemas.microsoft.com/office/word/2010/wordprocessingShape" mc:Ignorable="w14 w15 w16se w16cid wp14">
+<w:numbering xmlns:wpc="http://schemas.microsoft.com/office/word/2010/wordprocessingCanvas" xmlns:cx="http://schemas.microsoft.com/office/drawing/2014/chartex" xmlns:cx1="http://schemas.microsoft.com/office/drawing/2015/9/8/chartex" xmlns:mc="http://schemas.openxmlformats.org/markup-compatibility/2006" xmlns:o="urn:schemas-microsoft-com:office:office" xmlns:r="http://schemas.openxmlformats.org/officeDocument/2006/relationships" xmlns:m="http://schemas.openxmlformats.org/officeDocument/2006/math" xmlns:v="urn:schemas-microsoft-com:vml" xmlns:wp14="http://schemas.microsoft.com/office/word/2010/wordprocessingDrawing" xmlns:wp="http://schemas.openxmlformats.org/drawingml/2006/wordprocessingDrawing" xmlns:w10="urn:schemas-microsoft-com:office:word" xmlns:w="http://schemas.openxmlformats.org/wordprocessingml/2006/main" xmlns:w14="http://schemas.microsoft.com/office/word/2010/wordml" xmlns:w15="http://schemas.microsoft.com/office/word/2012/wordml" xmlns:w16se="http://schemas.microsoft.com/office/word/2015/wordml/symex" xmlns:wpg="http://schemas.microsoft.com/office/word/2010/wordprocessingGroup" xmlns:wpi="http://schemas.microsoft.com/office/word/2010/wordprocessingInk" xmlns:wne="http://schemas.microsoft.com/office/word/2006/wordml" xmlns:wps="http://schemas.microsoft.com/office/word/2010/wordprocessingShape" mc:Ignorable="w14 w15 w16se wp14">
   <w:abstractNum w:abstractNumId="0" w15:restartNumberingAfterBreak="0">
     <w:nsid w:val="7AA7255E"/>
     <w:multiLevelType w:val="hybridMultilevel"/>
@@ -14245,7 +13312,7 @@
 </file>
 
 <file path=word/styles.xml><?xml version="1.0" encoding="utf-8"?>
-<w:styles xmlns:mc="http://schemas.openxmlformats.org/markup-compatibility/2006" xmlns:r="http://schemas.openxmlformats.org/officeDocument/2006/relationships" xmlns:w="http://schemas.openxmlformats.org/wordprocessingml/2006/main" xmlns:w14="http://schemas.microsoft.com/office/word/2010/wordml" xmlns:w15="http://schemas.microsoft.com/office/word/2012/wordml" xmlns:w16cid="http://schemas.microsoft.com/office/word/2016/wordml/cid" xmlns:w16se="http://schemas.microsoft.com/office/word/2015/wordml/symex" mc:Ignorable="w14 w15 w16se w16cid">
+<w:styles xmlns:mc="http://schemas.openxmlformats.org/markup-compatibility/2006" xmlns:r="http://schemas.openxmlformats.org/officeDocument/2006/relationships" xmlns:w="http://schemas.openxmlformats.org/wordprocessingml/2006/main" xmlns:w14="http://schemas.microsoft.com/office/word/2010/wordml" xmlns:w15="http://schemas.microsoft.com/office/word/2012/wordml" xmlns:w16se="http://schemas.microsoft.com/office/word/2015/wordml/symex" mc:Ignorable="w14 w15 w16se">
   <w:docDefaults>
     <w:rPrDefault>
       <w:rPr>
@@ -14261,7 +13328,7 @@
       </w:pPr>
     </w:pPrDefault>
   </w:docDefaults>
-  <w:latentStyles w:defLockedState="0" w:defUIPriority="99" w:defSemiHidden="0" w:defUnhideWhenUsed="0" w:defQFormat="0" w:count="375">
+  <w:latentStyles w:defLockedState="0" w:defUIPriority="99" w:defSemiHidden="0" w:defUnhideWhenUsed="0" w:defQFormat="0" w:count="371">
     <w:lsdException w:name="Normal" w:uiPriority="0" w:qFormat="1"/>
     <w:lsdException w:name="heading 1" w:uiPriority="9" w:qFormat="1"/>
     <w:lsdException w:name="heading 2" w:semiHidden="1" w:uiPriority="9" w:unhideWhenUsed="1" w:qFormat="1"/>
@@ -14633,10 +13700,6 @@
     <w:lsdException w:name="List Table 5 Dark Accent 6" w:uiPriority="50"/>
     <w:lsdException w:name="List Table 6 Colorful Accent 6" w:uiPriority="51"/>
     <w:lsdException w:name="List Table 7 Colorful Accent 6" w:uiPriority="52"/>
-    <w:lsdException w:name="Mention" w:semiHidden="1" w:unhideWhenUsed="1"/>
-    <w:lsdException w:name="Smart Hyperlink" w:semiHidden="1" w:unhideWhenUsed="1"/>
-    <w:lsdException w:name="Hashtag" w:semiHidden="1" w:unhideWhenUsed="1"/>
-    <w:lsdException w:name="Unresolved Mention" w:semiHidden="1" w:unhideWhenUsed="1"/>
   </w:latentStyles>
   <w:style w:type="paragraph" w:default="1" w:styleId="a">
     <w:name w:val="Normal"/>
@@ -14973,7 +14036,7 @@
       <w:bCs w:val="0"/>
       <w:sz w:val="24"/>
       <w:szCs w:val="24"/>
-      <w:lang w:val="ru-UA" w:eastAsia="ru-UA"/>
+      <w:lang/>
     </w:rPr>
   </w:style>
   <w:style w:type="character" w:customStyle="1" w:styleId="10">
@@ -15016,10 +14079,9 @@
       <w:rFonts w:ascii="Times New Roman" w:eastAsia="Times New Roman" w:hAnsi="Times New Roman" w:cs="Times New Roman"/>
       <w:sz w:val="20"/>
       <w:szCs w:val="20"/>
-      <w:lang w:val="ru-UA" w:eastAsia="ru-UA"/>
+      <w:lang/>
     </w:rPr>
     <w:tblPr>
-      <w:tblInd w:w="0" w:type="nil"/>
       <w:tblBorders>
         <w:top w:val="single" w:sz="4" w:space="0" w:color="auto"/>
         <w:left w:val="single" w:sz="4" w:space="0" w:color="auto"/>
@@ -15030,11 +14092,16 @@
       </w:tblBorders>
     </w:tblPr>
   </w:style>
+  <w:style w:type="character" w:customStyle="1" w:styleId="rvts0">
+    <w:name w:val="rvts0"/>
+    <w:basedOn w:val="a0"/>
+    <w:rsid w:val="00B62A99"/>
+  </w:style>
 </w:styles>
 </file>
 
 <file path=word/glossary/document.xml><?xml version="1.0" encoding="utf-8"?>
-<w:glossaryDocument xmlns:wpc="http://schemas.microsoft.com/office/word/2010/wordprocessingCanvas" xmlns:cx="http://schemas.microsoft.com/office/drawing/2014/chartex" xmlns:cx1="http://schemas.microsoft.com/office/drawing/2015/9/8/chartex" xmlns:cx2="http://schemas.microsoft.com/office/drawing/2015/10/21/chartex" xmlns:cx3="http://schemas.microsoft.com/office/drawing/2016/5/9/chartex" xmlns:cx4="http://schemas.microsoft.com/office/drawing/2016/5/10/chartex" xmlns:cx5="http://schemas.microsoft.com/office/drawing/2016/5/11/chartex" xmlns:cx6="http://schemas.microsoft.com/office/drawing/2016/5/12/chartex" xmlns:cx7="http://schemas.microsoft.com/office/drawing/2016/5/13/chartex" xmlns:cx8="http://schemas.microsoft.com/office/drawing/2016/5/14/chartex" xmlns:mc="http://schemas.openxmlformats.org/markup-compatibility/2006" xmlns:aink="http://schemas.microsoft.com/office/drawing/2016/ink" xmlns:am3d="http://schemas.microsoft.com/office/drawing/2017/model3d" xmlns:o="urn:schemas-microsoft-com:office:office" xmlns:r="http://schemas.openxmlformats.org/officeDocument/2006/relationships" xmlns:m="http://schemas.openxmlformats.org/officeDocument/2006/math" xmlns:v="urn:schemas-microsoft-com:vml" xmlns:wp14="http://schemas.microsoft.com/office/word/2010/wordprocessingDrawing" xmlns:wp="http://schemas.openxmlformats.org/drawingml/2006/wordprocessingDrawing" xmlns:w10="urn:schemas-microsoft-com:office:word" xmlns:w="http://schemas.openxmlformats.org/wordprocessingml/2006/main" xmlns:w14="http://schemas.microsoft.com/office/word/2010/wordml" xmlns:w15="http://schemas.microsoft.com/office/word/2012/wordml" xmlns:w16cid="http://schemas.microsoft.com/office/word/2016/wordml/cid" xmlns:w16se="http://schemas.microsoft.com/office/word/2015/wordml/symex" xmlns:wpg="http://schemas.microsoft.com/office/word/2010/wordprocessingGroup" xmlns:wpi="http://schemas.microsoft.com/office/word/2010/wordprocessingInk" xmlns:wne="http://schemas.microsoft.com/office/word/2006/wordml" xmlns:wps="http://schemas.microsoft.com/office/word/2010/wordprocessingShape" mc:Ignorable="w14 w15 w16se w16cid wp14">
+<w:glossaryDocument xmlns:wpc="http://schemas.microsoft.com/office/word/2010/wordprocessingCanvas" xmlns:cx="http://schemas.microsoft.com/office/drawing/2014/chartex" xmlns:cx1="http://schemas.microsoft.com/office/drawing/2015/9/8/chartex" xmlns:mc="http://schemas.openxmlformats.org/markup-compatibility/2006" xmlns:o="urn:schemas-microsoft-com:office:office" xmlns:r="http://schemas.openxmlformats.org/officeDocument/2006/relationships" xmlns:m="http://schemas.openxmlformats.org/officeDocument/2006/math" xmlns:v="urn:schemas-microsoft-com:vml" xmlns:wp14="http://schemas.microsoft.com/office/word/2010/wordprocessingDrawing" xmlns:wp="http://schemas.openxmlformats.org/drawingml/2006/wordprocessingDrawing" xmlns:w10="urn:schemas-microsoft-com:office:word" xmlns:w="http://schemas.openxmlformats.org/wordprocessingml/2006/main" xmlns:w14="http://schemas.microsoft.com/office/word/2010/wordml" xmlns:w15="http://schemas.microsoft.com/office/word/2012/wordml" xmlns:w16se="http://schemas.microsoft.com/office/word/2015/wordml/symex" xmlns:wpg="http://schemas.microsoft.com/office/word/2010/wordprocessingGroup" xmlns:wpi="http://schemas.microsoft.com/office/word/2010/wordprocessingInk" xmlns:wne="http://schemas.microsoft.com/office/word/2006/wordml" xmlns:wps="http://schemas.microsoft.com/office/word/2010/wordprocessingShape" mc:Ignorable="w14 w15 w16se wp14">
   <w:docParts>
     <w:docPart>
       <w:docPartPr>
@@ -15393,35 +14460,6 @@
             <w:rPr>
               <w:rStyle w:val="a3"/>
               <w:lang w:val="uk-UA"/>
-            </w:rPr>
-            <w:t>Место для ввода текста.</w:t>
-          </w:r>
-        </w:p>
-      </w:docPartBody>
-    </w:docPart>
-    <w:docPart>
-      <w:docPartPr>
-        <w:name w:val="30F4123CF458425781C7E7F8723A7490"/>
-        <w:category>
-          <w:name w:val="Общие"/>
-          <w:gallery w:val="placeholder"/>
-        </w:category>
-        <w:types>
-          <w:type w:val="bbPlcHdr"/>
-        </w:types>
-        <w:behaviors>
-          <w:behavior w:val="content"/>
-        </w:behaviors>
-        <w:guid w:val="{2983643D-13C1-46A2-9383-413AF8EE5692}"/>
-      </w:docPartPr>
-      <w:docPartBody>
-        <w:p>
-          <w:pPr>
-            <w:pStyle w:val="30F4123CF458425781C7E7F8723A7490"/>
-          </w:pPr>
-          <w:r>
-            <w:rPr>
-              <w:rStyle w:val="a3"/>
             </w:rPr>
             <w:t>Место для ввода текста.</w:t>
           </w:r>
@@ -15922,7 +14960,7 @@
     </w:docPart>
     <w:docPart>
       <w:docPartPr>
-        <w:name w:val="DD74A4FEB4E249E2927E3104E1D92EE7"/>
+        <w:name w:val="9AE6A2B456954AB8A536F8CF616DE9D1"/>
         <w:category>
           <w:name w:val="Общие"/>
           <w:gallery w:val="placeholder"/>
@@ -15933,12 +14971,12 @@
         <w:behaviors>
           <w:behavior w:val="content"/>
         </w:behaviors>
-        <w:guid w:val="{1864670E-EE5E-4B5F-8256-7555BF11F8EA}"/>
+        <w:guid w:val="{9EFA986B-AD31-4E39-9774-E15882DEF244}"/>
       </w:docPartPr>
       <w:docPartBody>
         <w:p>
           <w:pPr>
-            <w:pStyle w:val="DD74A4FEB4E249E2927E3104E1D92EE7"/>
+            <w:pStyle w:val="9AE6A2B456954AB8A536F8CF616DE9D1"/>
           </w:pPr>
           <w:r>
             <w:rPr>
@@ -15954,13 +14992,13 @@
 </file>
 
 <file path=word/glossary/fontTable.xml><?xml version="1.0" encoding="utf-8"?>
-<w:fonts xmlns:mc="http://schemas.openxmlformats.org/markup-compatibility/2006" xmlns:r="http://schemas.openxmlformats.org/officeDocument/2006/relationships" xmlns:w="http://schemas.openxmlformats.org/wordprocessingml/2006/main" xmlns:w14="http://schemas.microsoft.com/office/word/2010/wordml" xmlns:w15="http://schemas.microsoft.com/office/word/2012/wordml" xmlns:w16cid="http://schemas.microsoft.com/office/word/2016/wordml/cid" xmlns:w16se="http://schemas.microsoft.com/office/word/2015/wordml/symex" mc:Ignorable="w14 w15 w16se w16cid">
+<w:fonts xmlns:mc="http://schemas.openxmlformats.org/markup-compatibility/2006" xmlns:r="http://schemas.openxmlformats.org/officeDocument/2006/relationships" xmlns:w="http://schemas.openxmlformats.org/wordprocessingml/2006/main" xmlns:w14="http://schemas.microsoft.com/office/word/2010/wordml" xmlns:w15="http://schemas.microsoft.com/office/word/2012/wordml" xmlns:w16se="http://schemas.microsoft.com/office/word/2015/wordml/symex" mc:Ignorable="w14 w15 w16se">
   <w:font w:name="Calibri">
     <w:panose1 w:val="020F0502020204030204"/>
     <w:charset w:val="CC"/>
     <w:family w:val="swiss"/>
     <w:pitch w:val="variable"/>
-    <w:sig w:usb0="E0002EFF" w:usb1="C000247B" w:usb2="00000009" w:usb3="00000000" w:csb0="000001FF" w:csb1="00000000"/>
+    <w:sig w:usb0="E4002EFF" w:usb1="C000247B" w:usb2="00000009" w:usb3="00000000" w:csb0="000001FF" w:csb1="00000000"/>
   </w:font>
   <w:font w:name="Times New Roman">
     <w:panose1 w:val="02020603050405020304"/>
@@ -15970,12 +15008,13 @@
     <w:sig w:usb0="E0002EFF" w:usb1="C000785B" w:usb2="00000009" w:usb3="00000000" w:csb0="000001FF" w:csb1="00000000"/>
   </w:font>
   <w:font w:name="MS Mincho">
-    <w:altName w:val="ＭＳ 明朝"/>
+    <w:altName w:val="Yu Gothic UI"/>
     <w:panose1 w:val="02020609040205080304"/>
     <w:charset w:val="80"/>
-    <w:family w:val="modern"/>
+    <w:family w:val="roman"/>
+    <w:notTrueType/>
     <w:pitch w:val="fixed"/>
-    <w:sig w:usb0="E00002FF" w:usb1="6AC7FDFB" w:usb2="08000012" w:usb3="00000000" w:csb0="0002009F" w:csb1="00000000"/>
+    <w:sig w:usb0="00000001" w:usb1="08070000" w:usb2="00000010" w:usb3="00000000" w:csb0="00020000" w:csb1="00000000"/>
   </w:font>
   <w:font w:name="Cambria">
     <w:panose1 w:val="02040503050406030204"/>
@@ -16025,15 +15064,16 @@
     <w:charset w:val="CC"/>
     <w:family w:val="swiss"/>
     <w:pitch w:val="variable"/>
-    <w:sig w:usb0="E0002AFF" w:usb1="C000247B" w:usb2="00000009" w:usb3="00000000" w:csb0="000001FF" w:csb1="00000000"/>
+    <w:sig w:usb0="E4002EFF" w:usb1="C000247B" w:usb2="00000009" w:usb3="00000000" w:csb0="000001FF" w:csb1="00000000"/>
   </w:font>
 </w:fonts>
 </file>
 
 <file path=word/glossary/settings.xml><?xml version="1.0" encoding="utf-8"?>
-<w:settings xmlns:mc="http://schemas.openxmlformats.org/markup-compatibility/2006" xmlns:o="urn:schemas-microsoft-com:office:office" xmlns:r="http://schemas.openxmlformats.org/officeDocument/2006/relationships" xmlns:m="http://schemas.openxmlformats.org/officeDocument/2006/math" xmlns:v="urn:schemas-microsoft-com:vml" xmlns:w10="urn:schemas-microsoft-com:office:word" xmlns:w="http://schemas.openxmlformats.org/wordprocessingml/2006/main" xmlns:w14="http://schemas.microsoft.com/office/word/2010/wordml" xmlns:w15="http://schemas.microsoft.com/office/word/2012/wordml" xmlns:w16cid="http://schemas.microsoft.com/office/word/2016/wordml/cid" xmlns:w16se="http://schemas.microsoft.com/office/word/2015/wordml/symex" xmlns:sl="http://schemas.openxmlformats.org/schemaLibrary/2006/main" mc:Ignorable="w14 w15 w16se w16cid">
+<w:settings xmlns:mc="http://schemas.openxmlformats.org/markup-compatibility/2006" xmlns:o="urn:schemas-microsoft-com:office:office" xmlns:r="http://schemas.openxmlformats.org/officeDocument/2006/relationships" xmlns:m="http://schemas.openxmlformats.org/officeDocument/2006/math" xmlns:v="urn:schemas-microsoft-com:vml" xmlns:w10="urn:schemas-microsoft-com:office:word" xmlns:w="http://schemas.openxmlformats.org/wordprocessingml/2006/main" xmlns:w14="http://schemas.microsoft.com/office/word/2010/wordml" xmlns:w15="http://schemas.microsoft.com/office/word/2012/wordml" xmlns:w16se="http://schemas.microsoft.com/office/word/2015/wordml/symex" xmlns:sl="http://schemas.openxmlformats.org/schemaLibrary/2006/main" mc:Ignorable="w14 w15 w16se">
   <w:view w:val="normal"/>
   <w:defaultTabStop w:val="720"/>
+  <w:hyphenationZone w:val="425"/>
   <w:characterSpacingControl w:val="doNotCompress"/>
   <w:compat>
     <w:useFELayout/>
@@ -16042,13 +15082,14 @@
     <w:compatSetting w:name="enableOpenTypeFeatures" w:uri="http://schemas.microsoft.com/office/word" w:val="1"/>
     <w:compatSetting w:name="doNotFlipMirrorIndents" w:uri="http://schemas.microsoft.com/office/word" w:val="1"/>
     <w:compatSetting w:name="differentiateMultirowTableHeaders" w:uri="http://schemas.microsoft.com/office/word" w:val="1"/>
-    <w:compatSetting w:name="useWord2013TrackBottomHyphenation" w:uri="http://schemas.microsoft.com/office/word" w:val="0"/>
   </w:compat>
   <w:rsids>
     <w:rsidRoot w:val="005A1C6C"/>
     <w:rsid w:val="0037369D"/>
     <w:rsid w:val="005A1C6C"/>
+    <w:rsid w:val="00615E52"/>
     <w:rsid w:val="007B033E"/>
+    <w:rsid w:val="00AC64D8"/>
     <w:rsid w:val="00D86F1E"/>
     <w:rsid w:val="00DA6705"/>
     <w:rsid w:val="00DB2409"/>
@@ -16069,7 +15110,7 @@
     <m:intLim m:val="subSup"/>
     <m:naryLim m:val="undOvr"/>
   </m:mathPr>
-  <w:themeFontLang w:val="ru-UA"/>
+  <w:themeFontLang w:val="ru-RU"/>
   <w:clrSchemeMapping w:bg1="light1" w:t1="dark1" w:bg2="light2" w:t2="dark2" w:accent1="accent1" w:accent2="accent2" w:accent3="accent3" w:accent4="accent4" w:accent5="accent5" w:accent6="accent6" w:hyperlink="hyperlink" w:followedHyperlink="followedHyperlink"/>
   <w:decimalSymbol w:val=","/>
   <w:listSeparator w:val=";"/>
@@ -16078,14 +15119,14 @@
 </file>
 
 <file path=word/glossary/styles.xml><?xml version="1.0" encoding="utf-8"?>
-<w:styles xmlns:mc="http://schemas.openxmlformats.org/markup-compatibility/2006" xmlns:r="http://schemas.openxmlformats.org/officeDocument/2006/relationships" xmlns:w="http://schemas.openxmlformats.org/wordprocessingml/2006/main" xmlns:w14="http://schemas.microsoft.com/office/word/2010/wordml" xmlns:w15="http://schemas.microsoft.com/office/word/2012/wordml" xmlns:w16cid="http://schemas.microsoft.com/office/word/2016/wordml/cid" xmlns:w16se="http://schemas.microsoft.com/office/word/2015/wordml/symex" mc:Ignorable="w14 w15 w16se w16cid">
+<w:styles xmlns:mc="http://schemas.openxmlformats.org/markup-compatibility/2006" xmlns:r="http://schemas.openxmlformats.org/officeDocument/2006/relationships" xmlns:w="http://schemas.openxmlformats.org/wordprocessingml/2006/main" xmlns:w14="http://schemas.microsoft.com/office/word/2010/wordml" xmlns:w15="http://schemas.microsoft.com/office/word/2012/wordml" xmlns:w16se="http://schemas.microsoft.com/office/word/2015/wordml/symex" mc:Ignorable="w14 w15 w16se">
   <w:docDefaults>
     <w:rPrDefault>
       <w:rPr>
         <w:rFonts w:asciiTheme="minorHAnsi" w:eastAsiaTheme="minorEastAsia" w:hAnsiTheme="minorHAnsi" w:cstheme="minorBidi"/>
         <w:sz w:val="22"/>
         <w:szCs w:val="22"/>
-        <w:lang w:val="ru-UA" w:eastAsia="ru-UA" w:bidi="ar-SA"/>
+        <w:lang w:bidi="ar-SA"/>
       </w:rPr>
     </w:rPrDefault>
     <w:pPrDefault>
@@ -16094,7 +15135,7 @@
       </w:pPr>
     </w:pPrDefault>
   </w:docDefaults>
-  <w:latentStyles w:defLockedState="0" w:defUIPriority="99" w:defSemiHidden="0" w:defUnhideWhenUsed="0" w:defQFormat="0" w:count="375">
+  <w:latentStyles w:defLockedState="0" w:defUIPriority="99" w:defSemiHidden="0" w:defUnhideWhenUsed="0" w:defQFormat="0" w:count="371">
     <w:lsdException w:name="Normal" w:uiPriority="0" w:qFormat="1"/>
     <w:lsdException w:name="heading 1" w:uiPriority="9" w:qFormat="1"/>
     <w:lsdException w:name="heading 2" w:semiHidden="1" w:uiPriority="9" w:unhideWhenUsed="1" w:qFormat="1"/>
@@ -16466,10 +15507,6 @@
     <w:lsdException w:name="List Table 5 Dark Accent 6" w:uiPriority="50"/>
     <w:lsdException w:name="List Table 6 Colorful Accent 6" w:uiPriority="51"/>
     <w:lsdException w:name="List Table 7 Colorful Accent 6" w:uiPriority="52"/>
-    <w:lsdException w:name="Mention" w:semiHidden="1" w:unhideWhenUsed="1"/>
-    <w:lsdException w:name="Smart Hyperlink" w:semiHidden="1" w:unhideWhenUsed="1"/>
-    <w:lsdException w:name="Hashtag" w:semiHidden="1" w:unhideWhenUsed="1"/>
-    <w:lsdException w:name="Unresolved Mention" w:semiHidden="1" w:unhideWhenUsed="1"/>
   </w:latentStyles>
   <w:style w:type="paragraph" w:default="1" w:styleId="a">
     <w:name w:val="Normal"/>
@@ -16507,7 +15544,7 @@
     <w:basedOn w:val="a0"/>
     <w:uiPriority w:val="99"/>
     <w:semiHidden/>
-    <w:rsid w:val="00DB2409"/>
+    <w:rsid w:val="00615E52"/>
     <w:rPr>
       <w:color w:val="808080"/>
     </w:rPr>
@@ -16652,11 +15689,18 @@
     <w:name w:val="DD74A4FEB4E249E2927E3104E1D92EE7"/>
     <w:rsid w:val="00DB2409"/>
   </w:style>
+  <w:style w:type="paragraph" w:customStyle="1" w:styleId="9AE6A2B456954AB8A536F8CF616DE9D1">
+    <w:name w:val="9AE6A2B456954AB8A536F8CF616DE9D1"/>
+    <w:rsid w:val="00615E52"/>
+    <w:rPr>
+      <w:lang w:val="ru-RU" w:eastAsia="ru-RU"/>
+    </w:rPr>
+  </w:style>
 </w:styles>
 </file>
 
 <file path=word/glossary/webSettings.xml><?xml version="1.0" encoding="utf-8"?>
-<w:webSettings xmlns:mc="http://schemas.openxmlformats.org/markup-compatibility/2006" xmlns:r="http://schemas.openxmlformats.org/officeDocument/2006/relationships" xmlns:w="http://schemas.openxmlformats.org/wordprocessingml/2006/main" xmlns:w14="http://schemas.microsoft.com/office/word/2010/wordml" xmlns:w15="http://schemas.microsoft.com/office/word/2012/wordml" xmlns:w16cid="http://schemas.microsoft.com/office/word/2016/wordml/cid" xmlns:w16se="http://schemas.microsoft.com/office/word/2015/wordml/symex" mc:Ignorable="w14 w15 w16se w16cid">
+<w:webSettings xmlns:mc="http://schemas.openxmlformats.org/markup-compatibility/2006" xmlns:r="http://schemas.openxmlformats.org/officeDocument/2006/relationships" xmlns:w="http://schemas.openxmlformats.org/wordprocessingml/2006/main" xmlns:w14="http://schemas.microsoft.com/office/word/2010/wordml" xmlns:w15="http://schemas.microsoft.com/office/word/2012/wordml" xmlns:w16se="http://schemas.microsoft.com/office/word/2015/wordml/symex" mc:Ignorable="w14 w15 w16se">
   <w:optimizeForBrowser/>
   <w:allowPNG/>
 </w:webSettings>

--- a/Launcher/Templates/F_ТИПОВИЙ ДОГОВІР МКБР ГО УААСП.docx
+++ b/Launcher/Templates/F_ТИПОВИЙ ДОГОВІР МКБР ГО УААСП.docx
@@ -1,6 +1,6 @@
 
 <file path=word/document.xml><?xml version="1.0" encoding="utf-8"?>
-<w:document xmlns:wpc="http://schemas.microsoft.com/office/word/2010/wordprocessingCanvas" xmlns:cx="http://schemas.microsoft.com/office/drawing/2014/chartex" xmlns:cx1="http://schemas.microsoft.com/office/drawing/2015/9/8/chartex" xmlns:mc="http://schemas.openxmlformats.org/markup-compatibility/2006" xmlns:o="urn:schemas-microsoft-com:office:office" xmlns:r="http://schemas.openxmlformats.org/officeDocument/2006/relationships" xmlns:m="http://schemas.openxmlformats.org/officeDocument/2006/math" xmlns:v="urn:schemas-microsoft-com:vml" xmlns:wp14="http://schemas.microsoft.com/office/word/2010/wordprocessingDrawing" xmlns:wp="http://schemas.openxmlformats.org/drawingml/2006/wordprocessingDrawing" xmlns:w10="urn:schemas-microsoft-com:office:word" xmlns:w="http://schemas.openxmlformats.org/wordprocessingml/2006/main" xmlns:w14="http://schemas.microsoft.com/office/word/2010/wordml" xmlns:w15="http://schemas.microsoft.com/office/word/2012/wordml" xmlns:w16se="http://schemas.microsoft.com/office/word/2015/wordml/symex" xmlns:wpg="http://schemas.microsoft.com/office/word/2010/wordprocessingGroup" xmlns:wpi="http://schemas.microsoft.com/office/word/2010/wordprocessingInk" xmlns:wne="http://schemas.microsoft.com/office/word/2006/wordml" xmlns:wps="http://schemas.microsoft.com/office/word/2010/wordprocessingShape" mc:Ignorable="w14 w15 w16se wp14">
+<w:document xmlns:wpc="http://schemas.microsoft.com/office/word/2010/wordprocessingCanvas" xmlns:cx="http://schemas.microsoft.com/office/drawing/2014/chartex" xmlns:cx1="http://schemas.microsoft.com/office/drawing/2015/9/8/chartex" xmlns:cx2="http://schemas.microsoft.com/office/drawing/2015/10/21/chartex" xmlns:cx3="http://schemas.microsoft.com/office/drawing/2016/5/9/chartex" xmlns:cx4="http://schemas.microsoft.com/office/drawing/2016/5/10/chartex" xmlns:cx5="http://schemas.microsoft.com/office/drawing/2016/5/11/chartex" xmlns:cx6="http://schemas.microsoft.com/office/drawing/2016/5/12/chartex" xmlns:cx7="http://schemas.microsoft.com/office/drawing/2016/5/13/chartex" xmlns:cx8="http://schemas.microsoft.com/office/drawing/2016/5/14/chartex" xmlns:mc="http://schemas.openxmlformats.org/markup-compatibility/2006" xmlns:aink="http://schemas.microsoft.com/office/drawing/2016/ink" xmlns:am3d="http://schemas.microsoft.com/office/drawing/2017/model3d" xmlns:o="urn:schemas-microsoft-com:office:office" xmlns:oel="http://schemas.microsoft.com/office/2019/extlst" xmlns:r="http://schemas.openxmlformats.org/officeDocument/2006/relationships" xmlns:m="http://schemas.openxmlformats.org/officeDocument/2006/math" xmlns:v="urn:schemas-microsoft-com:vml" xmlns:wp14="http://schemas.microsoft.com/office/word/2010/wordprocessingDrawing" xmlns:wp="http://schemas.openxmlformats.org/drawingml/2006/wordprocessingDrawing" xmlns:w10="urn:schemas-microsoft-com:office:word" xmlns:w="http://schemas.openxmlformats.org/wordprocessingml/2006/main" xmlns:w14="http://schemas.microsoft.com/office/word/2010/wordml" xmlns:w15="http://schemas.microsoft.com/office/word/2012/wordml" xmlns:w16cex="http://schemas.microsoft.com/office/word/2018/wordml/cex" xmlns:w16cid="http://schemas.microsoft.com/office/word/2016/wordml/cid" xmlns:w16="http://schemas.microsoft.com/office/word/2018/wordml" xmlns:w16sdtdh="http://schemas.microsoft.com/office/word/2020/wordml/sdtdatahash" xmlns:w16se="http://schemas.microsoft.com/office/word/2015/wordml/symex" xmlns:wpg="http://schemas.microsoft.com/office/word/2010/wordprocessingGroup" xmlns:wpi="http://schemas.microsoft.com/office/word/2010/wordprocessingInk" xmlns:wne="http://schemas.microsoft.com/office/word/2006/wordml" xmlns:wps="http://schemas.microsoft.com/office/word/2010/wordprocessingShape" mc:Ignorable="w14 w15 w16se w16cid w16 w16cex w16sdtdh wp14">
   <w:body>
     <w:p>
       <w:pPr>
@@ -49,7 +49,7 @@
     </w:p>
     <w:p>
       <w:pPr>
-        <w:pStyle w:val="1"/>
+        <w:pStyle w:val="Heading1"/>
         <w:ind w:right="-284" w:firstLine="426"/>
         <w:jc w:val="center"/>
         <w:rPr>
@@ -120,11 +120,10 @@
           <w15:appearance w15:val="tags"/>
           <w:text/>
         </w:sdtPr>
-        <w:sdtEndPr/>
         <w:sdtContent>
           <w:r>
             <w:rPr>
-              <w:rStyle w:val="ae"/>
+              <w:rStyle w:val="PlaceholderText"/>
             </w:rPr>
             <w:t>Место для ввода текста.</w:t>
           </w:r>
@@ -206,11 +205,10 @@
           <w15:appearance w15:val="tags"/>
           <w:text/>
         </w:sdtPr>
-        <w:sdtEndPr/>
         <w:sdtContent>
           <w:r>
             <w:rPr>
-              <w:rStyle w:val="ae"/>
+              <w:rStyle w:val="PlaceholderText"/>
               <w:lang w:val="uk-UA"/>
             </w:rPr>
             <w:t>Место для ввода текста.</w:t>
@@ -255,7 +253,7 @@
     </w:p>
     <w:p>
       <w:pPr>
-        <w:pStyle w:val="2"/>
+        <w:pStyle w:val="BodyText2"/>
         <w:ind w:right="-141" w:firstLine="709"/>
         <w:rPr>
           <w:rFonts w:ascii="Times New Roman CYR" w:hAnsi="Times New Roman CYR" w:cs="Times New Roman CYR"/>
@@ -283,47 +281,30 @@
         <w:rPr>
           <w:b/>
         </w:rPr>
-        <w:t xml:space="preserve">Генерального директора </w:t>
-      </w:r>
-      <w:proofErr w:type="spellStart"/>
+        <w:t>Генерального директора Харчишина Валерія Володимировича,</w:t>
+      </w:r>
+      <w:r>
+        <w:t xml:space="preserve"> що діє на підставі Статуту,</w:t>
+      </w:r>
       <w:r>
         <w:rPr>
           <w:b/>
         </w:rPr>
-        <w:t>Харчишина</w:t>
-      </w:r>
-      <w:proofErr w:type="spellEnd"/>
+        <w:t xml:space="preserve"> </w:t>
+      </w:r>
       <w:r>
         <w:rPr>
           <w:b/>
         </w:rPr>
-        <w:t xml:space="preserve"> Валерія Володимировича,</w:t>
-      </w:r>
-      <w:r>
-        <w:t xml:space="preserve"> що діє на підставі Статуту</w:t>
-      </w:r>
-      <w:r>
-        <w:t>,</w:t>
-      </w:r>
-      <w:r>
-        <w:rPr>
-          <w:b/>
-        </w:rPr>
         <w:t xml:space="preserve"> </w:t>
       </w:r>
       <w:r>
-        <w:rPr>
-          <w:b/>
-        </w:rPr>
-        <w:t xml:space="preserve"> </w:t>
-      </w:r>
-      <w:r>
         <w:t>з однієї сторони</w:t>
       </w:r>
     </w:p>
     <w:p>
       <w:pPr>
-        <w:pStyle w:val="2"/>
+        <w:pStyle w:val="BodyText2"/>
         <w:ind w:right="-141" w:firstLine="360"/>
       </w:pPr>
       <w:r>
@@ -345,11 +326,10 @@
           <w15:appearance w15:val="tags"/>
           <w:text/>
         </w:sdtPr>
-        <w:sdtEndPr/>
         <w:sdtContent>
           <w:r>
             <w:rPr>
-              <w:rStyle w:val="ae"/>
+              <w:rStyle w:val="PlaceholderText"/>
             </w:rPr>
             <w:t>Место для ввода текста.</w:t>
           </w:r>
@@ -377,11 +357,10 @@
           <w15:appearance w15:val="tags"/>
           <w:text/>
         </w:sdtPr>
-        <w:sdtEndPr/>
         <w:sdtContent>
           <w:r>
             <w:rPr>
-              <w:rStyle w:val="ae"/>
+              <w:rStyle w:val="PlaceholderText"/>
             </w:rPr>
             <w:t>Место для ввода текста.</w:t>
           </w:r>
@@ -422,11 +401,10 @@
           <w15:appearance w15:val="tags"/>
           <w:text/>
         </w:sdtPr>
-        <w:sdtEndPr/>
         <w:sdtContent>
           <w:r>
             <w:rPr>
-              <w:rStyle w:val="ae"/>
+              <w:rStyle w:val="PlaceholderText"/>
             </w:rPr>
             <w:t>Место для ввода текста.</w:t>
           </w:r>
@@ -453,11 +431,10 @@
           <w15:appearance w15:val="tags"/>
           <w:text/>
         </w:sdtPr>
-        <w:sdtEndPr/>
         <w:sdtContent>
           <w:r>
             <w:rPr>
-              <w:rStyle w:val="ae"/>
+              <w:rStyle w:val="PlaceholderText"/>
               <w:rFonts w:eastAsia="Calibri"/>
               <w:b/>
             </w:rPr>
@@ -484,11 +461,10 @@
           <w15:appearance w15:val="tags"/>
           <w:text/>
         </w:sdtPr>
-        <w:sdtEndPr/>
         <w:sdtContent>
           <w:r>
             <w:rPr>
-              <w:rStyle w:val="ae"/>
+              <w:rStyle w:val="PlaceholderText"/>
             </w:rPr>
             <w:t>Место для ввода текста.</w:t>
           </w:r>
@@ -515,11 +491,10 @@
           <w15:appearance w15:val="tags"/>
           <w:text/>
         </w:sdtPr>
-        <w:sdtEndPr/>
         <w:sdtContent>
           <w:r>
             <w:rPr>
-              <w:rStyle w:val="ae"/>
+              <w:rStyle w:val="PlaceholderText"/>
               <w:rFonts w:eastAsia="Calibri"/>
               <w:b/>
             </w:rPr>
@@ -541,7 +516,7 @@
     </w:p>
     <w:p>
       <w:pPr>
-        <w:pStyle w:val="a3"/>
+        <w:pStyle w:val="BodyText"/>
         <w:spacing w:before="120"/>
         <w:ind w:right="-141" w:firstLine="357"/>
         <w:jc w:val="center"/>
@@ -562,7 +537,7 @@
     </w:p>
     <w:p>
       <w:pPr>
-        <w:pStyle w:val="a3"/>
+        <w:pStyle w:val="BodyText"/>
         <w:ind w:right="-141" w:firstLine="360"/>
         <w:jc w:val="center"/>
         <w:rPr>
@@ -582,7 +557,7 @@
     </w:p>
     <w:p>
       <w:pPr>
-        <w:pStyle w:val="a3"/>
+        <w:pStyle w:val="BodyText"/>
         <w:ind w:right="-141" w:firstLine="360"/>
         <w:rPr>
           <w:sz w:val="20"/>
@@ -607,7 +582,7 @@
     </w:p>
     <w:p>
       <w:pPr>
-        <w:pStyle w:val="a3"/>
+        <w:pStyle w:val="BodyText"/>
         <w:ind w:right="-141" w:firstLine="360"/>
         <w:rPr>
           <w:sz w:val="20"/>
@@ -633,7 +608,7 @@
     </w:p>
     <w:p>
       <w:pPr>
-        <w:pStyle w:val="a3"/>
+        <w:pStyle w:val="BodyText"/>
         <w:ind w:right="-141" w:firstLine="360"/>
         <w:rPr>
           <w:b/>
@@ -670,7 +645,7 @@
     </w:p>
     <w:p>
       <w:pPr>
-        <w:pStyle w:val="a3"/>
+        <w:pStyle w:val="BodyText"/>
         <w:ind w:right="-141" w:firstLine="360"/>
         <w:rPr>
           <w:b/>
@@ -697,7 +672,7 @@
     </w:p>
     <w:p>
       <w:pPr>
-        <w:pStyle w:val="2"/>
+        <w:pStyle w:val="BodyText2"/>
         <w:ind w:right="-141" w:firstLine="360"/>
       </w:pPr>
       <w:r>
@@ -713,7 +688,7 @@
     </w:p>
     <w:p>
       <w:pPr>
-        <w:pStyle w:val="a3"/>
+        <w:pStyle w:val="BodyText"/>
         <w:ind w:right="-141" w:firstLine="360"/>
         <w:rPr>
           <w:b/>
@@ -755,7 +730,7 @@
       <w:hyperlink r:id="rId7" w:history="1">
         <w:r>
           <w:rPr>
-            <w:rStyle w:val="ab"/>
+            <w:rStyle w:val="Hyperlink"/>
             <w:sz w:val="20"/>
             <w:szCs w:val="20"/>
             <w:lang w:eastAsia="ja-JP"/>
@@ -774,7 +749,7 @@
     </w:p>
     <w:p>
       <w:pPr>
-        <w:pStyle w:val="a3"/>
+        <w:pStyle w:val="BodyText"/>
         <w:ind w:right="-141" w:firstLine="360"/>
         <w:rPr>
           <w:sz w:val="20"/>
@@ -796,23 +771,13 @@
         </w:rPr>
         <w:t xml:space="preserve"> – оприлюднені літературні, музичні твори з текстом або без тексту, що </w:t>
       </w:r>
-      <w:proofErr w:type="spellStart"/>
       <w:r>
         <w:rPr>
           <w:sz w:val="20"/>
           <w:szCs w:val="20"/>
           <w:lang w:val="ru-RU"/>
         </w:rPr>
-        <w:t>входять</w:t>
-      </w:r>
-      <w:proofErr w:type="spellEnd"/>
-      <w:r>
-        <w:rPr>
-          <w:sz w:val="20"/>
-          <w:szCs w:val="20"/>
-          <w:lang w:val="ru-RU"/>
-        </w:rPr>
-        <w:t xml:space="preserve"> до каталогу ГО УААСП</w:t>
+        <w:t>входять до каталогу ГО УААСП</w:t>
       </w:r>
       <w:r>
         <w:rPr>
@@ -824,7 +789,7 @@
     </w:p>
     <w:p>
       <w:pPr>
-        <w:pStyle w:val="a3"/>
+        <w:pStyle w:val="BodyText"/>
         <w:ind w:right="-141" w:firstLine="360"/>
         <w:rPr>
           <w:sz w:val="20"/>
@@ -841,7 +806,7 @@
     </w:p>
     <w:p>
       <w:pPr>
-        <w:pStyle w:val="a3"/>
+        <w:pStyle w:val="BodyText"/>
         <w:ind w:right="-141" w:firstLine="360"/>
         <w:rPr>
           <w:sz w:val="20"/>
@@ -851,7 +816,7 @@
     </w:p>
     <w:p>
       <w:pPr>
-        <w:pStyle w:val="a3"/>
+        <w:pStyle w:val="BodyText"/>
         <w:tabs>
           <w:tab w:val="left" w:pos="720"/>
         </w:tabs>
@@ -874,7 +839,7 @@
     </w:p>
     <w:p>
       <w:pPr>
-        <w:pStyle w:val="a3"/>
+        <w:pStyle w:val="BodyText"/>
         <w:ind w:right="-141" w:firstLine="360"/>
         <w:rPr>
           <w:sz w:val="20"/>
@@ -920,11 +885,10 @@
           <w:docPartGallery w:val="Tables"/>
         </w:docPartList>
       </w:sdtPr>
-      <w:sdtEndPr/>
       <w:sdtContent>
         <w:p>
           <w:pPr>
-            <w:pStyle w:val="a3"/>
+            <w:pStyle w:val="BodyText"/>
             <w:ind w:right="-141" w:firstLine="360"/>
             <w:rPr>
               <w:sz w:val="20"/>
@@ -934,7 +898,7 @@
         </w:p>
         <w:tbl>
           <w:tblPr>
-            <w:tblW w:w="10682" w:type="dxa"/>
+            <w:tblW w:w="10903" w:type="dxa"/>
             <w:tblInd w:w="108" w:type="dxa"/>
             <w:tblBorders>
               <w:top w:val="single" w:sz="4" w:space="0" w:color="auto"/>
@@ -947,19 +911,17 @@
             <w:tblLook w:val="01E0" w:firstRow="1" w:lastRow="1" w:firstColumn="1" w:lastColumn="1" w:noHBand="0" w:noVBand="0"/>
           </w:tblPr>
           <w:tblGrid>
-            <w:gridCol w:w="661"/>
-            <w:gridCol w:w="2092"/>
-            <w:gridCol w:w="2499"/>
-            <w:gridCol w:w="4260"/>
-            <w:gridCol w:w="1170"/>
+            <w:gridCol w:w="738"/>
+            <w:gridCol w:w="5953"/>
+            <w:gridCol w:w="4212"/>
           </w:tblGrid>
           <w:tr>
             <w:trPr>
-              <w:trHeight w:val="494"/>
+              <w:trHeight w:val="550"/>
             </w:trPr>
             <w:tc>
               <w:tcPr>
-                <w:tcW w:w="661" w:type="dxa"/>
+                <w:tcW w:w="738" w:type="dxa"/>
                 <w:tcBorders>
                   <w:top w:val="single" w:sz="4" w:space="0" w:color="auto"/>
                   <w:left w:val="single" w:sz="4" w:space="0" w:color="auto"/>
@@ -971,7 +933,7 @@
               </w:tcPr>
               <w:p>
                 <w:pPr>
-                  <w:pStyle w:val="a3"/>
+                  <w:pStyle w:val="BodyText"/>
                   <w:ind w:right="0"/>
                   <w:jc w:val="center"/>
                   <w:rPr>
@@ -992,7 +954,7 @@
             </w:tc>
             <w:tc>
               <w:tcPr>
-                <w:tcW w:w="2092" w:type="dxa"/>
+                <w:tcW w:w="5953" w:type="dxa"/>
                 <w:tcBorders>
                   <w:top w:val="single" w:sz="4" w:space="0" w:color="auto"/>
                   <w:left w:val="single" w:sz="4" w:space="0" w:color="auto"/>
@@ -1003,89 +965,53 @@
               </w:tcPr>
               <w:p>
                 <w:pPr>
+                  <w:ind w:right="-141"/>
                   <w:jc w:val="center"/>
                   <w:rPr>
+                    <w:bCs w:val="0"/>
+                    <w:sz w:val="20"/>
+                    <w:szCs w:val="20"/>
+                  </w:rPr>
+                </w:pPr>
+                <w:r>
+                  <w:rPr>
+                    <w:bCs w:val="0"/>
                     <w:sz w:val="20"/>
                     <w:szCs w:val="20"/>
                     <w:lang w:val="uk-UA"/>
                   </w:rPr>
-                </w:pPr>
+                  <w:t>Фактична а</w:t>
+                </w:r>
                 <w:r>
                   <w:rPr>
+                    <w:bCs w:val="0"/>
+                    <w:sz w:val="20"/>
+                    <w:szCs w:val="20"/>
+                  </w:rPr>
+                  <w:t>дрес</w:t>
+                </w:r>
+                <w:r>
+                  <w:rPr>
+                    <w:bCs w:val="0"/>
                     <w:sz w:val="20"/>
                     <w:szCs w:val="20"/>
                     <w:lang w:val="uk-UA"/>
                   </w:rPr>
-                  <w:t>Вид закладу</w:t>
+                  <w:t>а закладу (приміщення) Користувача</w:t>
                 </w:r>
-              </w:p>
-            </w:tc>
-            <w:tc>
-              <w:tcPr>
-                <w:tcW w:w="2499" w:type="dxa"/>
-                <w:tcBorders>
-                  <w:top w:val="single" w:sz="4" w:space="0" w:color="auto"/>
-                  <w:left w:val="single" w:sz="4" w:space="0" w:color="auto"/>
-                  <w:bottom w:val="single" w:sz="4" w:space="0" w:color="auto"/>
-                  <w:right w:val="single" w:sz="4" w:space="0" w:color="auto"/>
-                </w:tcBorders>
-                <w:vAlign w:val="center"/>
-              </w:tcPr>
-              <w:p>
-                <w:pPr>
-                  <w:jc w:val="center"/>
+                <w:r>
                   <w:rPr>
-                    <w:b w:val="0"/>
+                    <w:bCs w:val="0"/>
                     <w:sz w:val="20"/>
                     <w:szCs w:val="20"/>
-                    <w:lang w:val="uk-UA"/>
                   </w:rPr>
-                </w:pPr>
-                <w:r>
-                  <w:rPr>
-                    <w:sz w:val="20"/>
-                    <w:szCs w:val="20"/>
-                    <w:lang w:val="uk-UA"/>
-                  </w:rPr>
-                  <w:t>Найменування закладу</w:t>
-                </w:r>
-              </w:p>
-            </w:tc>
-            <w:tc>
-              <w:tcPr>
-                <w:tcW w:w="4260" w:type="dxa"/>
-                <w:tcBorders>
-                  <w:top w:val="single" w:sz="4" w:space="0" w:color="auto"/>
-                  <w:left w:val="single" w:sz="4" w:space="0" w:color="auto"/>
-                  <w:bottom w:val="single" w:sz="4" w:space="0" w:color="auto"/>
-                  <w:right w:val="single" w:sz="4" w:space="0" w:color="auto"/>
-                </w:tcBorders>
-                <w:vAlign w:val="center"/>
-                <w:hideMark/>
-              </w:tcPr>
-              <w:p>
-                <w:pPr>
-                  <w:jc w:val="center"/>
-                  <w:rPr>
-                    <w:b w:val="0"/>
-                    <w:sz w:val="20"/>
-                    <w:szCs w:val="20"/>
-                    <w:lang w:val="uk-UA"/>
-                  </w:rPr>
-                </w:pPr>
-                <w:r>
-                  <w:rPr>
-                    <w:sz w:val="20"/>
-                    <w:szCs w:val="20"/>
-                    <w:lang w:val="uk-UA"/>
-                  </w:rPr>
-                  <w:t>Фактична адреса закладу:</w:t>
+                  <w:t>:</w:t>
                 </w:r>
               </w:p>
               <w:p>
                 <w:pPr>
-                  <w:pStyle w:val="a3"/>
-                  <w:ind w:right="0"/>
+                  <w:pStyle w:val="BodyText"/>
+                  <w:ind w:right="-141"/>
                   <w:jc w:val="center"/>
                   <w:rPr>
                     <w:sz w:val="20"/>
@@ -1105,7 +1031,24 @@
                     <w:sz w:val="20"/>
                     <w:szCs w:val="20"/>
                   </w:rPr>
-                  <w:t>назва області, міста (селища або села), вулиця, № будинку тощо на території України</w:t>
+                  <w:t>назва області, міста (селища або села), вулиця, № будинку тощо</w:t>
+                </w:r>
+                <w:r>
+                  <w:rPr>
+                    <w:i/>
+                    <w:sz w:val="20"/>
+                    <w:szCs w:val="20"/>
+                    <w:lang w:val="en-US"/>
+                  </w:rPr>
+                  <w:t xml:space="preserve"> </w:t>
+                </w:r>
+                <w:r>
+                  <w:rPr>
+                    <w:i/>
+                    <w:sz w:val="20"/>
+                    <w:szCs w:val="20"/>
+                  </w:rPr>
+                  <w:t>на території України</w:t>
                 </w:r>
                 <w:r>
                   <w:rPr>
@@ -1118,7 +1061,7 @@
             </w:tc>
             <w:tc>
               <w:tcPr>
-                <w:tcW w:w="1170" w:type="dxa"/>
+                <w:tcW w:w="4212" w:type="dxa"/>
                 <w:tcBorders>
                   <w:top w:val="single" w:sz="4" w:space="0" w:color="auto"/>
                   <w:left w:val="single" w:sz="4" w:space="0" w:color="auto"/>
@@ -1130,14 +1073,12 @@
               </w:tcPr>
               <w:p>
                 <w:pPr>
-                  <w:pStyle w:val="a3"/>
+                  <w:pStyle w:val="BodyText"/>
                   <w:ind w:right="0"/>
                   <w:jc w:val="center"/>
                   <w:rPr>
-                    <w:b/>
                     <w:sz w:val="20"/>
                     <w:szCs w:val="20"/>
-                    <w:lang w:val="ru-RU"/>
                   </w:rPr>
                 </w:pPr>
                 <w:r>
@@ -1147,34 +1088,16 @@
                     <w:szCs w:val="20"/>
                     <w:lang w:val="ru-RU"/>
                   </w:rPr>
-                  <w:t>Р</w:t>
+                  <w:t xml:space="preserve">Вид </w:t>
                 </w:r>
-                <w:proofErr w:type="spellStart"/>
                 <w:r>
                   <w:rPr>
-                    <w:b/>
-                    <w:sz w:val="20"/>
-                    <w:szCs w:val="20"/>
-                  </w:rPr>
-                  <w:t>озмір</w:t>
-                </w:r>
-                <w:proofErr w:type="spellEnd"/>
-                <w:r>
-                  <w:rPr>
-                    <w:b/>
+                    <w:i/>
                     <w:sz w:val="20"/>
                     <w:szCs w:val="20"/>
                     <w:lang w:val="ru-RU"/>
                   </w:rPr>
-                  <w:t xml:space="preserve"> </w:t>
-                </w:r>
-                <w:r>
-                  <w:rPr>
-                    <w:b/>
-                    <w:sz w:val="20"/>
-                    <w:szCs w:val="20"/>
-                  </w:rPr>
-                  <w:t>площі закладу</w:t>
+                  <w:t>(кафе, ресторан, бар і т.п.)</w:t>
                 </w:r>
                 <w:r>
                   <w:rPr>
@@ -1183,29 +1106,23 @@
                     <w:szCs w:val="20"/>
                     <w:lang w:val="ru-RU"/>
                   </w:rPr>
-                  <w:t xml:space="preserve"> </w:t>
+                  <w:t xml:space="preserve"> та </w:t>
                 </w:r>
                 <w:r>
                   <w:rPr>
+                    <w:b/>
                     <w:sz w:val="20"/>
                     <w:szCs w:val="20"/>
                   </w:rPr>
-                  <w:t>(м</w:t>
+                  <w:t xml:space="preserve">Назва закладу (приміщення), </w:t>
                 </w:r>
                 <w:r>
                   <w:rPr>
-                    <w:sz w:val="20"/>
-                    <w:szCs w:val="20"/>
-                    <w:vertAlign w:val="superscript"/>
+                    <w:b/>
+                    <w:sz w:val="18"/>
+                    <w:szCs w:val="18"/>
                   </w:rPr>
-                  <w:t>2</w:t>
-                </w:r>
-                <w:r>
-                  <w:rPr>
-                    <w:sz w:val="20"/>
-                    <w:szCs w:val="20"/>
-                  </w:rPr>
-                  <w:t>)</w:t>
+                  <w:t>кількість посадкових місць</w:t>
                 </w:r>
               </w:p>
             </w:tc>
@@ -1213,7 +1130,7 @@
         </w:tbl>
         <w:p>
           <w:pPr>
-            <w:pStyle w:val="a3"/>
+            <w:pStyle w:val="BodyText"/>
             <w:ind w:right="-141" w:firstLine="360"/>
             <w:rPr>
               <w:sz w:val="20"/>
@@ -1225,7 +1142,7 @@
     </w:sdt>
     <w:p>
       <w:pPr>
-        <w:pStyle w:val="a3"/>
+        <w:pStyle w:val="BodyText"/>
         <w:ind w:right="-141"/>
         <w:rPr>
           <w:sz w:val="20"/>
@@ -1235,7 +1152,7 @@
     </w:p>
     <w:p>
       <w:pPr>
-        <w:pStyle w:val="a3"/>
+        <w:pStyle w:val="BodyText"/>
         <w:ind w:right="-141"/>
         <w:rPr>
           <w:sz w:val="20"/>
@@ -1253,7 +1170,7 @@
     </w:p>
     <w:p>
       <w:pPr>
-        <w:pStyle w:val="a3"/>
+        <w:pStyle w:val="BodyText"/>
         <w:ind w:right="-141" w:firstLine="360"/>
         <w:rPr>
           <w:sz w:val="20"/>
@@ -1270,7 +1187,7 @@
     </w:p>
     <w:p>
       <w:pPr>
-        <w:pStyle w:val="a3"/>
+        <w:pStyle w:val="BodyText"/>
         <w:ind w:right="-141" w:firstLine="360"/>
         <w:rPr>
           <w:sz w:val="20"/>
@@ -1287,7 +1204,7 @@
     </w:p>
     <w:p>
       <w:pPr>
-        <w:pStyle w:val="a3"/>
+        <w:pStyle w:val="BodyText"/>
         <w:tabs>
           <w:tab w:val="left" w:pos="1276"/>
         </w:tabs>
@@ -1307,7 +1224,7 @@
     </w:p>
     <w:p>
       <w:pPr>
-        <w:pStyle w:val="a3"/>
+        <w:pStyle w:val="BodyText"/>
         <w:tabs>
           <w:tab w:val="left" w:pos="1276"/>
         </w:tabs>
@@ -1327,7 +1244,7 @@
     </w:p>
     <w:p>
       <w:pPr>
-        <w:pStyle w:val="a3"/>
+        <w:pStyle w:val="BodyText"/>
         <w:tabs>
           <w:tab w:val="left" w:pos="-709"/>
         </w:tabs>
@@ -1347,7 +1264,7 @@
     </w:p>
     <w:p>
       <w:pPr>
-        <w:pStyle w:val="a3"/>
+        <w:pStyle w:val="BodyText"/>
         <w:ind w:right="-141" w:firstLine="360"/>
         <w:rPr>
           <w:b/>
@@ -1395,11 +1312,10 @@
           <w15:appearance w15:val="tags"/>
           <w:text/>
         </w:sdtPr>
-        <w:sdtEndPr/>
         <w:sdtContent>
           <w:r>
             <w:rPr>
-              <w:rStyle w:val="ae"/>
+              <w:rStyle w:val="PlaceholderText"/>
             </w:rPr>
             <w:t>Место для ввода текста.</w:t>
           </w:r>
@@ -1431,11 +1347,10 @@
           <w15:appearance w15:val="tags"/>
           <w:text/>
         </w:sdtPr>
-        <w:sdtEndPr/>
         <w:sdtContent>
           <w:r>
             <w:rPr>
-              <w:rStyle w:val="ae"/>
+              <w:rStyle w:val="PlaceholderText"/>
             </w:rPr>
             <w:t>Место для ввода текста.</w:t>
           </w:r>
@@ -1478,27 +1393,8 @@
           <w:szCs w:val="20"/>
           <w:lang w:val="ru-RU"/>
         </w:rPr>
-        <w:t xml:space="preserve">, але не </w:t>
-      </w:r>
-      <w:proofErr w:type="spellStart"/>
-      <w:r>
-        <w:rPr>
-          <w:sz w:val="20"/>
-          <w:szCs w:val="20"/>
-          <w:lang w:val="ru-RU"/>
-        </w:rPr>
-        <w:t>менше</w:t>
-      </w:r>
-      <w:proofErr w:type="spellEnd"/>
-      <w:r>
-        <w:rPr>
-          <w:sz w:val="20"/>
-          <w:szCs w:val="20"/>
-          <w:lang w:val="ru-RU"/>
-        </w:rPr>
-        <w:t xml:space="preserve"> н</w:t>
-      </w:r>
-      <w:proofErr w:type="spellStart"/>
+        <w:t>, але не менше н</w:t>
+      </w:r>
       <w:r>
         <w:rPr>
           <w:sz w:val="20"/>
@@ -1506,7 +1402,6 @@
         </w:rPr>
         <w:t>іж</w:t>
       </w:r>
-      <w:proofErr w:type="spellEnd"/>
       <w:r>
         <w:rPr>
           <w:sz w:val="20"/>
@@ -1533,20 +1428,12 @@
           <w15:appearance w15:val="tags"/>
           <w:text/>
         </w:sdtPr>
-        <w:sdtEndPr/>
         <w:sdtContent>
           <w:r>
             <w:rPr>
-              <w:rStyle w:val="ae"/>
+              <w:rStyle w:val="PlaceholderText"/>
             </w:rPr>
-            <w:t xml:space="preserve">Место для </w:t>
-          </w:r>
-          <w:r>
-            <w:rPr>
-              <w:rStyle w:val="ae"/>
-            </w:rPr>
-            <w:lastRenderedPageBreak/>
-            <w:t>ввода текста.</w:t>
+            <w:t>Место для ввода текста.</w:t>
           </w:r>
         </w:sdtContent>
       </w:sdt>
@@ -1576,11 +1463,10 @@
           <w15:appearance w15:val="tags"/>
           <w:text/>
         </w:sdtPr>
-        <w:sdtEndPr/>
         <w:sdtContent>
           <w:r>
             <w:rPr>
-              <w:rStyle w:val="ae"/>
+              <w:rStyle w:val="PlaceholderText"/>
             </w:rPr>
             <w:t>Место для ввода текста.</w:t>
           </w:r>
@@ -1624,11 +1510,10 @@
           <w15:appearance w15:val="tags"/>
           <w:text/>
         </w:sdtPr>
-        <w:sdtEndPr/>
         <w:sdtContent>
           <w:r>
             <w:rPr>
-              <w:rStyle w:val="ae"/>
+              <w:rStyle w:val="PlaceholderText"/>
             </w:rPr>
             <w:t>Место для ввода текста.</w:t>
           </w:r>
@@ -1671,11 +1556,10 @@
           <w15:appearance w15:val="tags"/>
           <w:text/>
         </w:sdtPr>
-        <w:sdtEndPr/>
         <w:sdtContent>
           <w:r>
             <w:rPr>
-              <w:rStyle w:val="ae"/>
+              <w:rStyle w:val="PlaceholderText"/>
             </w:rPr>
             <w:t>Место для ввода текста.</w:t>
           </w:r>
@@ -1702,7 +1586,7 @@
     </w:p>
     <w:p>
       <w:pPr>
-        <w:pStyle w:val="a3"/>
+        <w:pStyle w:val="BodyText"/>
         <w:ind w:right="-141" w:firstLine="360"/>
         <w:rPr>
           <w:sz w:val="20"/>
@@ -1714,12 +1598,13 @@
           <w:sz w:val="20"/>
           <w:szCs w:val="20"/>
         </w:rPr>
+        <w:lastRenderedPageBreak/>
         <w:t>Визначена Сторонами сума авторської винагороди в п. 2.4. Договору, не залежить від тривалості та кількості використання творів</w:t>
       </w:r>
     </w:p>
     <w:p>
       <w:pPr>
-        <w:pStyle w:val="a3"/>
+        <w:pStyle w:val="BodyText"/>
         <w:ind w:right="-141" w:firstLine="360"/>
         <w:rPr>
           <w:sz w:val="20"/>
@@ -1744,7 +1629,7 @@
     </w:p>
     <w:p>
       <w:pPr>
-        <w:pStyle w:val="a3"/>
+        <w:pStyle w:val="BodyText"/>
         <w:ind w:right="-165"/>
       </w:pPr>
       <w:r>
@@ -1791,7 +1676,7 @@
         <w:sdtContent>
           <w:r>
             <w:rPr>
-              <w:rStyle w:val="ae"/>
+              <w:rStyle w:val="PlaceholderText"/>
             </w:rPr>
             <w:t>Место для ввода текста.</w:t>
           </w:r>
@@ -1810,17 +1695,8 @@
           <w:sz w:val="20"/>
           <w:szCs w:val="20"/>
         </w:rPr>
-        <w:t xml:space="preserve">у якому Користувач має здійснити виплату авторської винагороди, зобов’язується перерахувати на поточний рахунок ГО УААСП, передбачений  п. 2.4. Договору мінімальний платіж авторської винагороди. При цьому, перша виплата мінімального платежу Користувачем здійснюється не пізніше двадцяти календарних днів після підписання Сторонами цього Договору, а також   Користувач </w:t>
-      </w:r>
-      <w:proofErr w:type="spellStart"/>
-      <w:r>
-        <w:rPr>
-          <w:sz w:val="20"/>
-          <w:szCs w:val="20"/>
-        </w:rPr>
-        <w:t>зобов</w:t>
-      </w:r>
-      <w:proofErr w:type="spellEnd"/>
+        <w:t>у якому Користувач має здійснити виплату авторської винагороди, зобов’язується перерахувати на поточний рахунок ГО УААСП, передбачений  п. 2.4. Договору мінімальний платіж авторської винагороди. При цьому, перша виплата мінімального платежу Користувачем здійснюється не пізніше двадцяти календарних днів після підписання Сторонами цього Договору, а також   Користувач зобов</w:t>
+      </w:r>
       <w:r>
         <w:rPr>
           <w:b/>
@@ -1831,21 +1707,12 @@
         </w:rPr>
         <w:t>`</w:t>
       </w:r>
-      <w:proofErr w:type="spellStart"/>
-      <w:r>
-        <w:rPr>
-          <w:sz w:val="20"/>
-          <w:szCs w:val="20"/>
-        </w:rPr>
-        <w:t>язується</w:t>
-      </w:r>
-      <w:proofErr w:type="spellEnd"/>
-      <w:r>
-        <w:rPr>
-          <w:sz w:val="20"/>
-          <w:szCs w:val="20"/>
-        </w:rPr>
-        <w:t xml:space="preserve"> не пізніше 20-ого числа</w:t>
+      <w:r>
+        <w:rPr>
+          <w:sz w:val="20"/>
+          <w:szCs w:val="20"/>
+        </w:rPr>
+        <w:t>язується не пізніше 20-ого числа</w:t>
       </w:r>
       <w:r>
         <w:rPr>
@@ -1878,21 +1745,12 @@
         </w:rPr>
         <w:t xml:space="preserve"> п</w:t>
       </w:r>
-      <w:proofErr w:type="spellStart"/>
-      <w:r>
-        <w:rPr>
-          <w:sz w:val="20"/>
-          <w:szCs w:val="20"/>
-        </w:rPr>
-        <w:t>ерерахувати</w:t>
-      </w:r>
-      <w:proofErr w:type="spellEnd"/>
-      <w:r>
-        <w:rPr>
-          <w:sz w:val="20"/>
-          <w:szCs w:val="20"/>
-        </w:rPr>
-        <w:t xml:space="preserve"> на поточний рахунок ГО УААСП </w:t>
+      <w:r>
+        <w:rPr>
+          <w:sz w:val="20"/>
+          <w:szCs w:val="20"/>
+        </w:rPr>
+        <w:t xml:space="preserve">ерерахувати на поточний рахунок ГО УААСП </w:t>
       </w:r>
       <w:r>
         <w:rPr>
@@ -1915,7 +1773,7 @@
     </w:p>
     <w:p>
       <w:pPr>
-        <w:pStyle w:val="a3"/>
+        <w:pStyle w:val="BodyText"/>
         <w:ind w:right="-141" w:firstLine="360"/>
         <w:rPr>
           <w:sz w:val="20"/>
@@ -2034,18 +1892,8 @@
           <w:sz w:val="20"/>
           <w:szCs w:val="20"/>
         </w:rPr>
-        <w:t xml:space="preserve">(Звіт подається в файлі формату </w:t>
-      </w:r>
-      <w:proofErr w:type="spellStart"/>
-      <w:r>
-        <w:rPr>
-          <w:i/>
-          <w:sz w:val="20"/>
-          <w:szCs w:val="20"/>
-        </w:rPr>
-        <w:t>Exсel</w:t>
-      </w:r>
-      <w:proofErr w:type="spellEnd"/>
+        <w:t>(Звіт подається в файлі формату Exсel</w:t>
+      </w:r>
       <w:r>
         <w:rPr>
           <w:sz w:val="20"/>
@@ -2056,7 +1904,7 @@
     </w:p>
     <w:p>
       <w:pPr>
-        <w:pStyle w:val="a3"/>
+        <w:pStyle w:val="BodyText"/>
         <w:tabs>
           <w:tab w:val="left" w:pos="2835"/>
         </w:tabs>
@@ -2091,7 +1939,7 @@
     </w:p>
     <w:p>
       <w:pPr>
-        <w:pStyle w:val="a3"/>
+        <w:pStyle w:val="BodyText"/>
         <w:ind w:right="-141" w:firstLine="360"/>
         <w:rPr>
           <w:sz w:val="20"/>
@@ -2123,7 +1971,7 @@
     </w:p>
     <w:p>
       <w:pPr>
-        <w:pStyle w:val="a3"/>
+        <w:pStyle w:val="BodyText"/>
         <w:ind w:right="-141" w:firstLine="360"/>
         <w:rPr>
           <w:sz w:val="20"/>
@@ -2140,7 +1988,7 @@
     </w:p>
     <w:p>
       <w:pPr>
-        <w:pStyle w:val="a3"/>
+        <w:pStyle w:val="BodyText"/>
         <w:ind w:right="-141" w:firstLine="360"/>
         <w:rPr>
           <w:sz w:val="20"/>
@@ -2172,7 +2020,7 @@
     </w:p>
     <w:p>
       <w:pPr>
-        <w:pStyle w:val="HTML"/>
+        <w:pStyle w:val="HTMLPreformatted"/>
         <w:overflowPunct w:val="0"/>
         <w:autoSpaceDE w:val="0"/>
         <w:autoSpaceDN w:val="0"/>
@@ -2200,7 +2048,7 @@
     </w:p>
     <w:p>
       <w:pPr>
-        <w:pStyle w:val="HTML"/>
+        <w:pStyle w:val="HTMLPreformatted"/>
         <w:shd w:val="clear" w:color="auto" w:fill="FFFFFF"/>
         <w:ind w:right="-141"/>
         <w:jc w:val="both"/>
@@ -2217,7 +2065,7 @@
     </w:p>
     <w:p>
       <w:pPr>
-        <w:pStyle w:val="a3"/>
+        <w:pStyle w:val="BodyText"/>
         <w:tabs>
           <w:tab w:val="left" w:pos="708"/>
         </w:tabs>
@@ -2252,7 +2100,7 @@
     </w:p>
     <w:p>
       <w:pPr>
-        <w:pStyle w:val="a3"/>
+        <w:pStyle w:val="BodyText"/>
         <w:tabs>
           <w:tab w:val="left" w:pos="708"/>
         </w:tabs>
@@ -2273,7 +2121,7 @@
     </w:p>
     <w:p>
       <w:pPr>
-        <w:pStyle w:val="a3"/>
+        <w:pStyle w:val="BodyText"/>
         <w:tabs>
           <w:tab w:val="left" w:pos="708"/>
         </w:tabs>
@@ -2301,7 +2149,7 @@
       <w:hyperlink r:id="rId8" w:history="1">
         <w:r>
           <w:rPr>
-            <w:rStyle w:val="ab"/>
+            <w:rStyle w:val="Hyperlink"/>
             <w:sz w:val="20"/>
             <w:szCs w:val="20"/>
           </w:rPr>
@@ -2318,7 +2166,7 @@
     </w:p>
     <w:p>
       <w:pPr>
-        <w:pStyle w:val="a3"/>
+        <w:pStyle w:val="BodyText"/>
         <w:tabs>
           <w:tab w:val="left" w:pos="708"/>
         </w:tabs>
@@ -2332,7 +2180,7 @@
     </w:p>
     <w:p>
       <w:pPr>
-        <w:pStyle w:val="a3"/>
+        <w:pStyle w:val="BodyText"/>
         <w:tabs>
           <w:tab w:val="left" w:pos="0"/>
           <w:tab w:val="left" w:pos="720"/>
@@ -2358,7 +2206,7 @@
     </w:p>
     <w:p>
       <w:pPr>
-        <w:pStyle w:val="a3"/>
+        <w:pStyle w:val="BodyText"/>
         <w:ind w:right="-165"/>
         <w:rPr>
           <w:sz w:val="20"/>
@@ -2369,7 +2217,7 @@
     </w:p>
     <w:p>
       <w:pPr>
-        <w:pStyle w:val="a3"/>
+        <w:pStyle w:val="BodyText"/>
         <w:ind w:right="-141" w:firstLine="357"/>
         <w:rPr>
           <w:sz w:val="20"/>
@@ -2381,28 +2229,12 @@
           <w:sz w:val="20"/>
           <w:szCs w:val="20"/>
         </w:rPr>
-        <w:t>3.1. Користувач зобов’язаний використовувати оригінальні твори, що ідентифіковані по назвам, прізвищам і ініціалам авторів, без заподіяння їм шкоди, в тому числі не вносити змін або доповнень без письмового дозволу автора (-</w:t>
-      </w:r>
-      <w:proofErr w:type="spellStart"/>
-      <w:r>
-        <w:rPr>
-          <w:sz w:val="20"/>
-          <w:szCs w:val="20"/>
-        </w:rPr>
-        <w:t>ів</w:t>
-      </w:r>
-      <w:proofErr w:type="spellEnd"/>
-      <w:r>
-        <w:rPr>
-          <w:sz w:val="20"/>
-          <w:szCs w:val="20"/>
-        </w:rPr>
-        <w:t>) творів.</w:t>
-      </w:r>
-    </w:p>
-    <w:p>
-      <w:pPr>
-        <w:pStyle w:val="a3"/>
+        <w:t>3.1. Користувач зобов’язаний використовувати оригінальні твори, що ідентифіковані по назвам, прізвищам і ініціалам авторів, без заподіяння їм шкоди, в тому числі не вносити змін або доповнень без письмового дозволу автора (-ів) творів.</w:t>
+      </w:r>
+    </w:p>
+    <w:p>
+      <w:pPr>
+        <w:pStyle w:val="BodyText"/>
         <w:ind w:right="-141" w:firstLine="360"/>
         <w:rPr>
           <w:b/>
@@ -2430,7 +2262,7 @@
     </w:p>
     <w:p>
       <w:pPr>
-        <w:pStyle w:val="a3"/>
+        <w:pStyle w:val="BodyText"/>
         <w:ind w:right="-141" w:firstLine="360"/>
         <w:rPr>
           <w:sz w:val="20"/>
@@ -2503,7 +2335,7 @@
     </w:p>
     <w:p>
       <w:pPr>
-        <w:pStyle w:val="21"/>
+        <w:pStyle w:val="BodyTextIndent2"/>
         <w:spacing w:after="0" w:line="240" w:lineRule="auto"/>
         <w:ind w:left="0" w:right="-141" w:firstLine="360"/>
         <w:jc w:val="both"/>
@@ -2528,7 +2360,7 @@
     </w:p>
     <w:p>
       <w:pPr>
-        <w:pStyle w:val="a3"/>
+        <w:pStyle w:val="BodyText"/>
         <w:ind w:right="-141" w:firstLine="360"/>
         <w:rPr>
           <w:sz w:val="20"/>
@@ -2540,13 +2372,30 @@
           <w:sz w:val="20"/>
           <w:szCs w:val="20"/>
         </w:rPr>
+        <w:t xml:space="preserve">3.4. ГО УААСП гарантує врегулювання претензій авторів і правонаступників до Користувача, пов’язаних з публічним виконанням творів з каталогу ГО УААСП, згідно із Законом та цим Договором, за умови належного виконання Користувачем умов цього Договору. </w:t>
+      </w:r>
+    </w:p>
+    <w:p>
+      <w:pPr>
+        <w:pStyle w:val="BodyText"/>
+        <w:ind w:right="-141" w:firstLine="360"/>
+        <w:rPr>
+          <w:sz w:val="20"/>
+          <w:szCs w:val="20"/>
+        </w:rPr>
+      </w:pPr>
+      <w:r>
+        <w:rPr>
+          <w:sz w:val="20"/>
+          <w:szCs w:val="20"/>
+        </w:rPr>
         <w:lastRenderedPageBreak/>
-        <w:t xml:space="preserve">3.4. ГО УААСП гарантує врегулювання претензій авторів і правонаступників до Користувача, пов’язаних з публічним виконанням творів з каталогу ГО УААСП, згідно із Законом та цим Договором, за умови належного виконання Користувачем умов цього Договору. </w:t>
-      </w:r>
-    </w:p>
-    <w:p>
-      <w:pPr>
-        <w:pStyle w:val="a3"/>
+        <w:t>3.5. У разі виникнення розбіжностей або спорів між ГО УААСП і Користувачем з питань, передбачених цим Договором, вони вживатимуть усіх заходів до вирішення їх шляхом переговорів.</w:t>
+      </w:r>
+    </w:p>
+    <w:p>
+      <w:pPr>
+        <w:pStyle w:val="BodyText"/>
         <w:ind w:right="-141" w:firstLine="360"/>
         <w:rPr>
           <w:sz w:val="20"/>
@@ -2558,12 +2407,27 @@
           <w:sz w:val="20"/>
           <w:szCs w:val="20"/>
         </w:rPr>
-        <w:t>3.5. У разі виникнення розбіжностей або спорів між ГО УААСП і Користувачем з питань, передбачених цим Договором, вони вживатимуть усіх заходів до вирішення їх шляхом переговорів.</w:t>
-      </w:r>
-    </w:p>
-    <w:p>
-      <w:pPr>
-        <w:pStyle w:val="a3"/>
+        <w:t xml:space="preserve">3.6. У разі неможливості вирішення зазначених спорів шляхом переговорів вони повинні вирішуватися в </w:t>
+      </w:r>
+      <w:r>
+        <w:rPr>
+          <w:sz w:val="20"/>
+          <w:szCs w:val="20"/>
+          <w:lang w:val="ru-RU"/>
+        </w:rPr>
+        <w:t>судовому</w:t>
+      </w:r>
+      <w:r>
+        <w:rPr>
+          <w:sz w:val="20"/>
+          <w:szCs w:val="20"/>
+        </w:rPr>
+        <w:t xml:space="preserve"> порядку, визначеному чинним законодавством України.</w:t>
+      </w:r>
+    </w:p>
+    <w:p>
+      <w:pPr>
+        <w:pStyle w:val="BodyText"/>
         <w:ind w:right="-141" w:firstLine="360"/>
         <w:rPr>
           <w:sz w:val="20"/>
@@ -2575,54 +2439,22 @@
           <w:sz w:val="20"/>
           <w:szCs w:val="20"/>
         </w:rPr>
-        <w:t xml:space="preserve">3.6. У разі неможливості вирішення зазначених спорів шляхом переговорів вони повинні вирішуватися в </w:t>
-      </w:r>
-      <w:r>
-        <w:rPr>
-          <w:sz w:val="20"/>
-          <w:szCs w:val="20"/>
-          <w:lang w:val="ru-RU"/>
-        </w:rPr>
-        <w:t>судовому</w:t>
-      </w:r>
-      <w:r>
-        <w:rPr>
-          <w:sz w:val="20"/>
-          <w:szCs w:val="20"/>
-        </w:rPr>
-        <w:t xml:space="preserve"> порядку, визначеному чинним законодавством України.</w:t>
-      </w:r>
-    </w:p>
-    <w:p>
-      <w:pPr>
-        <w:pStyle w:val="a3"/>
+        <w:t>3.7. Користувач гарантує, що всі розрахунки з авторами та (або) їх правонаступниками за публічне виконання творів з каталогу ГО УААСП по даному Договору будуть здійснюватися тільки через ГО УААСП.</w:t>
+      </w:r>
+    </w:p>
+    <w:p>
+      <w:pPr>
+        <w:pStyle w:val="BodyText"/>
         <w:ind w:right="-141" w:firstLine="360"/>
         <w:rPr>
           <w:sz w:val="20"/>
           <w:szCs w:val="20"/>
         </w:rPr>
       </w:pPr>
-      <w:r>
-        <w:rPr>
-          <w:sz w:val="20"/>
-          <w:szCs w:val="20"/>
-        </w:rPr>
-        <w:t>3.7. Користувач гарантує, що всі розрахунки з авторами та (або) їх правонаступниками за публічне виконання творів з каталогу ГО УААСП по даному Договору будуть здійснюватися тільки через ГО УААСП.</w:t>
-      </w:r>
-    </w:p>
-    <w:p>
-      <w:pPr>
-        <w:pStyle w:val="a3"/>
-        <w:ind w:right="-141" w:firstLine="360"/>
-        <w:rPr>
-          <w:sz w:val="20"/>
-          <w:szCs w:val="20"/>
-        </w:rPr>
-      </w:pPr>
-    </w:p>
-    <w:p>
-      <w:pPr>
-        <w:pStyle w:val="a3"/>
+    </w:p>
+    <w:p>
+      <w:pPr>
+        <w:pStyle w:val="BodyText"/>
         <w:tabs>
           <w:tab w:val="left" w:pos="4065"/>
         </w:tabs>
@@ -2645,7 +2477,7 @@
     </w:p>
     <w:p>
       <w:pPr>
-        <w:pStyle w:val="a3"/>
+        <w:pStyle w:val="BodyText"/>
         <w:tabs>
           <w:tab w:val="left" w:pos="4065"/>
         </w:tabs>
@@ -2660,7 +2492,7 @@
     </w:p>
     <w:p>
       <w:pPr>
-        <w:pStyle w:val="a3"/>
+        <w:pStyle w:val="BodyText"/>
         <w:tabs>
           <w:tab w:val="left" w:pos="2835"/>
         </w:tabs>
@@ -2695,7 +2527,7 @@
     </w:p>
     <w:p>
       <w:pPr>
-        <w:pStyle w:val="a3"/>
+        <w:pStyle w:val="BodyText"/>
         <w:tabs>
           <w:tab w:val="left" w:pos="2835"/>
         </w:tabs>
@@ -2715,7 +2547,7 @@
     </w:p>
     <w:p>
       <w:pPr>
-        <w:pStyle w:val="a3"/>
+        <w:pStyle w:val="BodyText"/>
         <w:tabs>
           <w:tab w:val="left" w:pos="2835"/>
         </w:tabs>
@@ -2735,7 +2567,7 @@
     </w:p>
     <w:p>
       <w:pPr>
-        <w:pStyle w:val="a3"/>
+        <w:pStyle w:val="BodyText"/>
         <w:tabs>
           <w:tab w:val="left" w:pos="2835"/>
         </w:tabs>
@@ -2748,7 +2580,7 @@
     </w:p>
     <w:p>
       <w:pPr>
-        <w:pStyle w:val="a3"/>
+        <w:pStyle w:val="BodyText"/>
         <w:numPr>
           <w:ilvl w:val="0"/>
           <w:numId w:val="2"/>
@@ -2774,7 +2606,7 @@
     </w:p>
     <w:p>
       <w:pPr>
-        <w:pStyle w:val="a3"/>
+        <w:pStyle w:val="BodyText"/>
         <w:ind w:left="360" w:right="-141"/>
         <w:rPr>
           <w:b/>
@@ -2786,7 +2618,7 @@
     </w:p>
     <w:p>
       <w:pPr>
-        <w:pStyle w:val="a3"/>
+        <w:pStyle w:val="BodyText"/>
         <w:keepLines/>
         <w:ind w:right="-141"/>
         <w:rPr>
@@ -2827,11 +2659,10 @@
           <w15:appearance w15:val="tags"/>
           <w:text/>
         </w:sdtPr>
-        <w:sdtEndPr/>
         <w:sdtContent>
           <w:r>
             <w:rPr>
-              <w:rStyle w:val="ae"/>
+              <w:rStyle w:val="PlaceholderText"/>
             </w:rPr>
             <w:t>Место для ввода текста.</w:t>
           </w:r>
@@ -2879,11 +2710,10 @@
           <w15:appearance w15:val="tags"/>
           <w:text/>
         </w:sdtPr>
-        <w:sdtEndPr/>
         <w:sdtContent>
           <w:r>
             <w:rPr>
-              <w:rStyle w:val="ae"/>
+              <w:rStyle w:val="PlaceholderText"/>
             </w:rPr>
             <w:t>Место для ввода текста.</w:t>
           </w:r>
@@ -3018,7 +2848,7 @@
     </w:p>
     <w:p>
       <w:pPr>
-        <w:pStyle w:val="a3"/>
+        <w:pStyle w:val="BodyText"/>
         <w:ind w:right="-141"/>
         <w:rPr>
           <w:sz w:val="20"/>
@@ -3043,7 +2873,7 @@
     </w:p>
     <w:p>
       <w:pPr>
-        <w:pStyle w:val="a3"/>
+        <w:pStyle w:val="BodyText"/>
         <w:ind w:right="-141" w:firstLine="360"/>
         <w:rPr>
           <w:sz w:val="20"/>
@@ -3060,7 +2890,7 @@
     </w:p>
     <w:p>
       <w:pPr>
-        <w:pStyle w:val="a3"/>
+        <w:pStyle w:val="BodyText"/>
         <w:ind w:right="-141" w:firstLine="360"/>
         <w:rPr>
           <w:sz w:val="20"/>
@@ -3079,7 +2909,7 @@
     </w:p>
     <w:p>
       <w:pPr>
-        <w:pStyle w:val="a3"/>
+        <w:pStyle w:val="BodyText"/>
         <w:ind w:right="-141" w:firstLine="360"/>
         <w:rPr>
           <w:sz w:val="20"/>
@@ -3096,7 +2926,7 @@
     </w:p>
     <w:p>
       <w:pPr>
-        <w:pStyle w:val="a3"/>
+        <w:pStyle w:val="BodyText"/>
         <w:keepLines/>
         <w:ind w:right="-141"/>
         <w:rPr>
@@ -3109,7 +2939,7 @@
     </w:p>
     <w:p>
       <w:pPr>
-        <w:pStyle w:val="a3"/>
+        <w:pStyle w:val="BodyText"/>
         <w:ind w:right="-141" w:firstLine="360"/>
         <w:jc w:val="center"/>
         <w:rPr>
@@ -3131,7 +2961,7 @@
     </w:p>
     <w:p>
       <w:pPr>
-        <w:pStyle w:val="a3"/>
+        <w:pStyle w:val="BodyText"/>
         <w:ind w:right="-141" w:firstLine="426"/>
         <w:rPr>
           <w:sz w:val="20"/>
@@ -3148,7 +2978,7 @@
     </w:p>
     <w:p>
       <w:pPr>
-        <w:pStyle w:val="a3"/>
+        <w:pStyle w:val="BodyText"/>
         <w:ind w:right="-141" w:firstLine="426"/>
         <w:rPr>
           <w:sz w:val="20"/>
@@ -3166,7 +2996,7 @@
     </w:p>
     <w:p>
       <w:pPr>
-        <w:pStyle w:val="a3"/>
+        <w:pStyle w:val="BodyText"/>
         <w:ind w:right="-141" w:firstLine="426"/>
         <w:rPr>
           <w:sz w:val="20"/>
@@ -3183,7 +3013,7 @@
     </w:p>
     <w:p>
       <w:pPr>
-        <w:pStyle w:val="a3"/>
+        <w:pStyle w:val="BodyText"/>
         <w:ind w:right="-141" w:firstLine="426"/>
         <w:rPr>
           <w:sz w:val="20"/>
@@ -3195,20 +3025,12 @@
           <w:sz w:val="20"/>
           <w:szCs w:val="20"/>
         </w:rPr>
-        <w:t xml:space="preserve">6.4. Сторона, для якої виникла неможливість виконання зобов’язань по даному Договору, зобов’язана своєчасно, не пізніше 5 (п’яти) днів, повідомити іншу Сторону про виникнення обставин, які перешкоджають виконанню зобов’язань. Відсутність </w:t>
-      </w:r>
-      <w:r>
-        <w:rPr>
-          <w:sz w:val="20"/>
-          <w:szCs w:val="20"/>
-        </w:rPr>
-        <w:lastRenderedPageBreak/>
-        <w:t>повідомлення або несвоєчасне повідомлення про виникнення форс-мажорних обставин позбавляє Сторону права посилатися на них.</w:t>
-      </w:r>
-    </w:p>
-    <w:p>
-      <w:pPr>
-        <w:pStyle w:val="a3"/>
+        <w:t>6.4. Сторона, для якої виникла неможливість виконання зобов’язань по даному Договору, зобов’язана своєчасно, не пізніше 5 (п’яти) днів, повідомити іншу Сторону про виникнення обставин, які перешкоджають виконанню зобов’язань. Відсутність повідомлення або несвоєчасне повідомлення про виникнення форс-мажорних обставин позбавляє Сторону права посилатися на них.</w:t>
+      </w:r>
+    </w:p>
+    <w:p>
+      <w:pPr>
+        <w:pStyle w:val="BodyText"/>
         <w:tabs>
           <w:tab w:val="left" w:pos="4065"/>
         </w:tabs>
@@ -3233,7 +3055,7 @@
     </w:p>
     <w:p>
       <w:pPr>
-        <w:pStyle w:val="a3"/>
+        <w:pStyle w:val="BodyText"/>
         <w:tabs>
           <w:tab w:val="left" w:pos="4065"/>
         </w:tabs>
@@ -3249,24 +3071,25 @@
     </w:p>
     <w:p>
       <w:pPr>
-        <w:pStyle w:val="2"/>
+        <w:pStyle w:val="BodyText2"/>
         <w:spacing w:line="276" w:lineRule="auto"/>
         <w:ind w:right="-141" w:firstLine="426"/>
       </w:pPr>
       <w:r>
+        <w:lastRenderedPageBreak/>
         <w:t xml:space="preserve">7.1. Підписанням даного Договору суб’єкт персональних даних підтверджує свою згоду на обробку зазначених в даному Договорі персональних даних відповідно до Закону України «Про захист персональних даних» у базі персональних даних «Користувачі авторського права» з метою забезпечення адміністративно-правових, податкових відносин та відносин у сфері бухгалтерського обліку, з метою реалізації авторських прав правовласників об’єктів авторських прав відповідно до Господарського кодексу України, Цивільного кодексу України,  Податкового кодексу України, Закону України «Про бухгалтерський облік та фінансову звітність», Закону України </w:t>
       </w:r>
     </w:p>
     <w:p>
       <w:pPr>
-        <w:pStyle w:val="2"/>
+        <w:pStyle w:val="BodyText2"/>
         <w:spacing w:line="276" w:lineRule="auto"/>
         <w:ind w:right="-141" w:firstLine="426"/>
       </w:pPr>
     </w:p>
     <w:p>
       <w:pPr>
-        <w:pStyle w:val="2"/>
+        <w:pStyle w:val="BodyText2"/>
         <w:spacing w:line="276" w:lineRule="auto"/>
         <w:ind w:right="-141" w:firstLine="426"/>
       </w:pPr>
@@ -3285,20 +3108,12 @@
     </w:p>
     <w:p>
       <w:pPr>
-        <w:pStyle w:val="2"/>
+        <w:pStyle w:val="BodyText2"/>
         <w:spacing w:line="276" w:lineRule="auto"/>
         <w:ind w:right="-141" w:firstLine="360"/>
       </w:pPr>
       <w:r>
-        <w:t xml:space="preserve">7.2. Обробці відповідно до законодавства України про захист персональних даних у базі персональних даних «Користувачі авторського права» підлягають наступні категорії персональних даних: адреса проживання (реєстрації), </w:t>
-      </w:r>
-      <w:proofErr w:type="spellStart"/>
-      <w:r>
-        <w:t>резидентство</w:t>
-      </w:r>
-      <w:proofErr w:type="spellEnd"/>
-      <w:r>
-        <w:t xml:space="preserve">, ідентифікаційний податковий номер, паспортні дані, банківські реквізити, контактні номери телефонів, </w:t>
+        <w:t xml:space="preserve">7.2. Обробці відповідно до законодавства України про захист персональних даних у базі персональних даних «Користувачі авторського права» підлягають наступні категорії персональних даних: адреса проживання (реєстрації), резидентство, ідентифікаційний податковий номер, паспортні дані, банківські реквізити, контактні номери телефонів, </w:t>
       </w:r>
       <w:r>
         <w:rPr>
@@ -3321,7 +3136,7 @@
     </w:p>
     <w:p>
       <w:pPr>
-        <w:pStyle w:val="2"/>
+        <w:pStyle w:val="BodyText2"/>
         <w:spacing w:line="276" w:lineRule="auto"/>
         <w:ind w:right="-141" w:firstLine="360"/>
       </w:pPr>
@@ -3331,14 +3146,14 @@
     </w:p>
     <w:p>
       <w:pPr>
-        <w:pStyle w:val="2"/>
+        <w:pStyle w:val="BodyText2"/>
         <w:spacing w:line="276" w:lineRule="auto"/>
         <w:ind w:right="-141" w:firstLine="360"/>
       </w:pPr>
     </w:p>
     <w:p>
       <w:pPr>
-        <w:pStyle w:val="a3"/>
+        <w:pStyle w:val="BodyText"/>
         <w:keepNext/>
         <w:tabs>
           <w:tab w:val="left" w:pos="0"/>
@@ -3365,7 +3180,7 @@
     </w:p>
     <w:p>
       <w:pPr>
-        <w:pStyle w:val="a3"/>
+        <w:pStyle w:val="BodyText"/>
         <w:keepNext/>
         <w:tabs>
           <w:tab w:val="left" w:pos="0"/>
@@ -3383,7 +3198,7 @@
     </w:p>
     <w:p>
       <w:pPr>
-        <w:pStyle w:val="a3"/>
+        <w:pStyle w:val="BodyText"/>
         <w:spacing w:line="276" w:lineRule="auto"/>
         <w:ind w:right="-141" w:firstLine="426"/>
         <w:rPr>
@@ -3401,7 +3216,7 @@
     </w:p>
     <w:p>
       <w:pPr>
-        <w:pStyle w:val="a3"/>
+        <w:pStyle w:val="BodyText"/>
         <w:spacing w:line="276" w:lineRule="auto"/>
         <w:ind w:right="-115"/>
         <w:rPr>
@@ -3424,67 +3239,7 @@
           <w:shd w:val="clear" w:color="auto" w:fill="FFFFFF"/>
           <w:lang w:eastAsia="ja-JP"/>
         </w:rPr>
-        <w:t>Всі зміни та додатки до даного Договору укладаються у письмовій формі та є чинними за умови підписання їх уповноваженими представниками Сторін. Форми додатків до Договору є частиною Договору. Якщо форма додатку, затвердженого (підписаного) Сторонами відповідно до даного Договору передбачає лише підпис уповноваженого(</w:t>
-      </w:r>
-      <w:proofErr w:type="spellStart"/>
-      <w:r>
-        <w:rPr>
-          <w:sz w:val="20"/>
-          <w:szCs w:val="20"/>
-          <w:shd w:val="clear" w:color="auto" w:fill="FFFFFF"/>
-          <w:lang w:eastAsia="ja-JP"/>
-        </w:rPr>
-        <w:t>их</w:t>
-      </w:r>
-      <w:proofErr w:type="spellEnd"/>
-      <w:r>
-        <w:rPr>
-          <w:sz w:val="20"/>
-          <w:szCs w:val="20"/>
-          <w:shd w:val="clear" w:color="auto" w:fill="FFFFFF"/>
-          <w:lang w:eastAsia="ja-JP"/>
-        </w:rPr>
-        <w:t>) представника(</w:t>
-      </w:r>
-      <w:proofErr w:type="spellStart"/>
-      <w:r>
-        <w:rPr>
-          <w:sz w:val="20"/>
-          <w:szCs w:val="20"/>
-          <w:shd w:val="clear" w:color="auto" w:fill="FFFFFF"/>
-          <w:lang w:eastAsia="ja-JP"/>
-        </w:rPr>
-        <w:t>ів</w:t>
-      </w:r>
-      <w:proofErr w:type="spellEnd"/>
-      <w:r>
-        <w:rPr>
-          <w:sz w:val="20"/>
-          <w:szCs w:val="20"/>
-          <w:shd w:val="clear" w:color="auto" w:fill="FFFFFF"/>
-          <w:lang w:eastAsia="ja-JP"/>
-        </w:rPr>
-        <w:t>) Користувача – такий додаток з заповненою Користувачем інформацією є чинним за умови підписання його уповноваженим(и) представником(</w:t>
-      </w:r>
-      <w:proofErr w:type="spellStart"/>
-      <w:r>
-        <w:rPr>
-          <w:sz w:val="20"/>
-          <w:szCs w:val="20"/>
-          <w:shd w:val="clear" w:color="auto" w:fill="FFFFFF"/>
-          <w:lang w:eastAsia="ja-JP"/>
-        </w:rPr>
-        <w:t>ами</w:t>
-      </w:r>
-      <w:proofErr w:type="spellEnd"/>
-      <w:r>
-        <w:rPr>
-          <w:sz w:val="20"/>
-          <w:szCs w:val="20"/>
-          <w:shd w:val="clear" w:color="auto" w:fill="FFFFFF"/>
-          <w:lang w:eastAsia="ja-JP"/>
-        </w:rPr>
-        <w:t>) Користувача.</w:t>
+        <w:t>Всі зміни та додатки до даного Договору укладаються у письмовій формі та є чинними за умови підписання їх уповноваженими представниками Сторін. Форми додатків до Договору є частиною Договору. Якщо форма додатку, затвердженого (підписаного) Сторонами відповідно до даного Договору передбачає лише підпис уповноваженого(их) представника(ів) Користувача – такий додаток з заповненою Користувачем інформацією є чинним за умови підписання його уповноваженим(и) представником(ами) Користувача.</w:t>
       </w:r>
     </w:p>
     <w:p>
@@ -3515,7 +3270,7 @@
     </w:p>
     <w:p>
       <w:pPr>
-        <w:pStyle w:val="a3"/>
+        <w:pStyle w:val="BodyText"/>
         <w:spacing w:line="276" w:lineRule="auto"/>
         <w:ind w:right="-141" w:firstLine="426"/>
         <w:rPr>
@@ -3533,7 +3288,7 @@
     </w:p>
     <w:p>
       <w:pPr>
-        <w:pStyle w:val="a3"/>
+        <w:pStyle w:val="BodyText"/>
         <w:spacing w:line="276" w:lineRule="auto"/>
         <w:ind w:right="-141" w:firstLine="426"/>
         <w:rPr>
@@ -3551,7 +3306,7 @@
     </w:p>
     <w:p>
       <w:pPr>
-        <w:pStyle w:val="a3"/>
+        <w:pStyle w:val="BodyText"/>
         <w:spacing w:line="276" w:lineRule="auto"/>
         <w:ind w:right="-141" w:firstLine="426"/>
         <w:rPr>
@@ -3569,7 +3324,7 @@
     </w:p>
     <w:p>
       <w:pPr>
-        <w:pStyle w:val="HTML"/>
+        <w:pStyle w:val="HTMLPreformatted"/>
         <w:shd w:val="clear" w:color="auto" w:fill="FFFFFF"/>
         <w:spacing w:line="276" w:lineRule="auto"/>
         <w:ind w:right="-141" w:firstLine="426"/>
@@ -3647,7 +3402,7 @@
     </w:p>
     <w:p>
       <w:pPr>
-        <w:pStyle w:val="HTML"/>
+        <w:pStyle w:val="HTMLPreformatted"/>
         <w:shd w:val="clear" w:color="auto" w:fill="FFFFFF"/>
         <w:spacing w:line="276" w:lineRule="auto"/>
         <w:ind w:right="-141"/>
@@ -3665,7 +3420,7 @@
     </w:p>
     <w:p>
       <w:pPr>
-        <w:pStyle w:val="a3"/>
+        <w:pStyle w:val="BodyText"/>
         <w:tabs>
           <w:tab w:val="left" w:pos="916"/>
           <w:tab w:val="left" w:pos="1832"/>
@@ -3716,7 +3471,7 @@
     </w:p>
     <w:p>
       <w:pPr>
-        <w:pStyle w:val="a3"/>
+        <w:pStyle w:val="BodyText"/>
         <w:tabs>
           <w:tab w:val="left" w:pos="916"/>
           <w:tab w:val="left" w:pos="1832"/>
@@ -3747,13 +3502,12 @@
           <w:sz w:val="20"/>
           <w:szCs w:val="20"/>
         </w:rPr>
-        <w:lastRenderedPageBreak/>
         <w:t>8.9. Витрати кожної із Сторін, пов’язані з виконанням зобов’язань за даним Договором, відшкодовуються самостійно, силами кожної із Сторін.</w:t>
       </w:r>
     </w:p>
     <w:p>
       <w:pPr>
-        <w:pStyle w:val="a3"/>
+        <w:pStyle w:val="BodyText"/>
         <w:tabs>
           <w:tab w:val="left" w:pos="916"/>
           <w:tab w:val="left" w:pos="1832"/>
@@ -3824,6 +3578,7 @@
           <w:sz w:val="20"/>
           <w:szCs w:val="20"/>
         </w:rPr>
+        <w:lastRenderedPageBreak/>
         <w:t>8.1</w:t>
       </w:r>
       <w:r>
@@ -3855,7 +3610,7 @@
     </w:p>
     <w:p>
       <w:pPr>
-        <w:pStyle w:val="a3"/>
+        <w:pStyle w:val="BodyText"/>
         <w:tabs>
           <w:tab w:val="left" w:pos="916"/>
           <w:tab w:val="left" w:pos="1832"/>
@@ -3891,7 +3646,7 @@
     </w:p>
     <w:p>
       <w:pPr>
-        <w:pStyle w:val="a3"/>
+        <w:pStyle w:val="BodyText"/>
         <w:ind w:right="0" w:firstLine="360"/>
         <w:jc w:val="center"/>
         <w:rPr>
@@ -3939,7 +3694,7 @@
           </w:tcPr>
           <w:p>
             <w:pPr>
-              <w:pStyle w:val="a3"/>
+              <w:pStyle w:val="BodyText"/>
               <w:ind w:right="0"/>
               <w:jc w:val="center"/>
               <w:rPr>
@@ -3998,7 +3753,7 @@
           </w:tcPr>
           <w:p>
             <w:pPr>
-              <w:pStyle w:val="a3"/>
+              <w:pStyle w:val="BodyText"/>
               <w:ind w:right="0"/>
               <w:jc w:val="center"/>
               <w:rPr>
@@ -4035,7 +3790,7 @@
           </w:tcPr>
           <w:p>
             <w:pPr>
-              <w:pStyle w:val="21"/>
+              <w:pStyle w:val="BodyTextIndent2"/>
               <w:spacing w:after="0" w:line="240" w:lineRule="auto"/>
               <w:ind w:left="0"/>
               <w:jc w:val="center"/>
@@ -4139,19 +3894,19 @@
                 <w:sz w:val="20"/>
                 <w:szCs w:val="16"/>
               </w:rPr>
-              <w:t xml:space="preserve">04060, м. </w:t>
+              <w:t>04060, м. Київ,</w:t>
             </w:r>
-            <w:proofErr w:type="spellStart"/>
-            <w:r>
+          </w:p>
+          <w:p>
+            <w:pPr>
+              <w:ind w:left="180"/>
               <w:rPr>
                 <w:b w:val="0"/>
                 <w:bCs w:val="0"/>
                 <w:sz w:val="20"/>
                 <w:szCs w:val="16"/>
               </w:rPr>
-              <w:t>Київ</w:t>
-            </w:r>
-            <w:proofErr w:type="spellEnd"/>
+            </w:pPr>
             <w:r>
               <w:rPr>
                 <w:b w:val="0"/>
@@ -4159,7 +3914,7 @@
                 <w:sz w:val="20"/>
                 <w:szCs w:val="16"/>
               </w:rPr>
-              <w:t>,</w:t>
+              <w:t>вул. Вавілових, 15А</w:t>
             </w:r>
           </w:p>
           <w:p>
@@ -4167,42 +3922,10 @@
               <w:ind w:left="180"/>
               <w:rPr>
                 <w:b w:val="0"/>
-                <w:bCs w:val="0"/>
                 <w:sz w:val="20"/>
                 <w:szCs w:val="16"/>
               </w:rPr>
             </w:pPr>
-            <w:proofErr w:type="spellStart"/>
-            <w:r>
-              <w:rPr>
-                <w:b w:val="0"/>
-                <w:bCs w:val="0"/>
-                <w:sz w:val="20"/>
-                <w:szCs w:val="16"/>
-              </w:rPr>
-              <w:t>вул</w:t>
-            </w:r>
-            <w:proofErr w:type="spellEnd"/>
-            <w:r>
-              <w:rPr>
-                <w:b w:val="0"/>
-                <w:bCs w:val="0"/>
-                <w:sz w:val="20"/>
-                <w:szCs w:val="16"/>
-              </w:rPr>
-              <w:t>. Вавілових, 15А</w:t>
-            </w:r>
-          </w:p>
-          <w:p>
-            <w:pPr>
-              <w:ind w:left="180"/>
-              <w:rPr>
-                <w:b w:val="0"/>
-                <w:sz w:val="20"/>
-                <w:szCs w:val="16"/>
-              </w:rPr>
-            </w:pPr>
-            <w:proofErr w:type="spellStart"/>
             <w:r>
               <w:rPr>
                 <w:b w:val="0"/>
@@ -4210,17 +3933,7 @@
                 <w:szCs w:val="16"/>
                 <w:lang w:val="uk-UA"/>
               </w:rPr>
-              <w:t>тел</w:t>
-            </w:r>
-            <w:proofErr w:type="spellEnd"/>
-            <w:r>
-              <w:rPr>
-                <w:b w:val="0"/>
-                <w:sz w:val="20"/>
-                <w:szCs w:val="16"/>
-                <w:lang w:val="uk-UA"/>
-              </w:rPr>
-              <w:t>.: (044) 223-60-40;</w:t>
+              <w:t>тел.: (044) 223-60-40;</w:t>
             </w:r>
           </w:p>
           <w:p>
@@ -4338,54 +4051,8 @@
                 <w:sz w:val="20"/>
                 <w:szCs w:val="16"/>
               </w:rPr>
-              <w:t xml:space="preserve">Організація </w:t>
+              <w:t>Організація має статус неприбуткової за ознакою</w:t>
             </w:r>
-            <w:proofErr w:type="spellStart"/>
-            <w:r>
-              <w:rPr>
-                <w:b w:val="0"/>
-                <w:sz w:val="20"/>
-                <w:szCs w:val="16"/>
-              </w:rPr>
-              <w:t>має</w:t>
-            </w:r>
-            <w:proofErr w:type="spellEnd"/>
-            <w:r>
-              <w:rPr>
-                <w:b w:val="0"/>
-                <w:sz w:val="20"/>
-                <w:szCs w:val="16"/>
-              </w:rPr>
-              <w:t xml:space="preserve"> статус </w:t>
-            </w:r>
-            <w:proofErr w:type="spellStart"/>
-            <w:r>
-              <w:rPr>
-                <w:b w:val="0"/>
-                <w:sz w:val="20"/>
-                <w:szCs w:val="16"/>
-              </w:rPr>
-              <w:t>неприбуткової</w:t>
-            </w:r>
-            <w:proofErr w:type="spellEnd"/>
-            <w:r>
-              <w:rPr>
-                <w:b w:val="0"/>
-                <w:sz w:val="20"/>
-                <w:szCs w:val="16"/>
-              </w:rPr>
-              <w:t xml:space="preserve"> за </w:t>
-            </w:r>
-            <w:proofErr w:type="spellStart"/>
-            <w:r>
-              <w:rPr>
-                <w:b w:val="0"/>
-                <w:sz w:val="20"/>
-                <w:szCs w:val="16"/>
-              </w:rPr>
-              <w:t>ознакою</w:t>
-            </w:r>
-            <w:proofErr w:type="spellEnd"/>
           </w:p>
           <w:p>
             <w:pPr>
@@ -4405,23 +4072,13 @@
               </w:rPr>
               <w:t xml:space="preserve">    </w:t>
             </w:r>
-            <w:proofErr w:type="spellStart"/>
             <w:r>
               <w:rPr>
                 <w:b w:val="0"/>
                 <w:sz w:val="20"/>
                 <w:szCs w:val="16"/>
               </w:rPr>
-              <w:t>неприбутковості</w:t>
-            </w:r>
-            <w:proofErr w:type="spellEnd"/>
-            <w:r>
-              <w:rPr>
-                <w:b w:val="0"/>
-                <w:sz w:val="20"/>
-                <w:szCs w:val="16"/>
-              </w:rPr>
-              <w:t xml:space="preserve"> </w:t>
+              <w:t xml:space="preserve">неприбутковості </w:t>
             </w:r>
             <w:r>
               <w:rPr>
@@ -4445,7 +4102,7 @@
             <w:hyperlink r:id="rId9" w:history="1">
               <w:r>
                 <w:rPr>
-                  <w:rStyle w:val="ab"/>
+                  <w:rStyle w:val="Hyperlink"/>
                   <w:sz w:val="20"/>
                   <w:szCs w:val="16"/>
                 </w:rPr>
@@ -4455,7 +4112,7 @@
           </w:p>
           <w:p>
             <w:pPr>
-              <w:pStyle w:val="a3"/>
+              <w:pStyle w:val="BodyText"/>
               <w:ind w:left="180" w:right="-1"/>
               <w:jc w:val="left"/>
               <w:rPr>
@@ -4469,7 +4126,7 @@
           </w:p>
           <w:p>
             <w:pPr>
-              <w:pStyle w:val="a3"/>
+              <w:pStyle w:val="BodyText"/>
               <w:ind w:right="-1"/>
               <w:jc w:val="left"/>
               <w:rPr>
@@ -4482,7 +4139,7 @@
           </w:p>
           <w:p>
             <w:pPr>
-              <w:pStyle w:val="a3"/>
+              <w:pStyle w:val="BodyText"/>
               <w:ind w:right="-1"/>
               <w:jc w:val="left"/>
               <w:rPr>
@@ -4495,7 +4152,7 @@
           </w:p>
           <w:p>
             <w:pPr>
-              <w:pStyle w:val="a3"/>
+              <w:pStyle w:val="BodyText"/>
               <w:ind w:right="-1"/>
               <w:jc w:val="left"/>
               <w:rPr>
@@ -4508,7 +4165,7 @@
           </w:p>
           <w:p>
             <w:pPr>
-              <w:pStyle w:val="a3"/>
+              <w:pStyle w:val="BodyText"/>
               <w:ind w:right="-1"/>
               <w:jc w:val="left"/>
               <w:rPr>
@@ -4521,7 +4178,7 @@
           </w:p>
           <w:p>
             <w:pPr>
-              <w:pStyle w:val="a3"/>
+              <w:pStyle w:val="BodyText"/>
               <w:ind w:right="-1"/>
               <w:jc w:val="left"/>
               <w:rPr>
@@ -4534,7 +4191,7 @@
           </w:p>
           <w:p>
             <w:pPr>
-              <w:pStyle w:val="a3"/>
+              <w:pStyle w:val="BodyText"/>
               <w:ind w:left="180" w:right="-1"/>
               <w:jc w:val="left"/>
               <w:rPr>
@@ -4556,7 +4213,7 @@
           </w:p>
           <w:p>
             <w:pPr>
-              <w:pStyle w:val="a3"/>
+              <w:pStyle w:val="BodyText"/>
               <w:ind w:right="0"/>
               <w:rPr>
                 <w:sz w:val="20"/>
@@ -4583,7 +4240,7 @@
           </w:p>
           <w:p>
             <w:pPr>
-              <w:pStyle w:val="a3"/>
+              <w:pStyle w:val="BodyText"/>
               <w:ind w:right="0"/>
               <w:jc w:val="left"/>
               <w:rPr>
@@ -4643,11 +4300,10 @@
                 <w15:appearance w15:val="tags"/>
                 <w:text/>
               </w:sdtPr>
-              <w:sdtEndPr/>
               <w:sdtContent>
                 <w:r>
                   <w:rPr>
-                    <w:rStyle w:val="ae"/>
+                    <w:rStyle w:val="PlaceholderText"/>
                   </w:rPr>
                   <w:t>Место для ввода текста.</w:t>
                 </w:r>
@@ -4707,11 +4363,10 @@
                 <w15:appearance w15:val="tags"/>
                 <w:text/>
               </w:sdtPr>
-              <w:sdtEndPr/>
               <w:sdtContent>
                 <w:r>
                   <w:rPr>
-                    <w:rStyle w:val="ae"/>
+                    <w:rStyle w:val="PlaceholderText"/>
                   </w:rPr>
                   <w:t>Место для ввода текста.</w:t>
                 </w:r>
@@ -4752,11 +4407,10 @@
                 <w15:appearance w15:val="tags"/>
                 <w:text/>
               </w:sdtPr>
-              <w:sdtEndPr/>
               <w:sdtContent>
                 <w:r>
                   <w:rPr>
-                    <w:rStyle w:val="ae"/>
+                    <w:rStyle w:val="PlaceholderText"/>
                   </w:rPr>
                   <w:t>Место для ввода текста.</w:t>
                 </w:r>
@@ -4798,11 +4452,10 @@
                 <w15:appearance w15:val="tags"/>
                 <w:text/>
               </w:sdtPr>
-              <w:sdtEndPr/>
               <w:sdtContent>
                 <w:r>
                   <w:rPr>
-                    <w:rStyle w:val="ae"/>
+                    <w:rStyle w:val="PlaceholderText"/>
                   </w:rPr>
                   <w:t>Место для ввода текста.</w:t>
                 </w:r>
@@ -4817,23 +4470,13 @@
                 <w:lang w:val="uk-UA"/>
               </w:rPr>
             </w:pPr>
-            <w:proofErr w:type="spellStart"/>
             <w:r>
               <w:rPr>
                 <w:sz w:val="20"/>
                 <w:szCs w:val="20"/>
                 <w:lang w:val="uk-UA"/>
               </w:rPr>
-              <w:t>Тел</w:t>
-            </w:r>
-            <w:proofErr w:type="spellEnd"/>
-            <w:r>
-              <w:rPr>
-                <w:sz w:val="20"/>
-                <w:szCs w:val="20"/>
-                <w:lang w:val="uk-UA"/>
-              </w:rPr>
-              <w:t xml:space="preserve">.: </w:t>
+              <w:t xml:space="preserve">Тел.: </w:t>
             </w:r>
             <w:sdt>
               <w:sdtPr>
@@ -4853,11 +4496,10 @@
                 <w15:appearance w15:val="tags"/>
                 <w:text/>
               </w:sdtPr>
-              <w:sdtEndPr/>
               <w:sdtContent>
                 <w:r>
                   <w:rPr>
-                    <w:rStyle w:val="ae"/>
+                    <w:rStyle w:val="PlaceholderText"/>
                   </w:rPr>
                   <w:t>Место для ввода текста.</w:t>
                 </w:r>
@@ -4932,11 +4574,10 @@
                 <w15:appearance w15:val="tags"/>
                 <w:text/>
               </w:sdtPr>
-              <w:sdtEndPr/>
               <w:sdtContent>
                 <w:r>
                   <w:rPr>
-                    <w:rStyle w:val="ae"/>
+                    <w:rStyle w:val="PlaceholderText"/>
                   </w:rPr>
                   <w:t>Место для ввода текста.</w:t>
                 </w:r>
@@ -4994,11 +4635,10 @@
                 <w15:appearance w15:val="tags"/>
                 <w:text/>
               </w:sdtPr>
-              <w:sdtEndPr/>
               <w:sdtContent>
                 <w:r>
                   <w:rPr>
-                    <w:rStyle w:val="ae"/>
+                    <w:rStyle w:val="PlaceholderText"/>
                   </w:rPr>
                   <w:t>Место для ввода текста.</w:t>
                 </w:r>
@@ -5040,11 +4680,10 @@
                 <w15:appearance w15:val="tags"/>
                 <w:text/>
               </w:sdtPr>
-              <w:sdtEndPr/>
               <w:sdtContent>
                 <w:r>
                   <w:rPr>
-                    <w:rStyle w:val="ae"/>
+                    <w:rStyle w:val="PlaceholderText"/>
                   </w:rPr>
                   <w:t>Место для ввода текста.</w:t>
                 </w:r>
@@ -5086,11 +4725,10 @@
                 <w15:appearance w15:val="tags"/>
                 <w:text/>
               </w:sdtPr>
-              <w:sdtEndPr/>
               <w:sdtContent>
                 <w:r>
                   <w:rPr>
-                    <w:rStyle w:val="ae"/>
+                    <w:rStyle w:val="PlaceholderText"/>
                   </w:rPr>
                   <w:t>Место для ввода текста.</w:t>
                 </w:r>
@@ -5132,11 +4770,10 @@
                 <w15:appearance w15:val="tags"/>
                 <w:text/>
               </w:sdtPr>
-              <w:sdtEndPr/>
               <w:sdtContent>
                 <w:r>
                   <w:rPr>
-                    <w:rStyle w:val="ae"/>
+                    <w:rStyle w:val="PlaceholderText"/>
                     <w:lang w:val="uk-UA"/>
                   </w:rPr>
                   <w:t>Место для ввода текста.</w:t>
@@ -5186,11 +4823,10 @@
                 <w15:appearance w15:val="tags"/>
                 <w:text/>
               </w:sdtPr>
-              <w:sdtEndPr/>
               <w:sdtContent>
                 <w:r>
                   <w:rPr>
-                    <w:rStyle w:val="ae"/>
+                    <w:rStyle w:val="PlaceholderText"/>
                     <w:lang w:val="uk-UA"/>
                   </w:rPr>
                   <w:t>Место для ввода текста.</w:t>
@@ -5248,11 +4884,10 @@
                 <w15:appearance w15:val="tags"/>
                 <w:text/>
               </w:sdtPr>
-              <w:sdtEndPr/>
               <w:sdtContent>
                 <w:r>
                   <w:rPr>
-                    <w:rStyle w:val="ae"/>
+                    <w:rStyle w:val="PlaceholderText"/>
                     <w:lang w:val="uk-UA"/>
                   </w:rPr>
                   <w:t>Место для ввода текста.</w:t>
@@ -5295,11 +4930,10 @@
                 <w15:appearance w15:val="tags"/>
                 <w:text/>
               </w:sdtPr>
-              <w:sdtEndPr/>
               <w:sdtContent>
                 <w:r>
                   <w:rPr>
-                    <w:rStyle w:val="ae"/>
+                    <w:rStyle w:val="PlaceholderText"/>
                   </w:rPr>
                   <w:t>Место для ввода текста.</w:t>
                 </w:r>
@@ -5347,25 +4981,7 @@
                 <w:szCs w:val="20"/>
                 <w:lang w:val="uk-UA"/>
               </w:rPr>
-              <w:t>E-</w:t>
-            </w:r>
-            <w:proofErr w:type="spellStart"/>
-            <w:r>
-              <w:rPr>
-                <w:sz w:val="20"/>
-                <w:szCs w:val="20"/>
-                <w:lang w:val="uk-UA"/>
-              </w:rPr>
-              <w:t>mail</w:t>
-            </w:r>
-            <w:proofErr w:type="spellEnd"/>
-            <w:r>
-              <w:rPr>
-                <w:sz w:val="20"/>
-                <w:szCs w:val="20"/>
-                <w:lang w:val="uk-UA"/>
-              </w:rPr>
-              <w:t>:</w:t>
+              <w:t>E-mail:</w:t>
             </w:r>
             <w:r>
               <w:rPr>
@@ -5389,7 +5005,7 @@
           </w:p>
           <w:tbl>
             <w:tblPr>
-              <w:tblStyle w:val="af"/>
+              <w:tblStyle w:val="TableGrid"/>
               <w:tblW w:w="0" w:type="auto"/>
               <w:tblBorders>
                 <w:top w:val="none" w:sz="0" w:space="0" w:color="auto"/>
@@ -5456,7 +5072,6 @@
                       <w:lang w:val="uk-UA"/>
                     </w:rPr>
                   </w:pPr>
-                  <w:proofErr w:type="spellStart"/>
                   <w:r>
                     <w:rPr>
                       <w:sz w:val="18"/>
@@ -5464,17 +5079,7 @@
                       <w:vertAlign w:val="superscript"/>
                       <w:lang w:val="uk-UA"/>
                     </w:rPr>
-                    <w:t>м.п</w:t>
-                  </w:r>
-                  <w:proofErr w:type="spellEnd"/>
-                  <w:r>
-                    <w:rPr>
-                      <w:sz w:val="18"/>
-                      <w:szCs w:val="18"/>
-                      <w:vertAlign w:val="superscript"/>
-                      <w:lang w:val="uk-UA"/>
-                    </w:rPr>
-                    <w:t>.           (підпис)</w:t>
+                    <w:t>м.п.           (підпис)</w:t>
                   </w:r>
                 </w:p>
               </w:tc>
@@ -5526,11 +5131,10 @@
                       <w15:appearance w15:val="tags"/>
                       <w:text/>
                     </w:sdtPr>
-                    <w:sdtEndPr/>
                     <w:sdtContent>
                       <w:r>
                         <w:rPr>
-                          <w:rStyle w:val="ae"/>
+                          <w:rStyle w:val="PlaceholderText"/>
                         </w:rPr>
                         <w:t>Место для ввода текста.</w:t>
                       </w:r>
@@ -5561,7 +5165,7 @@
           </w:tbl>
           <w:p>
             <w:pPr>
-              <w:pStyle w:val="a3"/>
+              <w:pStyle w:val="BodyText"/>
               <w:ind w:right="0"/>
               <w:rPr>
                 <w:sz w:val="20"/>
@@ -5587,7 +5191,7 @@
           </w:tcPr>
           <w:p>
             <w:pPr>
-              <w:pStyle w:val="21"/>
+              <w:pStyle w:val="BodyTextIndent2"/>
               <w:spacing w:after="0" w:line="240" w:lineRule="auto"/>
               <w:ind w:left="0"/>
               <w:rPr>
@@ -5611,7 +5215,7 @@
           </w:p>
           <w:p>
             <w:pPr>
-              <w:pStyle w:val="a7"/>
+              <w:pStyle w:val="Footer"/>
               <w:ind w:right="360"/>
               <w:rPr>
                 <w:b w:val="0"/>
@@ -5634,7 +5238,7 @@
           </w:p>
           <w:p>
             <w:pPr>
-              <w:pStyle w:val="a7"/>
+              <w:pStyle w:val="Footer"/>
               <w:ind w:right="360"/>
               <w:rPr>
                 <w:b w:val="0"/>
@@ -5676,7 +5280,7 @@
           </w:p>
           <w:p>
             <w:pPr>
-              <w:pStyle w:val="a7"/>
+              <w:pStyle w:val="Footer"/>
               <w:ind w:right="360" w:firstLine="360"/>
               <w:rPr>
                 <w:sz w:val="16"/>
@@ -5718,7 +5322,7 @@
           </w:p>
           <w:p>
             <w:pPr>
-              <w:pStyle w:val="a7"/>
+              <w:pStyle w:val="Footer"/>
               <w:ind w:right="360"/>
               <w:rPr>
                 <w:b w:val="0"/>
@@ -5757,11 +5361,10 @@
                 <w15:appearance w15:val="tags"/>
                 <w:text/>
               </w:sdtPr>
-              <w:sdtEndPr/>
               <w:sdtContent>
                 <w:r>
                   <w:rPr>
-                    <w:rStyle w:val="ae"/>
+                    <w:rStyle w:val="PlaceholderText"/>
                   </w:rPr>
                   <w:t>Место для ввода текста.</w:t>
                 </w:r>
@@ -5778,7 +5381,6 @@
                 <w:lang w:val="uk-UA"/>
               </w:rPr>
             </w:pPr>
-            <w:proofErr w:type="spellStart"/>
             <w:r>
               <w:rPr>
                 <w:b w:val="0"/>
@@ -5787,18 +5389,7 @@
                 <w:szCs w:val="20"/>
                 <w:lang w:val="uk-UA"/>
               </w:rPr>
-              <w:t>тел</w:t>
-            </w:r>
-            <w:proofErr w:type="spellEnd"/>
-            <w:r>
-              <w:rPr>
-                <w:b w:val="0"/>
-                <w:bCs w:val="0"/>
-                <w:sz w:val="20"/>
-                <w:szCs w:val="20"/>
-                <w:lang w:val="uk-UA"/>
-              </w:rPr>
-              <w:t xml:space="preserve">.:   </w:t>
+              <w:t xml:space="preserve">тел.:   </w:t>
             </w:r>
             <w:sdt>
               <w:sdtPr>
@@ -5819,11 +5410,10 @@
                 <w15:appearance w15:val="tags"/>
                 <w:text/>
               </w:sdtPr>
-              <w:sdtEndPr/>
               <w:sdtContent>
                 <w:r>
                   <w:rPr>
-                    <w:rStyle w:val="ae"/>
+                    <w:rStyle w:val="PlaceholderText"/>
                   </w:rPr>
                   <w:t>Место для ввода текста.</w:t>
                 </w:r>
@@ -6054,7 +5644,7 @@
     </w:p>
     <w:p>
       <w:pPr>
-        <w:pStyle w:val="a9"/>
+        <w:pStyle w:val="Title"/>
         <w:ind w:left="6372" w:firstLine="360"/>
         <w:jc w:val="right"/>
         <w:rPr>
@@ -6281,7 +5871,6 @@
                 <w:szCs w:val="23"/>
               </w:rPr>
             </w:pPr>
-            <w:proofErr w:type="spellStart"/>
             <w:r>
               <w:rPr>
                 <w:rFonts w:eastAsia="Times New Roman"/>
@@ -6290,7 +5879,6 @@
               </w:rPr>
               <w:t>Назва</w:t>
             </w:r>
-            <w:proofErr w:type="spellEnd"/>
             <w:r>
               <w:rPr>
                 <w:rFonts w:eastAsia="Times New Roman"/>
@@ -6300,7 +5888,6 @@
               </w:rPr>
               <w:t xml:space="preserve"> </w:t>
             </w:r>
-            <w:proofErr w:type="spellStart"/>
             <w:r>
               <w:rPr>
                 <w:rFonts w:eastAsia="Times New Roman"/>
@@ -6309,7 +5896,6 @@
               </w:rPr>
               <w:t>публічно</w:t>
             </w:r>
-            <w:proofErr w:type="spellEnd"/>
             <w:r>
               <w:rPr>
                 <w:rFonts w:eastAsia="Times New Roman"/>
@@ -6319,7 +5905,6 @@
               </w:rPr>
               <w:t xml:space="preserve"> </w:t>
             </w:r>
-            <w:proofErr w:type="spellStart"/>
             <w:r>
               <w:rPr>
                 <w:rFonts w:eastAsia="Times New Roman"/>
@@ -6328,7 +5913,6 @@
               </w:rPr>
               <w:t>виконаного</w:t>
             </w:r>
-            <w:proofErr w:type="spellEnd"/>
             <w:r>
               <w:rPr>
                 <w:rFonts w:eastAsia="Times New Roman"/>
@@ -6338,7 +5922,6 @@
               </w:rPr>
               <w:t xml:space="preserve"> </w:t>
             </w:r>
-            <w:proofErr w:type="spellStart"/>
             <w:r>
               <w:rPr>
                 <w:rFonts w:eastAsia="Times New Roman"/>
@@ -6347,7 +5930,6 @@
               </w:rPr>
               <w:t>твору</w:t>
             </w:r>
-            <w:proofErr w:type="spellEnd"/>
           </w:p>
         </w:tc>
         <w:tc>
@@ -6373,70 +5955,14 @@
                 <w:szCs w:val="23"/>
               </w:rPr>
             </w:pPr>
-            <w:proofErr w:type="spellStart"/>
             <w:r>
               <w:rPr>
                 <w:rFonts w:eastAsia="Times New Roman"/>
                 <w:sz w:val="23"/>
                 <w:szCs w:val="23"/>
               </w:rPr>
-              <w:t>Виконавець</w:t>
+              <w:t>Виконавець  - П.І.Б. виконавця (співвиконавців) абоназваколективувиконавців</w:t>
             </w:r>
-            <w:proofErr w:type="spellEnd"/>
-            <w:r>
-              <w:rPr>
-                <w:rFonts w:eastAsia="Times New Roman"/>
-                <w:sz w:val="23"/>
-                <w:szCs w:val="23"/>
-              </w:rPr>
-              <w:t xml:space="preserve">  - П.І.Б. </w:t>
-            </w:r>
-            <w:proofErr w:type="spellStart"/>
-            <w:r>
-              <w:rPr>
-                <w:rFonts w:eastAsia="Times New Roman"/>
-                <w:sz w:val="23"/>
-                <w:szCs w:val="23"/>
-              </w:rPr>
-              <w:t>виконавця</w:t>
-            </w:r>
-            <w:proofErr w:type="spellEnd"/>
-            <w:r>
-              <w:rPr>
-                <w:rFonts w:eastAsia="Times New Roman"/>
-                <w:sz w:val="23"/>
-                <w:szCs w:val="23"/>
-              </w:rPr>
-              <w:t xml:space="preserve"> (</w:t>
-            </w:r>
-            <w:proofErr w:type="spellStart"/>
-            <w:r>
-              <w:rPr>
-                <w:rFonts w:eastAsia="Times New Roman"/>
-                <w:sz w:val="23"/>
-                <w:szCs w:val="23"/>
-              </w:rPr>
-              <w:t>співвиконавців</w:t>
-            </w:r>
-            <w:proofErr w:type="spellEnd"/>
-            <w:r>
-              <w:rPr>
-                <w:rFonts w:eastAsia="Times New Roman"/>
-                <w:sz w:val="23"/>
-                <w:szCs w:val="23"/>
-              </w:rPr>
-              <w:t xml:space="preserve">) </w:t>
-            </w:r>
-            <w:proofErr w:type="spellStart"/>
-            <w:r>
-              <w:rPr>
-                <w:rFonts w:eastAsia="Times New Roman"/>
-                <w:sz w:val="23"/>
-                <w:szCs w:val="23"/>
-              </w:rPr>
-              <w:t>абоназваколективувиконавців</w:t>
-            </w:r>
-            <w:proofErr w:type="spellEnd"/>
           </w:p>
         </w:tc>
         <w:tc>
@@ -6468,25 +5994,7 @@
                 <w:sz w:val="23"/>
                 <w:szCs w:val="23"/>
               </w:rPr>
-              <w:t xml:space="preserve">Автор </w:t>
-            </w:r>
-            <w:proofErr w:type="spellStart"/>
-            <w:r>
-              <w:rPr>
-                <w:rFonts w:eastAsia="Times New Roman"/>
-                <w:sz w:val="23"/>
-                <w:szCs w:val="23"/>
-              </w:rPr>
-              <w:t>музики</w:t>
-            </w:r>
-            <w:proofErr w:type="spellEnd"/>
-            <w:r>
-              <w:rPr>
-                <w:rFonts w:eastAsia="Times New Roman"/>
-                <w:sz w:val="23"/>
-                <w:szCs w:val="23"/>
-              </w:rPr>
-              <w:t xml:space="preserve"> (П.І.Б.)</w:t>
+              <w:t>Автор музики (П.І.Б.)</w:t>
             </w:r>
           </w:p>
         </w:tc>
@@ -6548,7 +6056,6 @@
                 <w:lang w:val="uk-UA"/>
               </w:rPr>
             </w:pPr>
-            <w:proofErr w:type="spellStart"/>
             <w:r>
               <w:rPr>
                 <w:rFonts w:eastAsia="Times New Roman"/>
@@ -6557,7 +6064,6 @@
               </w:rPr>
               <w:t>Тривалість</w:t>
             </w:r>
-            <w:proofErr w:type="spellEnd"/>
             <w:r>
               <w:rPr>
                 <w:rFonts w:eastAsia="Times New Roman"/>
@@ -6566,7 +6072,6 @@
               </w:rPr>
               <w:t xml:space="preserve"> </w:t>
             </w:r>
-            <w:proofErr w:type="spellStart"/>
             <w:r>
               <w:rPr>
                 <w:rFonts w:eastAsia="Times New Roman"/>
@@ -6575,7 +6080,6 @@
               </w:rPr>
               <w:t>звучання</w:t>
             </w:r>
-            <w:proofErr w:type="spellEnd"/>
             <w:r>
               <w:rPr>
                 <w:rFonts w:eastAsia="Times New Roman"/>
@@ -6584,8 +6088,6 @@
               </w:rPr>
               <w:t xml:space="preserve"> </w:t>
             </w:r>
-            <w:proofErr w:type="spellStart"/>
-            <w:proofErr w:type="gramStart"/>
             <w:r>
               <w:rPr>
                 <w:rFonts w:eastAsia="Times New Roman"/>
@@ -6594,7 +6096,6 @@
               </w:rPr>
               <w:t>твору</w:t>
             </w:r>
-            <w:proofErr w:type="spellEnd"/>
             <w:r>
               <w:rPr>
                 <w:rFonts w:ascii="Arial Narrow" w:eastAsia="Times New Roman" w:hAnsi="Arial Narrow"/>
@@ -6604,7 +6105,6 @@
               </w:rPr>
               <w:t>(</w:t>
             </w:r>
-            <w:proofErr w:type="gramEnd"/>
             <w:r>
               <w:rPr>
                 <w:rFonts w:ascii="Arial Narrow" w:eastAsia="Times New Roman" w:hAnsi="Arial Narrow"/>
@@ -6615,7 +6115,6 @@
               </w:rPr>
               <w:t>год.:</w:t>
             </w:r>
-            <w:proofErr w:type="spellStart"/>
             <w:r>
               <w:rPr>
                 <w:rFonts w:ascii="Arial Narrow" w:eastAsia="Times New Roman" w:hAnsi="Arial Narrow"/>
@@ -6623,17 +6122,7 @@
                 <w:sz w:val="18"/>
                 <w:szCs w:val="18"/>
               </w:rPr>
-              <w:t>хвил</w:t>
-            </w:r>
-            <w:proofErr w:type="spellEnd"/>
-            <w:r>
-              <w:rPr>
-                <w:rFonts w:ascii="Arial Narrow" w:eastAsia="Times New Roman" w:hAnsi="Arial Narrow"/>
-                <w:b w:val="0"/>
-                <w:sz w:val="18"/>
-                <w:szCs w:val="18"/>
-              </w:rPr>
-              <w:t>.</w:t>
+              <w:t>хвил.</w:t>
             </w:r>
             <w:r>
               <w:rPr>
@@ -6702,7 +6191,6 @@
                 <w:szCs w:val="23"/>
               </w:rPr>
             </w:pPr>
-            <w:proofErr w:type="spellStart"/>
             <w:r>
               <w:rPr>
                 <w:rFonts w:eastAsia="Times New Roman"/>
@@ -6711,7 +6199,6 @@
               </w:rPr>
               <w:t>Кількість</w:t>
             </w:r>
-            <w:proofErr w:type="spellEnd"/>
             <w:r>
               <w:rPr>
                 <w:rFonts w:eastAsia="Times New Roman"/>
@@ -6721,7 +6208,6 @@
               </w:rPr>
               <w:t xml:space="preserve"> </w:t>
             </w:r>
-            <w:proofErr w:type="spellStart"/>
             <w:r>
               <w:rPr>
                 <w:rFonts w:eastAsia="Times New Roman"/>
@@ -6730,7 +6216,6 @@
               </w:rPr>
               <w:t>публічних</w:t>
             </w:r>
-            <w:proofErr w:type="spellEnd"/>
             <w:r>
               <w:rPr>
                 <w:rFonts w:eastAsia="Times New Roman"/>
@@ -6738,38 +6223,16 @@
                 <w:szCs w:val="23"/>
                 <w:lang w:val="uk-UA"/>
               </w:rPr>
-              <w:t xml:space="preserve"> </w:t>
+              <w:t xml:space="preserve"> виконань </w:t>
             </w:r>
-            <w:proofErr w:type="spellStart"/>
             <w:r>
               <w:rPr>
                 <w:rFonts w:eastAsia="Times New Roman"/>
                 <w:sz w:val="23"/>
                 <w:szCs w:val="23"/>
-                <w:lang w:val="uk-UA"/>
-              </w:rPr>
-              <w:t>виконань</w:t>
-            </w:r>
-            <w:proofErr w:type="spellEnd"/>
-            <w:r>
-              <w:rPr>
-                <w:rFonts w:eastAsia="Times New Roman"/>
-                <w:sz w:val="23"/>
-                <w:szCs w:val="23"/>
-                <w:lang w:val="uk-UA"/>
-              </w:rPr>
-              <w:t xml:space="preserve"> </w:t>
-            </w:r>
-            <w:proofErr w:type="spellStart"/>
-            <w:r>
-              <w:rPr>
-                <w:rFonts w:eastAsia="Times New Roman"/>
-                <w:sz w:val="23"/>
-                <w:szCs w:val="23"/>
               </w:rPr>
               <w:t>твору</w:t>
             </w:r>
-            <w:proofErr w:type="spellEnd"/>
           </w:p>
         </w:tc>
         <w:tc>
@@ -6797,7 +6260,6 @@
                 <w:lang w:val="uk-UA"/>
               </w:rPr>
             </w:pPr>
-            <w:proofErr w:type="spellStart"/>
             <w:r>
               <w:rPr>
                 <w:rFonts w:eastAsia="Times New Roman"/>
@@ -6808,7 +6270,6 @@
               </w:rPr>
               <w:t>Загальна</w:t>
             </w:r>
-            <w:proofErr w:type="spellEnd"/>
             <w:r>
               <w:rPr>
                 <w:rFonts w:eastAsia="Times New Roman"/>
@@ -6820,7 +6281,6 @@
               </w:rPr>
               <w:t xml:space="preserve"> </w:t>
             </w:r>
-            <w:proofErr w:type="spellStart"/>
             <w:r>
               <w:rPr>
                 <w:rFonts w:eastAsia="Times New Roman"/>
@@ -6831,7 +6291,6 @@
               </w:rPr>
               <w:t>Тривалість</w:t>
             </w:r>
-            <w:proofErr w:type="spellEnd"/>
             <w:r>
               <w:rPr>
                 <w:rFonts w:eastAsia="Times New Roman"/>
@@ -6843,7 +6302,6 @@
               </w:rPr>
               <w:t xml:space="preserve"> </w:t>
             </w:r>
-            <w:proofErr w:type="spellStart"/>
             <w:r>
               <w:rPr>
                 <w:rFonts w:eastAsia="Times New Roman"/>
@@ -6852,7 +6310,6 @@
               </w:rPr>
               <w:t>звучання</w:t>
             </w:r>
-            <w:proofErr w:type="spellEnd"/>
             <w:r>
               <w:rPr>
                 <w:rFonts w:eastAsia="Times New Roman"/>
@@ -6862,8 +6319,6 @@
               </w:rPr>
               <w:t xml:space="preserve"> </w:t>
             </w:r>
-            <w:proofErr w:type="spellStart"/>
-            <w:proofErr w:type="gramStart"/>
             <w:r>
               <w:rPr>
                 <w:rFonts w:eastAsia="Times New Roman"/>
@@ -6872,7 +6327,6 @@
               </w:rPr>
               <w:t>твору</w:t>
             </w:r>
-            <w:proofErr w:type="spellEnd"/>
             <w:r>
               <w:rPr>
                 <w:rFonts w:ascii="Arial Narrow" w:eastAsia="Times New Roman" w:hAnsi="Arial Narrow"/>
@@ -6882,7 +6336,6 @@
               </w:rPr>
               <w:t>(</w:t>
             </w:r>
-            <w:proofErr w:type="gramEnd"/>
             <w:r>
               <w:rPr>
                 <w:rFonts w:ascii="Arial Narrow" w:eastAsia="Times New Roman" w:hAnsi="Arial Narrow"/>
@@ -6893,7 +6346,6 @@
               </w:rPr>
               <w:t>год.:</w:t>
             </w:r>
-            <w:proofErr w:type="spellStart"/>
             <w:r>
               <w:rPr>
                 <w:rFonts w:ascii="Arial Narrow" w:eastAsia="Times New Roman" w:hAnsi="Arial Narrow"/>
@@ -6901,17 +6353,7 @@
                 <w:sz w:val="18"/>
                 <w:szCs w:val="18"/>
               </w:rPr>
-              <w:t>хвил</w:t>
-            </w:r>
-            <w:proofErr w:type="spellEnd"/>
-            <w:r>
-              <w:rPr>
-                <w:rFonts w:ascii="Arial Narrow" w:eastAsia="Times New Roman" w:hAnsi="Arial Narrow"/>
-                <w:b w:val="0"/>
-                <w:sz w:val="18"/>
-                <w:szCs w:val="18"/>
-              </w:rPr>
-              <w:t>.</w:t>
+              <w:t>хвил.</w:t>
             </w:r>
             <w:r>
               <w:rPr>
@@ -7348,7 +6790,7 @@
               <mc:AlternateContent>
                 <mc:Choice Requires="wps">
                   <w:drawing>
-                    <wp:anchor distT="0" distB="0" distL="114300" distR="114300" simplePos="0" relativeHeight="251657216" behindDoc="0" locked="0" layoutInCell="1" allowOverlap="1">
+                    <wp:anchor distT="0" distB="0" distL="114300" distR="114300" simplePos="0" relativeHeight="251657216" behindDoc="0" locked="0" layoutInCell="1" allowOverlap="1" wp14:anchorId="1034F88D" wp14:editId="5B2FE966">
                       <wp:simplePos x="0" y="0"/>
                       <wp:positionH relativeFrom="column">
                         <wp:posOffset>-2748915</wp:posOffset>
@@ -7389,7 +6831,7 @@
                               <w:txbxContent>
                                 <w:p>
                                   <w:pPr>
-                                    <w:pStyle w:val="ad"/>
+                                    <w:pStyle w:val="NormalWeb"/>
                                     <w:spacing w:before="0" w:beforeAutospacing="0" w:after="0" w:afterAutospacing="0"/>
                                     <w:jc w:val="distribute"/>
                                   </w:pPr>
@@ -7399,7 +6841,6 @@
                                       <w:color w:val="C0C0C0"/>
                                       <w:sz w:val="72"/>
                                       <w:szCs w:val="72"/>
-                                      <w:lang w:val="ru-RU"/>
                                       <w14:textOutline w14:w="9525" w14:cap="flat" w14:cmpd="sng" w14:algn="ctr">
                                         <w14:solidFill>
                                           <w14:srgbClr w14:val="969696"/>
@@ -7442,17 +6883,17 @@
                 </mc:Choice>
                 <mc:Fallback>
                   <w:pict>
-                    <v:shapetype id="_x0000_t202" coordsize="21600,21600" o:spt="202" path="m,l,21600r21600,l21600,xe">
+                    <v:shapetype w14:anchorId="1034F88D" id="_x0000_t202" coordsize="21600,21600" o:spt="202" path="m,l,21600r21600,l21600,xe">
                       <v:stroke joinstyle="miter"/>
                       <v:path gradientshapeok="t" o:connecttype="rect"/>
                     </v:shapetype>
-                    <v:shape id="WordArt 2" o:spid="_x0000_s1026" type="#_x0000_t202" style="position:absolute;left:0;text-align:left;margin-left:-216.45pt;margin-top:-261.7pt;width:438pt;height:453pt;z-index:251657216;visibility:visible;mso-wrap-style:square;mso-width-percent:0;mso-height-percent:0;mso-wrap-distance-left:9pt;mso-wrap-distance-top:0;mso-wrap-distance-right:9pt;mso-wrap-distance-bottom:0;mso-position-horizontal:absolute;mso-position-horizontal-relative:text;mso-position-vertical:absolute;mso-position-vertical-relative:text;mso-width-percent:0;mso-height-percent:0;mso-width-relative:page;mso-height-relative:page;v-text-anchor:top" o:gfxdata="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" filled="f" stroked="f">
+                    <v:shape id="WordArt 2" o:spid="_x0000_s1026" type="#_x0000_t202" style="position:absolute;left:0;text-align:left;margin-left:-216.45pt;margin-top:-261.7pt;width:438pt;height:453pt;z-index:251657216;visibility:visible;mso-wrap-style:square;mso-width-percent:0;mso-height-percent:0;mso-wrap-distance-left:9pt;mso-wrap-distance-top:0;mso-wrap-distance-right:9pt;mso-wrap-distance-bottom:0;mso-position-horizontal:absolute;mso-position-horizontal-relative:text;mso-position-vertical:absolute;mso-position-vertical-relative:text;mso-width-percent:0;mso-height-percent:0;mso-width-relative:page;mso-height-relative:page;v-text-anchor:top" o:gfxdata="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" filled="f" stroked="f">
                       <o:lock v:ext="edit" shapetype="t"/>
                       <v:textbox>
                         <w:txbxContent>
                           <w:p>
                             <w:pPr>
-                              <w:pStyle w:val="ad"/>
+                              <w:pStyle w:val="NormalWeb"/>
                               <w:spacing w:before="0" w:beforeAutospacing="0" w:after="0" w:afterAutospacing="0"/>
                               <w:jc w:val="distribute"/>
                             </w:pPr>
@@ -7462,7 +6903,6 @@
                                 <w:color w:val="C0C0C0"/>
                                 <w:sz w:val="72"/>
                                 <w:szCs w:val="72"/>
-                                <w:lang w:val="ru-RU"/>
                                 <w14:textOutline w14:w="9525" w14:cap="flat" w14:cmpd="sng" w14:algn="ctr">
                                   <w14:solidFill>
                                     <w14:srgbClr w14:val="969696"/>
@@ -8859,7 +8299,7 @@
     </w:p>
     <w:p>
       <w:pPr>
-        <w:pStyle w:val="a9"/>
+        <w:pStyle w:val="Title"/>
         <w:ind w:left="4704" w:firstLine="360"/>
         <w:jc w:val="left"/>
         <w:rPr>
@@ -8920,7 +8360,7 @@
     </w:p>
     <w:p>
       <w:pPr>
-        <w:pStyle w:val="a3"/>
+        <w:pStyle w:val="BodyText"/>
         <w:ind w:left="-142" w:right="-1" w:firstLine="360"/>
         <w:rPr>
           <w:sz w:val="18"/>
@@ -8956,18 +8396,8 @@
           <w:lang w:val="uk-UA"/>
         </w:rPr>
         <w:lastRenderedPageBreak/>
-        <w:t xml:space="preserve">Форма </w:t>
-      </w:r>
-      <w:proofErr w:type="spellStart"/>
-      <w:r>
-        <w:rPr>
-          <w:sz w:val="18"/>
-          <w:szCs w:val="18"/>
-          <w:lang w:val="uk-UA"/>
-        </w:rPr>
-        <w:t>акта</w:t>
-      </w:r>
-      <w:proofErr w:type="spellEnd"/>
+        <w:t>Форма акта</w:t>
+      </w:r>
       <w:r>
         <w:rPr>
           <w:sz w:val="18"/>
@@ -9129,7 +8559,7 @@
     </w:p>
     <w:p>
       <w:pPr>
-        <w:pStyle w:val="a5"/>
+        <w:pStyle w:val="Header"/>
         <w:ind w:firstLine="360"/>
         <w:jc w:val="center"/>
         <w:rPr>
@@ -9141,7 +8571,7 @@
     </w:p>
     <w:p>
       <w:pPr>
-        <w:pStyle w:val="a5"/>
+        <w:pStyle w:val="Header"/>
         <w:ind w:firstLine="360"/>
         <w:jc w:val="center"/>
         <w:rPr>
@@ -9153,7 +8583,7 @@
     </w:p>
     <w:p>
       <w:pPr>
-        <w:pStyle w:val="a5"/>
+        <w:pStyle w:val="Header"/>
         <w:ind w:firstLine="360"/>
         <w:jc w:val="center"/>
         <w:rPr>
@@ -9171,7 +8601,7 @@
         <mc:AlternateContent>
           <mc:Choice Requires="wps">
             <w:drawing>
-              <wp:anchor distT="0" distB="0" distL="114300" distR="114300" simplePos="0" relativeHeight="251658240" behindDoc="0" locked="0" layoutInCell="1" allowOverlap="1">
+              <wp:anchor distT="0" distB="0" distL="114300" distR="114300" simplePos="0" relativeHeight="251658240" behindDoc="0" locked="0" layoutInCell="1" allowOverlap="1" wp14:anchorId="5819E663" wp14:editId="74A8593A">
                 <wp:simplePos x="0" y="0"/>
                 <wp:positionH relativeFrom="column">
                   <wp:posOffset>114300</wp:posOffset>
@@ -9212,7 +8642,7 @@
                         <w:txbxContent>
                           <w:p>
                             <w:pPr>
-                              <w:pStyle w:val="ad"/>
+                              <w:pStyle w:val="NormalWeb"/>
                               <w:spacing w:before="0" w:beforeAutospacing="0" w:after="0" w:afterAutospacing="0"/>
                               <w:jc w:val="distribute"/>
                             </w:pPr>
@@ -9222,7 +8652,6 @@
                                 <w:color w:val="C0C0C0"/>
                                 <w:sz w:val="72"/>
                                 <w:szCs w:val="72"/>
-                                <w:lang w:val="ru-RU"/>
                                 <w14:textOutline w14:w="9525" w14:cap="flat" w14:cmpd="sng" w14:algn="ctr">
                                   <w14:solidFill>
                                     <w14:srgbClr w14:val="969696"/>
@@ -9265,13 +8694,13 @@
           </mc:Choice>
           <mc:Fallback>
             <w:pict>
-              <v:shape id="WordArt 3" o:spid="_x0000_s1027" type="#_x0000_t202" style="position:absolute;left:0;text-align:left;margin-left:9pt;margin-top:1.75pt;width:532.5pt;height:533.25pt;z-index:251658240;visibility:visible;mso-wrap-style:square;mso-width-percent:0;mso-height-percent:0;mso-wrap-distance-left:9pt;mso-wrap-distance-top:0;mso-wrap-distance-right:9pt;mso-wrap-distance-bottom:0;mso-position-horizontal:absolute;mso-position-horizontal-relative:text;mso-position-vertical:absolute;mso-position-vertical-relative:text;mso-width-percent:0;mso-height-percent:0;mso-width-relative:page;mso-height-relative:page;v-text-anchor:top" o:gfxdata="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" filled="f" stroked="f">
+              <v:shape w14:anchorId="5819E663" id="WordArt 3" o:spid="_x0000_s1027" type="#_x0000_t202" style="position:absolute;left:0;text-align:left;margin-left:9pt;margin-top:1.75pt;width:532.5pt;height:533.25pt;z-index:251658240;visibility:visible;mso-wrap-style:square;mso-width-percent:0;mso-height-percent:0;mso-wrap-distance-left:9pt;mso-wrap-distance-top:0;mso-wrap-distance-right:9pt;mso-wrap-distance-bottom:0;mso-position-horizontal:absolute;mso-position-horizontal-relative:text;mso-position-vertical:absolute;mso-position-vertical-relative:text;mso-width-percent:0;mso-height-percent:0;mso-width-relative:page;mso-height-relative:page;v-text-anchor:top" o:gfxdata="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" filled="f" stroked="f">
                 <o:lock v:ext="edit" shapetype="t"/>
                 <v:textbox>
                   <w:txbxContent>
                     <w:p>
                       <w:pPr>
-                        <w:pStyle w:val="ad"/>
+                        <w:pStyle w:val="NormalWeb"/>
                         <w:spacing w:before="0" w:beforeAutospacing="0" w:after="0" w:afterAutospacing="0"/>
                         <w:jc w:val="distribute"/>
                       </w:pPr>
@@ -9281,7 +8710,6 @@
                           <w:color w:val="C0C0C0"/>
                           <w:sz w:val="72"/>
                           <w:szCs w:val="72"/>
-                          <w:lang w:val="ru-RU"/>
                           <w14:textOutline w14:w="9525" w14:cap="flat" w14:cmpd="sng" w14:algn="ctr">
                             <w14:solidFill>
                               <w14:srgbClr w14:val="969696"/>
@@ -9310,7 +8738,7 @@
     </w:p>
     <w:p>
       <w:pPr>
-        <w:pStyle w:val="a3"/>
+        <w:pStyle w:val="BodyText"/>
         <w:ind w:right="-1" w:firstLine="360"/>
         <w:rPr>
           <w:sz w:val="18"/>
@@ -9320,7 +8748,7 @@
     </w:p>
     <w:p>
       <w:pPr>
-        <w:pStyle w:val="a3"/>
+        <w:pStyle w:val="BodyText"/>
         <w:jc w:val="center"/>
         <w:rPr>
           <w:b/>
@@ -9341,7 +8769,7 @@
     </w:p>
     <w:p>
       <w:pPr>
-        <w:pStyle w:val="a3"/>
+        <w:pStyle w:val="BodyText"/>
         <w:jc w:val="center"/>
         <w:rPr>
           <w:b/>
@@ -9362,7 +8790,7 @@
     </w:p>
     <w:p>
       <w:pPr>
-        <w:pStyle w:val="a3"/>
+        <w:pStyle w:val="BodyText"/>
         <w:jc w:val="center"/>
         <w:rPr>
           <w:b/>
@@ -9421,7 +8849,7 @@
     </w:p>
     <w:p>
       <w:pPr>
-        <w:pStyle w:val="a3"/>
+        <w:pStyle w:val="BodyText"/>
         <w:ind w:right="-1"/>
         <w:jc w:val="center"/>
         <w:rPr>
@@ -9439,9 +8867,17 @@
           <w:szCs w:val="24"/>
           <w:lang w:val="ru-RU"/>
         </w:rPr>
-        <w:t>(</w:t>
-      </w:r>
-      <w:proofErr w:type="spellStart"/>
+        <w:t xml:space="preserve">(далі - Договір) </w:t>
+      </w:r>
+      <w:r>
+        <w:rPr>
+          <w:b/>
+          <w:bCs/>
+          <w:sz w:val="24"/>
+          <w:szCs w:val="24"/>
+        </w:rPr>
+        <w:t xml:space="preserve">за </w:t>
+      </w:r>
       <w:r>
         <w:rPr>
           <w:b/>
@@ -9450,91 +8886,39 @@
           <w:szCs w:val="24"/>
           <w:lang w:val="ru-RU"/>
         </w:rPr>
-        <w:t>далі</w:t>
-      </w:r>
-      <w:proofErr w:type="spellEnd"/>
+        <w:t>_________</w:t>
+      </w:r>
       <w:r>
         <w:rPr>
           <w:b/>
           <w:bCs/>
           <w:sz w:val="24"/>
           <w:szCs w:val="24"/>
-          <w:lang w:val="ru-RU"/>
-        </w:rPr>
-        <w:t xml:space="preserve"> - </w:t>
-      </w:r>
-      <w:proofErr w:type="spellStart"/>
-      <w:r>
-        <w:rPr>
-          <w:b/>
-          <w:bCs/>
-          <w:sz w:val="24"/>
-          <w:szCs w:val="24"/>
-          <w:lang w:val="ru-RU"/>
-        </w:rPr>
-        <w:t>Договір</w:t>
-      </w:r>
-      <w:proofErr w:type="spellEnd"/>
-      <w:r>
-        <w:rPr>
-          <w:b/>
-          <w:bCs/>
-          <w:sz w:val="24"/>
-          <w:szCs w:val="24"/>
-          <w:lang w:val="ru-RU"/>
-        </w:rPr>
-        <w:t xml:space="preserve">) </w:t>
-      </w:r>
-      <w:r>
-        <w:rPr>
-          <w:b/>
-          <w:bCs/>
-          <w:sz w:val="24"/>
-          <w:szCs w:val="24"/>
-        </w:rPr>
-        <w:t xml:space="preserve">за </w:t>
-      </w:r>
-      <w:r>
-        <w:rPr>
-          <w:b/>
-          <w:bCs/>
-          <w:sz w:val="24"/>
-          <w:szCs w:val="24"/>
-          <w:lang w:val="ru-RU"/>
-        </w:rPr>
-        <w:t>_________</w:t>
-      </w:r>
-      <w:r>
-        <w:rPr>
-          <w:b/>
-          <w:bCs/>
-          <w:sz w:val="24"/>
-          <w:szCs w:val="24"/>
         </w:rPr>
         <w:t xml:space="preserve"> 20___ р.</w:t>
       </w:r>
     </w:p>
     <w:p>
       <w:pPr>
-        <w:pStyle w:val="a3"/>
-        <w:rPr>
-          <w:sz w:val="20"/>
-          <w:szCs w:val="20"/>
-        </w:rPr>
-      </w:pPr>
-    </w:p>
-    <w:p>
-      <w:pPr>
-        <w:pStyle w:val="a3"/>
-        <w:rPr>
-          <w:sz w:val="20"/>
-          <w:szCs w:val="20"/>
-        </w:rPr>
-      </w:pPr>
-    </w:p>
-    <w:p>
-      <w:pPr>
-        <w:pStyle w:val="a3"/>
+        <w:pStyle w:val="BodyText"/>
+        <w:rPr>
+          <w:sz w:val="20"/>
+          <w:szCs w:val="20"/>
+        </w:rPr>
+      </w:pPr>
+    </w:p>
+    <w:p>
+      <w:pPr>
+        <w:pStyle w:val="BodyText"/>
+        <w:rPr>
+          <w:sz w:val="20"/>
+          <w:szCs w:val="20"/>
+        </w:rPr>
+      </w:pPr>
+    </w:p>
+    <w:p>
+      <w:pPr>
+        <w:pStyle w:val="BodyText"/>
         <w:ind w:right="-1"/>
         <w:jc w:val="center"/>
         <w:rPr>
@@ -9625,7 +9009,7 @@
     </w:p>
     <w:p>
       <w:pPr>
-        <w:pStyle w:val="a3"/>
+        <w:pStyle w:val="BodyText"/>
         <w:ind w:right="-1"/>
         <w:rPr>
           <w:sz w:val="20"/>
@@ -9635,7 +9019,7 @@
     </w:p>
     <w:p>
       <w:pPr>
-        <w:pStyle w:val="a3"/>
+        <w:pStyle w:val="BodyText"/>
         <w:ind w:right="-1" w:firstLine="720"/>
         <w:rPr>
           <w:b/>
@@ -9646,7 +9030,7 @@
     </w:p>
     <w:p>
       <w:pPr>
-        <w:pStyle w:val="a3"/>
+        <w:pStyle w:val="BodyText"/>
         <w:ind w:right="-1"/>
         <w:rPr>
           <w:sz w:val="24"/>
@@ -9666,42 +9050,33 @@
           <w:sz w:val="24"/>
           <w:szCs w:val="24"/>
         </w:rPr>
-        <w:t xml:space="preserve"> /далі - Користувач/, в </w:t>
-      </w:r>
-      <w:proofErr w:type="spellStart"/>
+        <w:t xml:space="preserve"> /далі - Користувач/, в особі_______________________________________</w:t>
+      </w:r>
       <w:r>
         <w:rPr>
           <w:sz w:val="24"/>
           <w:szCs w:val="24"/>
         </w:rPr>
-        <w:t>особі_______________________________________</w:t>
+        <w:t>,</w:t>
       </w:r>
       <w:r>
         <w:rPr>
           <w:sz w:val="24"/>
           <w:szCs w:val="24"/>
         </w:rPr>
-        <w:t>,</w:t>
+        <w:t>що</w:t>
       </w:r>
       <w:r>
         <w:rPr>
           <w:sz w:val="24"/>
           <w:szCs w:val="24"/>
         </w:rPr>
-        <w:t>що</w:t>
-      </w:r>
-      <w:proofErr w:type="spellEnd"/>
-      <w:r>
-        <w:rPr>
-          <w:sz w:val="24"/>
-          <w:szCs w:val="24"/>
-        </w:rPr>
         <w:t xml:space="preserve"> діє на підставі _________________ та _______________________з однієї Сторони,  та</w:t>
       </w:r>
     </w:p>
     <w:p>
       <w:pPr>
-        <w:pStyle w:val="a3"/>
+        <w:pStyle w:val="BodyText"/>
         <w:ind w:right="-1" w:firstLine="720"/>
         <w:rPr>
           <w:sz w:val="24"/>
@@ -9827,7 +9202,7 @@
     </w:p>
     <w:p>
       <w:pPr>
-        <w:pStyle w:val="a3"/>
+        <w:pStyle w:val="BodyText"/>
         <w:ind w:right="-1"/>
         <w:rPr>
           <w:sz w:val="24"/>
@@ -9837,7 +9212,7 @@
     </w:p>
     <w:p>
       <w:pPr>
-        <w:pStyle w:val="a3"/>
+        <w:pStyle w:val="BodyText"/>
         <w:ind w:right="-1"/>
         <w:rPr>
           <w:sz w:val="24"/>
@@ -9854,7 +9229,7 @@
     </w:p>
     <w:p>
       <w:pPr>
-        <w:pStyle w:val="a3"/>
+        <w:pStyle w:val="BodyText"/>
         <w:ind w:right="-1" w:firstLine="426"/>
         <w:rPr>
           <w:color w:val="000000"/>
@@ -9967,7 +9342,7 @@
     </w:p>
     <w:p>
       <w:pPr>
-        <w:pStyle w:val="a3"/>
+        <w:pStyle w:val="BodyText"/>
         <w:ind w:right="-1" w:firstLine="426"/>
         <w:rPr>
           <w:sz w:val="24"/>
@@ -10023,7 +9398,7 @@
     </w:p>
     <w:p>
       <w:pPr>
-        <w:pStyle w:val="a3"/>
+        <w:pStyle w:val="BodyText"/>
         <w:ind w:right="-1" w:firstLine="426"/>
         <w:rPr>
           <w:sz w:val="24"/>
@@ -10033,7 +9408,7 @@
     </w:p>
     <w:p>
       <w:pPr>
-        <w:pStyle w:val="a3"/>
+        <w:pStyle w:val="BodyText"/>
         <w:ind w:right="-1"/>
         <w:jc w:val="center"/>
         <w:rPr>
@@ -10136,40 +9511,30 @@
           <w:sz w:val="24"/>
           <w:szCs w:val="24"/>
         </w:rPr>
-        <w:t>.__</w:t>
-      </w:r>
-      <w:proofErr w:type="spellStart"/>
+        <w:t>.__коп</w:t>
+      </w:r>
       <w:r>
         <w:rPr>
           <w:b/>
           <w:sz w:val="24"/>
           <w:szCs w:val="24"/>
         </w:rPr>
-        <w:t>коп</w:t>
-      </w:r>
-      <w:proofErr w:type="spellEnd"/>
-      <w:r>
-        <w:rPr>
-          <w:b/>
+        <w:t>.</w:t>
+      </w:r>
+    </w:p>
+    <w:p>
+      <w:pPr>
+        <w:pStyle w:val="BodyText"/>
+        <w:ind w:right="-1"/>
+        <w:rPr>
           <w:sz w:val="24"/>
           <w:szCs w:val="24"/>
         </w:rPr>
-        <w:t>.</w:t>
-      </w:r>
-    </w:p>
-    <w:p>
-      <w:pPr>
-        <w:pStyle w:val="a3"/>
-        <w:ind w:right="-1"/>
-        <w:rPr>
-          <w:sz w:val="24"/>
-          <w:szCs w:val="24"/>
-        </w:rPr>
-      </w:pPr>
-    </w:p>
-    <w:p>
-      <w:pPr>
-        <w:pStyle w:val="a3"/>
+      </w:pPr>
+    </w:p>
+    <w:p>
+      <w:pPr>
+        <w:pStyle w:val="BodyText"/>
         <w:ind w:right="-1"/>
         <w:rPr>
           <w:sz w:val="24"/>
@@ -10201,7 +9566,7 @@
     </w:p>
     <w:p>
       <w:pPr>
-        <w:pStyle w:val="a3"/>
+        <w:pStyle w:val="BodyText"/>
         <w:ind w:right="-1"/>
         <w:rPr>
           <w:sz w:val="24"/>
@@ -10211,7 +9576,7 @@
     </w:p>
     <w:p>
       <w:pPr>
-        <w:pStyle w:val="a3"/>
+        <w:pStyle w:val="BodyText"/>
         <w:rPr>
           <w:sz w:val="20"/>
           <w:szCs w:val="20"/>
@@ -10264,7 +9629,7 @@
           </w:tcPr>
           <w:p>
             <w:pPr>
-              <w:pStyle w:val="a3"/>
+              <w:pStyle w:val="BodyText"/>
               <w:ind w:right="-1"/>
               <w:jc w:val="left"/>
               <w:rPr>
@@ -10300,7 +9665,7 @@
           </w:tcPr>
           <w:p>
             <w:pPr>
-              <w:pStyle w:val="a3"/>
+              <w:pStyle w:val="BodyText"/>
               <w:ind w:right="-1"/>
               <w:jc w:val="left"/>
               <w:rPr>
@@ -10318,7 +9683,7 @@
           </w:tcPr>
           <w:p>
             <w:pPr>
-              <w:pStyle w:val="a3"/>
+              <w:pStyle w:val="BodyText"/>
               <w:ind w:right="-1"/>
               <w:jc w:val="left"/>
               <w:rPr>
@@ -10351,7 +9716,7 @@
           </w:tcPr>
           <w:p>
             <w:pPr>
-              <w:pStyle w:val="a3"/>
+              <w:pStyle w:val="BodyText"/>
               <w:jc w:val="left"/>
               <w:rPr>
                 <w:b/>
@@ -10368,7 +9733,7 @@
           </w:tcPr>
           <w:p>
             <w:pPr>
-              <w:pStyle w:val="a3"/>
+              <w:pStyle w:val="BodyText"/>
               <w:ind w:right="-1"/>
               <w:jc w:val="left"/>
               <w:rPr>
@@ -10386,7 +9751,7 @@
           </w:tcPr>
           <w:p>
             <w:pPr>
-              <w:pStyle w:val="a3"/>
+              <w:pStyle w:val="BodyText"/>
               <w:ind w:right="-1"/>
               <w:jc w:val="left"/>
               <w:rPr>
@@ -10403,7 +9768,7 @@
           </w:tcPr>
           <w:p>
             <w:pPr>
-              <w:pStyle w:val="a3"/>
+              <w:pStyle w:val="BodyText"/>
               <w:ind w:right="-1"/>
               <w:jc w:val="left"/>
               <w:rPr>
@@ -10421,7 +9786,7 @@
           </w:tcPr>
           <w:p>
             <w:pPr>
-              <w:pStyle w:val="a3"/>
+              <w:pStyle w:val="BodyText"/>
               <w:ind w:right="-1"/>
               <w:jc w:val="left"/>
               <w:rPr>
@@ -10439,7 +9804,7 @@
           </w:tcPr>
           <w:p>
             <w:pPr>
-              <w:pStyle w:val="a3"/>
+              <w:pStyle w:val="BodyText"/>
               <w:ind w:right="-1"/>
               <w:jc w:val="left"/>
               <w:rPr>
@@ -10457,7 +9822,7 @@
           </w:tcPr>
           <w:p>
             <w:pPr>
-              <w:pStyle w:val="a3"/>
+              <w:pStyle w:val="BodyText"/>
               <w:ind w:right="-1"/>
               <w:jc w:val="left"/>
               <w:rPr>
@@ -10498,7 +9863,7 @@
           </w:tcPr>
           <w:p>
             <w:pPr>
-              <w:pStyle w:val="a3"/>
+              <w:pStyle w:val="BodyText"/>
               <w:ind w:right="-1"/>
               <w:jc w:val="left"/>
               <w:rPr>
@@ -10516,7 +9881,7 @@
           </w:tcPr>
           <w:p>
             <w:pPr>
-              <w:pStyle w:val="a3"/>
+              <w:pStyle w:val="BodyText"/>
               <w:ind w:right="-1"/>
               <w:jc w:val="left"/>
               <w:rPr>
@@ -10540,7 +9905,7 @@
           </w:tcPr>
           <w:p>
             <w:pPr>
-              <w:pStyle w:val="a3"/>
+              <w:pStyle w:val="BodyText"/>
               <w:jc w:val="left"/>
               <w:rPr>
                 <w:b/>
@@ -10557,7 +9922,7 @@
           </w:tcPr>
           <w:p>
             <w:pPr>
-              <w:pStyle w:val="a3"/>
+              <w:pStyle w:val="BodyText"/>
               <w:ind w:right="-1"/>
               <w:jc w:val="left"/>
               <w:rPr>
@@ -10575,7 +9940,7 @@
           </w:tcPr>
           <w:p>
             <w:pPr>
-              <w:pStyle w:val="a3"/>
+              <w:pStyle w:val="BodyText"/>
               <w:ind w:right="-1"/>
               <w:jc w:val="left"/>
               <w:rPr>
@@ -10592,7 +9957,7 @@
           </w:tcPr>
           <w:p>
             <w:pPr>
-              <w:pStyle w:val="a3"/>
+              <w:pStyle w:val="BodyText"/>
               <w:ind w:right="-1"/>
               <w:jc w:val="left"/>
               <w:rPr>
@@ -10610,7 +9975,7 @@
           </w:tcPr>
           <w:p>
             <w:pPr>
-              <w:pStyle w:val="a3"/>
+              <w:pStyle w:val="BodyText"/>
               <w:ind w:right="-1"/>
               <w:jc w:val="left"/>
               <w:rPr>
@@ -10628,7 +9993,7 @@
           </w:tcPr>
           <w:p>
             <w:pPr>
-              <w:pStyle w:val="a3"/>
+              <w:pStyle w:val="BodyText"/>
               <w:ind w:right="-1"/>
               <w:jc w:val="left"/>
               <w:rPr>
@@ -10646,7 +10011,7 @@
           </w:tcPr>
           <w:p>
             <w:pPr>
-              <w:pStyle w:val="a3"/>
+              <w:pStyle w:val="BodyText"/>
               <w:ind w:right="-1"/>
               <w:jc w:val="left"/>
               <w:rPr>
@@ -10663,7 +10028,7 @@
           </w:tcPr>
           <w:p>
             <w:pPr>
-              <w:pStyle w:val="a3"/>
+              <w:pStyle w:val="BodyText"/>
               <w:ind w:right="-1"/>
               <w:jc w:val="left"/>
               <w:rPr>
@@ -10680,7 +10045,7 @@
           </w:tcPr>
           <w:p>
             <w:pPr>
-              <w:pStyle w:val="a3"/>
+              <w:pStyle w:val="BodyText"/>
               <w:ind w:right="-1"/>
               <w:jc w:val="left"/>
               <w:rPr>
@@ -10697,7 +10062,7 @@
           </w:tcPr>
           <w:p>
             <w:pPr>
-              <w:pStyle w:val="a3"/>
+              <w:pStyle w:val="BodyText"/>
               <w:ind w:right="-1"/>
               <w:jc w:val="left"/>
               <w:rPr>
@@ -10715,7 +10080,7 @@
           </w:tcPr>
           <w:p>
             <w:pPr>
-              <w:pStyle w:val="a3"/>
+              <w:pStyle w:val="BodyText"/>
               <w:ind w:right="-1"/>
               <w:jc w:val="left"/>
               <w:rPr>
@@ -10739,7 +10104,7 @@
           </w:tcPr>
           <w:p>
             <w:pPr>
-              <w:pStyle w:val="a3"/>
+              <w:pStyle w:val="BodyText"/>
               <w:tabs>
                 <w:tab w:val="center" w:pos="4153"/>
                 <w:tab w:val="right" w:pos="8306"/>
@@ -10773,7 +10138,7 @@
           </w:tcPr>
           <w:p>
             <w:pPr>
-              <w:pStyle w:val="a3"/>
+              <w:pStyle w:val="BodyText"/>
               <w:tabs>
                 <w:tab w:val="center" w:pos="4153"/>
                 <w:tab w:val="right" w:pos="8306"/>
@@ -10800,7 +10165,7 @@
           </w:tcPr>
           <w:p>
             <w:pPr>
-              <w:pStyle w:val="a3"/>
+              <w:pStyle w:val="BodyText"/>
               <w:tabs>
                 <w:tab w:val="center" w:pos="4153"/>
                 <w:tab w:val="right" w:pos="8306"/>
@@ -10823,7 +10188,7 @@
           </w:tcPr>
           <w:p>
             <w:pPr>
-              <w:pStyle w:val="a3"/>
+              <w:pStyle w:val="BodyText"/>
               <w:tabs>
                 <w:tab w:val="center" w:pos="4153"/>
                 <w:tab w:val="right" w:pos="8306"/>
@@ -10847,7 +10212,7 @@
           </w:tcPr>
           <w:p>
             <w:pPr>
-              <w:pStyle w:val="a3"/>
+              <w:pStyle w:val="BodyText"/>
               <w:tabs>
                 <w:tab w:val="center" w:pos="4153"/>
                 <w:tab w:val="right" w:pos="8306"/>
@@ -10881,7 +10246,7 @@
           </w:tcPr>
           <w:p>
             <w:pPr>
-              <w:pStyle w:val="a3"/>
+              <w:pStyle w:val="BodyText"/>
               <w:ind w:right="-1"/>
               <w:jc w:val="left"/>
               <w:rPr>
@@ -10899,7 +10264,7 @@
           </w:tcPr>
           <w:p>
             <w:pPr>
-              <w:pStyle w:val="a3"/>
+              <w:pStyle w:val="BodyText"/>
               <w:jc w:val="left"/>
               <w:rPr>
                 <w:sz w:val="20"/>
@@ -10924,7 +10289,7 @@
           </w:tcPr>
           <w:p>
             <w:pPr>
-              <w:pStyle w:val="a3"/>
+              <w:pStyle w:val="BodyText"/>
               <w:ind w:right="-1"/>
               <w:jc w:val="left"/>
               <w:rPr>
@@ -10944,7 +10309,7 @@
           </w:tcPr>
           <w:p>
             <w:pPr>
-              <w:pStyle w:val="a3"/>
+              <w:pStyle w:val="BodyText"/>
               <w:ind w:right="-1"/>
               <w:jc w:val="left"/>
               <w:rPr>
@@ -10961,7 +10326,7 @@
           </w:tcPr>
           <w:p>
             <w:pPr>
-              <w:pStyle w:val="a3"/>
+              <w:pStyle w:val="BodyText"/>
               <w:ind w:right="-1"/>
               <w:jc w:val="left"/>
               <w:rPr>
@@ -10979,7 +10344,7 @@
           </w:tcPr>
           <w:p>
             <w:pPr>
-              <w:pStyle w:val="a3"/>
+              <w:pStyle w:val="BodyText"/>
               <w:ind w:right="-1"/>
               <w:jc w:val="left"/>
               <w:rPr>
@@ -11014,7 +10379,7 @@
           </w:tcPr>
           <w:p>
             <w:pPr>
-              <w:pStyle w:val="a3"/>
+              <w:pStyle w:val="BodyText"/>
               <w:tabs>
                 <w:tab w:val="center" w:pos="4153"/>
                 <w:tab w:val="right" w:pos="8306"/>
@@ -11037,7 +10402,7 @@
           </w:tcPr>
           <w:p>
             <w:pPr>
-              <w:pStyle w:val="a3"/>
+              <w:pStyle w:val="BodyText"/>
               <w:tabs>
                 <w:tab w:val="center" w:pos="4153"/>
                 <w:tab w:val="right" w:pos="8306"/>
@@ -11063,7 +10428,7 @@
           </w:tcPr>
           <w:p>
             <w:pPr>
-              <w:pStyle w:val="a3"/>
+              <w:pStyle w:val="BodyText"/>
               <w:tabs>
                 <w:tab w:val="center" w:pos="4153"/>
                 <w:tab w:val="right" w:pos="8306"/>
@@ -11095,7 +10460,7 @@
           </w:tcPr>
           <w:p>
             <w:pPr>
-              <w:pStyle w:val="a3"/>
+              <w:pStyle w:val="BodyText"/>
               <w:tabs>
                 <w:tab w:val="center" w:pos="4153"/>
                 <w:tab w:val="right" w:pos="8306"/>
@@ -11119,7 +10484,7 @@
           </w:tcPr>
           <w:p>
             <w:pPr>
-              <w:pStyle w:val="a3"/>
+              <w:pStyle w:val="BodyText"/>
               <w:tabs>
                 <w:tab w:val="center" w:pos="4153"/>
                 <w:tab w:val="right" w:pos="8306"/>
@@ -11143,7 +10508,7 @@
           </w:tcPr>
           <w:p>
             <w:pPr>
-              <w:pStyle w:val="a3"/>
+              <w:pStyle w:val="BodyText"/>
               <w:ind w:right="-1"/>
               <w:jc w:val="left"/>
               <w:rPr>
@@ -11161,7 +10526,7 @@
           </w:tcPr>
           <w:p>
             <w:pPr>
-              <w:pStyle w:val="a3"/>
+              <w:pStyle w:val="BodyText"/>
               <w:ind w:right="-1"/>
               <w:jc w:val="center"/>
               <w:rPr>
@@ -11179,7 +10544,7 @@
           </w:tcPr>
           <w:p>
             <w:pPr>
-              <w:pStyle w:val="a3"/>
+              <w:pStyle w:val="BodyText"/>
               <w:ind w:right="-1"/>
               <w:jc w:val="center"/>
               <w:rPr>
@@ -11199,7 +10564,7 @@
           </w:tcPr>
           <w:p>
             <w:pPr>
-              <w:pStyle w:val="a3"/>
+              <w:pStyle w:val="BodyText"/>
               <w:ind w:right="-1"/>
               <w:jc w:val="center"/>
               <w:rPr>
@@ -11223,7 +10588,7 @@
           </w:tcPr>
           <w:p>
             <w:pPr>
-              <w:pStyle w:val="a3"/>
+              <w:pStyle w:val="BodyText"/>
               <w:ind w:right="-1"/>
               <w:jc w:val="center"/>
               <w:rPr>
@@ -11241,7 +10606,7 @@
           </w:tcPr>
           <w:p>
             <w:pPr>
-              <w:pStyle w:val="a3"/>
+              <w:pStyle w:val="BodyText"/>
               <w:ind w:right="-1"/>
               <w:jc w:val="center"/>
               <w:rPr>
@@ -11266,7 +10631,7 @@
           </w:tcPr>
           <w:p>
             <w:pPr>
-              <w:pStyle w:val="a3"/>
+              <w:pStyle w:val="BodyText"/>
               <w:ind w:right="-1"/>
               <w:jc w:val="left"/>
               <w:rPr>
@@ -11283,7 +10648,7 @@
           </w:tcPr>
           <w:p>
             <w:pPr>
-              <w:pStyle w:val="a3"/>
+              <w:pStyle w:val="BodyText"/>
               <w:ind w:right="-1"/>
               <w:jc w:val="left"/>
               <w:rPr>
@@ -11301,7 +10666,7 @@
           </w:tcPr>
           <w:p>
             <w:pPr>
-              <w:pStyle w:val="a3"/>
+              <w:pStyle w:val="BodyText"/>
               <w:ind w:right="-1"/>
               <w:jc w:val="left"/>
               <w:rPr>
@@ -11318,7 +10683,7 @@
           </w:tcPr>
           <w:p>
             <w:pPr>
-              <w:pStyle w:val="a3"/>
+              <w:pStyle w:val="BodyText"/>
               <w:ind w:right="-1"/>
               <w:jc w:val="left"/>
               <w:rPr>
@@ -11336,7 +10701,7 @@
           </w:tcPr>
           <w:p>
             <w:pPr>
-              <w:pStyle w:val="a3"/>
+              <w:pStyle w:val="BodyText"/>
               <w:ind w:right="-1"/>
               <w:jc w:val="left"/>
               <w:rPr>
@@ -11354,7 +10719,7 @@
           </w:tcPr>
           <w:p>
             <w:pPr>
-              <w:pStyle w:val="a3"/>
+              <w:pStyle w:val="BodyText"/>
               <w:ind w:right="-1"/>
               <w:jc w:val="left"/>
               <w:rPr>
@@ -11372,7 +10737,7 @@
           </w:tcPr>
           <w:p>
             <w:pPr>
-              <w:pStyle w:val="a3"/>
+              <w:pStyle w:val="BodyText"/>
               <w:ind w:right="-1"/>
               <w:jc w:val="left"/>
               <w:rPr>
@@ -11389,7 +10754,7 @@
           </w:tcPr>
           <w:p>
             <w:pPr>
-              <w:pStyle w:val="a3"/>
+              <w:pStyle w:val="BodyText"/>
               <w:ind w:right="-1"/>
               <w:jc w:val="left"/>
               <w:rPr>
@@ -11406,7 +10771,7 @@
           </w:tcPr>
           <w:p>
             <w:pPr>
-              <w:pStyle w:val="a3"/>
+              <w:pStyle w:val="BodyText"/>
               <w:ind w:right="-1"/>
               <w:jc w:val="left"/>
               <w:rPr>
@@ -11423,7 +10788,7 @@
           </w:tcPr>
           <w:p>
             <w:pPr>
-              <w:pStyle w:val="a3"/>
+              <w:pStyle w:val="BodyText"/>
               <w:ind w:right="-1"/>
               <w:jc w:val="left"/>
               <w:rPr>
@@ -11441,7 +10806,7 @@
           </w:tcPr>
           <w:p>
             <w:pPr>
-              <w:pStyle w:val="a3"/>
+              <w:pStyle w:val="BodyText"/>
               <w:ind w:right="-1"/>
               <w:jc w:val="left"/>
               <w:rPr>
@@ -11465,7 +10830,7 @@
           </w:tcPr>
           <w:p>
             <w:pPr>
-              <w:pStyle w:val="a3"/>
+              <w:pStyle w:val="BodyText"/>
               <w:ind w:right="-1"/>
               <w:jc w:val="left"/>
               <w:rPr>
@@ -11482,7 +10847,7 @@
           </w:tcPr>
           <w:p>
             <w:pPr>
-              <w:pStyle w:val="a3"/>
+              <w:pStyle w:val="BodyText"/>
               <w:ind w:right="-1"/>
               <w:jc w:val="left"/>
               <w:rPr>
@@ -11500,7 +10865,7 @@
           </w:tcPr>
           <w:p>
             <w:pPr>
-              <w:pStyle w:val="a3"/>
+              <w:pStyle w:val="BodyText"/>
               <w:ind w:right="-1"/>
               <w:jc w:val="left"/>
               <w:rPr>
@@ -11517,7 +10882,7 @@
           </w:tcPr>
           <w:p>
             <w:pPr>
-              <w:pStyle w:val="a3"/>
+              <w:pStyle w:val="BodyText"/>
               <w:ind w:right="-1"/>
               <w:jc w:val="left"/>
               <w:rPr>
@@ -11535,7 +10900,7 @@
           </w:tcPr>
           <w:p>
             <w:pPr>
-              <w:pStyle w:val="a3"/>
+              <w:pStyle w:val="BodyText"/>
               <w:ind w:right="-1"/>
               <w:jc w:val="left"/>
               <w:rPr>
@@ -11553,7 +10918,7 @@
           </w:tcPr>
           <w:p>
             <w:pPr>
-              <w:pStyle w:val="a3"/>
+              <w:pStyle w:val="BodyText"/>
               <w:ind w:right="-1"/>
               <w:jc w:val="left"/>
               <w:rPr>
@@ -11571,7 +10936,7 @@
           </w:tcPr>
           <w:p>
             <w:pPr>
-              <w:pStyle w:val="a3"/>
+              <w:pStyle w:val="BodyText"/>
               <w:ind w:right="-1"/>
               <w:jc w:val="left"/>
               <w:rPr>
@@ -11588,7 +10953,7 @@
           </w:tcPr>
           <w:p>
             <w:pPr>
-              <w:pStyle w:val="a3"/>
+              <w:pStyle w:val="BodyText"/>
               <w:ind w:right="-1"/>
               <w:jc w:val="left"/>
               <w:rPr>
@@ -11605,7 +10970,7 @@
           </w:tcPr>
           <w:p>
             <w:pPr>
-              <w:pStyle w:val="a3"/>
+              <w:pStyle w:val="BodyText"/>
               <w:ind w:right="-1"/>
               <w:jc w:val="left"/>
               <w:rPr>
@@ -11622,7 +10987,7 @@
           </w:tcPr>
           <w:p>
             <w:pPr>
-              <w:pStyle w:val="a3"/>
+              <w:pStyle w:val="BodyText"/>
               <w:ind w:right="-1"/>
               <w:jc w:val="left"/>
               <w:rPr>
@@ -11640,7 +11005,7 @@
           </w:tcPr>
           <w:p>
             <w:pPr>
-              <w:pStyle w:val="a3"/>
+              <w:pStyle w:val="BodyText"/>
               <w:ind w:right="-1"/>
               <w:jc w:val="left"/>
               <w:rPr>
@@ -11663,7 +11028,7 @@
           </w:tcPr>
           <w:p>
             <w:pPr>
-              <w:pStyle w:val="a3"/>
+              <w:pStyle w:val="BodyText"/>
               <w:ind w:right="-582"/>
               <w:jc w:val="left"/>
               <w:rPr>
@@ -11688,7 +11053,7 @@
           </w:tcPr>
           <w:p>
             <w:pPr>
-              <w:pStyle w:val="a3"/>
+              <w:pStyle w:val="BodyText"/>
               <w:ind w:right="-108"/>
               <w:jc w:val="left"/>
               <w:rPr>
@@ -11699,7 +11064,7 @@
           </w:p>
           <w:p>
             <w:pPr>
-              <w:pStyle w:val="a3"/>
+              <w:pStyle w:val="BodyText"/>
               <w:ind w:right="-108"/>
               <w:jc w:val="left"/>
               <w:rPr>
@@ -11720,7 +11085,7 @@
           </w:tcPr>
           <w:p>
             <w:pPr>
-              <w:pStyle w:val="a3"/>
+              <w:pStyle w:val="BodyText"/>
               <w:ind w:right="-1"/>
               <w:jc w:val="left"/>
               <w:rPr>
@@ -11737,7 +11102,7 @@
           </w:tcPr>
           <w:p>
             <w:pPr>
-              <w:pStyle w:val="a3"/>
+              <w:pStyle w:val="BodyText"/>
               <w:ind w:right="-1"/>
               <w:jc w:val="left"/>
               <w:rPr>
@@ -11756,7 +11121,7 @@
           </w:tcPr>
           <w:p>
             <w:pPr>
-              <w:pStyle w:val="a3"/>
+              <w:pStyle w:val="BodyText"/>
               <w:ind w:right="-1"/>
               <w:jc w:val="left"/>
               <w:rPr>
@@ -11782,7 +11147,7 @@
           </w:tcPr>
           <w:p>
             <w:pPr>
-              <w:pStyle w:val="a3"/>
+              <w:pStyle w:val="BodyText"/>
               <w:ind w:right="-1"/>
               <w:jc w:val="left"/>
               <w:rPr>
@@ -11800,7 +11165,7 @@
           </w:tcPr>
           <w:p>
             <w:pPr>
-              <w:pStyle w:val="a3"/>
+              <w:pStyle w:val="BodyText"/>
               <w:ind w:right="-1"/>
               <w:jc w:val="left"/>
               <w:rPr>
@@ -11825,7 +11190,7 @@
           </w:tcPr>
           <w:p>
             <w:pPr>
-              <w:pStyle w:val="a3"/>
+              <w:pStyle w:val="BodyText"/>
               <w:ind w:right="-1"/>
               <w:jc w:val="left"/>
               <w:rPr>
@@ -11845,7 +11210,7 @@
           </w:tcPr>
           <w:p>
             <w:pPr>
-              <w:pStyle w:val="a3"/>
+              <w:pStyle w:val="BodyText"/>
               <w:ind w:right="-1"/>
               <w:jc w:val="left"/>
               <w:rPr>
@@ -11862,7 +11227,7 @@
           </w:tcPr>
           <w:p>
             <w:pPr>
-              <w:pStyle w:val="a3"/>
+              <w:pStyle w:val="BodyText"/>
               <w:ind w:right="-1"/>
               <w:jc w:val="left"/>
               <w:rPr>
@@ -11880,7 +11245,7 @@
           </w:tcPr>
           <w:p>
             <w:pPr>
-              <w:pStyle w:val="a3"/>
+              <w:pStyle w:val="BodyText"/>
               <w:ind w:right="-1"/>
               <w:jc w:val="left"/>
               <w:rPr>
@@ -11914,7 +11279,7 @@
           </w:tcPr>
           <w:p>
             <w:pPr>
-              <w:pStyle w:val="a3"/>
+              <w:pStyle w:val="BodyText"/>
               <w:ind w:right="-1"/>
               <w:jc w:val="left"/>
               <w:rPr>
@@ -11931,7 +11296,7 @@
           </w:tcPr>
           <w:p>
             <w:pPr>
-              <w:pStyle w:val="a3"/>
+              <w:pStyle w:val="BodyText"/>
               <w:ind w:right="-1"/>
               <w:jc w:val="center"/>
               <w:rPr>
@@ -11951,7 +11316,7 @@
           </w:tcPr>
           <w:p>
             <w:pPr>
-              <w:pStyle w:val="a3"/>
+              <w:pStyle w:val="BodyText"/>
               <w:ind w:right="-1"/>
               <w:jc w:val="center"/>
               <w:rPr>
@@ -11975,7 +11340,7 @@
           </w:tcPr>
           <w:p>
             <w:pPr>
-              <w:pStyle w:val="a3"/>
+              <w:pStyle w:val="BodyText"/>
               <w:ind w:right="-1"/>
               <w:jc w:val="left"/>
               <w:rPr>
@@ -11993,7 +11358,7 @@
           </w:tcPr>
           <w:p>
             <w:pPr>
-              <w:pStyle w:val="a3"/>
+              <w:pStyle w:val="BodyText"/>
               <w:ind w:right="-1"/>
               <w:jc w:val="left"/>
               <w:rPr>
@@ -12011,7 +11376,7 @@
           </w:tcPr>
           <w:p>
             <w:pPr>
-              <w:pStyle w:val="a3"/>
+              <w:pStyle w:val="BodyText"/>
               <w:ind w:right="-1"/>
               <w:jc w:val="left"/>
               <w:rPr>
@@ -12029,7 +11394,7 @@
           </w:tcPr>
           <w:p>
             <w:pPr>
-              <w:pStyle w:val="a3"/>
+              <w:pStyle w:val="BodyText"/>
               <w:ind w:right="-1"/>
               <w:jc w:val="center"/>
               <w:rPr>
@@ -12047,7 +11412,7 @@
           </w:tcPr>
           <w:p>
             <w:pPr>
-              <w:pStyle w:val="a3"/>
+              <w:pStyle w:val="BodyText"/>
               <w:ind w:right="-1"/>
               <w:jc w:val="center"/>
               <w:rPr>
@@ -12067,7 +11432,7 @@
           </w:tcPr>
           <w:p>
             <w:pPr>
-              <w:pStyle w:val="a3"/>
+              <w:pStyle w:val="BodyText"/>
               <w:ind w:right="-1"/>
               <w:jc w:val="center"/>
               <w:rPr>
@@ -12091,7 +11456,7 @@
           </w:tcPr>
           <w:p>
             <w:pPr>
-              <w:pStyle w:val="a3"/>
+              <w:pStyle w:val="BodyText"/>
               <w:ind w:right="-1"/>
               <w:jc w:val="center"/>
               <w:rPr>
@@ -12109,7 +11474,7 @@
           </w:tcPr>
           <w:p>
             <w:pPr>
-              <w:pStyle w:val="a3"/>
+              <w:pStyle w:val="BodyText"/>
               <w:ind w:right="-1"/>
               <w:jc w:val="center"/>
               <w:rPr>
@@ -12134,7 +11499,7 @@
           </w:tcPr>
           <w:p>
             <w:pPr>
-              <w:pStyle w:val="a3"/>
+              <w:pStyle w:val="BodyText"/>
               <w:ind w:right="-1"/>
               <w:jc w:val="left"/>
               <w:rPr>
@@ -12151,7 +11516,7 @@
           </w:tcPr>
           <w:p>
             <w:pPr>
-              <w:pStyle w:val="a3"/>
+              <w:pStyle w:val="BodyText"/>
               <w:ind w:right="-1"/>
               <w:jc w:val="left"/>
               <w:rPr>
@@ -12169,7 +11534,7 @@
           </w:tcPr>
           <w:p>
             <w:pPr>
-              <w:pStyle w:val="a3"/>
+              <w:pStyle w:val="BodyText"/>
               <w:ind w:right="-1"/>
               <w:jc w:val="left"/>
               <w:rPr>
@@ -12186,7 +11551,7 @@
           </w:tcPr>
           <w:p>
             <w:pPr>
-              <w:pStyle w:val="a3"/>
+              <w:pStyle w:val="BodyText"/>
               <w:ind w:right="-1"/>
               <w:jc w:val="left"/>
               <w:rPr>
@@ -12204,7 +11569,7 @@
           </w:tcPr>
           <w:p>
             <w:pPr>
-              <w:pStyle w:val="a3"/>
+              <w:pStyle w:val="BodyText"/>
               <w:ind w:right="-1"/>
               <w:jc w:val="left"/>
               <w:rPr>
@@ -12222,7 +11587,7 @@
           </w:tcPr>
           <w:p>
             <w:pPr>
-              <w:pStyle w:val="a3"/>
+              <w:pStyle w:val="BodyText"/>
               <w:ind w:right="-1"/>
               <w:jc w:val="left"/>
               <w:rPr>
@@ -12240,7 +11605,7 @@
           </w:tcPr>
           <w:p>
             <w:pPr>
-              <w:pStyle w:val="a3"/>
+              <w:pStyle w:val="BodyText"/>
               <w:ind w:right="-1"/>
               <w:jc w:val="left"/>
               <w:rPr>
@@ -12257,7 +11622,7 @@
           </w:tcPr>
           <w:p>
             <w:pPr>
-              <w:pStyle w:val="a3"/>
+              <w:pStyle w:val="BodyText"/>
               <w:ind w:right="-1"/>
               <w:jc w:val="left"/>
               <w:rPr>
@@ -12274,7 +11639,7 @@
           </w:tcPr>
           <w:p>
             <w:pPr>
-              <w:pStyle w:val="a3"/>
+              <w:pStyle w:val="BodyText"/>
               <w:ind w:right="-1"/>
               <w:jc w:val="left"/>
               <w:rPr>
@@ -12291,7 +11656,7 @@
           </w:tcPr>
           <w:p>
             <w:pPr>
-              <w:pStyle w:val="a3"/>
+              <w:pStyle w:val="BodyText"/>
               <w:ind w:right="-1"/>
               <w:jc w:val="left"/>
               <w:rPr>
@@ -12309,7 +11674,7 @@
           </w:tcPr>
           <w:p>
             <w:pPr>
-              <w:pStyle w:val="a3"/>
+              <w:pStyle w:val="BodyText"/>
               <w:ind w:right="-1"/>
               <w:jc w:val="left"/>
               <w:rPr>
@@ -12333,7 +11698,7 @@
           </w:tcPr>
           <w:p>
             <w:pPr>
-              <w:pStyle w:val="a3"/>
+              <w:pStyle w:val="BodyText"/>
               <w:ind w:right="-1"/>
               <w:jc w:val="left"/>
               <w:rPr>
@@ -12357,7 +11722,7 @@
           </w:tcPr>
           <w:p>
             <w:pPr>
-              <w:pStyle w:val="a3"/>
+              <w:pStyle w:val="BodyText"/>
               <w:ind w:right="-1"/>
               <w:jc w:val="left"/>
               <w:rPr>
@@ -12375,7 +11740,7 @@
           </w:tcPr>
           <w:p>
             <w:pPr>
-              <w:pStyle w:val="a3"/>
+              <w:pStyle w:val="BodyText"/>
               <w:ind w:right="-1"/>
               <w:jc w:val="left"/>
               <w:rPr>
@@ -12392,7 +11757,7 @@
           </w:tcPr>
           <w:p>
             <w:pPr>
-              <w:pStyle w:val="a3"/>
+              <w:pStyle w:val="BodyText"/>
               <w:ind w:right="-1"/>
               <w:jc w:val="left"/>
               <w:rPr>
@@ -12410,7 +11775,7 @@
           </w:tcPr>
           <w:p>
             <w:pPr>
-              <w:pStyle w:val="a3"/>
+              <w:pStyle w:val="BodyText"/>
               <w:ind w:right="-1"/>
               <w:jc w:val="left"/>
               <w:rPr>
@@ -12428,7 +11793,7 @@
           </w:tcPr>
           <w:p>
             <w:pPr>
-              <w:pStyle w:val="a3"/>
+              <w:pStyle w:val="BodyText"/>
               <w:ind w:right="-1"/>
               <w:jc w:val="left"/>
               <w:rPr>
@@ -12446,7 +11811,7 @@
           </w:tcPr>
           <w:p>
             <w:pPr>
-              <w:pStyle w:val="a3"/>
+              <w:pStyle w:val="BodyText"/>
               <w:ind w:right="-1"/>
               <w:jc w:val="left"/>
               <w:rPr>
@@ -12470,7 +11835,7 @@
           </w:tcPr>
           <w:p>
             <w:pPr>
-              <w:pStyle w:val="a3"/>
+              <w:pStyle w:val="BodyText"/>
               <w:ind w:right="-1"/>
               <w:jc w:val="left"/>
               <w:rPr>
@@ -12487,7 +11852,7 @@
           </w:tcPr>
           <w:p>
             <w:pPr>
-              <w:pStyle w:val="a3"/>
+              <w:pStyle w:val="BodyText"/>
               <w:ind w:right="-1"/>
               <w:jc w:val="left"/>
               <w:rPr>
@@ -12504,7 +11869,7 @@
           </w:tcPr>
           <w:p>
             <w:pPr>
-              <w:pStyle w:val="a3"/>
+              <w:pStyle w:val="BodyText"/>
               <w:ind w:right="-1"/>
               <w:jc w:val="left"/>
               <w:rPr>
@@ -12522,7 +11887,7 @@
           </w:tcPr>
           <w:p>
             <w:pPr>
-              <w:pStyle w:val="a3"/>
+              <w:pStyle w:val="BodyText"/>
               <w:ind w:right="-1"/>
               <w:jc w:val="left"/>
               <w:rPr>
@@ -12536,16 +11901,16 @@
     </w:tbl>
     <w:p>
       <w:pPr>
-        <w:pStyle w:val="a3"/>
-        <w:rPr>
-          <w:sz w:val="20"/>
-          <w:szCs w:val="20"/>
-        </w:rPr>
-      </w:pPr>
-    </w:p>
-    <w:p>
-      <w:pPr>
-        <w:pStyle w:val="a3"/>
+        <w:pStyle w:val="BodyText"/>
+        <w:rPr>
+          <w:sz w:val="20"/>
+          <w:szCs w:val="20"/>
+        </w:rPr>
+      </w:pPr>
+    </w:p>
+    <w:p>
+      <w:pPr>
+        <w:pStyle w:val="BodyText"/>
         <w:ind w:right="-1" w:firstLine="360"/>
         <w:rPr>
           <w:sz w:val="18"/>
@@ -12555,7 +11920,7 @@
     </w:p>
     <w:p>
       <w:pPr>
-        <w:pStyle w:val="a3"/>
+        <w:pStyle w:val="BodyText"/>
         <w:ind w:right="-1" w:firstLine="360"/>
         <w:rPr>
           <w:sz w:val="18"/>
@@ -12565,33 +11930,24 @@
     </w:p>
     <w:p>
       <w:pPr>
-        <w:pStyle w:val="a3"/>
+        <w:pStyle w:val="BodyText"/>
         <w:ind w:right="-1" w:firstLine="6300"/>
         <w:rPr>
           <w:sz w:val="20"/>
           <w:szCs w:val="20"/>
         </w:rPr>
       </w:pPr>
-      <w:proofErr w:type="spellStart"/>
-      <w:r>
-        <w:rPr>
-          <w:sz w:val="20"/>
-          <w:szCs w:val="20"/>
-        </w:rPr>
-        <w:t>Зворотня</w:t>
-      </w:r>
-      <w:proofErr w:type="spellEnd"/>
-      <w:r>
-        <w:rPr>
-          <w:sz w:val="20"/>
-          <w:szCs w:val="20"/>
-        </w:rPr>
-        <w:t xml:space="preserve"> адреса користувача: </w:t>
-      </w:r>
-    </w:p>
-    <w:p>
-      <w:pPr>
-        <w:pStyle w:val="a3"/>
+      <w:r>
+        <w:rPr>
+          <w:sz w:val="20"/>
+          <w:szCs w:val="20"/>
+        </w:rPr>
+        <w:t xml:space="preserve">Зворотня адреса користувача: </w:t>
+      </w:r>
+    </w:p>
+    <w:p>
+      <w:pPr>
+        <w:pStyle w:val="BodyText"/>
         <w:ind w:right="-1" w:firstLine="6300"/>
         <w:rPr>
           <w:sz w:val="20"/>
@@ -12605,12 +11961,10 @@
         </w:rPr>
         <w:t xml:space="preserve">_______________________ </w:t>
       </w:r>
-      <w:bookmarkStart w:id="10" w:name="_GoBack"/>
-      <w:bookmarkEnd w:id="10"/>
-    </w:p>
-    <w:p>
-      <w:pPr>
-        <w:pStyle w:val="a3"/>
+    </w:p>
+    <w:p>
+      <w:pPr>
+        <w:pStyle w:val="BodyText"/>
         <w:ind w:right="-1" w:firstLine="6300"/>
         <w:rPr>
           <w:sz w:val="20"/>
@@ -12654,7 +12008,7 @@
 </file>
 
 <file path=word/endnotes.xml><?xml version="1.0" encoding="utf-8"?>
-<w:endnotes xmlns:wpc="http://schemas.microsoft.com/office/word/2010/wordprocessingCanvas" xmlns:cx="http://schemas.microsoft.com/office/drawing/2014/chartex" xmlns:cx1="http://schemas.microsoft.com/office/drawing/2015/9/8/chartex" xmlns:mc="http://schemas.openxmlformats.org/markup-compatibility/2006" xmlns:o="urn:schemas-microsoft-com:office:office" xmlns:r="http://schemas.openxmlformats.org/officeDocument/2006/relationships" xmlns:m="http://schemas.openxmlformats.org/officeDocument/2006/math" xmlns:v="urn:schemas-microsoft-com:vml" xmlns:wp14="http://schemas.microsoft.com/office/word/2010/wordprocessingDrawing" xmlns:wp="http://schemas.openxmlformats.org/drawingml/2006/wordprocessingDrawing" xmlns:w10="urn:schemas-microsoft-com:office:word" xmlns:w="http://schemas.openxmlformats.org/wordprocessingml/2006/main" xmlns:w14="http://schemas.microsoft.com/office/word/2010/wordml" xmlns:w15="http://schemas.microsoft.com/office/word/2012/wordml" xmlns:w16se="http://schemas.microsoft.com/office/word/2015/wordml/symex" xmlns:wpg="http://schemas.microsoft.com/office/word/2010/wordprocessingGroup" xmlns:wpi="http://schemas.microsoft.com/office/word/2010/wordprocessingInk" xmlns:wne="http://schemas.microsoft.com/office/word/2006/wordml" xmlns:wps="http://schemas.microsoft.com/office/word/2010/wordprocessingShape" mc:Ignorable="w14 w15 w16se wp14">
+<w:endnotes xmlns:wpc="http://schemas.microsoft.com/office/word/2010/wordprocessingCanvas" xmlns:cx="http://schemas.microsoft.com/office/drawing/2014/chartex" xmlns:cx1="http://schemas.microsoft.com/office/drawing/2015/9/8/chartex" xmlns:cx2="http://schemas.microsoft.com/office/drawing/2015/10/21/chartex" xmlns:cx3="http://schemas.microsoft.com/office/drawing/2016/5/9/chartex" xmlns:cx4="http://schemas.microsoft.com/office/drawing/2016/5/10/chartex" xmlns:cx5="http://schemas.microsoft.com/office/drawing/2016/5/11/chartex" xmlns:cx6="http://schemas.microsoft.com/office/drawing/2016/5/12/chartex" xmlns:cx7="http://schemas.microsoft.com/office/drawing/2016/5/13/chartex" xmlns:cx8="http://schemas.microsoft.com/office/drawing/2016/5/14/chartex" xmlns:mc="http://schemas.openxmlformats.org/markup-compatibility/2006" xmlns:aink="http://schemas.microsoft.com/office/drawing/2016/ink" xmlns:am3d="http://schemas.microsoft.com/office/drawing/2017/model3d" xmlns:o="urn:schemas-microsoft-com:office:office" xmlns:oel="http://schemas.microsoft.com/office/2019/extlst" xmlns:r="http://schemas.openxmlformats.org/officeDocument/2006/relationships" xmlns:m="http://schemas.openxmlformats.org/officeDocument/2006/math" xmlns:v="urn:schemas-microsoft-com:vml" xmlns:wp14="http://schemas.microsoft.com/office/word/2010/wordprocessingDrawing" xmlns:wp="http://schemas.openxmlformats.org/drawingml/2006/wordprocessingDrawing" xmlns:w10="urn:schemas-microsoft-com:office:word" xmlns:w="http://schemas.openxmlformats.org/wordprocessingml/2006/main" xmlns:w14="http://schemas.microsoft.com/office/word/2010/wordml" xmlns:w15="http://schemas.microsoft.com/office/word/2012/wordml" xmlns:w16cex="http://schemas.microsoft.com/office/word/2018/wordml/cex" xmlns:w16cid="http://schemas.microsoft.com/office/word/2016/wordml/cid" xmlns:w16="http://schemas.microsoft.com/office/word/2018/wordml" xmlns:w16sdtdh="http://schemas.microsoft.com/office/word/2020/wordml/sdtdatahash" xmlns:w16se="http://schemas.microsoft.com/office/word/2015/wordml/symex" xmlns:wpg="http://schemas.microsoft.com/office/word/2010/wordprocessingGroup" xmlns:wpi="http://schemas.microsoft.com/office/word/2010/wordprocessingInk" xmlns:wne="http://schemas.microsoft.com/office/word/2006/wordml" xmlns:wps="http://schemas.microsoft.com/office/word/2010/wordprocessingShape" mc:Ignorable="w14 w15 w16se w16cid w16 w16cex w16sdtdh wp14">
   <w:endnote w:type="separator" w:id="-1">
     <w:p>
       <w:r>
@@ -12673,37 +12027,37 @@
 </file>
 
 <file path=word/footer1.xml><?xml version="1.0" encoding="utf-8"?>
-<w:ftr xmlns:wpc="http://schemas.microsoft.com/office/word/2010/wordprocessingCanvas" xmlns:cx="http://schemas.microsoft.com/office/drawing/2014/chartex" xmlns:cx1="http://schemas.microsoft.com/office/drawing/2015/9/8/chartex" xmlns:mc="http://schemas.openxmlformats.org/markup-compatibility/2006" xmlns:o="urn:schemas-microsoft-com:office:office" xmlns:r="http://schemas.openxmlformats.org/officeDocument/2006/relationships" xmlns:m="http://schemas.openxmlformats.org/officeDocument/2006/math" xmlns:v="urn:schemas-microsoft-com:vml" xmlns:wp14="http://schemas.microsoft.com/office/word/2010/wordprocessingDrawing" xmlns:wp="http://schemas.openxmlformats.org/drawingml/2006/wordprocessingDrawing" xmlns:w10="urn:schemas-microsoft-com:office:word" xmlns:w="http://schemas.openxmlformats.org/wordprocessingml/2006/main" xmlns:w14="http://schemas.microsoft.com/office/word/2010/wordml" xmlns:w15="http://schemas.microsoft.com/office/word/2012/wordml" xmlns:w16se="http://schemas.microsoft.com/office/word/2015/wordml/symex" xmlns:wpg="http://schemas.microsoft.com/office/word/2010/wordprocessingGroup" xmlns:wpi="http://schemas.microsoft.com/office/word/2010/wordprocessingInk" xmlns:wne="http://schemas.microsoft.com/office/word/2006/wordml" xmlns:wps="http://schemas.microsoft.com/office/word/2010/wordprocessingShape" mc:Ignorable="w14 w15 w16se wp14">
+<w:ftr xmlns:wpc="http://schemas.microsoft.com/office/word/2010/wordprocessingCanvas" xmlns:cx="http://schemas.microsoft.com/office/drawing/2014/chartex" xmlns:cx1="http://schemas.microsoft.com/office/drawing/2015/9/8/chartex" xmlns:cx2="http://schemas.microsoft.com/office/drawing/2015/10/21/chartex" xmlns:cx3="http://schemas.microsoft.com/office/drawing/2016/5/9/chartex" xmlns:cx4="http://schemas.microsoft.com/office/drawing/2016/5/10/chartex" xmlns:cx5="http://schemas.microsoft.com/office/drawing/2016/5/11/chartex" xmlns:cx6="http://schemas.microsoft.com/office/drawing/2016/5/12/chartex" xmlns:cx7="http://schemas.microsoft.com/office/drawing/2016/5/13/chartex" xmlns:cx8="http://schemas.microsoft.com/office/drawing/2016/5/14/chartex" xmlns:mc="http://schemas.openxmlformats.org/markup-compatibility/2006" xmlns:aink="http://schemas.microsoft.com/office/drawing/2016/ink" xmlns:am3d="http://schemas.microsoft.com/office/drawing/2017/model3d" xmlns:o="urn:schemas-microsoft-com:office:office" xmlns:oel="http://schemas.microsoft.com/office/2019/extlst" xmlns:r="http://schemas.openxmlformats.org/officeDocument/2006/relationships" xmlns:m="http://schemas.openxmlformats.org/officeDocument/2006/math" xmlns:v="urn:schemas-microsoft-com:vml" xmlns:wp14="http://schemas.microsoft.com/office/word/2010/wordprocessingDrawing" xmlns:wp="http://schemas.openxmlformats.org/drawingml/2006/wordprocessingDrawing" xmlns:w10="urn:schemas-microsoft-com:office:word" xmlns:w="http://schemas.openxmlformats.org/wordprocessingml/2006/main" xmlns:w14="http://schemas.microsoft.com/office/word/2010/wordml" xmlns:w15="http://schemas.microsoft.com/office/word/2012/wordml" xmlns:w16cex="http://schemas.microsoft.com/office/word/2018/wordml/cex" xmlns:w16cid="http://schemas.microsoft.com/office/word/2016/wordml/cid" xmlns:w16="http://schemas.microsoft.com/office/word/2018/wordml" xmlns:w16sdtdh="http://schemas.microsoft.com/office/word/2020/wordml/sdtdatahash" xmlns:w16se="http://schemas.microsoft.com/office/word/2015/wordml/symex" xmlns:wpg="http://schemas.microsoft.com/office/word/2010/wordprocessingGroup" xmlns:wpi="http://schemas.microsoft.com/office/word/2010/wordprocessingInk" xmlns:wne="http://schemas.microsoft.com/office/word/2006/wordml" xmlns:wps="http://schemas.microsoft.com/office/word/2010/wordprocessingShape" mc:Ignorable="w14 w15 w16se w16cid w16 w16cex w16sdtdh wp14">
   <w:p>
     <w:pPr>
-      <w:pStyle w:val="a7"/>
+      <w:pStyle w:val="Footer"/>
       <w:framePr w:wrap="around" w:vAnchor="text" w:hAnchor="margin" w:xAlign="right" w:y="1"/>
       <w:rPr>
-        <w:rStyle w:val="ac"/>
+        <w:rStyle w:val="PageNumber"/>
       </w:rPr>
     </w:pPr>
     <w:r>
       <w:rPr>
-        <w:rStyle w:val="ac"/>
+        <w:rStyle w:val="PageNumber"/>
       </w:rPr>
       <w:fldChar w:fldCharType="begin"/>
     </w:r>
     <w:r>
       <w:rPr>
-        <w:rStyle w:val="ac"/>
+        <w:rStyle w:val="PageNumber"/>
       </w:rPr>
       <w:instrText xml:space="preserve">PAGE  </w:instrText>
     </w:r>
     <w:r>
       <w:rPr>
-        <w:rStyle w:val="ac"/>
+        <w:rStyle w:val="PageNumber"/>
       </w:rPr>
       <w:fldChar w:fldCharType="end"/>
     </w:r>
   </w:p>
   <w:p>
     <w:pPr>
-      <w:pStyle w:val="a7"/>
+      <w:pStyle w:val="Footer"/>
       <w:ind w:right="360"/>
     </w:pPr>
   </w:p>
@@ -12711,20 +12065,20 @@
 </file>
 
 <file path=word/footer2.xml><?xml version="1.0" encoding="utf-8"?>
-<w:ftr xmlns:wpc="http://schemas.microsoft.com/office/word/2010/wordprocessingCanvas" xmlns:cx="http://schemas.microsoft.com/office/drawing/2014/chartex" xmlns:cx1="http://schemas.microsoft.com/office/drawing/2015/9/8/chartex" xmlns:mc="http://schemas.openxmlformats.org/markup-compatibility/2006" xmlns:o="urn:schemas-microsoft-com:office:office" xmlns:r="http://schemas.openxmlformats.org/officeDocument/2006/relationships" xmlns:m="http://schemas.openxmlformats.org/officeDocument/2006/math" xmlns:v="urn:schemas-microsoft-com:vml" xmlns:wp14="http://schemas.microsoft.com/office/word/2010/wordprocessingDrawing" xmlns:wp="http://schemas.openxmlformats.org/drawingml/2006/wordprocessingDrawing" xmlns:w10="urn:schemas-microsoft-com:office:word" xmlns:w="http://schemas.openxmlformats.org/wordprocessingml/2006/main" xmlns:w14="http://schemas.microsoft.com/office/word/2010/wordml" xmlns:w15="http://schemas.microsoft.com/office/word/2012/wordml" xmlns:w16se="http://schemas.microsoft.com/office/word/2015/wordml/symex" xmlns:wpg="http://schemas.microsoft.com/office/word/2010/wordprocessingGroup" xmlns:wpi="http://schemas.microsoft.com/office/word/2010/wordprocessingInk" xmlns:wne="http://schemas.microsoft.com/office/word/2006/wordml" xmlns:wps="http://schemas.microsoft.com/office/word/2010/wordprocessingShape" mc:Ignorable="w14 w15 w16se wp14">
+<w:ftr xmlns:wpc="http://schemas.microsoft.com/office/word/2010/wordprocessingCanvas" xmlns:cx="http://schemas.microsoft.com/office/drawing/2014/chartex" xmlns:cx1="http://schemas.microsoft.com/office/drawing/2015/9/8/chartex" xmlns:cx2="http://schemas.microsoft.com/office/drawing/2015/10/21/chartex" xmlns:cx3="http://schemas.microsoft.com/office/drawing/2016/5/9/chartex" xmlns:cx4="http://schemas.microsoft.com/office/drawing/2016/5/10/chartex" xmlns:cx5="http://schemas.microsoft.com/office/drawing/2016/5/11/chartex" xmlns:cx6="http://schemas.microsoft.com/office/drawing/2016/5/12/chartex" xmlns:cx7="http://schemas.microsoft.com/office/drawing/2016/5/13/chartex" xmlns:cx8="http://schemas.microsoft.com/office/drawing/2016/5/14/chartex" xmlns:mc="http://schemas.openxmlformats.org/markup-compatibility/2006" xmlns:aink="http://schemas.microsoft.com/office/drawing/2016/ink" xmlns:am3d="http://schemas.microsoft.com/office/drawing/2017/model3d" xmlns:o="urn:schemas-microsoft-com:office:office" xmlns:oel="http://schemas.microsoft.com/office/2019/extlst" xmlns:r="http://schemas.openxmlformats.org/officeDocument/2006/relationships" xmlns:m="http://schemas.openxmlformats.org/officeDocument/2006/math" xmlns:v="urn:schemas-microsoft-com:vml" xmlns:wp14="http://schemas.microsoft.com/office/word/2010/wordprocessingDrawing" xmlns:wp="http://schemas.openxmlformats.org/drawingml/2006/wordprocessingDrawing" xmlns:w10="urn:schemas-microsoft-com:office:word" xmlns:w="http://schemas.openxmlformats.org/wordprocessingml/2006/main" xmlns:w14="http://schemas.microsoft.com/office/word/2010/wordml" xmlns:w15="http://schemas.microsoft.com/office/word/2012/wordml" xmlns:w16cex="http://schemas.microsoft.com/office/word/2018/wordml/cex" xmlns:w16cid="http://schemas.microsoft.com/office/word/2016/wordml/cid" xmlns:w16="http://schemas.microsoft.com/office/word/2018/wordml" xmlns:w16sdtdh="http://schemas.microsoft.com/office/word/2020/wordml/sdtdatahash" xmlns:w16se="http://schemas.microsoft.com/office/word/2015/wordml/symex" xmlns:wpg="http://schemas.microsoft.com/office/word/2010/wordprocessingGroup" xmlns:wpi="http://schemas.microsoft.com/office/word/2010/wordprocessingInk" xmlns:wne="http://schemas.microsoft.com/office/word/2006/wordml" xmlns:wps="http://schemas.microsoft.com/office/word/2010/wordprocessingShape" mc:Ignorable="w14 w15 w16se w16cid w16 w16cex w16sdtdh wp14">
   <w:p>
     <w:pPr>
-      <w:pStyle w:val="a7"/>
+      <w:pStyle w:val="Footer"/>
       <w:framePr w:wrap="around" w:vAnchor="text" w:hAnchor="margin" w:xAlign="right" w:y="1"/>
       <w:rPr>
-        <w:rStyle w:val="ac"/>
+        <w:rStyle w:val="PageNumber"/>
         <w:sz w:val="18"/>
         <w:szCs w:val="18"/>
       </w:rPr>
     </w:pPr>
     <w:r>
       <w:rPr>
-        <w:rStyle w:val="ac"/>
+        <w:rStyle w:val="PageNumber"/>
         <w:sz w:val="18"/>
         <w:szCs w:val="18"/>
       </w:rPr>
@@ -12732,7 +12086,7 @@
     </w:r>
     <w:r>
       <w:rPr>
-        <w:rStyle w:val="ac"/>
+        <w:rStyle w:val="PageNumber"/>
         <w:sz w:val="18"/>
         <w:szCs w:val="18"/>
       </w:rPr>
@@ -12740,7 +12094,7 @@
     </w:r>
     <w:r>
       <w:rPr>
-        <w:rStyle w:val="ac"/>
+        <w:rStyle w:val="PageNumber"/>
         <w:sz w:val="18"/>
         <w:szCs w:val="18"/>
       </w:rPr>
@@ -12748,7 +12102,7 @@
     </w:r>
     <w:r>
       <w:rPr>
-        <w:rStyle w:val="ac"/>
+        <w:rStyle w:val="PageNumber"/>
         <w:noProof/>
         <w:sz w:val="18"/>
         <w:szCs w:val="18"/>
@@ -12757,7 +12111,7 @@
     </w:r>
     <w:r>
       <w:rPr>
-        <w:rStyle w:val="ac"/>
+        <w:rStyle w:val="PageNumber"/>
         <w:sz w:val="18"/>
         <w:szCs w:val="18"/>
       </w:rPr>
@@ -12781,7 +12135,7 @@
         </w:tcPr>
         <w:p>
           <w:pPr>
-            <w:pStyle w:val="a3"/>
+            <w:pStyle w:val="BodyText"/>
             <w:ind w:right="-1"/>
             <w:jc w:val="left"/>
             <w:rPr>
@@ -12976,7 +12330,7 @@
   </w:tbl>
   <w:p>
     <w:pPr>
-      <w:pStyle w:val="a7"/>
+      <w:pStyle w:val="Footer"/>
       <w:rPr>
         <w:lang w:val="uk-UA"/>
       </w:rPr>
@@ -12986,7 +12340,7 @@
 </file>
 
 <file path=word/footnotes.xml><?xml version="1.0" encoding="utf-8"?>
-<w:footnotes xmlns:wpc="http://schemas.microsoft.com/office/word/2010/wordprocessingCanvas" xmlns:cx="http://schemas.microsoft.com/office/drawing/2014/chartex" xmlns:cx1="http://schemas.microsoft.com/office/drawing/2015/9/8/chartex" xmlns:mc="http://schemas.openxmlformats.org/markup-compatibility/2006" xmlns:o="urn:schemas-microsoft-com:office:office" xmlns:r="http://schemas.openxmlformats.org/officeDocument/2006/relationships" xmlns:m="http://schemas.openxmlformats.org/officeDocument/2006/math" xmlns:v="urn:schemas-microsoft-com:vml" xmlns:wp14="http://schemas.microsoft.com/office/word/2010/wordprocessingDrawing" xmlns:wp="http://schemas.openxmlformats.org/drawingml/2006/wordprocessingDrawing" xmlns:w10="urn:schemas-microsoft-com:office:word" xmlns:w="http://schemas.openxmlformats.org/wordprocessingml/2006/main" xmlns:w14="http://schemas.microsoft.com/office/word/2010/wordml" xmlns:w15="http://schemas.microsoft.com/office/word/2012/wordml" xmlns:w16se="http://schemas.microsoft.com/office/word/2015/wordml/symex" xmlns:wpg="http://schemas.microsoft.com/office/word/2010/wordprocessingGroup" xmlns:wpi="http://schemas.microsoft.com/office/word/2010/wordprocessingInk" xmlns:wne="http://schemas.microsoft.com/office/word/2006/wordml" xmlns:wps="http://schemas.microsoft.com/office/word/2010/wordprocessingShape" mc:Ignorable="w14 w15 w16se wp14">
+<w:footnotes xmlns:wpc="http://schemas.microsoft.com/office/word/2010/wordprocessingCanvas" xmlns:cx="http://schemas.microsoft.com/office/drawing/2014/chartex" xmlns:cx1="http://schemas.microsoft.com/office/drawing/2015/9/8/chartex" xmlns:cx2="http://schemas.microsoft.com/office/drawing/2015/10/21/chartex" xmlns:cx3="http://schemas.microsoft.com/office/drawing/2016/5/9/chartex" xmlns:cx4="http://schemas.microsoft.com/office/drawing/2016/5/10/chartex" xmlns:cx5="http://schemas.microsoft.com/office/drawing/2016/5/11/chartex" xmlns:cx6="http://schemas.microsoft.com/office/drawing/2016/5/12/chartex" xmlns:cx7="http://schemas.microsoft.com/office/drawing/2016/5/13/chartex" xmlns:cx8="http://schemas.microsoft.com/office/drawing/2016/5/14/chartex" xmlns:mc="http://schemas.openxmlformats.org/markup-compatibility/2006" xmlns:aink="http://schemas.microsoft.com/office/drawing/2016/ink" xmlns:am3d="http://schemas.microsoft.com/office/drawing/2017/model3d" xmlns:o="urn:schemas-microsoft-com:office:office" xmlns:oel="http://schemas.microsoft.com/office/2019/extlst" xmlns:r="http://schemas.openxmlformats.org/officeDocument/2006/relationships" xmlns:m="http://schemas.openxmlformats.org/officeDocument/2006/math" xmlns:v="urn:schemas-microsoft-com:vml" xmlns:wp14="http://schemas.microsoft.com/office/word/2010/wordprocessingDrawing" xmlns:wp="http://schemas.openxmlformats.org/drawingml/2006/wordprocessingDrawing" xmlns:w10="urn:schemas-microsoft-com:office:word" xmlns:w="http://schemas.openxmlformats.org/wordprocessingml/2006/main" xmlns:w14="http://schemas.microsoft.com/office/word/2010/wordml" xmlns:w15="http://schemas.microsoft.com/office/word/2012/wordml" xmlns:w16cex="http://schemas.microsoft.com/office/word/2018/wordml/cex" xmlns:w16cid="http://schemas.microsoft.com/office/word/2016/wordml/cid" xmlns:w16="http://schemas.microsoft.com/office/word/2018/wordml" xmlns:w16sdtdh="http://schemas.microsoft.com/office/word/2020/wordml/sdtdatahash" xmlns:w16se="http://schemas.microsoft.com/office/word/2015/wordml/symex" xmlns:wpg="http://schemas.microsoft.com/office/word/2010/wordprocessingGroup" xmlns:wpi="http://schemas.microsoft.com/office/word/2010/wordprocessingInk" xmlns:wne="http://schemas.microsoft.com/office/word/2006/wordml" xmlns:wps="http://schemas.microsoft.com/office/word/2010/wordprocessingShape" mc:Ignorable="w14 w15 w16se w16cid w16 w16cex w16sdtdh wp14">
   <w:footnote w:type="separator" w:id="-1">
     <w:p>
       <w:r>
@@ -13005,10 +12359,10 @@
 </file>
 
 <file path=word/header1.xml><?xml version="1.0" encoding="utf-8"?>
-<w:hdr xmlns:wpc="http://schemas.microsoft.com/office/word/2010/wordprocessingCanvas" xmlns:cx="http://schemas.microsoft.com/office/drawing/2014/chartex" xmlns:cx1="http://schemas.microsoft.com/office/drawing/2015/9/8/chartex" xmlns:mc="http://schemas.openxmlformats.org/markup-compatibility/2006" xmlns:o="urn:schemas-microsoft-com:office:office" xmlns:r="http://schemas.openxmlformats.org/officeDocument/2006/relationships" xmlns:m="http://schemas.openxmlformats.org/officeDocument/2006/math" xmlns:v="urn:schemas-microsoft-com:vml" xmlns:wp14="http://schemas.microsoft.com/office/word/2010/wordprocessingDrawing" xmlns:wp="http://schemas.openxmlformats.org/drawingml/2006/wordprocessingDrawing" xmlns:w10="urn:schemas-microsoft-com:office:word" xmlns:w="http://schemas.openxmlformats.org/wordprocessingml/2006/main" xmlns:w14="http://schemas.microsoft.com/office/word/2010/wordml" xmlns:w15="http://schemas.microsoft.com/office/word/2012/wordml" xmlns:w16se="http://schemas.microsoft.com/office/word/2015/wordml/symex" xmlns:wpg="http://schemas.microsoft.com/office/word/2010/wordprocessingGroup" xmlns:wpi="http://schemas.microsoft.com/office/word/2010/wordprocessingInk" xmlns:wne="http://schemas.microsoft.com/office/word/2006/wordml" xmlns:wps="http://schemas.microsoft.com/office/word/2010/wordprocessingShape" mc:Ignorable="w14 w15 w16se wp14">
+<w:hdr xmlns:wpc="http://schemas.microsoft.com/office/word/2010/wordprocessingCanvas" xmlns:cx="http://schemas.microsoft.com/office/drawing/2014/chartex" xmlns:cx1="http://schemas.microsoft.com/office/drawing/2015/9/8/chartex" xmlns:cx2="http://schemas.microsoft.com/office/drawing/2015/10/21/chartex" xmlns:cx3="http://schemas.microsoft.com/office/drawing/2016/5/9/chartex" xmlns:cx4="http://schemas.microsoft.com/office/drawing/2016/5/10/chartex" xmlns:cx5="http://schemas.microsoft.com/office/drawing/2016/5/11/chartex" xmlns:cx6="http://schemas.microsoft.com/office/drawing/2016/5/12/chartex" xmlns:cx7="http://schemas.microsoft.com/office/drawing/2016/5/13/chartex" xmlns:cx8="http://schemas.microsoft.com/office/drawing/2016/5/14/chartex" xmlns:mc="http://schemas.openxmlformats.org/markup-compatibility/2006" xmlns:aink="http://schemas.microsoft.com/office/drawing/2016/ink" xmlns:am3d="http://schemas.microsoft.com/office/drawing/2017/model3d" xmlns:o="urn:schemas-microsoft-com:office:office" xmlns:oel="http://schemas.microsoft.com/office/2019/extlst" xmlns:r="http://schemas.openxmlformats.org/officeDocument/2006/relationships" xmlns:m="http://schemas.openxmlformats.org/officeDocument/2006/math" xmlns:v="urn:schemas-microsoft-com:vml" xmlns:wp14="http://schemas.microsoft.com/office/word/2010/wordprocessingDrawing" xmlns:wp="http://schemas.openxmlformats.org/drawingml/2006/wordprocessingDrawing" xmlns:w10="urn:schemas-microsoft-com:office:word" xmlns:w="http://schemas.openxmlformats.org/wordprocessingml/2006/main" xmlns:w14="http://schemas.microsoft.com/office/word/2010/wordml" xmlns:w15="http://schemas.microsoft.com/office/word/2012/wordml" xmlns:w16cex="http://schemas.microsoft.com/office/word/2018/wordml/cex" xmlns:w16cid="http://schemas.microsoft.com/office/word/2016/wordml/cid" xmlns:w16="http://schemas.microsoft.com/office/word/2018/wordml" xmlns:w16sdtdh="http://schemas.microsoft.com/office/word/2020/wordml/sdtdatahash" xmlns:w16se="http://schemas.microsoft.com/office/word/2015/wordml/symex" xmlns:wpg="http://schemas.microsoft.com/office/word/2010/wordprocessingGroup" xmlns:wpi="http://schemas.microsoft.com/office/word/2010/wordprocessingInk" xmlns:wne="http://schemas.microsoft.com/office/word/2006/wordml" xmlns:wps="http://schemas.microsoft.com/office/word/2010/wordprocessingShape" mc:Ignorable="w14 w15 w16se w16cid w16 w16cex w16sdtdh wp14">
   <w:p>
     <w:pPr>
-      <w:pStyle w:val="a5"/>
+      <w:pStyle w:val="Header"/>
       <w:rPr>
         <w:b w:val="0"/>
         <w:bCs w:val="0"/>
@@ -13075,7 +12429,7 @@
 </file>
 
 <file path=word/numbering.xml><?xml version="1.0" encoding="utf-8"?>
-<w:numbering xmlns:wpc="http://schemas.microsoft.com/office/word/2010/wordprocessingCanvas" xmlns:cx="http://schemas.microsoft.com/office/drawing/2014/chartex" xmlns:cx1="http://schemas.microsoft.com/office/drawing/2015/9/8/chartex" xmlns:mc="http://schemas.openxmlformats.org/markup-compatibility/2006" xmlns:o="urn:schemas-microsoft-com:office:office" xmlns:r="http://schemas.openxmlformats.org/officeDocument/2006/relationships" xmlns:m="http://schemas.openxmlformats.org/officeDocument/2006/math" xmlns:v="urn:schemas-microsoft-com:vml" xmlns:wp14="http://schemas.microsoft.com/office/word/2010/wordprocessingDrawing" xmlns:wp="http://schemas.openxmlformats.org/drawingml/2006/wordprocessingDrawing" xmlns:w10="urn:schemas-microsoft-com:office:word" xmlns:w="http://schemas.openxmlformats.org/wordprocessingml/2006/main" xmlns:w14="http://schemas.microsoft.com/office/word/2010/wordml" xmlns:w15="http://schemas.microsoft.com/office/word/2012/wordml" xmlns:w16se="http://schemas.microsoft.com/office/word/2015/wordml/symex" xmlns:wpg="http://schemas.microsoft.com/office/word/2010/wordprocessingGroup" xmlns:wpi="http://schemas.microsoft.com/office/word/2010/wordprocessingInk" xmlns:wne="http://schemas.microsoft.com/office/word/2006/wordml" xmlns:wps="http://schemas.microsoft.com/office/word/2010/wordprocessingShape" mc:Ignorable="w14 w15 w16se wp14">
+<w:numbering xmlns:wpc="http://schemas.microsoft.com/office/word/2010/wordprocessingCanvas" xmlns:cx="http://schemas.microsoft.com/office/drawing/2014/chartex" xmlns:cx1="http://schemas.microsoft.com/office/drawing/2015/9/8/chartex" xmlns:cx2="http://schemas.microsoft.com/office/drawing/2015/10/21/chartex" xmlns:cx3="http://schemas.microsoft.com/office/drawing/2016/5/9/chartex" xmlns:cx4="http://schemas.microsoft.com/office/drawing/2016/5/10/chartex" xmlns:cx5="http://schemas.microsoft.com/office/drawing/2016/5/11/chartex" xmlns:cx6="http://schemas.microsoft.com/office/drawing/2016/5/12/chartex" xmlns:cx7="http://schemas.microsoft.com/office/drawing/2016/5/13/chartex" xmlns:cx8="http://schemas.microsoft.com/office/drawing/2016/5/14/chartex" xmlns:mc="http://schemas.openxmlformats.org/markup-compatibility/2006" xmlns:aink="http://schemas.microsoft.com/office/drawing/2016/ink" xmlns:am3d="http://schemas.microsoft.com/office/drawing/2017/model3d" xmlns:o="urn:schemas-microsoft-com:office:office" xmlns:oel="http://schemas.microsoft.com/office/2019/extlst" xmlns:r="http://schemas.openxmlformats.org/officeDocument/2006/relationships" xmlns:m="http://schemas.openxmlformats.org/officeDocument/2006/math" xmlns:v="urn:schemas-microsoft-com:vml" xmlns:wp14="http://schemas.microsoft.com/office/word/2010/wordprocessingDrawing" xmlns:wp="http://schemas.openxmlformats.org/drawingml/2006/wordprocessingDrawing" xmlns:w10="urn:schemas-microsoft-com:office:word" xmlns:w="http://schemas.openxmlformats.org/wordprocessingml/2006/main" xmlns:w14="http://schemas.microsoft.com/office/word/2010/wordml" xmlns:w15="http://schemas.microsoft.com/office/word/2012/wordml" xmlns:w16cex="http://schemas.microsoft.com/office/word/2018/wordml/cex" xmlns:w16cid="http://schemas.microsoft.com/office/word/2016/wordml/cid" xmlns:w16="http://schemas.microsoft.com/office/word/2018/wordml" xmlns:w16sdtdh="http://schemas.microsoft.com/office/word/2020/wordml/sdtdatahash" xmlns:w16se="http://schemas.microsoft.com/office/word/2015/wordml/symex" xmlns:wpg="http://schemas.microsoft.com/office/word/2010/wordprocessingGroup" xmlns:wpi="http://schemas.microsoft.com/office/word/2010/wordprocessingInk" xmlns:wne="http://schemas.microsoft.com/office/word/2006/wordml" xmlns:wps="http://schemas.microsoft.com/office/word/2010/wordprocessingShape" mc:Ignorable="w14 w15 w16se w16cid w16 w16cex w16sdtdh wp14">
   <w:abstractNum w:abstractNumId="0" w15:restartNumberingAfterBreak="0">
     <w:nsid w:val="7AA7255E"/>
     <w:multiLevelType w:val="hybridMultilevel"/>
@@ -13302,17 +12656,17 @@
       </w:pPr>
     </w:lvl>
   </w:abstractNum>
-  <w:num w:numId="1">
+  <w:num w:numId="1" w16cid:durableId="1923298113">
     <w:abstractNumId w:val="0"/>
   </w:num>
-  <w:num w:numId="2">
+  <w:num w:numId="2" w16cid:durableId="1482499474">
     <w:abstractNumId w:val="1"/>
   </w:num>
 </w:numbering>
 </file>
 
 <file path=word/styles.xml><?xml version="1.0" encoding="utf-8"?>
-<w:styles xmlns:mc="http://schemas.openxmlformats.org/markup-compatibility/2006" xmlns:r="http://schemas.openxmlformats.org/officeDocument/2006/relationships" xmlns:w="http://schemas.openxmlformats.org/wordprocessingml/2006/main" xmlns:w14="http://schemas.microsoft.com/office/word/2010/wordml" xmlns:w15="http://schemas.microsoft.com/office/word/2012/wordml" xmlns:w16se="http://schemas.microsoft.com/office/word/2015/wordml/symex" mc:Ignorable="w14 w15 w16se">
+<w:styles xmlns:mc="http://schemas.openxmlformats.org/markup-compatibility/2006" xmlns:r="http://schemas.openxmlformats.org/officeDocument/2006/relationships" xmlns:w="http://schemas.openxmlformats.org/wordprocessingml/2006/main" xmlns:w14="http://schemas.microsoft.com/office/word/2010/wordml" xmlns:w15="http://schemas.microsoft.com/office/word/2012/wordml" xmlns:w16cex="http://schemas.microsoft.com/office/word/2018/wordml/cex" xmlns:w16cid="http://schemas.microsoft.com/office/word/2016/wordml/cid" xmlns:w16="http://schemas.microsoft.com/office/word/2018/wordml" xmlns:w16sdtdh="http://schemas.microsoft.com/office/word/2020/wordml/sdtdatahash" xmlns:w16se="http://schemas.microsoft.com/office/word/2015/wordml/symex" mc:Ignorable="w14 w15 w16se w16cid w16 w16cex w16sdtdh">
   <w:docDefaults>
     <w:rPrDefault>
       <w:rPr>
@@ -13328,7 +12682,7 @@
       </w:pPr>
     </w:pPrDefault>
   </w:docDefaults>
-  <w:latentStyles w:defLockedState="0" w:defUIPriority="99" w:defSemiHidden="0" w:defUnhideWhenUsed="0" w:defQFormat="0" w:count="371">
+  <w:latentStyles w:defLockedState="0" w:defUIPriority="99" w:defSemiHidden="0" w:defUnhideWhenUsed="0" w:defQFormat="0" w:count="376">
     <w:lsdException w:name="Normal" w:uiPriority="0" w:qFormat="1"/>
     <w:lsdException w:name="heading 1" w:uiPriority="9" w:qFormat="1"/>
     <w:lsdException w:name="heading 2" w:semiHidden="1" w:uiPriority="9" w:unhideWhenUsed="1" w:qFormat="1"/>
@@ -13434,7 +12788,6 @@
     <w:lsdException w:name="HTML Sample" w:semiHidden="1" w:unhideWhenUsed="1"/>
     <w:lsdException w:name="HTML Typewriter" w:semiHidden="1" w:unhideWhenUsed="1"/>
     <w:lsdException w:name="HTML Variable" w:semiHidden="1" w:unhideWhenUsed="1"/>
-    <w:lsdException w:name="Normal Table" w:semiHidden="1" w:unhideWhenUsed="1"/>
     <w:lsdException w:name="annotation subject" w:semiHidden="1" w:unhideWhenUsed="1"/>
     <w:lsdException w:name="No List" w:semiHidden="1" w:unhideWhenUsed="1"/>
     <w:lsdException w:name="Outline List 1" w:semiHidden="1" w:unhideWhenUsed="1"/>
@@ -13477,11 +12830,8 @@
     <w:lsdException w:name="Table Contemporary" w:semiHidden="1" w:unhideWhenUsed="1"/>
     <w:lsdException w:name="Table Elegant" w:semiHidden="1" w:unhideWhenUsed="1"/>
     <w:lsdException w:name="Table Professional" w:semiHidden="1" w:unhideWhenUsed="1"/>
-    <w:lsdException w:name="Table Subtle 1" w:semiHidden="1" w:unhideWhenUsed="1"/>
     <w:lsdException w:name="Table Subtle 2" w:semiHidden="1" w:unhideWhenUsed="1"/>
     <w:lsdException w:name="Table Web 1" w:semiHidden="1" w:unhideWhenUsed="1"/>
-    <w:lsdException w:name="Table Web 2" w:semiHidden="1" w:unhideWhenUsed="1"/>
-    <w:lsdException w:name="Table Web 3" w:semiHidden="1" w:unhideWhenUsed="1"/>
     <w:lsdException w:name="Balloon Text" w:semiHidden="1" w:unhideWhenUsed="1"/>
     <w:lsdException w:name="Table Grid" w:uiPriority="59"/>
     <w:lsdException w:name="Table Theme" w:semiHidden="1" w:unhideWhenUsed="1"/>
@@ -13700,8 +13050,13 @@
     <w:lsdException w:name="List Table 5 Dark Accent 6" w:uiPriority="50"/>
     <w:lsdException w:name="List Table 6 Colorful Accent 6" w:uiPriority="51"/>
     <w:lsdException w:name="List Table 7 Colorful Accent 6" w:uiPriority="52"/>
+    <w:lsdException w:name="Mention" w:semiHidden="1" w:unhideWhenUsed="1"/>
+    <w:lsdException w:name="Smart Hyperlink" w:semiHidden="1" w:unhideWhenUsed="1"/>
+    <w:lsdException w:name="Hashtag" w:semiHidden="1" w:unhideWhenUsed="1"/>
+    <w:lsdException w:name="Unresolved Mention" w:semiHidden="1" w:unhideWhenUsed="1"/>
+    <w:lsdException w:name="Smart Link" w:semiHidden="1" w:unhideWhenUsed="1"/>
   </w:latentStyles>
-  <w:style w:type="paragraph" w:default="1" w:styleId="a">
+  <w:style w:type="paragraph" w:default="1" w:styleId="Normal">
     <w:name w:val="Normal"/>
     <w:qFormat/>
     <w:rsid w:val="00BA2EDF"/>
@@ -13722,11 +13077,11 @@
       <w:lang w:val="ru-RU" w:eastAsia="ru-RU"/>
     </w:rPr>
   </w:style>
-  <w:style w:type="paragraph" w:styleId="1">
+  <w:style w:type="paragraph" w:styleId="Heading1">
     <w:name w:val="heading 1"/>
-    <w:basedOn w:val="a"/>
-    <w:next w:val="a"/>
-    <w:link w:val="10"/>
+    <w:basedOn w:val="Normal"/>
+    <w:next w:val="Normal"/>
+    <w:link w:val="Heading1Char"/>
     <w:uiPriority w:val="9"/>
     <w:qFormat/>
     <w:rsid w:val="00C522AE"/>
@@ -13742,13 +13097,13 @@
       <w:szCs w:val="32"/>
     </w:rPr>
   </w:style>
-  <w:style w:type="character" w:default="1" w:styleId="a0">
+  <w:style w:type="character" w:default="1" w:styleId="DefaultParagraphFont">
     <w:name w:val="Default Paragraph Font"/>
     <w:uiPriority w:val="1"/>
     <w:semiHidden/>
     <w:unhideWhenUsed/>
   </w:style>
-  <w:style w:type="table" w:default="1" w:styleId="a1">
+  <w:style w:type="table" w:default="1" w:styleId="TableNormal">
     <w:name w:val="Normal Table"/>
     <w:uiPriority w:val="99"/>
     <w:semiHidden/>
@@ -13763,17 +13118,17 @@
       </w:tblCellMar>
     </w:tblPr>
   </w:style>
-  <w:style w:type="numbering" w:default="1" w:styleId="a2">
+  <w:style w:type="numbering" w:default="1" w:styleId="NoList">
     <w:name w:val="No List"/>
     <w:uiPriority w:val="99"/>
     <w:semiHidden/>
     <w:unhideWhenUsed/>
   </w:style>
-  <w:style w:type="paragraph" w:styleId="a3">
+  <w:style w:type="paragraph" w:styleId="BodyText">
     <w:name w:val="Body Text"/>
     <w:aliases w:val=" Знак,Знак"/>
-    <w:basedOn w:val="a"/>
-    <w:link w:val="a4"/>
+    <w:basedOn w:val="Normal"/>
+    <w:link w:val="BodyTextChar"/>
     <w:rsid w:val="00BA2EDF"/>
     <w:pPr>
       <w:ind w:right="-569"/>
@@ -13785,11 +13140,11 @@
       <w:lang w:val="uk-UA"/>
     </w:rPr>
   </w:style>
-  <w:style w:type="character" w:customStyle="1" w:styleId="a4">
-    <w:name w:val="Основной текст Знак"/>
-    <w:aliases w:val=" Знак Знак,Знак Знак"/>
-    <w:basedOn w:val="a0"/>
-    <w:link w:val="a3"/>
+  <w:style w:type="character" w:customStyle="1" w:styleId="BodyTextChar">
+    <w:name w:val="Body Text Char"/>
+    <w:aliases w:val=" Знак Char,Знак Char"/>
+    <w:basedOn w:val="DefaultParagraphFont"/>
+    <w:link w:val="BodyText"/>
     <w:rsid w:val="00BA2EDF"/>
     <w:rPr>
       <w:rFonts w:ascii="Times New Roman" w:eastAsia="MS Mincho" w:hAnsi="Times New Roman" w:cs="Times New Roman"/>
@@ -13798,10 +13153,10 @@
       <w:lang w:eastAsia="ru-RU"/>
     </w:rPr>
   </w:style>
-  <w:style w:type="paragraph" w:styleId="2">
+  <w:style w:type="paragraph" w:styleId="BodyText2">
     <w:name w:val="Body Text 2"/>
-    <w:basedOn w:val="a"/>
-    <w:link w:val="20"/>
+    <w:basedOn w:val="Normal"/>
+    <w:link w:val="BodyText2Char"/>
     <w:rsid w:val="00BA2EDF"/>
     <w:pPr>
       <w:ind w:firstLine="567"/>
@@ -13816,10 +13171,10 @@
       <w:lang w:val="uk-UA"/>
     </w:rPr>
   </w:style>
-  <w:style w:type="character" w:customStyle="1" w:styleId="20">
-    <w:name w:val="Основной текст 2 Знак"/>
-    <w:basedOn w:val="a0"/>
-    <w:link w:val="2"/>
+  <w:style w:type="character" w:customStyle="1" w:styleId="BodyText2Char">
+    <w:name w:val="Body Text 2 Char"/>
+    <w:basedOn w:val="DefaultParagraphFont"/>
+    <w:link w:val="BodyText2"/>
     <w:rsid w:val="00BA2EDF"/>
     <w:rPr>
       <w:rFonts w:ascii="Times New Roman" w:eastAsia="MS Mincho" w:hAnsi="Times New Roman" w:cs="Times New Roman"/>
@@ -13829,10 +13184,10 @@
       <w:lang w:eastAsia="ru-RU"/>
     </w:rPr>
   </w:style>
-  <w:style w:type="paragraph" w:styleId="a5">
+  <w:style w:type="paragraph" w:styleId="Header">
     <w:name w:val="header"/>
-    <w:basedOn w:val="a"/>
-    <w:link w:val="a6"/>
+    <w:basedOn w:val="Normal"/>
+    <w:link w:val="HeaderChar"/>
     <w:rsid w:val="00BA2EDF"/>
     <w:pPr>
       <w:tabs>
@@ -13841,10 +13196,10 @@
       </w:tabs>
     </w:pPr>
   </w:style>
-  <w:style w:type="character" w:customStyle="1" w:styleId="a6">
-    <w:name w:val="Верхний колонтитул Знак"/>
-    <w:basedOn w:val="a0"/>
-    <w:link w:val="a5"/>
+  <w:style w:type="character" w:customStyle="1" w:styleId="HeaderChar">
+    <w:name w:val="Header Char"/>
+    <w:basedOn w:val="DefaultParagraphFont"/>
+    <w:link w:val="Header"/>
     <w:rsid w:val="00BA2EDF"/>
     <w:rPr>
       <w:rFonts w:ascii="Times New Roman" w:eastAsia="MS Mincho" w:hAnsi="Times New Roman" w:cs="Times New Roman"/>
@@ -13855,10 +13210,10 @@
       <w:lang w:val="ru-RU" w:eastAsia="ru-RU"/>
     </w:rPr>
   </w:style>
-  <w:style w:type="paragraph" w:styleId="a7">
+  <w:style w:type="paragraph" w:styleId="Footer">
     <w:name w:val="footer"/>
-    <w:basedOn w:val="a"/>
-    <w:link w:val="a8"/>
+    <w:basedOn w:val="Normal"/>
+    <w:link w:val="FooterChar"/>
     <w:rsid w:val="00BA2EDF"/>
     <w:pPr>
       <w:tabs>
@@ -13867,10 +13222,10 @@
       </w:tabs>
     </w:pPr>
   </w:style>
-  <w:style w:type="character" w:customStyle="1" w:styleId="a8">
-    <w:name w:val="Нижний колонтитул Знак"/>
-    <w:basedOn w:val="a0"/>
-    <w:link w:val="a7"/>
+  <w:style w:type="character" w:customStyle="1" w:styleId="FooterChar">
+    <w:name w:val="Footer Char"/>
+    <w:basedOn w:val="DefaultParagraphFont"/>
+    <w:link w:val="Footer"/>
     <w:rsid w:val="00BA2EDF"/>
     <w:rPr>
       <w:rFonts w:ascii="Times New Roman" w:eastAsia="MS Mincho" w:hAnsi="Times New Roman" w:cs="Times New Roman"/>
@@ -13881,10 +13236,10 @@
       <w:lang w:val="ru-RU" w:eastAsia="ru-RU"/>
     </w:rPr>
   </w:style>
-  <w:style w:type="paragraph" w:styleId="a9">
+  <w:style w:type="paragraph" w:styleId="Title">
     <w:name w:val="Title"/>
-    <w:basedOn w:val="a"/>
-    <w:link w:val="aa"/>
+    <w:basedOn w:val="Normal"/>
+    <w:link w:val="TitleChar"/>
     <w:qFormat/>
     <w:rsid w:val="00BA2EDF"/>
     <w:pPr>
@@ -13899,10 +13254,10 @@
       <w:lang w:val="uk-UA"/>
     </w:rPr>
   </w:style>
-  <w:style w:type="character" w:customStyle="1" w:styleId="aa">
-    <w:name w:val="Заголовок Знак"/>
-    <w:basedOn w:val="a0"/>
-    <w:link w:val="a9"/>
+  <w:style w:type="character" w:customStyle="1" w:styleId="TitleChar">
+    <w:name w:val="Title Char"/>
+    <w:basedOn w:val="DefaultParagraphFont"/>
+    <w:link w:val="Title"/>
     <w:rsid w:val="00BA2EDF"/>
     <w:rPr>
       <w:rFonts w:ascii="Times New Roman" w:eastAsia="MS Mincho" w:hAnsi="Times New Roman" w:cs="Times New Roman"/>
@@ -13913,20 +13268,20 @@
       <w:lang w:eastAsia="ru-RU"/>
     </w:rPr>
   </w:style>
-  <w:style w:type="paragraph" w:styleId="21">
+  <w:style w:type="paragraph" w:styleId="BodyTextIndent2">
     <w:name w:val="Body Text Indent 2"/>
-    <w:basedOn w:val="a"/>
-    <w:link w:val="22"/>
+    <w:basedOn w:val="Normal"/>
+    <w:link w:val="BodyTextIndent2Char"/>
     <w:rsid w:val="00BA2EDF"/>
     <w:pPr>
       <w:spacing w:after="120" w:line="480" w:lineRule="auto"/>
       <w:ind w:left="283"/>
     </w:pPr>
   </w:style>
-  <w:style w:type="character" w:customStyle="1" w:styleId="22">
-    <w:name w:val="Основной текст с отступом 2 Знак"/>
-    <w:basedOn w:val="a0"/>
-    <w:link w:val="21"/>
+  <w:style w:type="character" w:customStyle="1" w:styleId="BodyTextIndent2Char">
+    <w:name w:val="Body Text Indent 2 Char"/>
+    <w:basedOn w:val="DefaultParagraphFont"/>
+    <w:link w:val="BodyTextIndent2"/>
     <w:rsid w:val="00BA2EDF"/>
     <w:rPr>
       <w:rFonts w:ascii="Times New Roman" w:eastAsia="MS Mincho" w:hAnsi="Times New Roman" w:cs="Times New Roman"/>
@@ -13937,34 +13292,34 @@
       <w:lang w:val="ru-RU" w:eastAsia="ru-RU"/>
     </w:rPr>
   </w:style>
-  <w:style w:type="character" w:styleId="ab">
+  <w:style w:type="character" w:styleId="Hyperlink">
     <w:name w:val="Hyperlink"/>
-    <w:basedOn w:val="a0"/>
+    <w:basedOn w:val="DefaultParagraphFont"/>
     <w:rsid w:val="00BA2EDF"/>
     <w:rPr>
       <w:color w:val="0000FF"/>
       <w:u w:val="single"/>
     </w:rPr>
   </w:style>
-  <w:style w:type="character" w:styleId="ac">
+  <w:style w:type="character" w:styleId="PageNumber">
     <w:name w:val="page number"/>
-    <w:basedOn w:val="a0"/>
+    <w:basedOn w:val="DefaultParagraphFont"/>
     <w:rsid w:val="00BA2EDF"/>
   </w:style>
   <w:style w:type="character" w:customStyle="1" w:styleId="rvts9">
     <w:name w:val="rvts9"/>
-    <w:basedOn w:val="a0"/>
+    <w:basedOn w:val="DefaultParagraphFont"/>
     <w:rsid w:val="00BA2EDF"/>
   </w:style>
   <w:style w:type="character" w:customStyle="1" w:styleId="rvts23">
     <w:name w:val="rvts23"/>
-    <w:basedOn w:val="a0"/>
+    <w:basedOn w:val="DefaultParagraphFont"/>
     <w:rsid w:val="00BA2EDF"/>
   </w:style>
-  <w:style w:type="paragraph" w:styleId="HTML">
+  <w:style w:type="paragraph" w:styleId="HTMLPreformatted">
     <w:name w:val="HTML Preformatted"/>
-    <w:basedOn w:val="a"/>
-    <w:link w:val="HTML0"/>
+    <w:basedOn w:val="Normal"/>
+    <w:link w:val="HTMLPreformattedChar"/>
     <w:uiPriority w:val="99"/>
     <w:unhideWhenUsed/>
     <w:rsid w:val="00BA2EDF"/>
@@ -14002,10 +13357,10 @@
       <w:lang w:val="uk-UA" w:eastAsia="uk-UA"/>
     </w:rPr>
   </w:style>
-  <w:style w:type="character" w:customStyle="1" w:styleId="HTML0">
-    <w:name w:val="Стандартный HTML Знак"/>
-    <w:basedOn w:val="a0"/>
-    <w:link w:val="HTML"/>
+  <w:style w:type="character" w:customStyle="1" w:styleId="HTMLPreformattedChar">
+    <w:name w:val="HTML Preformatted Char"/>
+    <w:basedOn w:val="DefaultParagraphFont"/>
+    <w:link w:val="HTMLPreformatted"/>
     <w:uiPriority w:val="99"/>
     <w:rsid w:val="00BA2EDF"/>
     <w:rPr>
@@ -14015,9 +13370,9 @@
       <w:lang w:eastAsia="uk-UA"/>
     </w:rPr>
   </w:style>
-  <w:style w:type="paragraph" w:styleId="ad">
+  <w:style w:type="paragraph" w:styleId="NormalWeb">
     <w:name w:val="Normal (Web)"/>
-    <w:basedOn w:val="a"/>
+    <w:basedOn w:val="Normal"/>
     <w:uiPriority w:val="99"/>
     <w:semiHidden/>
     <w:unhideWhenUsed/>
@@ -14036,13 +13391,12 @@
       <w:bCs w:val="0"/>
       <w:sz w:val="24"/>
       <w:szCs w:val="24"/>
-      <w:lang/>
     </w:rPr>
   </w:style>
-  <w:style w:type="character" w:customStyle="1" w:styleId="10">
-    <w:name w:val="Заголовок 1 Знак"/>
-    <w:basedOn w:val="a0"/>
-    <w:link w:val="1"/>
+  <w:style w:type="character" w:customStyle="1" w:styleId="Heading1Char">
+    <w:name w:val="Heading 1 Char"/>
+    <w:basedOn w:val="DefaultParagraphFont"/>
+    <w:link w:val="Heading1"/>
     <w:uiPriority w:val="9"/>
     <w:rsid w:val="00C522AE"/>
     <w:rPr>
@@ -14055,9 +13409,9 @@
       <w:lang w:val="ru-RU" w:eastAsia="ru-RU"/>
     </w:rPr>
   </w:style>
-  <w:style w:type="character" w:styleId="ae">
+  <w:style w:type="character" w:styleId="PlaceholderText">
     <w:name w:val="Placeholder Text"/>
-    <w:basedOn w:val="a0"/>
+    <w:basedOn w:val="DefaultParagraphFont"/>
     <w:uiPriority w:val="99"/>
     <w:semiHidden/>
     <w:rsid w:val="00C522AE"/>
@@ -14065,9 +13419,9 @@
       <w:color w:val="808080"/>
     </w:rPr>
   </w:style>
-  <w:style w:type="table" w:styleId="af">
+  <w:style w:type="table" w:styleId="TableGrid">
     <w:name w:val="Table Grid"/>
-    <w:basedOn w:val="a1"/>
+    <w:basedOn w:val="TableNormal"/>
     <w:uiPriority w:val="59"/>
     <w:rsid w:val="00E33768"/>
     <w:pPr>
@@ -14079,7 +13433,6 @@
       <w:rFonts w:ascii="Times New Roman" w:eastAsia="Times New Roman" w:hAnsi="Times New Roman" w:cs="Times New Roman"/>
       <w:sz w:val="20"/>
       <w:szCs w:val="20"/>
-      <w:lang/>
     </w:rPr>
     <w:tblPr>
       <w:tblBorders>
@@ -14094,14 +13447,14 @@
   </w:style>
   <w:style w:type="character" w:customStyle="1" w:styleId="rvts0">
     <w:name w:val="rvts0"/>
-    <w:basedOn w:val="a0"/>
+    <w:basedOn w:val="DefaultParagraphFont"/>
     <w:rsid w:val="00B62A99"/>
   </w:style>
 </w:styles>
 </file>
 
 <file path=word/glossary/document.xml><?xml version="1.0" encoding="utf-8"?>
-<w:glossaryDocument xmlns:wpc="http://schemas.microsoft.com/office/word/2010/wordprocessingCanvas" xmlns:cx="http://schemas.microsoft.com/office/drawing/2014/chartex" xmlns:cx1="http://schemas.microsoft.com/office/drawing/2015/9/8/chartex" xmlns:mc="http://schemas.openxmlformats.org/markup-compatibility/2006" xmlns:o="urn:schemas-microsoft-com:office:office" xmlns:r="http://schemas.openxmlformats.org/officeDocument/2006/relationships" xmlns:m="http://schemas.openxmlformats.org/officeDocument/2006/math" xmlns:v="urn:schemas-microsoft-com:vml" xmlns:wp14="http://schemas.microsoft.com/office/word/2010/wordprocessingDrawing" xmlns:wp="http://schemas.openxmlformats.org/drawingml/2006/wordprocessingDrawing" xmlns:w10="urn:schemas-microsoft-com:office:word" xmlns:w="http://schemas.openxmlformats.org/wordprocessingml/2006/main" xmlns:w14="http://schemas.microsoft.com/office/word/2010/wordml" xmlns:w15="http://schemas.microsoft.com/office/word/2012/wordml" xmlns:w16se="http://schemas.microsoft.com/office/word/2015/wordml/symex" xmlns:wpg="http://schemas.microsoft.com/office/word/2010/wordprocessingGroup" xmlns:wpi="http://schemas.microsoft.com/office/word/2010/wordprocessingInk" xmlns:wne="http://schemas.microsoft.com/office/word/2006/wordml" xmlns:wps="http://schemas.microsoft.com/office/word/2010/wordprocessingShape" mc:Ignorable="w14 w15 w16se wp14">
+<w:glossaryDocument xmlns:wpc="http://schemas.microsoft.com/office/word/2010/wordprocessingCanvas" xmlns:cx="http://schemas.microsoft.com/office/drawing/2014/chartex" xmlns:cx1="http://schemas.microsoft.com/office/drawing/2015/9/8/chartex" xmlns:cx2="http://schemas.microsoft.com/office/drawing/2015/10/21/chartex" xmlns:cx3="http://schemas.microsoft.com/office/drawing/2016/5/9/chartex" xmlns:cx4="http://schemas.microsoft.com/office/drawing/2016/5/10/chartex" xmlns:cx5="http://schemas.microsoft.com/office/drawing/2016/5/11/chartex" xmlns:cx6="http://schemas.microsoft.com/office/drawing/2016/5/12/chartex" xmlns:cx7="http://schemas.microsoft.com/office/drawing/2016/5/13/chartex" xmlns:cx8="http://schemas.microsoft.com/office/drawing/2016/5/14/chartex" xmlns:mc="http://schemas.openxmlformats.org/markup-compatibility/2006" xmlns:aink="http://schemas.microsoft.com/office/drawing/2016/ink" xmlns:am3d="http://schemas.microsoft.com/office/drawing/2017/model3d" xmlns:o="urn:schemas-microsoft-com:office:office" xmlns:oel="http://schemas.microsoft.com/office/2019/extlst" xmlns:r="http://schemas.openxmlformats.org/officeDocument/2006/relationships" xmlns:m="http://schemas.openxmlformats.org/officeDocument/2006/math" xmlns:v="urn:schemas-microsoft-com:vml" xmlns:wp14="http://schemas.microsoft.com/office/word/2010/wordprocessingDrawing" xmlns:wp="http://schemas.openxmlformats.org/drawingml/2006/wordprocessingDrawing" xmlns:w10="urn:schemas-microsoft-com:office:word" xmlns:w="http://schemas.openxmlformats.org/wordprocessingml/2006/main" xmlns:w14="http://schemas.microsoft.com/office/word/2010/wordml" xmlns:w15="http://schemas.microsoft.com/office/word/2012/wordml" xmlns:w16cex="http://schemas.microsoft.com/office/word/2018/wordml/cex" xmlns:w16cid="http://schemas.microsoft.com/office/word/2016/wordml/cid" xmlns:w16="http://schemas.microsoft.com/office/word/2018/wordml" xmlns:w16sdtdh="http://schemas.microsoft.com/office/word/2020/wordml/sdtdatahash" xmlns:w16se="http://schemas.microsoft.com/office/word/2015/wordml/symex" xmlns:wpg="http://schemas.microsoft.com/office/word/2010/wordprocessingGroup" xmlns:wpi="http://schemas.microsoft.com/office/word/2010/wordprocessingInk" xmlns:wne="http://schemas.microsoft.com/office/word/2006/wordml" xmlns:wps="http://schemas.microsoft.com/office/word/2010/wordprocessingShape" mc:Ignorable="w14 w15 w16se w16cid w16 w16cex w16sdtdh wp14">
   <w:docParts>
     <w:docPart>
       <w:docPartPr>
@@ -14125,7 +13478,7 @@
           </w:pPr>
           <w:r>
             <w:rPr>
-              <w:rStyle w:val="a3"/>
+              <w:rStyle w:val="PlaceholderText"/>
             </w:rPr>
             <w:t>Место для ввода текста.</w:t>
           </w:r>
@@ -14154,7 +13507,7 @@
           </w:pPr>
           <w:r>
             <w:rPr>
-              <w:rStyle w:val="a3"/>
+              <w:rStyle w:val="PlaceholderText"/>
               <w:lang w:val="uk-UA"/>
             </w:rPr>
             <w:t>Место для ввода текста.</w:t>
@@ -14184,7 +13537,7 @@
           </w:pPr>
           <w:r>
             <w:rPr>
-              <w:rStyle w:val="a3"/>
+              <w:rStyle w:val="PlaceholderText"/>
               <w:lang w:val="uk-UA"/>
             </w:rPr>
             <w:t>Место для ввода текста.</w:t>
@@ -14214,7 +13567,7 @@
           </w:pPr>
           <w:r>
             <w:rPr>
-              <w:rStyle w:val="a3"/>
+              <w:rStyle w:val="PlaceholderText"/>
               <w:lang w:val="uk-UA"/>
             </w:rPr>
             <w:t>Место для ввода текста.</w:t>
@@ -14244,7 +13597,7 @@
           </w:pPr>
           <w:r>
             <w:rPr>
-              <w:rStyle w:val="a3"/>
+              <w:rStyle w:val="PlaceholderText"/>
               <w:rFonts w:eastAsia="Calibri"/>
               <w:b/>
               <w:lang w:val="uk-UA"/>
@@ -14276,7 +13629,7 @@
           </w:pPr>
           <w:r>
             <w:rPr>
-              <w:rStyle w:val="a3"/>
+              <w:rStyle w:val="PlaceholderText"/>
               <w:rFonts w:eastAsia="Calibri"/>
               <w:b/>
               <w:lang w:val="uk-UA"/>
@@ -14308,7 +13661,7 @@
           </w:pPr>
           <w:r>
             <w:rPr>
-              <w:rStyle w:val="a3"/>
+              <w:rStyle w:val="PlaceholderText"/>
               <w:lang w:val="uk-UA"/>
             </w:rPr>
             <w:t>Место для ввода текста.</w:t>
@@ -14338,7 +13691,7 @@
           </w:pPr>
           <w:r>
             <w:rPr>
-              <w:rStyle w:val="a3"/>
+              <w:rStyle w:val="PlaceholderText"/>
               <w:lang w:val="uk-UA"/>
             </w:rPr>
             <w:t>Место для ввода текста.</w:t>
@@ -14368,7 +13721,7 @@
           </w:pPr>
           <w:r>
             <w:rPr>
-              <w:rStyle w:val="a3"/>
+              <w:rStyle w:val="PlaceholderText"/>
               <w:lang w:val="uk-UA"/>
             </w:rPr>
             <w:t>Место для ввода текста.</w:t>
@@ -14398,7 +13751,7 @@
           </w:pPr>
           <w:r>
             <w:rPr>
-              <w:rStyle w:val="a3"/>
+              <w:rStyle w:val="PlaceholderText"/>
               <w:lang w:val="uk-UA"/>
             </w:rPr>
             <w:t>Место для ввода текста.</w:t>
@@ -14428,7 +13781,7 @@
           </w:pPr>
           <w:r>
             <w:rPr>
-              <w:rStyle w:val="a3"/>
+              <w:rStyle w:val="PlaceholderText"/>
               <w:lang w:val="uk-UA"/>
             </w:rPr>
             <w:t>Место для ввода текста.</w:t>
@@ -14458,7 +13811,7 @@
           </w:pPr>
           <w:r>
             <w:rPr>
-              <w:rStyle w:val="a3"/>
+              <w:rStyle w:val="PlaceholderText"/>
               <w:lang w:val="uk-UA"/>
             </w:rPr>
             <w:t>Место для ввода текста.</w:t>
@@ -14488,7 +13841,7 @@
           </w:pPr>
           <w:r>
             <w:rPr>
-              <w:rStyle w:val="a3"/>
+              <w:rStyle w:val="PlaceholderText"/>
             </w:rPr>
             <w:t>Место для ввода текста.</w:t>
           </w:r>
@@ -14517,7 +13870,7 @@
           </w:pPr>
           <w:r>
             <w:rPr>
-              <w:rStyle w:val="a3"/>
+              <w:rStyle w:val="PlaceholderText"/>
             </w:rPr>
             <w:t>Место для ввода текста.</w:t>
           </w:r>
@@ -14546,7 +13899,7 @@
           </w:pPr>
           <w:r>
             <w:rPr>
-              <w:rStyle w:val="a3"/>
+              <w:rStyle w:val="PlaceholderText"/>
             </w:rPr>
             <w:t>Место для ввода текста.</w:t>
           </w:r>
@@ -14575,7 +13928,7 @@
           </w:pPr>
           <w:r>
             <w:rPr>
-              <w:rStyle w:val="a3"/>
+              <w:rStyle w:val="PlaceholderText"/>
             </w:rPr>
             <w:t>Место для ввода текста.</w:t>
           </w:r>
@@ -14604,7 +13957,7 @@
           </w:pPr>
           <w:r>
             <w:rPr>
-              <w:rStyle w:val="a3"/>
+              <w:rStyle w:val="PlaceholderText"/>
             </w:rPr>
             <w:t>Место для ввода текста.</w:t>
           </w:r>
@@ -14633,7 +13986,7 @@
           </w:pPr>
           <w:r>
             <w:rPr>
-              <w:rStyle w:val="a3"/>
+              <w:rStyle w:val="PlaceholderText"/>
             </w:rPr>
             <w:t>Место для ввода текста.</w:t>
           </w:r>
@@ -14662,7 +14015,7 @@
           </w:pPr>
           <w:r>
             <w:rPr>
-              <w:rStyle w:val="a3"/>
+              <w:rStyle w:val="PlaceholderText"/>
             </w:rPr>
             <w:t>Место для ввода текста.</w:t>
           </w:r>
@@ -14691,7 +14044,7 @@
           </w:pPr>
           <w:r>
             <w:rPr>
-              <w:rStyle w:val="a3"/>
+              <w:rStyle w:val="PlaceholderText"/>
             </w:rPr>
             <w:t>Место для ввода текста.</w:t>
           </w:r>
@@ -14720,7 +14073,7 @@
           </w:pPr>
           <w:r>
             <w:rPr>
-              <w:rStyle w:val="a3"/>
+              <w:rStyle w:val="PlaceholderText"/>
             </w:rPr>
             <w:t>Место для ввода текста.</w:t>
           </w:r>
@@ -14749,7 +14102,7 @@
           </w:pPr>
           <w:r>
             <w:rPr>
-              <w:rStyle w:val="a3"/>
+              <w:rStyle w:val="PlaceholderText"/>
             </w:rPr>
             <w:t>Место для ввода текста.</w:t>
           </w:r>
@@ -14778,7 +14131,7 @@
           </w:pPr>
           <w:r>
             <w:rPr>
-              <w:rStyle w:val="a3"/>
+              <w:rStyle w:val="PlaceholderText"/>
             </w:rPr>
             <w:t>Место для ввода текста.</w:t>
           </w:r>
@@ -14807,7 +14160,7 @@
           </w:pPr>
           <w:r>
             <w:rPr>
-              <w:rStyle w:val="a3"/>
+              <w:rStyle w:val="PlaceholderText"/>
             </w:rPr>
             <w:t>Место для ввода текста.</w:t>
           </w:r>
@@ -14836,7 +14189,7 @@
           </w:pPr>
           <w:r>
             <w:rPr>
-              <w:rStyle w:val="a3"/>
+              <w:rStyle w:val="PlaceholderText"/>
             </w:rPr>
             <w:t>Место для ввода текста.</w:t>
           </w:r>
@@ -14865,7 +14218,7 @@
           </w:pPr>
           <w:r>
             <w:rPr>
-              <w:rStyle w:val="a3"/>
+              <w:rStyle w:val="PlaceholderText"/>
             </w:rPr>
             <w:t>Место для ввода текста.</w:t>
           </w:r>
@@ -14894,7 +14247,7 @@
           </w:pPr>
           <w:r>
             <w:rPr>
-              <w:rStyle w:val="a3"/>
+              <w:rStyle w:val="PlaceholderText"/>
               <w:lang w:val="uk-UA"/>
             </w:rPr>
             <w:t>Место для ввода текста.</w:t>
@@ -14924,7 +14277,7 @@
           </w:pPr>
           <w:r>
             <w:rPr>
-              <w:rStyle w:val="a3"/>
+              <w:rStyle w:val="PlaceholderText"/>
               <w:lang w:val="uk-UA"/>
             </w:rPr>
             <w:t>Место для ввода текста.</w:t>
@@ -14951,7 +14304,7 @@
         <w:p>
           <w:r>
             <w:rPr>
-              <w:rStyle w:val="a3"/>
+              <w:rStyle w:val="PlaceholderText"/>
             </w:rPr>
             <w:t>Выберите стандартный блок.</w:t>
           </w:r>
@@ -14980,7 +14333,7 @@
           </w:pPr>
           <w:r>
             <w:rPr>
-              <w:rStyle w:val="a3"/>
+              <w:rStyle w:val="PlaceholderText"/>
             </w:rPr>
             <w:t>Место для ввода текста.</w:t>
           </w:r>
@@ -14992,47 +14345,45 @@
 </file>
 
 <file path=word/glossary/fontTable.xml><?xml version="1.0" encoding="utf-8"?>
-<w:fonts xmlns:mc="http://schemas.openxmlformats.org/markup-compatibility/2006" xmlns:r="http://schemas.openxmlformats.org/officeDocument/2006/relationships" xmlns:w="http://schemas.openxmlformats.org/wordprocessingml/2006/main" xmlns:w14="http://schemas.microsoft.com/office/word/2010/wordml" xmlns:w15="http://schemas.microsoft.com/office/word/2012/wordml" xmlns:w16se="http://schemas.microsoft.com/office/word/2015/wordml/symex" mc:Ignorable="w14 w15 w16se">
+<w:fonts xmlns:mc="http://schemas.openxmlformats.org/markup-compatibility/2006" xmlns:r="http://schemas.openxmlformats.org/officeDocument/2006/relationships" xmlns:w="http://schemas.openxmlformats.org/wordprocessingml/2006/main" xmlns:w14="http://schemas.microsoft.com/office/word/2010/wordml" xmlns:w15="http://schemas.microsoft.com/office/word/2012/wordml" xmlns:w16cex="http://schemas.microsoft.com/office/word/2018/wordml/cex" xmlns:w16cid="http://schemas.microsoft.com/office/word/2016/wordml/cid" xmlns:w16="http://schemas.microsoft.com/office/word/2018/wordml" xmlns:w16sdtdh="http://schemas.microsoft.com/office/word/2020/wordml/sdtdatahash" xmlns:w16se="http://schemas.microsoft.com/office/word/2015/wordml/symex" mc:Ignorable="w14 w15 w16se w16cid w16 w16cex w16sdtdh">
   <w:font w:name="Calibri">
     <w:panose1 w:val="020F0502020204030204"/>
-    <w:charset w:val="CC"/>
+    <w:charset w:val="00"/>
     <w:family w:val="swiss"/>
     <w:pitch w:val="variable"/>
     <w:sig w:usb0="E4002EFF" w:usb1="C000247B" w:usb2="00000009" w:usb3="00000000" w:csb0="000001FF" w:csb1="00000000"/>
   </w:font>
   <w:font w:name="Times New Roman">
     <w:panose1 w:val="02020603050405020304"/>
-    <w:charset w:val="CC"/>
+    <w:charset w:val="00"/>
     <w:family w:val="roman"/>
     <w:pitch w:val="variable"/>
     <w:sig w:usb0="E0002EFF" w:usb1="C000785B" w:usb2="00000009" w:usb3="00000000" w:csb0="000001FF" w:csb1="00000000"/>
   </w:font>
   <w:font w:name="MS Mincho">
-    <w:altName w:val="Yu Gothic UI"/>
+    <w:altName w:val="ＭＳ 明朝"/>
     <w:panose1 w:val="02020609040205080304"/>
     <w:charset w:val="80"/>
-    <w:family w:val="roman"/>
-    <w:notTrueType/>
+    <w:family w:val="modern"/>
     <w:pitch w:val="fixed"/>
-    <w:sig w:usb0="00000001" w:usb1="08070000" w:usb2="00000010" w:usb3="00000000" w:csb0="00020000" w:csb1="00000000"/>
+    <w:sig w:usb0="E00002FF" w:usb1="6AC7FDFB" w:usb2="08000012" w:usb3="00000000" w:csb0="0002009F" w:csb1="00000000"/>
   </w:font>
   <w:font w:name="Cambria">
     <w:panose1 w:val="02040503050406030204"/>
-    <w:charset w:val="CC"/>
+    <w:charset w:val="00"/>
     <w:family w:val="roman"/>
     <w:pitch w:val="variable"/>
     <w:sig w:usb0="E00006FF" w:usb1="420024FF" w:usb2="02000000" w:usb3="00000000" w:csb0="0000019F" w:csb1="00000000"/>
   </w:font>
   <w:font w:name="Courier New">
     <w:panose1 w:val="02070309020205020404"/>
-    <w:charset w:val="CC"/>
+    <w:charset w:val="00"/>
     <w:family w:val="modern"/>
     <w:pitch w:val="fixed"/>
     <w:sig w:usb0="E0002EFF" w:usb1="C0007843" w:usb2="00000009" w:usb3="00000000" w:csb0="000001FF" w:csb1="00000000"/>
   </w:font>
   <w:font w:name="Times New Roman CYR">
-    <w:panose1 w:val="02020603050405020304"/>
-    <w:charset w:val="CC"/>
+    <w:charset w:val="00"/>
     <w:family w:val="roman"/>
     <w:pitch w:val="variable"/>
     <w:sig w:usb0="E0002EFF" w:usb1="C000785B" w:usb2="00000009" w:usb3="00000000" w:csb0="000001FF" w:csb1="00000000"/>
@@ -15047,21 +14398,21 @@
   </w:font>
   <w:font w:name="Arial Narrow">
     <w:panose1 w:val="020B0606020202030204"/>
-    <w:charset w:val="CC"/>
+    <w:charset w:val="00"/>
     <w:family w:val="swiss"/>
     <w:pitch w:val="variable"/>
     <w:sig w:usb0="00000287" w:usb1="00000800" w:usb2="00000000" w:usb3="00000000" w:csb0="0000009F" w:csb1="00000000"/>
   </w:font>
   <w:font w:name="Arial">
     <w:panose1 w:val="020B0604020202020204"/>
-    <w:charset w:val="CC"/>
+    <w:charset w:val="00"/>
     <w:family w:val="swiss"/>
     <w:pitch w:val="variable"/>
     <w:sig w:usb0="E0002EFF" w:usb1="C000785B" w:usb2="00000009" w:usb3="00000000" w:csb0="000001FF" w:csb1="00000000"/>
   </w:font>
   <w:font w:name="Calibri Light">
     <w:panose1 w:val="020F0302020204030204"/>
-    <w:charset w:val="CC"/>
+    <w:charset w:val="00"/>
     <w:family w:val="swiss"/>
     <w:pitch w:val="variable"/>
     <w:sig w:usb0="E4002EFF" w:usb1="C000247B" w:usb2="00000009" w:usb3="00000000" w:csb0="000001FF" w:csb1="00000000"/>
@@ -15070,7 +14421,7 @@
 </file>
 
 <file path=word/glossary/settings.xml><?xml version="1.0" encoding="utf-8"?>
-<w:settings xmlns:mc="http://schemas.openxmlformats.org/markup-compatibility/2006" xmlns:o="urn:schemas-microsoft-com:office:office" xmlns:r="http://schemas.openxmlformats.org/officeDocument/2006/relationships" xmlns:m="http://schemas.openxmlformats.org/officeDocument/2006/math" xmlns:v="urn:schemas-microsoft-com:vml" xmlns:w10="urn:schemas-microsoft-com:office:word" xmlns:w="http://schemas.openxmlformats.org/wordprocessingml/2006/main" xmlns:w14="http://schemas.microsoft.com/office/word/2010/wordml" xmlns:w15="http://schemas.microsoft.com/office/word/2012/wordml" xmlns:w16se="http://schemas.microsoft.com/office/word/2015/wordml/symex" xmlns:sl="http://schemas.openxmlformats.org/schemaLibrary/2006/main" mc:Ignorable="w14 w15 w16se">
+<w:settings xmlns:mc="http://schemas.openxmlformats.org/markup-compatibility/2006" xmlns:o="urn:schemas-microsoft-com:office:office" xmlns:r="http://schemas.openxmlformats.org/officeDocument/2006/relationships" xmlns:m="http://schemas.openxmlformats.org/officeDocument/2006/math" xmlns:v="urn:schemas-microsoft-com:vml" xmlns:w10="urn:schemas-microsoft-com:office:word" xmlns:w="http://schemas.openxmlformats.org/wordprocessingml/2006/main" xmlns:w14="http://schemas.microsoft.com/office/word/2010/wordml" xmlns:w15="http://schemas.microsoft.com/office/word/2012/wordml" xmlns:w16cex="http://schemas.microsoft.com/office/word/2018/wordml/cex" xmlns:w16cid="http://schemas.microsoft.com/office/word/2016/wordml/cid" xmlns:w16="http://schemas.microsoft.com/office/word/2018/wordml" xmlns:w16sdtdh="http://schemas.microsoft.com/office/word/2020/wordml/sdtdatahash" xmlns:w16se="http://schemas.microsoft.com/office/word/2015/wordml/symex" xmlns:sl="http://schemas.openxmlformats.org/schemaLibrary/2006/main" mc:Ignorable="w14 w15 w16se w16cid w16 w16cex w16sdtdh">
   <w:view w:val="normal"/>
   <w:defaultTabStop w:val="720"/>
   <w:hyphenationZone w:val="425"/>
@@ -15082,13 +14433,16 @@
     <w:compatSetting w:name="enableOpenTypeFeatures" w:uri="http://schemas.microsoft.com/office/word" w:val="1"/>
     <w:compatSetting w:name="doNotFlipMirrorIndents" w:uri="http://schemas.microsoft.com/office/word" w:val="1"/>
     <w:compatSetting w:name="differentiateMultirowTableHeaders" w:uri="http://schemas.microsoft.com/office/word" w:val="1"/>
+    <w:compatSetting w:name="useWord2013TrackBottomHyphenation" w:uri="http://schemas.microsoft.com/office/word" w:val="1"/>
   </w:compat>
   <w:rsids>
     <w:rsidRoot w:val="005A1C6C"/>
+    <w:rsid w:val="00006626"/>
     <w:rsid w:val="0037369D"/>
     <w:rsid w:val="005A1C6C"/>
     <w:rsid w:val="00615E52"/>
     <w:rsid w:val="007B033E"/>
+    <w:rsid w:val="009F3BA7"/>
     <w:rsid w:val="00AC64D8"/>
     <w:rsid w:val="00D86F1E"/>
     <w:rsid w:val="00DA6705"/>
@@ -15119,14 +14473,14 @@
 </file>
 
 <file path=word/glossary/styles.xml><?xml version="1.0" encoding="utf-8"?>
-<w:styles xmlns:mc="http://schemas.openxmlformats.org/markup-compatibility/2006" xmlns:r="http://schemas.openxmlformats.org/officeDocument/2006/relationships" xmlns:w="http://schemas.openxmlformats.org/wordprocessingml/2006/main" xmlns:w14="http://schemas.microsoft.com/office/word/2010/wordml" xmlns:w15="http://schemas.microsoft.com/office/word/2012/wordml" xmlns:w16se="http://schemas.microsoft.com/office/word/2015/wordml/symex" mc:Ignorable="w14 w15 w16se">
+<w:styles xmlns:mc="http://schemas.openxmlformats.org/markup-compatibility/2006" xmlns:r="http://schemas.openxmlformats.org/officeDocument/2006/relationships" xmlns:w="http://schemas.openxmlformats.org/wordprocessingml/2006/main" xmlns:w14="http://schemas.microsoft.com/office/word/2010/wordml" xmlns:w15="http://schemas.microsoft.com/office/word/2012/wordml" xmlns:w16cex="http://schemas.microsoft.com/office/word/2018/wordml/cex" xmlns:w16cid="http://schemas.microsoft.com/office/word/2016/wordml/cid" xmlns:w16="http://schemas.microsoft.com/office/word/2018/wordml" xmlns:w16sdtdh="http://schemas.microsoft.com/office/word/2020/wordml/sdtdatahash" xmlns:w16se="http://schemas.microsoft.com/office/word/2015/wordml/symex" mc:Ignorable="w14 w15 w16se w16cid w16 w16cex w16sdtdh">
   <w:docDefaults>
     <w:rPrDefault>
       <w:rPr>
         <w:rFonts w:asciiTheme="minorHAnsi" w:eastAsiaTheme="minorEastAsia" w:hAnsiTheme="minorHAnsi" w:cstheme="minorBidi"/>
         <w:sz w:val="22"/>
         <w:szCs w:val="22"/>
-        <w:lang w:bidi="ar-SA"/>
+        <w:lang w:val="en-US" w:eastAsia="en-US" w:bidi="ar-SA"/>
       </w:rPr>
     </w:rPrDefault>
     <w:pPrDefault>
@@ -15135,7 +14489,7 @@
       </w:pPr>
     </w:pPrDefault>
   </w:docDefaults>
-  <w:latentStyles w:defLockedState="0" w:defUIPriority="99" w:defSemiHidden="0" w:defUnhideWhenUsed="0" w:defQFormat="0" w:count="371">
+  <w:latentStyles w:defLockedState="0" w:defUIPriority="99" w:defSemiHidden="0" w:defUnhideWhenUsed="0" w:defQFormat="0" w:count="376">
     <w:lsdException w:name="Normal" w:uiPriority="0" w:qFormat="1"/>
     <w:lsdException w:name="heading 1" w:uiPriority="9" w:qFormat="1"/>
     <w:lsdException w:name="heading 2" w:semiHidden="1" w:uiPriority="9" w:unhideWhenUsed="1" w:qFormat="1"/>
@@ -15241,7 +14595,6 @@
     <w:lsdException w:name="HTML Sample" w:semiHidden="1" w:unhideWhenUsed="1"/>
     <w:lsdException w:name="HTML Typewriter" w:semiHidden="1" w:unhideWhenUsed="1"/>
     <w:lsdException w:name="HTML Variable" w:semiHidden="1" w:unhideWhenUsed="1"/>
-    <w:lsdException w:name="Normal Table" w:semiHidden="1" w:unhideWhenUsed="1"/>
     <w:lsdException w:name="annotation subject" w:semiHidden="1" w:unhideWhenUsed="1"/>
     <w:lsdException w:name="No List" w:semiHidden="1" w:unhideWhenUsed="1"/>
     <w:lsdException w:name="Outline List 1" w:semiHidden="1" w:unhideWhenUsed="1"/>
@@ -15284,11 +14637,8 @@
     <w:lsdException w:name="Table Contemporary" w:semiHidden="1" w:unhideWhenUsed="1"/>
     <w:lsdException w:name="Table Elegant" w:semiHidden="1" w:unhideWhenUsed="1"/>
     <w:lsdException w:name="Table Professional" w:semiHidden="1" w:unhideWhenUsed="1"/>
-    <w:lsdException w:name="Table Subtle 1" w:semiHidden="1" w:unhideWhenUsed="1"/>
     <w:lsdException w:name="Table Subtle 2" w:semiHidden="1" w:unhideWhenUsed="1"/>
     <w:lsdException w:name="Table Web 1" w:semiHidden="1" w:unhideWhenUsed="1"/>
-    <w:lsdException w:name="Table Web 2" w:semiHidden="1" w:unhideWhenUsed="1"/>
-    <w:lsdException w:name="Table Web 3" w:semiHidden="1" w:unhideWhenUsed="1"/>
     <w:lsdException w:name="Balloon Text" w:semiHidden="1" w:unhideWhenUsed="1"/>
     <w:lsdException w:name="Table Grid" w:uiPriority="39"/>
     <w:lsdException w:name="Table Theme" w:semiHidden="1" w:unhideWhenUsed="1"/>
@@ -15507,18 +14857,23 @@
     <w:lsdException w:name="List Table 5 Dark Accent 6" w:uiPriority="50"/>
     <w:lsdException w:name="List Table 6 Colorful Accent 6" w:uiPriority="51"/>
     <w:lsdException w:name="List Table 7 Colorful Accent 6" w:uiPriority="52"/>
+    <w:lsdException w:name="Mention" w:semiHidden="1" w:unhideWhenUsed="1"/>
+    <w:lsdException w:name="Smart Hyperlink" w:semiHidden="1" w:unhideWhenUsed="1"/>
+    <w:lsdException w:name="Hashtag" w:semiHidden="1" w:unhideWhenUsed="1"/>
+    <w:lsdException w:name="Unresolved Mention" w:semiHidden="1" w:unhideWhenUsed="1"/>
+    <w:lsdException w:name="Smart Link" w:semiHidden="1" w:unhideWhenUsed="1"/>
   </w:latentStyles>
-  <w:style w:type="paragraph" w:default="1" w:styleId="a">
+  <w:style w:type="paragraph" w:default="1" w:styleId="Normal">
     <w:name w:val="Normal"/>
     <w:qFormat/>
   </w:style>
-  <w:style w:type="character" w:default="1" w:styleId="a0">
+  <w:style w:type="character" w:default="1" w:styleId="DefaultParagraphFont">
     <w:name w:val="Default Paragraph Font"/>
     <w:uiPriority w:val="1"/>
     <w:semiHidden/>
     <w:unhideWhenUsed/>
   </w:style>
-  <w:style w:type="table" w:default="1" w:styleId="a1">
+  <w:style w:type="table" w:default="1" w:styleId="TableNormal">
     <w:name w:val="Normal Table"/>
     <w:uiPriority w:val="99"/>
     <w:semiHidden/>
@@ -15533,15 +14888,15 @@
       </w:tblCellMar>
     </w:tblPr>
   </w:style>
-  <w:style w:type="numbering" w:default="1" w:styleId="a2">
+  <w:style w:type="numbering" w:default="1" w:styleId="NoList">
     <w:name w:val="No List"/>
     <w:uiPriority w:val="99"/>
     <w:semiHidden/>
     <w:unhideWhenUsed/>
   </w:style>
-  <w:style w:type="character" w:styleId="a3">
+  <w:style w:type="character" w:styleId="PlaceholderText">
     <w:name w:val="Placeholder Text"/>
-    <w:basedOn w:val="a0"/>
+    <w:basedOn w:val="DefaultParagraphFont"/>
     <w:uiPriority w:val="99"/>
     <w:semiHidden/>
     <w:rsid w:val="00615E52"/>
@@ -15573,10 +14928,6 @@
     <w:name w:val="398BF7500F394031976CA462D99CD05D"/>
     <w:rsid w:val="005A1C6C"/>
   </w:style>
-  <w:style w:type="paragraph" w:customStyle="1" w:styleId="EFC65D7AF7694916877C7C83BAB20F52">
-    <w:name w:val="EFC65D7AF7694916877C7C83BAB20F52"/>
-    <w:rsid w:val="005A1C6C"/>
-  </w:style>
   <w:style w:type="paragraph" w:customStyle="1" w:styleId="FCE25B0F320E411787AF4DCFF80F30A9">
     <w:name w:val="FCE25B0F320E411787AF4DCFF80F30A9"/>
     <w:rsid w:val="005A1C6C"/>
@@ -15599,14 +14950,6 @@
   </w:style>
   <w:style w:type="paragraph" w:customStyle="1" w:styleId="3ACC5CB13F464A918E1B8DEADC9F3286">
     <w:name w:val="3ACC5CB13F464A918E1B8DEADC9F3286"/>
-    <w:rsid w:val="005A1C6C"/>
-  </w:style>
-  <w:style w:type="paragraph" w:customStyle="1" w:styleId="8FB97DB98EBC4479909109BC9F48F721">
-    <w:name w:val="8FB97DB98EBC4479909109BC9F48F721"/>
-    <w:rsid w:val="005A1C6C"/>
-  </w:style>
-  <w:style w:type="paragraph" w:customStyle="1" w:styleId="30F4123CF458425781C7E7F8723A7490">
-    <w:name w:val="30F4123CF458425781C7E7F8723A7490"/>
     <w:rsid w:val="005A1C6C"/>
   </w:style>
   <w:style w:type="paragraph" w:customStyle="1" w:styleId="72A4C585D8BD49F0B64B88E5661D0A59">
@@ -15649,20 +14992,8 @@
     <w:name w:val="B2BC0B9BE6894382A67DC356D74A91BB"/>
     <w:rsid w:val="005A1C6C"/>
   </w:style>
-  <w:style w:type="paragraph" w:customStyle="1" w:styleId="A828D1B999E34B60AC91CE0125CEBC2E">
-    <w:name w:val="A828D1B999E34B60AC91CE0125CEBC2E"/>
-    <w:rsid w:val="005A1C6C"/>
-  </w:style>
-  <w:style w:type="paragraph" w:customStyle="1" w:styleId="4C1FC2CF1C354AC5A82CA85AFAE67209">
-    <w:name w:val="4C1FC2CF1C354AC5A82CA85AFAE67209"/>
-    <w:rsid w:val="005A1C6C"/>
-  </w:style>
   <w:style w:type="paragraph" w:customStyle="1" w:styleId="3D02B4551E394C0E9AD37349BD72B512">
     <w:name w:val="3D02B4551E394C0E9AD37349BD72B512"/>
-    <w:rsid w:val="005A1C6C"/>
-  </w:style>
-  <w:style w:type="paragraph" w:customStyle="1" w:styleId="8A594D542DC74904B07A3D39FF4878F1">
-    <w:name w:val="8A594D542DC74904B07A3D39FF4878F1"/>
     <w:rsid w:val="005A1C6C"/>
   </w:style>
   <w:style w:type="paragraph" w:customStyle="1" w:styleId="FC25BCD3170146D7AE13F9DF1BDA6B9C">
@@ -15685,10 +15016,6 @@
     <w:name w:val="5D5B32FB49C54A308E8689CE5582CFF5"/>
     <w:rsid w:val="00ED0EFB"/>
   </w:style>
-  <w:style w:type="paragraph" w:customStyle="1" w:styleId="DD74A4FEB4E249E2927E3104E1D92EE7">
-    <w:name w:val="DD74A4FEB4E249E2927E3104E1D92EE7"/>
-    <w:rsid w:val="00DB2409"/>
-  </w:style>
   <w:style w:type="paragraph" w:customStyle="1" w:styleId="9AE6A2B456954AB8A536F8CF616DE9D1">
     <w:name w:val="9AE6A2B456954AB8A536F8CF616DE9D1"/>
     <w:rsid w:val="00615E52"/>
@@ -15700,7 +15027,7 @@
 </file>
 
 <file path=word/glossary/webSettings.xml><?xml version="1.0" encoding="utf-8"?>
-<w:webSettings xmlns:mc="http://schemas.openxmlformats.org/markup-compatibility/2006" xmlns:r="http://schemas.openxmlformats.org/officeDocument/2006/relationships" xmlns:w="http://schemas.openxmlformats.org/wordprocessingml/2006/main" xmlns:w14="http://schemas.microsoft.com/office/word/2010/wordml" xmlns:w15="http://schemas.microsoft.com/office/word/2012/wordml" xmlns:w16se="http://schemas.microsoft.com/office/word/2015/wordml/symex" mc:Ignorable="w14 w15 w16se">
+<w:webSettings xmlns:mc="http://schemas.openxmlformats.org/markup-compatibility/2006" xmlns:r="http://schemas.openxmlformats.org/officeDocument/2006/relationships" xmlns:w="http://schemas.openxmlformats.org/wordprocessingml/2006/main" xmlns:w14="http://schemas.microsoft.com/office/word/2010/wordml" xmlns:w15="http://schemas.microsoft.com/office/word/2012/wordml" xmlns:w16cex="http://schemas.microsoft.com/office/word/2018/wordml/cex" xmlns:w16cid="http://schemas.microsoft.com/office/word/2016/wordml/cid" xmlns:w16="http://schemas.microsoft.com/office/word/2018/wordml" xmlns:w16sdtdh="http://schemas.microsoft.com/office/word/2020/wordml/sdtdatahash" xmlns:w16se="http://schemas.microsoft.com/office/word/2015/wordml/symex" mc:Ignorable="w14 w15 w16se w16cid w16 w16cex w16sdtdh">
   <w:optimizeForBrowser/>
   <w:allowPNG/>
 </w:webSettings>

--- a/Launcher/Templates/F_ТИПОВИЙ ДОГОВІР МКБР ГО УААСП.docx
+++ b/Launcher/Templates/F_ТИПОВИЙ ДОГОВІР МКБР ГО УААСП.docx
@@ -1267,25 +1267,24 @@
         <w:pStyle w:val="BodyText"/>
         <w:ind w:right="-141" w:firstLine="360"/>
         <w:rPr>
-          <w:b/>
+          <w:sz w:val="20"/>
+          <w:szCs w:val="20"/>
+        </w:rPr>
+      </w:pPr>
+      <w:r>
+        <w:rPr>
+          <w:sz w:val="20"/>
+          <w:szCs w:val="20"/>
+        </w:rPr>
+        <w:t>2.4. Сторони домовились, що сума авторської винагороди (роялті), яка сплачується Користувачем за надання невиключного права на публічне виконання творів з каталогу ГО УААСП, з урахуванням діючих попередніх тарифів, затверджених Загальними зборами членів ГО УААСП та приписів законодавства України</w:t>
+      </w:r>
+      <w:r>
+        <w:rPr>
           <w:sz w:val="20"/>
           <w:szCs w:val="20"/>
           <w:lang w:val="ru-RU"/>
         </w:rPr>
-      </w:pPr>
-      <w:r>
-        <w:rPr>
-          <w:sz w:val="20"/>
-          <w:szCs w:val="20"/>
-        </w:rPr>
-        <w:t xml:space="preserve">2.4. </w:t>
-      </w:r>
-      <w:r>
-        <w:rPr>
-          <w:sz w:val="20"/>
-          <w:szCs w:val="20"/>
-        </w:rPr>
-        <w:t xml:space="preserve">Сторони домовились, що сума авторської винагороди (роялті), яка сплачується Користувачем за надання невиключного права на публічне виконання творів з каталогу ГО УААСП, з урахуванням діючих попередніх тарифів, затверджених Загальними зборами членів ГО УААСП та приписів законодавства України, </w:t>
+        <w:t xml:space="preserve"> </w:t>
       </w:r>
       <w:r>
         <w:rPr>
@@ -1294,7 +1293,6 @@
         </w:rPr>
         <w:t xml:space="preserve">становить: </w:t>
       </w:r>
-      <w:bookmarkStart w:id="4" w:name="_Hlk3207123"/>
       <w:sdt>
         <w:sdtPr>
           <w:rPr>
@@ -1306,7 +1304,7 @@
           <w:tag w:val="prcntInc"/>
           <w:id w:val="-693003422"/>
           <w:placeholder>
-            <w:docPart w:val="FCE25B0F320E411787AF4DCFF80F30A9"/>
+            <w:docPart w:val="B43D1B008CD5403EBC219BBC06A402F7"/>
           </w:placeholder>
           <w:showingPlcHdr/>
           <w15:appearance w15:val="tags"/>
@@ -1316,20 +1314,19 @@
           <w:r>
             <w:rPr>
               <w:rStyle w:val="PlaceholderText"/>
+              <w:sz w:val="20"/>
+              <w:szCs w:val="20"/>
             </w:rPr>
             <w:t>Место для ввода текста.</w:t>
           </w:r>
         </w:sdtContent>
       </w:sdt>
       <w:r>
-        <w:t xml:space="preserve"> </w:t>
-      </w:r>
-      <w:r>
-        <w:rPr>
-          <w:sz w:val="20"/>
-          <w:szCs w:val="20"/>
-        </w:rPr>
-        <w:t>(</w:t>
+        <w:rPr>
+          <w:sz w:val="20"/>
+          <w:szCs w:val="20"/>
+        </w:rPr>
+        <w:t xml:space="preserve"> (</w:t>
       </w:r>
       <w:sdt>
         <w:sdtPr>
@@ -1341,7 +1338,7 @@
           <w:tag w:val="prcntIncText"/>
           <w:id w:val="-1538653732"/>
           <w:placeholder>
-            <w:docPart w:val="1AE439311BD54E75871BCC3A47F073B7"/>
+            <w:docPart w:val="F59B205005634D8FA73D7602D0D65E3F"/>
           </w:placeholder>
           <w:showingPlcHdr/>
           <w15:appearance w15:val="tags"/>
@@ -1351,6 +1348,8 @@
           <w:r>
             <w:rPr>
               <w:rStyle w:val="PlaceholderText"/>
+              <w:sz w:val="20"/>
+              <w:szCs w:val="20"/>
             </w:rPr>
             <w:t>Место для ввода текста.</w:t>
           </w:r>
@@ -1363,11 +1362,11 @@
         </w:rPr>
         <w:t>)</w:t>
       </w:r>
-      <w:bookmarkEnd w:id="4"/>
-      <w:r>
-        <w:rPr>
-          <w:sz w:val="20"/>
-          <w:szCs w:val="20"/>
+      <w:r>
+        <w:rPr>
+          <w:sz w:val="20"/>
+          <w:szCs w:val="20"/>
+          <w:lang w:val="ru-RU"/>
         </w:rPr>
         <w:t xml:space="preserve"> </w:t>
       </w:r>
@@ -1385,7 +1384,7 @@
           <w:sz w:val="20"/>
           <w:szCs w:val="20"/>
         </w:rPr>
-        <w:t xml:space="preserve"> від доходів Користувача</w:t>
+        <w:t xml:space="preserve"> від доходів Користувача при безкоштовному вході</w:t>
       </w:r>
       <w:r>
         <w:rPr>
@@ -1410,7 +1409,6 @@
         </w:rPr>
         <w:t xml:space="preserve"> </w:t>
       </w:r>
-      <w:bookmarkStart w:id="5" w:name="_Hlk3207175"/>
       <w:sdt>
         <w:sdtPr>
           <w:rPr>
@@ -1422,7 +1420,7 @@
           <w:tag w:val="minRltGrn"/>
           <w:id w:val="736820379"/>
           <w:placeholder>
-            <w:docPart w:val="29ADE9D30E934ADC8ED44B130F9DE891"/>
+            <w:docPart w:val="37264C2330BE450E9661B69CB1BAF7E5"/>
           </w:placeholder>
           <w:showingPlcHdr/>
           <w15:appearance w15:val="tags"/>
@@ -1432,20 +1430,19 @@
           <w:r>
             <w:rPr>
               <w:rStyle w:val="PlaceholderText"/>
+              <w:sz w:val="20"/>
+              <w:szCs w:val="20"/>
             </w:rPr>
             <w:t>Место для ввода текста.</w:t>
           </w:r>
         </w:sdtContent>
       </w:sdt>
       <w:r>
-        <w:t xml:space="preserve"> </w:t>
-      </w:r>
-      <w:r>
-        <w:rPr>
-          <w:sz w:val="20"/>
-          <w:szCs w:val="20"/>
-        </w:rPr>
-        <w:t>(</w:t>
+        <w:rPr>
+          <w:sz w:val="20"/>
+          <w:szCs w:val="20"/>
+        </w:rPr>
+        <w:t xml:space="preserve"> (</w:t>
       </w:r>
       <w:sdt>
         <w:sdtPr>
@@ -1457,7 +1454,7 @@
           <w:tag w:val="minRltGrnText"/>
           <w:id w:val="1854692243"/>
           <w:placeholder>
-            <w:docPart w:val="592CAE867EE54EEEB9C8A28ACE473E49"/>
+            <w:docPart w:val="C79F76F1EBF64252B290B9B1044FAB50"/>
           </w:placeholder>
           <w:showingPlcHdr/>
           <w15:appearance w15:val="tags"/>
@@ -1467,6 +1464,8 @@
           <w:r>
             <w:rPr>
               <w:rStyle w:val="PlaceholderText"/>
+              <w:sz w:val="20"/>
+              <w:szCs w:val="20"/>
             </w:rPr>
             <w:t>Место для ввода текста.</w:t>
           </w:r>
@@ -1477,10 +1476,7 @@
           <w:sz w:val="20"/>
           <w:szCs w:val="20"/>
         </w:rPr>
-        <w:t>)</w:t>
-      </w:r>
-      <w:r>
-        <w:t xml:space="preserve"> </w:t>
+        <w:t xml:space="preserve">) </w:t>
       </w:r>
       <w:r>
         <w:rPr>
@@ -1491,6 +1487,10 @@
         <w:t>грн.</w:t>
       </w:r>
       <w:r>
+        <w:rPr>
+          <w:sz w:val="20"/>
+          <w:szCs w:val="20"/>
+        </w:rPr>
         <w:t xml:space="preserve"> </w:t>
       </w:r>
       <w:sdt>
@@ -1504,7 +1504,7 @@
           <w:tag w:val="minRltKop"/>
           <w:id w:val="-991406507"/>
           <w:placeholder>
-            <w:docPart w:val="82027348878C423B837FB17AFB2C256D"/>
+            <w:docPart w:val="E35E29EDCCF14BD8A9ABE5628B454056"/>
           </w:placeholder>
           <w:showingPlcHdr/>
           <w15:appearance w15:val="tags"/>
@@ -1514,12 +1514,20 @@
           <w:r>
             <w:rPr>
               <w:rStyle w:val="PlaceholderText"/>
+              <w:sz w:val="20"/>
+              <w:szCs w:val="20"/>
             </w:rPr>
             <w:t>Место для ввода текста.</w:t>
           </w:r>
         </w:sdtContent>
       </w:sdt>
       <w:r>
+        <w:rPr>
+          <w:b/>
+          <w:sz w:val="20"/>
+          <w:szCs w:val="20"/>
+          <w:lang w:val="ru-RU"/>
+        </w:rPr>
         <w:t xml:space="preserve"> </w:t>
       </w:r>
       <w:r>
@@ -1530,15 +1538,28 @@
         </w:rPr>
         <w:t>коп.</w:t>
       </w:r>
-      <w:bookmarkEnd w:id="5"/>
-      <w:r>
-        <w:rPr>
-          <w:sz w:val="20"/>
-          <w:szCs w:val="20"/>
-        </w:rPr>
-        <w:t xml:space="preserve"> (далі – мінімальний платіж) </w:t>
-      </w:r>
-      <w:bookmarkStart w:id="6" w:name="_Hlk3207388"/>
+      <w:r>
+        <w:rPr>
+          <w:sz w:val="20"/>
+          <w:szCs w:val="20"/>
+        </w:rPr>
+        <w:t xml:space="preserve"> (далі – мінімальний платіж)</w:t>
+      </w:r>
+      <w:r>
+        <w:rPr>
+          <w:sz w:val="20"/>
+          <w:szCs w:val="20"/>
+          <w:lang w:val="ru-RU"/>
+        </w:rPr>
+        <w:t xml:space="preserve"> </w:t>
+      </w:r>
+      <w:r>
+        <w:rPr>
+          <w:sz w:val="20"/>
+          <w:szCs w:val="20"/>
+        </w:rPr>
+        <w:t xml:space="preserve">за </w:t>
+      </w:r>
       <w:sdt>
         <w:sdtPr>
           <w:rPr>
@@ -1546,11 +1567,11 @@
             <w:sz w:val="20"/>
             <w:szCs w:val="20"/>
           </w:rPr>
-          <w:alias w:val="rltPayPeriod"/>
-          <w:tag w:val="rltPayPeriod"/>
+          <w:alias w:val="payPeriod1"/>
+          <w:tag w:val="payPeriod1"/>
           <w:id w:val="-212894741"/>
           <w:placeholder>
-            <w:docPart w:val="3ACC5CB13F464A918E1B8DEADC9F3286"/>
+            <w:docPart w:val="412AD798B79E4178950F2D5E4AD52193"/>
           </w:placeholder>
           <w:showingPlcHdr/>
           <w15:appearance w15:val="tags"/>
@@ -1560,12 +1581,13 @@
           <w:r>
             <w:rPr>
               <w:rStyle w:val="PlaceholderText"/>
+              <w:sz w:val="20"/>
+              <w:szCs w:val="20"/>
             </w:rPr>
             <w:t>Место для ввода текста.</w:t>
           </w:r>
         </w:sdtContent>
       </w:sdt>
-      <w:bookmarkEnd w:id="6"/>
       <w:r>
         <w:rPr>
           <w:b/>
@@ -1582,6 +1604,21 @@
           <w:lang w:val="ru-RU"/>
         </w:rPr>
         <w:t xml:space="preserve"> </w:t>
+      </w:r>
+      <w:r>
+        <w:rPr>
+          <w:sz w:val="20"/>
+          <w:szCs w:val="20"/>
+        </w:rPr>
+        <w:t xml:space="preserve">Сторони домовились, що сума авторської винагороди </w:t>
+      </w:r>
+      <w:r>
+        <w:rPr>
+          <w:sz w:val="20"/>
+          <w:szCs w:val="20"/>
+        </w:rPr>
+        <w:lastRenderedPageBreak/>
+        <w:t>(роялті), яка сплачується Користувачем за надання невиключного права на публічне виконання творів з каталогу ГО УААСП, з урахуванням діючих попередніх тарифів, затверджених Загальними зборами членів ГО УААСП та приписів законодавства України</w:t>
       </w:r>
     </w:p>
     <w:p>
@@ -1598,24 +1635,6 @@
           <w:sz w:val="20"/>
           <w:szCs w:val="20"/>
         </w:rPr>
-        <w:lastRenderedPageBreak/>
-        <w:t>Визначена Сторонами сума авторської винагороди в п. 2.4. Договору, не залежить від тривалості та кількості використання творів</w:t>
-      </w:r>
-    </w:p>
-    <w:p>
-      <w:pPr>
-        <w:pStyle w:val="BodyText"/>
-        <w:ind w:right="-141" w:firstLine="360"/>
-        <w:rPr>
-          <w:sz w:val="20"/>
-          <w:szCs w:val="20"/>
-        </w:rPr>
-      </w:pPr>
-      <w:r>
-        <w:rPr>
-          <w:sz w:val="20"/>
-          <w:szCs w:val="20"/>
-        </w:rPr>
         <w:t>2.5. Користувач зобов’язується вести точний облік творів та їх авторів і</w:t>
       </w:r>
       <w:r>
@@ -1631,30 +1650,33 @@
       <w:pPr>
         <w:pStyle w:val="BodyText"/>
         <w:ind w:right="-165"/>
-      </w:pPr>
-      <w:r>
-        <w:rPr>
-          <w:sz w:val="20"/>
-          <w:szCs w:val="20"/>
-        </w:rPr>
-        <w:t xml:space="preserve">        2.5.1. </w:t>
-      </w:r>
-      <w:r>
-        <w:rPr>
-          <w:sz w:val="20"/>
-          <w:szCs w:val="20"/>
-        </w:rPr>
-        <w:t xml:space="preserve">не пізніше 20-ого числа після закінчення </w:t>
-      </w:r>
-      <w:r>
-        <w:rPr>
-          <w:b/>
-          <w:sz w:val="20"/>
-          <w:szCs w:val="20"/>
-        </w:rPr>
-        <w:t xml:space="preserve">кожного </w:t>
-      </w:r>
-      <w:bookmarkStart w:id="7" w:name="_Hlk3207428"/>
+        <w:rPr>
+          <w:sz w:val="20"/>
+          <w:szCs w:val="20"/>
+        </w:rPr>
+      </w:pPr>
+      <w:r>
+        <w:rPr>
+          <w:sz w:val="20"/>
+          <w:szCs w:val="20"/>
+        </w:rPr>
+        <w:t xml:space="preserve">        2.5.1. не пізніше </w:t>
+      </w:r>
+      <w:r>
+        <w:rPr>
+          <w:sz w:val="20"/>
+          <w:szCs w:val="20"/>
+        </w:rPr>
+        <w:t>20 (двадцятого)</w:t>
+      </w:r>
+      <w:r>
+        <w:rPr>
+          <w:sz w:val="20"/>
+          <w:szCs w:val="20"/>
+        </w:rPr>
+        <w:t xml:space="preserve"> числа </w:t>
+      </w:r>
+      <w:bookmarkStart w:id="4" w:name="_Hlk124520970"/>
       <w:sdt>
         <w:sdtPr>
           <w:rPr>
@@ -1663,11 +1685,11 @@
             <w:sz w:val="20"/>
             <w:szCs w:val="20"/>
           </w:rPr>
-          <w:alias w:val="rltPayPeriod2"/>
-          <w:tag w:val="rltPayPeriod2"/>
+          <w:alias w:val="payPeriod2"/>
+          <w:tag w:val="payPeriod2"/>
           <w:id w:val="-390504929"/>
           <w:placeholder>
-            <w:docPart w:val="9AE6A2B456954AB8A536F8CF616DE9D1"/>
+            <w:docPart w:val="25D4B24739DC4A6885EFED4E423AB0E2"/>
           </w:placeholder>
           <w:showingPlcHdr/>
           <w15:appearance w15:val="tags"/>
@@ -1677,12 +1699,64 @@
           <w:r>
             <w:rPr>
               <w:rStyle w:val="PlaceholderText"/>
+              <w:sz w:val="20"/>
+              <w:szCs w:val="20"/>
             </w:rPr>
             <w:t>Место для ввода текста.</w:t>
           </w:r>
         </w:sdtContent>
       </w:sdt>
-      <w:bookmarkEnd w:id="7"/>
+      <w:bookmarkEnd w:id="4"/>
+      <w:r>
+        <w:rPr>
+          <w:sz w:val="20"/>
+          <w:szCs w:val="20"/>
+        </w:rPr>
+        <w:t>, за</w:t>
+      </w:r>
+      <w:r>
+        <w:rPr>
+          <w:sz w:val="20"/>
+          <w:szCs w:val="20"/>
+        </w:rPr>
+        <w:t xml:space="preserve"> </w:t>
+      </w:r>
+      <w:sdt>
+        <w:sdtPr>
+          <w:rPr>
+            <w:b/>
+            <w:color w:val="000000"/>
+            <w:sz w:val="20"/>
+            <w:szCs w:val="20"/>
+          </w:rPr>
+          <w:alias w:val="payPeriod3"/>
+          <w:tag w:val="payPeriod3"/>
+          <w:id w:val="1133986220"/>
+          <w:placeholder>
+            <w:docPart w:val="BADCFDD33AC74B7F8DFCF7AD10CB918A"/>
+          </w:placeholder>
+          <w:showingPlcHdr/>
+          <w15:appearance w15:val="tags"/>
+          <w:text/>
+        </w:sdtPr>
+        <w:sdtContent>
+          <w:r>
+            <w:rPr>
+              <w:rStyle w:val="PlaceholderText"/>
+              <w:sz w:val="20"/>
+              <w:szCs w:val="20"/>
+            </w:rPr>
+            <w:t>Место для ввода текста.</w:t>
+          </w:r>
+        </w:sdtContent>
+      </w:sdt>
+      <w:r>
+        <w:rPr>
+          <w:sz w:val="20"/>
+          <w:szCs w:val="20"/>
+        </w:rPr>
+        <w:t>,</w:t>
+      </w:r>
       <w:r>
         <w:rPr>
           <w:sz w:val="20"/>
@@ -1712,62 +1786,131 @@
           <w:sz w:val="20"/>
           <w:szCs w:val="20"/>
         </w:rPr>
-        <w:t>язується не пізніше 20-ого числа</w:t>
-      </w:r>
+        <w:t>язується не пізніше 20-ог</w:t>
+      </w:r>
+      <w:r>
+        <w:rPr>
+          <w:sz w:val="20"/>
+          <w:szCs w:val="20"/>
+        </w:rPr>
+        <w:t xml:space="preserve">о числа </w:t>
+      </w:r>
+      <w:sdt>
+        <w:sdtPr>
+          <w:rPr>
+            <w:b/>
+            <w:color w:val="000000"/>
+            <w:sz w:val="20"/>
+            <w:szCs w:val="20"/>
+          </w:rPr>
+          <w:alias w:val="payPeriod4"/>
+          <w:tag w:val="payPeriod4"/>
+          <w:id w:val="1759869420"/>
+          <w:placeholder>
+            <w:docPart w:val="A27D11A052EF4162BDBC91A2852174AD"/>
+          </w:placeholder>
+          <w:showingPlcHdr/>
+          <w15:appearance w15:val="tags"/>
+          <w:text/>
+        </w:sdtPr>
+        <w:sdtContent>
+          <w:r>
+            <w:rPr>
+              <w:rStyle w:val="PlaceholderText"/>
+              <w:sz w:val="20"/>
+              <w:szCs w:val="20"/>
+            </w:rPr>
+            <w:t>Место для ввода текста.</w:t>
+          </w:r>
+        </w:sdtContent>
+      </w:sdt>
       <w:r>
         <w:rPr>
           <w:b/>
           <w:sz w:val="20"/>
           <w:szCs w:val="20"/>
         </w:rPr>
+        <w:t>,</w:t>
+      </w:r>
+      <w:r>
+        <w:rPr>
+          <w:sz w:val="20"/>
+          <w:szCs w:val="20"/>
+          <w:lang w:val="ru-RU"/>
+        </w:rPr>
+        <w:t xml:space="preserve"> п</w:t>
+      </w:r>
+      <w:r>
+        <w:rPr>
+          <w:sz w:val="20"/>
+          <w:szCs w:val="20"/>
+        </w:rPr>
+        <w:t xml:space="preserve">ерерахувати на поточний рахунок ГО УААСП </w:t>
+      </w:r>
+      <w:r>
+        <w:rPr>
+          <w:b/>
+          <w:sz w:val="20"/>
+          <w:szCs w:val="20"/>
+        </w:rPr>
+        <w:t>за</w:t>
+      </w:r>
+      <w:r>
+        <w:rPr>
+          <w:b/>
+          <w:sz w:val="20"/>
+          <w:szCs w:val="20"/>
+        </w:rPr>
         <w:t xml:space="preserve"> </w:t>
       </w:r>
-      <w:r>
-        <w:rPr>
-          <w:sz w:val="20"/>
-          <w:szCs w:val="20"/>
-        </w:rPr>
-        <w:t xml:space="preserve">кожного </w:t>
-      </w:r>
+      <w:sdt>
+        <w:sdtPr>
+          <w:rPr>
+            <w:b/>
+            <w:sz w:val="20"/>
+            <w:szCs w:val="20"/>
+          </w:rPr>
+          <w:alias w:val="payPeriod5"/>
+          <w:tag w:val="payPeriod5"/>
+          <w:id w:val="1087661003"/>
+          <w:placeholder>
+            <w:docPart w:val="CF47F80A1D4D4553B7FD3F384E0A111C"/>
+          </w:placeholder>
+          <w:showingPlcHdr/>
+          <w15:appearance w15:val="tags"/>
+          <w:text/>
+        </w:sdtPr>
+        <w:sdtContent>
+          <w:r>
+            <w:rPr>
+              <w:rStyle w:val="PlaceholderText"/>
+              <w:sz w:val="20"/>
+              <w:szCs w:val="20"/>
+            </w:rPr>
+            <w:t>Место для ввода текста.</w:t>
+          </w:r>
+        </w:sdtContent>
+      </w:sdt>
       <w:r>
         <w:rPr>
           <w:b/>
           <w:sz w:val="20"/>
           <w:szCs w:val="20"/>
         </w:rPr>
-        <w:t>місяця,</w:t>
-      </w:r>
-      <w:r>
-        <w:rPr>
-          <w:sz w:val="20"/>
-          <w:szCs w:val="20"/>
-          <w:lang w:val="ru-RU"/>
-        </w:rPr>
-        <w:t xml:space="preserve"> п</w:t>
-      </w:r>
-      <w:r>
-        <w:rPr>
-          <w:sz w:val="20"/>
-          <w:szCs w:val="20"/>
-        </w:rPr>
-        <w:t xml:space="preserve">ерерахувати на поточний рахунок ГО УААСП </w:t>
-      </w:r>
-      <w:r>
-        <w:rPr>
-          <w:b/>
-          <w:sz w:val="20"/>
-          <w:szCs w:val="20"/>
-        </w:rPr>
-        <w:t>за попередній місяць</w:t>
-      </w:r>
-      <w:r>
-        <w:rPr>
-          <w:sz w:val="20"/>
-          <w:szCs w:val="20"/>
-        </w:rPr>
-        <w:t xml:space="preserve"> загальну повну суму авторської винагороди, визначену в п. 2.4. даного Договору, за вирахуванням сплаченого у передбаченому вище порядку даного Договору мінімального платежу; </w:t>
-      </w:r>
-      <w:r>
+        <w:t xml:space="preserve"> </w:t>
+      </w:r>
+      <w:r>
+        <w:rPr>
+          <w:sz w:val="20"/>
+          <w:szCs w:val="20"/>
+        </w:rPr>
+        <w:t xml:space="preserve">загальну повну суму авторської винагороди, визначену в п. 2.4. даного Договору, за вирахуванням сплаченого у передбаченому вище порядку даного Договору мінімального платежу; </w:t>
+      </w:r>
+      <w:r>
+        <w:rPr>
+          <w:sz w:val="20"/>
+          <w:szCs w:val="20"/>
+        </w:rPr>
         <w:tab/>
       </w:r>
     </w:p>
@@ -1785,7 +1928,50 @@
           <w:sz w:val="20"/>
           <w:szCs w:val="20"/>
         </w:rPr>
-        <w:t xml:space="preserve">2.5.2. не пізніше 20 (двадцятого) числа після закінчення кожного кварталу надати ГО УААСП безпосередньо або через представника у паперовому прошитому вигляді за підписом уповноваженої особи Користувача Звіт про публічно виконані твори (далі – Звіт) за формою, наведеною у </w:t>
+        <w:t xml:space="preserve">2.5.2. не пізніше 20 (двадцятого) числа </w:t>
+      </w:r>
+      <w:sdt>
+        <w:sdtPr>
+          <w:rPr>
+            <w:b/>
+            <w:color w:val="000000"/>
+            <w:sz w:val="20"/>
+            <w:szCs w:val="20"/>
+          </w:rPr>
+          <w:alias w:val="payPeriod2"/>
+          <w:tag w:val="payPeriod2"/>
+          <w:id w:val="1990129443"/>
+          <w:placeholder>
+            <w:docPart w:val="64985225B14B4D0EBB98DCBEE119A71E"/>
+          </w:placeholder>
+          <w:showingPlcHdr/>
+          <w15:appearance w15:val="tags"/>
+          <w:text/>
+        </w:sdtPr>
+        <w:sdtContent>
+          <w:r>
+            <w:rPr>
+              <w:rStyle w:val="PlaceholderText"/>
+              <w:sz w:val="20"/>
+              <w:szCs w:val="20"/>
+            </w:rPr>
+            <w:t>Место для ввода текста.</w:t>
+          </w:r>
+        </w:sdtContent>
+      </w:sdt>
+      <w:r>
+        <w:rPr>
+          <w:sz w:val="20"/>
+          <w:szCs w:val="20"/>
+        </w:rPr>
+        <w:t xml:space="preserve"> </w:t>
+      </w:r>
+      <w:r>
+        <w:rPr>
+          <w:sz w:val="20"/>
+          <w:szCs w:val="20"/>
+        </w:rPr>
+        <w:t xml:space="preserve">надати ГО УААСП безпосередньо або через представника у паперовому прошитому вигляді за підписом уповноваженої особи Користувача Звіт про публічно виконані твори (далі – Звіт) за формою, наведеною у </w:t>
       </w:r>
       <w:r>
         <w:rPr>
@@ -1882,7 +2068,6 @@
           <w:i/>
           <w:sz w:val="20"/>
           <w:szCs w:val="20"/>
-          <w:lang w:val="ru-RU"/>
         </w:rPr>
         <w:t xml:space="preserve"> </w:t>
       </w:r>
@@ -1919,7 +2104,57 @@
           <w:sz w:val="20"/>
           <w:szCs w:val="20"/>
         </w:rPr>
-        <w:t xml:space="preserve">2.5.3. не пізніше 20 (двадцятого) числа після закінчення кожного кварталу надіслати ГО УААСП належним чином заповнений та підписаний Акт про виплату авторської винагороди та надання звіту (далі – Акт) в 2-ох примірниках за формою, наведеною у </w:t>
+        <w:t xml:space="preserve">2.5.3. не пізніше 20 (двадцятого) </w:t>
+      </w:r>
+      <w:r>
+        <w:rPr>
+          <w:sz w:val="20"/>
+          <w:szCs w:val="20"/>
+        </w:rPr>
+        <w:t xml:space="preserve">числа </w:t>
+      </w:r>
+      <w:sdt>
+        <w:sdtPr>
+          <w:rPr>
+            <w:b/>
+            <w:color w:val="000000"/>
+            <w:sz w:val="20"/>
+            <w:szCs w:val="20"/>
+          </w:rPr>
+          <w:alias w:val="payPeriod2"/>
+          <w:tag w:val="payPeriod2"/>
+          <w:id w:val="1254168523"/>
+          <w:placeholder>
+            <w:docPart w:val="01271C18B39040798B5CAC24EAFB1B1D"/>
+          </w:placeholder>
+          <w:showingPlcHdr/>
+          <w15:appearance w15:val="tags"/>
+          <w:text/>
+        </w:sdtPr>
+        <w:sdtContent>
+          <w:r>
+            <w:rPr>
+              <w:rStyle w:val="PlaceholderText"/>
+              <w:sz w:val="20"/>
+              <w:szCs w:val="20"/>
+            </w:rPr>
+            <w:t>Место для ввода текста.</w:t>
+          </w:r>
+        </w:sdtContent>
+      </w:sdt>
+      <w:r>
+        <w:rPr>
+          <w:sz w:val="20"/>
+          <w:szCs w:val="20"/>
+        </w:rPr>
+        <w:t xml:space="preserve"> </w:t>
+      </w:r>
+      <w:r>
+        <w:rPr>
+          <w:sz w:val="20"/>
+          <w:szCs w:val="20"/>
+        </w:rPr>
+        <w:t xml:space="preserve">надіслати ГО УААСП належним чином заповнений та підписаний Акт про виплату авторської винагороди та надання звіту (далі – Акт) в 2-ох примірниках за формою, наведеною у </w:t>
       </w:r>
       <w:r>
         <w:rPr>
@@ -2372,6 +2607,7 @@
           <w:sz w:val="20"/>
           <w:szCs w:val="20"/>
         </w:rPr>
+        <w:lastRenderedPageBreak/>
         <w:t xml:space="preserve">3.4. ГО УААСП гарантує врегулювання претензій авторів і правонаступників до Користувача, пов’язаних з публічним виконанням творів з каталогу ГО УААСП, згідно із Законом та цим Договором, за умови належного виконання Користувачем умов цього Договору. </w:t>
       </w:r>
     </w:p>
@@ -2389,7 +2625,6 @@
           <w:sz w:val="20"/>
           <w:szCs w:val="20"/>
         </w:rPr>
-        <w:lastRenderedPageBreak/>
         <w:t>3.5. У разі виникнення розбіжностей або спорів між ГО УААСП і Користувачем з питань, передбачених цим Договором, вони вживатимуть усіх заходів до вирішення їх шляхом переговорів.</w:t>
       </w:r>
     </w:p>
@@ -2641,7 +2876,7 @@
         </w:rPr>
         <w:t xml:space="preserve">5.1. Цей Договір набирає чинності з </w:t>
       </w:r>
-      <w:bookmarkStart w:id="8" w:name="_Hlk3208475"/>
+      <w:bookmarkStart w:id="5" w:name="_Hlk3208475"/>
       <w:sdt>
         <w:sdtPr>
           <w:rPr>
@@ -2692,7 +2927,7 @@
         </w:rPr>
         <w:t xml:space="preserve"> і діє до  </w:t>
       </w:r>
-      <w:bookmarkStart w:id="9" w:name="_Hlk3207534"/>
+      <w:bookmarkStart w:id="6" w:name="_Hlk3207534"/>
       <w:sdt>
         <w:sdtPr>
           <w:rPr>
@@ -2719,8 +2954,8 @@
           </w:r>
         </w:sdtContent>
       </w:sdt>
-      <w:bookmarkEnd w:id="8"/>
-      <w:bookmarkEnd w:id="9"/>
+      <w:bookmarkEnd w:id="5"/>
+      <w:bookmarkEnd w:id="6"/>
       <w:r>
         <w:rPr>
           <w:b/>
@@ -3025,7 +3260,15 @@
           <w:sz w:val="20"/>
           <w:szCs w:val="20"/>
         </w:rPr>
-        <w:t>6.4. Сторона, для якої виникла неможливість виконання зобов’язань по даному Договору, зобов’язана своєчасно, не пізніше 5 (п’яти) днів, повідомити іншу Сторону про виникнення обставин, які перешкоджають виконанню зобов’язань. Відсутність повідомлення або несвоєчасне повідомлення про виникнення форс-мажорних обставин позбавляє Сторону права посилатися на них.</w:t>
+        <w:t xml:space="preserve">6.4. Сторона, для якої виникла неможливість виконання зобов’язань по даному Договору, зобов’язана своєчасно, не пізніше 5 (п’яти) днів, повідомити іншу Сторону про виникнення обставин, які перешкоджають виконанню зобов’язань. Відсутність </w:t>
+      </w:r>
+      <w:r>
+        <w:rPr>
+          <w:sz w:val="20"/>
+          <w:szCs w:val="20"/>
+        </w:rPr>
+        <w:lastRenderedPageBreak/>
+        <w:t>повідомлення або несвоєчасне повідомлення про виникнення форс-мажорних обставин позбавляє Сторону права посилатися на них.</w:t>
       </w:r>
     </w:p>
     <w:p>
@@ -3076,7 +3319,6 @@
         <w:ind w:right="-141" w:firstLine="426"/>
       </w:pPr>
       <w:r>
-        <w:lastRenderedPageBreak/>
         <w:t xml:space="preserve">7.1. Підписанням даного Договору суб’єкт персональних даних підтверджує свою згоду на обробку зазначених в даному Договорі персональних даних відповідно до Закону України «Про захист персональних даних» у базі персональних даних «Користувачі авторського права» з метою забезпечення адміністративно-правових, податкових відносин та відносин у сфері бухгалтерського обліку, з метою реалізації авторських прав правовласників об’єктів авторських прав відповідно до Господарського кодексу України, Цивільного кодексу України,  Податкового кодексу України, Закону України «Про бухгалтерський облік та фінансову звітність», Закону України </w:t>
       </w:r>
     </w:p>
@@ -3502,6 +3744,7 @@
           <w:sz w:val="20"/>
           <w:szCs w:val="20"/>
         </w:rPr>
+        <w:lastRenderedPageBreak/>
         <w:t>8.9. Витрати кожної із Сторін, пов’язані з виконанням зобов’язань за даним Договором, відшкодовуються самостійно, силами кожної із Сторін.</w:t>
       </w:r>
     </w:p>
@@ -3578,7 +3821,6 @@
           <w:sz w:val="20"/>
           <w:szCs w:val="20"/>
         </w:rPr>
-        <w:lastRenderedPageBreak/>
         <w:t>8.1</w:t>
       </w:r>
       <w:r>
@@ -12788,6 +13030,7 @@
     <w:lsdException w:name="HTML Sample" w:semiHidden="1" w:unhideWhenUsed="1"/>
     <w:lsdException w:name="HTML Typewriter" w:semiHidden="1" w:unhideWhenUsed="1"/>
     <w:lsdException w:name="HTML Variable" w:semiHidden="1" w:unhideWhenUsed="1"/>
+    <w:lsdException w:name="Normal Table" w:semiHidden="1" w:unhideWhenUsed="1"/>
     <w:lsdException w:name="annotation subject" w:semiHidden="1" w:unhideWhenUsed="1"/>
     <w:lsdException w:name="No List" w:semiHidden="1" w:unhideWhenUsed="1"/>
     <w:lsdException w:name="Outline List 1" w:semiHidden="1" w:unhideWhenUsed="1"/>
@@ -12830,8 +13073,11 @@
     <w:lsdException w:name="Table Contemporary" w:semiHidden="1" w:unhideWhenUsed="1"/>
     <w:lsdException w:name="Table Elegant" w:semiHidden="1" w:unhideWhenUsed="1"/>
     <w:lsdException w:name="Table Professional" w:semiHidden="1" w:unhideWhenUsed="1"/>
+    <w:lsdException w:name="Table Subtle 1" w:semiHidden="1" w:unhideWhenUsed="1"/>
     <w:lsdException w:name="Table Subtle 2" w:semiHidden="1" w:unhideWhenUsed="1"/>
     <w:lsdException w:name="Table Web 1" w:semiHidden="1" w:unhideWhenUsed="1"/>
+    <w:lsdException w:name="Table Web 2" w:semiHidden="1" w:unhideWhenUsed="1"/>
+    <w:lsdException w:name="Table Web 3" w:semiHidden="1" w:unhideWhenUsed="1"/>
     <w:lsdException w:name="Balloon Text" w:semiHidden="1" w:unhideWhenUsed="1"/>
     <w:lsdException w:name="Table Grid" w:uiPriority="59"/>
     <w:lsdException w:name="Table Theme" w:semiHidden="1" w:unhideWhenUsed="1"/>
@@ -13641,186 +13887,6 @@
     </w:docPart>
     <w:docPart>
       <w:docPartPr>
-        <w:name w:val="FCE25B0F320E411787AF4DCFF80F30A9"/>
-        <w:category>
-          <w:name w:val="Общие"/>
-          <w:gallery w:val="placeholder"/>
-        </w:category>
-        <w:types>
-          <w:type w:val="bbPlcHdr"/>
-        </w:types>
-        <w:behaviors>
-          <w:behavior w:val="content"/>
-        </w:behaviors>
-        <w:guid w:val="{BF7E10E4-5475-4105-A308-86C3A9302722}"/>
-      </w:docPartPr>
-      <w:docPartBody>
-        <w:p>
-          <w:pPr>
-            <w:pStyle w:val="FCE25B0F320E411787AF4DCFF80F30A9"/>
-          </w:pPr>
-          <w:r>
-            <w:rPr>
-              <w:rStyle w:val="PlaceholderText"/>
-              <w:lang w:val="uk-UA"/>
-            </w:rPr>
-            <w:t>Место для ввода текста.</w:t>
-          </w:r>
-        </w:p>
-      </w:docPartBody>
-    </w:docPart>
-    <w:docPart>
-      <w:docPartPr>
-        <w:name w:val="1AE439311BD54E75871BCC3A47F073B7"/>
-        <w:category>
-          <w:name w:val="Общие"/>
-          <w:gallery w:val="placeholder"/>
-        </w:category>
-        <w:types>
-          <w:type w:val="bbPlcHdr"/>
-        </w:types>
-        <w:behaviors>
-          <w:behavior w:val="content"/>
-        </w:behaviors>
-        <w:guid w:val="{C3CBAE96-9AD6-4316-B97C-1CBCBF63FD79}"/>
-      </w:docPartPr>
-      <w:docPartBody>
-        <w:p>
-          <w:pPr>
-            <w:pStyle w:val="1AE439311BD54E75871BCC3A47F073B7"/>
-          </w:pPr>
-          <w:r>
-            <w:rPr>
-              <w:rStyle w:val="PlaceholderText"/>
-              <w:lang w:val="uk-UA"/>
-            </w:rPr>
-            <w:t>Место для ввода текста.</w:t>
-          </w:r>
-        </w:p>
-      </w:docPartBody>
-    </w:docPart>
-    <w:docPart>
-      <w:docPartPr>
-        <w:name w:val="29ADE9D30E934ADC8ED44B130F9DE891"/>
-        <w:category>
-          <w:name w:val="Общие"/>
-          <w:gallery w:val="placeholder"/>
-        </w:category>
-        <w:types>
-          <w:type w:val="bbPlcHdr"/>
-        </w:types>
-        <w:behaviors>
-          <w:behavior w:val="content"/>
-        </w:behaviors>
-        <w:guid w:val="{D1C16411-771D-4237-B0A0-F7C2682123A5}"/>
-      </w:docPartPr>
-      <w:docPartBody>
-        <w:p>
-          <w:pPr>
-            <w:pStyle w:val="29ADE9D30E934ADC8ED44B130F9DE891"/>
-          </w:pPr>
-          <w:r>
-            <w:rPr>
-              <w:rStyle w:val="PlaceholderText"/>
-              <w:lang w:val="uk-UA"/>
-            </w:rPr>
-            <w:t>Место для ввода текста.</w:t>
-          </w:r>
-        </w:p>
-      </w:docPartBody>
-    </w:docPart>
-    <w:docPart>
-      <w:docPartPr>
-        <w:name w:val="592CAE867EE54EEEB9C8A28ACE473E49"/>
-        <w:category>
-          <w:name w:val="Общие"/>
-          <w:gallery w:val="placeholder"/>
-        </w:category>
-        <w:types>
-          <w:type w:val="bbPlcHdr"/>
-        </w:types>
-        <w:behaviors>
-          <w:behavior w:val="content"/>
-        </w:behaviors>
-        <w:guid w:val="{08723C63-CCEE-464F-A06E-B84A40C4CFDA}"/>
-      </w:docPartPr>
-      <w:docPartBody>
-        <w:p>
-          <w:pPr>
-            <w:pStyle w:val="592CAE867EE54EEEB9C8A28ACE473E49"/>
-          </w:pPr>
-          <w:r>
-            <w:rPr>
-              <w:rStyle w:val="PlaceholderText"/>
-              <w:lang w:val="uk-UA"/>
-            </w:rPr>
-            <w:t>Место для ввода текста.</w:t>
-          </w:r>
-        </w:p>
-      </w:docPartBody>
-    </w:docPart>
-    <w:docPart>
-      <w:docPartPr>
-        <w:name w:val="82027348878C423B837FB17AFB2C256D"/>
-        <w:category>
-          <w:name w:val="Общие"/>
-          <w:gallery w:val="placeholder"/>
-        </w:category>
-        <w:types>
-          <w:type w:val="bbPlcHdr"/>
-        </w:types>
-        <w:behaviors>
-          <w:behavior w:val="content"/>
-        </w:behaviors>
-        <w:guid w:val="{84868A8A-A6AB-4B27-B6F3-7A9920756B6A}"/>
-      </w:docPartPr>
-      <w:docPartBody>
-        <w:p>
-          <w:pPr>
-            <w:pStyle w:val="82027348878C423B837FB17AFB2C256D"/>
-          </w:pPr>
-          <w:r>
-            <w:rPr>
-              <w:rStyle w:val="PlaceholderText"/>
-              <w:lang w:val="uk-UA"/>
-            </w:rPr>
-            <w:t>Место для ввода текста.</w:t>
-          </w:r>
-        </w:p>
-      </w:docPartBody>
-    </w:docPart>
-    <w:docPart>
-      <w:docPartPr>
-        <w:name w:val="3ACC5CB13F464A918E1B8DEADC9F3286"/>
-        <w:category>
-          <w:name w:val="Общие"/>
-          <w:gallery w:val="placeholder"/>
-        </w:category>
-        <w:types>
-          <w:type w:val="bbPlcHdr"/>
-        </w:types>
-        <w:behaviors>
-          <w:behavior w:val="content"/>
-        </w:behaviors>
-        <w:guid w:val="{00E9CEF4-81BC-442C-B050-B3B7E9D69657}"/>
-      </w:docPartPr>
-      <w:docPartBody>
-        <w:p>
-          <w:pPr>
-            <w:pStyle w:val="3ACC5CB13F464A918E1B8DEADC9F3286"/>
-          </w:pPr>
-          <w:r>
-            <w:rPr>
-              <w:rStyle w:val="PlaceholderText"/>
-              <w:lang w:val="uk-UA"/>
-            </w:rPr>
-            <w:t>Место для ввода текста.</w:t>
-          </w:r>
-        </w:p>
-      </w:docPartBody>
-    </w:docPart>
-    <w:docPart>
-      <w:docPartPr>
         <w:name w:val="72A4C585D8BD49F0B64B88E5661D0A59"/>
         <w:category>
           <w:name w:val="Общие"/>
@@ -14313,9 +14379,9 @@
     </w:docPart>
     <w:docPart>
       <w:docPartPr>
-        <w:name w:val="9AE6A2B456954AB8A536F8CF616DE9D1"/>
+        <w:name w:val="B43D1B008CD5403EBC219BBC06A402F7"/>
         <w:category>
-          <w:name w:val="Общие"/>
+          <w:name w:val="General"/>
           <w:gallery w:val="placeholder"/>
         </w:category>
         <w:types>
@@ -14324,12 +14390,338 @@
         <w:behaviors>
           <w:behavior w:val="content"/>
         </w:behaviors>
-        <w:guid w:val="{9EFA986B-AD31-4E39-9774-E15882DEF244}"/>
+        <w:guid w:val="{B5B6144E-0F3E-4A29-B1B2-0C638EFF1444}"/>
       </w:docPartPr>
       <w:docPartBody>
         <w:p>
           <w:pPr>
-            <w:pStyle w:val="9AE6A2B456954AB8A536F8CF616DE9D1"/>
+            <w:pStyle w:val="B43D1B008CD5403EBC219BBC06A402F7"/>
+          </w:pPr>
+          <w:r>
+            <w:rPr>
+              <w:rStyle w:val="PlaceholderText"/>
+              <w:lang w:val="uk-UA"/>
+            </w:rPr>
+            <w:t>Место для ввода текста.</w:t>
+          </w:r>
+        </w:p>
+      </w:docPartBody>
+    </w:docPart>
+    <w:docPart>
+      <w:docPartPr>
+        <w:name w:val="F59B205005634D8FA73D7602D0D65E3F"/>
+        <w:category>
+          <w:name w:val="General"/>
+          <w:gallery w:val="placeholder"/>
+        </w:category>
+        <w:types>
+          <w:type w:val="bbPlcHdr"/>
+        </w:types>
+        <w:behaviors>
+          <w:behavior w:val="content"/>
+        </w:behaviors>
+        <w:guid w:val="{5C862819-9E8E-42CD-AAF0-842A103FF942}"/>
+      </w:docPartPr>
+      <w:docPartBody>
+        <w:p>
+          <w:pPr>
+            <w:pStyle w:val="F59B205005634D8FA73D7602D0D65E3F"/>
+          </w:pPr>
+          <w:r>
+            <w:rPr>
+              <w:rStyle w:val="PlaceholderText"/>
+              <w:lang w:val="uk-UA"/>
+            </w:rPr>
+            <w:t>Место для ввода текста.</w:t>
+          </w:r>
+        </w:p>
+      </w:docPartBody>
+    </w:docPart>
+    <w:docPart>
+      <w:docPartPr>
+        <w:name w:val="37264C2330BE450E9661B69CB1BAF7E5"/>
+        <w:category>
+          <w:name w:val="General"/>
+          <w:gallery w:val="placeholder"/>
+        </w:category>
+        <w:types>
+          <w:type w:val="bbPlcHdr"/>
+        </w:types>
+        <w:behaviors>
+          <w:behavior w:val="content"/>
+        </w:behaviors>
+        <w:guid w:val="{44FBCE41-77CC-4ABB-BAD3-F4483BE5B232}"/>
+      </w:docPartPr>
+      <w:docPartBody>
+        <w:p>
+          <w:pPr>
+            <w:pStyle w:val="37264C2330BE450E9661B69CB1BAF7E5"/>
+          </w:pPr>
+          <w:r>
+            <w:rPr>
+              <w:rStyle w:val="PlaceholderText"/>
+              <w:lang w:val="uk-UA"/>
+            </w:rPr>
+            <w:t>Место для ввода текста.</w:t>
+          </w:r>
+        </w:p>
+      </w:docPartBody>
+    </w:docPart>
+    <w:docPart>
+      <w:docPartPr>
+        <w:name w:val="C79F76F1EBF64252B290B9B1044FAB50"/>
+        <w:category>
+          <w:name w:val="General"/>
+          <w:gallery w:val="placeholder"/>
+        </w:category>
+        <w:types>
+          <w:type w:val="bbPlcHdr"/>
+        </w:types>
+        <w:behaviors>
+          <w:behavior w:val="content"/>
+        </w:behaviors>
+        <w:guid w:val="{9E689D5B-EF67-433F-A8BF-7CCCFC8A8EE6}"/>
+      </w:docPartPr>
+      <w:docPartBody>
+        <w:p>
+          <w:pPr>
+            <w:pStyle w:val="C79F76F1EBF64252B290B9B1044FAB50"/>
+          </w:pPr>
+          <w:r>
+            <w:rPr>
+              <w:rStyle w:val="PlaceholderText"/>
+              <w:lang w:val="uk-UA"/>
+            </w:rPr>
+            <w:t>Место для ввода текста.</w:t>
+          </w:r>
+        </w:p>
+      </w:docPartBody>
+    </w:docPart>
+    <w:docPart>
+      <w:docPartPr>
+        <w:name w:val="E35E29EDCCF14BD8A9ABE5628B454056"/>
+        <w:category>
+          <w:name w:val="General"/>
+          <w:gallery w:val="placeholder"/>
+        </w:category>
+        <w:types>
+          <w:type w:val="bbPlcHdr"/>
+        </w:types>
+        <w:behaviors>
+          <w:behavior w:val="content"/>
+        </w:behaviors>
+        <w:guid w:val="{A715C7DE-12B4-4ED0-97F0-4198B49E6BC5}"/>
+      </w:docPartPr>
+      <w:docPartBody>
+        <w:p>
+          <w:pPr>
+            <w:pStyle w:val="E35E29EDCCF14BD8A9ABE5628B454056"/>
+          </w:pPr>
+          <w:r>
+            <w:rPr>
+              <w:rStyle w:val="PlaceholderText"/>
+              <w:lang w:val="uk-UA"/>
+            </w:rPr>
+            <w:t>Место для ввода текста.</w:t>
+          </w:r>
+        </w:p>
+      </w:docPartBody>
+    </w:docPart>
+    <w:docPart>
+      <w:docPartPr>
+        <w:name w:val="412AD798B79E4178950F2D5E4AD52193"/>
+        <w:category>
+          <w:name w:val="General"/>
+          <w:gallery w:val="placeholder"/>
+        </w:category>
+        <w:types>
+          <w:type w:val="bbPlcHdr"/>
+        </w:types>
+        <w:behaviors>
+          <w:behavior w:val="content"/>
+        </w:behaviors>
+        <w:guid w:val="{FE5094DD-CF55-460B-818A-993AA3A81367}"/>
+      </w:docPartPr>
+      <w:docPartBody>
+        <w:p>
+          <w:pPr>
+            <w:pStyle w:val="412AD798B79E4178950F2D5E4AD52193"/>
+          </w:pPr>
+          <w:r>
+            <w:rPr>
+              <w:rStyle w:val="PlaceholderText"/>
+              <w:lang w:val="uk-UA"/>
+            </w:rPr>
+            <w:t>Место для ввода текста.</w:t>
+          </w:r>
+        </w:p>
+      </w:docPartBody>
+    </w:docPart>
+    <w:docPart>
+      <w:docPartPr>
+        <w:name w:val="25D4B24739DC4A6885EFED4E423AB0E2"/>
+        <w:category>
+          <w:name w:val="General"/>
+          <w:gallery w:val="placeholder"/>
+        </w:category>
+        <w:types>
+          <w:type w:val="bbPlcHdr"/>
+        </w:types>
+        <w:behaviors>
+          <w:behavior w:val="content"/>
+        </w:behaviors>
+        <w:guid w:val="{75C098C9-3F8B-4B48-B213-61D0ED96D880}"/>
+      </w:docPartPr>
+      <w:docPartBody>
+        <w:p>
+          <w:pPr>
+            <w:pStyle w:val="25D4B24739DC4A6885EFED4E423AB0E2"/>
+          </w:pPr>
+          <w:r>
+            <w:rPr>
+              <w:rStyle w:val="PlaceholderText"/>
+            </w:rPr>
+            <w:t>Место для ввода текста.</w:t>
+          </w:r>
+        </w:p>
+      </w:docPartBody>
+    </w:docPart>
+    <w:docPart>
+      <w:docPartPr>
+        <w:name w:val="BADCFDD33AC74B7F8DFCF7AD10CB918A"/>
+        <w:category>
+          <w:name w:val="General"/>
+          <w:gallery w:val="placeholder"/>
+        </w:category>
+        <w:types>
+          <w:type w:val="bbPlcHdr"/>
+        </w:types>
+        <w:behaviors>
+          <w:behavior w:val="content"/>
+        </w:behaviors>
+        <w:guid w:val="{9718C77B-FBFD-4E9C-AC5D-988807A1582F}"/>
+      </w:docPartPr>
+      <w:docPartBody>
+        <w:p>
+          <w:pPr>
+            <w:pStyle w:val="BADCFDD33AC74B7F8DFCF7AD10CB918A"/>
+          </w:pPr>
+          <w:r>
+            <w:rPr>
+              <w:rStyle w:val="PlaceholderText"/>
+            </w:rPr>
+            <w:t>Место для ввода текста.</w:t>
+          </w:r>
+        </w:p>
+      </w:docPartBody>
+    </w:docPart>
+    <w:docPart>
+      <w:docPartPr>
+        <w:name w:val="A27D11A052EF4162BDBC91A2852174AD"/>
+        <w:category>
+          <w:name w:val="General"/>
+          <w:gallery w:val="placeholder"/>
+        </w:category>
+        <w:types>
+          <w:type w:val="bbPlcHdr"/>
+        </w:types>
+        <w:behaviors>
+          <w:behavior w:val="content"/>
+        </w:behaviors>
+        <w:guid w:val="{FBD20E0D-33A0-4332-9F35-7C9C5635D48E}"/>
+      </w:docPartPr>
+      <w:docPartBody>
+        <w:p>
+          <w:pPr>
+            <w:pStyle w:val="A27D11A052EF4162BDBC91A2852174AD"/>
+          </w:pPr>
+          <w:r>
+            <w:rPr>
+              <w:rStyle w:val="PlaceholderText"/>
+            </w:rPr>
+            <w:t>Место для ввода текста.</w:t>
+          </w:r>
+        </w:p>
+      </w:docPartBody>
+    </w:docPart>
+    <w:docPart>
+      <w:docPartPr>
+        <w:name w:val="CF47F80A1D4D4553B7FD3F384E0A111C"/>
+        <w:category>
+          <w:name w:val="General"/>
+          <w:gallery w:val="placeholder"/>
+        </w:category>
+        <w:types>
+          <w:type w:val="bbPlcHdr"/>
+        </w:types>
+        <w:behaviors>
+          <w:behavior w:val="content"/>
+        </w:behaviors>
+        <w:guid w:val="{FEF2A619-DB4E-46F5-AFF6-F8C9CEA9A000}"/>
+      </w:docPartPr>
+      <w:docPartBody>
+        <w:p>
+          <w:pPr>
+            <w:pStyle w:val="CF47F80A1D4D4553B7FD3F384E0A111C"/>
+          </w:pPr>
+          <w:r>
+            <w:rPr>
+              <w:rStyle w:val="PlaceholderText"/>
+              <w:lang w:val="uk-UA"/>
+            </w:rPr>
+            <w:t>Место для ввода текста.</w:t>
+          </w:r>
+        </w:p>
+      </w:docPartBody>
+    </w:docPart>
+    <w:docPart>
+      <w:docPartPr>
+        <w:name w:val="64985225B14B4D0EBB98DCBEE119A71E"/>
+        <w:category>
+          <w:name w:val="General"/>
+          <w:gallery w:val="placeholder"/>
+        </w:category>
+        <w:types>
+          <w:type w:val="bbPlcHdr"/>
+        </w:types>
+        <w:behaviors>
+          <w:behavior w:val="content"/>
+        </w:behaviors>
+        <w:guid w:val="{E8710480-76CD-49D8-976E-72009C0EEF45}"/>
+      </w:docPartPr>
+      <w:docPartBody>
+        <w:p>
+          <w:pPr>
+            <w:pStyle w:val="64985225B14B4D0EBB98DCBEE119A71E"/>
+          </w:pPr>
+          <w:r>
+            <w:rPr>
+              <w:rStyle w:val="PlaceholderText"/>
+            </w:rPr>
+            <w:t>Место для ввода текста.</w:t>
+          </w:r>
+        </w:p>
+      </w:docPartBody>
+    </w:docPart>
+    <w:docPart>
+      <w:docPartPr>
+        <w:name w:val="01271C18B39040798B5CAC24EAFB1B1D"/>
+        <w:category>
+          <w:name w:val="General"/>
+          <w:gallery w:val="placeholder"/>
+        </w:category>
+        <w:types>
+          <w:type w:val="bbPlcHdr"/>
+        </w:types>
+        <w:behaviors>
+          <w:behavior w:val="content"/>
+        </w:behaviors>
+        <w:guid w:val="{5D1771F2-2489-407A-946F-167872580382}"/>
+      </w:docPartPr>
+      <w:docPartBody>
+        <w:p>
+          <w:pPr>
+            <w:pStyle w:val="01271C18B39040798B5CAC24EAFB1B1D"/>
           </w:pPr>
           <w:r>
             <w:rPr>
@@ -14442,7 +14834,9 @@
     <w:rsid w:val="005A1C6C"/>
     <w:rsid w:val="00615E52"/>
     <w:rsid w:val="007B033E"/>
+    <w:rsid w:val="009228F1"/>
     <w:rsid w:val="009F3BA7"/>
+    <w:rsid w:val="00A61BA2"/>
     <w:rsid w:val="00AC64D8"/>
     <w:rsid w:val="00D86F1E"/>
     <w:rsid w:val="00DA6705"/>
@@ -14595,6 +14989,7 @@
     <w:lsdException w:name="HTML Sample" w:semiHidden="1" w:unhideWhenUsed="1"/>
     <w:lsdException w:name="HTML Typewriter" w:semiHidden="1" w:unhideWhenUsed="1"/>
     <w:lsdException w:name="HTML Variable" w:semiHidden="1" w:unhideWhenUsed="1"/>
+    <w:lsdException w:name="Normal Table" w:semiHidden="1" w:unhideWhenUsed="1"/>
     <w:lsdException w:name="annotation subject" w:semiHidden="1" w:unhideWhenUsed="1"/>
     <w:lsdException w:name="No List" w:semiHidden="1" w:unhideWhenUsed="1"/>
     <w:lsdException w:name="Outline List 1" w:semiHidden="1" w:unhideWhenUsed="1"/>
@@ -14637,8 +15032,11 @@
     <w:lsdException w:name="Table Contemporary" w:semiHidden="1" w:unhideWhenUsed="1"/>
     <w:lsdException w:name="Table Elegant" w:semiHidden="1" w:unhideWhenUsed="1"/>
     <w:lsdException w:name="Table Professional" w:semiHidden="1" w:unhideWhenUsed="1"/>
+    <w:lsdException w:name="Table Subtle 1" w:semiHidden="1" w:unhideWhenUsed="1"/>
     <w:lsdException w:name="Table Subtle 2" w:semiHidden="1" w:unhideWhenUsed="1"/>
     <w:lsdException w:name="Table Web 1" w:semiHidden="1" w:unhideWhenUsed="1"/>
+    <w:lsdException w:name="Table Web 2" w:semiHidden="1" w:unhideWhenUsed="1"/>
+    <w:lsdException w:name="Table Web 3" w:semiHidden="1" w:unhideWhenUsed="1"/>
     <w:lsdException w:name="Balloon Text" w:semiHidden="1" w:unhideWhenUsed="1"/>
     <w:lsdException w:name="Table Grid" w:uiPriority="39"/>
     <w:lsdException w:name="Table Theme" w:semiHidden="1" w:unhideWhenUsed="1"/>
@@ -14899,7 +15297,7 @@
     <w:basedOn w:val="DefaultParagraphFont"/>
     <w:uiPriority w:val="99"/>
     <w:semiHidden/>
-    <w:rsid w:val="00615E52"/>
+    <w:rsid w:val="009228F1"/>
     <w:rPr>
       <w:color w:val="808080"/>
     </w:rPr>
@@ -15022,6 +15420,102 @@
     <w:rPr>
       <w:lang w:val="ru-RU" w:eastAsia="ru-RU"/>
     </w:rPr>
+  </w:style>
+  <w:style w:type="paragraph" w:customStyle="1" w:styleId="9BA05F5D376240068A2FDC83F8B6C3C6">
+    <w:name w:val="9BA05F5D376240068A2FDC83F8B6C3C6"/>
+    <w:rsid w:val="009228F1"/>
+  </w:style>
+  <w:style w:type="paragraph" w:customStyle="1" w:styleId="C7ABFCD84E7C4484846F887DC858EFC3">
+    <w:name w:val="C7ABFCD84E7C4484846F887DC858EFC3"/>
+    <w:rsid w:val="009228F1"/>
+  </w:style>
+  <w:style w:type="paragraph" w:customStyle="1" w:styleId="13E628A7C64D4BC6AE25CB6ED77CD35B">
+    <w:name w:val="13E628A7C64D4BC6AE25CB6ED77CD35B"/>
+    <w:rsid w:val="009228F1"/>
+  </w:style>
+  <w:style w:type="paragraph" w:customStyle="1" w:styleId="D954E7EE08734E648D8A19D40CDC0512">
+    <w:name w:val="D954E7EE08734E648D8A19D40CDC0512"/>
+    <w:rsid w:val="009228F1"/>
+  </w:style>
+  <w:style w:type="paragraph" w:customStyle="1" w:styleId="7FAF11163964490195D3E86EF58AF746">
+    <w:name w:val="7FAF11163964490195D3E86EF58AF746"/>
+    <w:rsid w:val="009228F1"/>
+  </w:style>
+  <w:style w:type="paragraph" w:customStyle="1" w:styleId="3337EE0BFD6349E4ACC68F90686AAB9A">
+    <w:name w:val="3337EE0BFD6349E4ACC68F90686AAB9A"/>
+    <w:rsid w:val="009228F1"/>
+  </w:style>
+  <w:style w:type="paragraph" w:customStyle="1" w:styleId="C41791747C2643F3BC395542653C1BE7">
+    <w:name w:val="C41791747C2643F3BC395542653C1BE7"/>
+    <w:rsid w:val="009228F1"/>
+  </w:style>
+  <w:style w:type="paragraph" w:customStyle="1" w:styleId="206D15AF593B4A479557C9C1F7BA7212">
+    <w:name w:val="206D15AF593B4A479557C9C1F7BA7212"/>
+    <w:rsid w:val="009228F1"/>
+  </w:style>
+  <w:style w:type="paragraph" w:customStyle="1" w:styleId="69AAC0F5C72740008B29C3E6E81B9B6D">
+    <w:name w:val="69AAC0F5C72740008B29C3E6E81B9B6D"/>
+    <w:rsid w:val="009228F1"/>
+  </w:style>
+  <w:style w:type="paragraph" w:customStyle="1" w:styleId="77D093CC78F04E8980699DC6A2FF47E8">
+    <w:name w:val="77D093CC78F04E8980699DC6A2FF47E8"/>
+    <w:rsid w:val="009228F1"/>
+  </w:style>
+  <w:style w:type="paragraph" w:customStyle="1" w:styleId="953B98DC697E4C4D893E6F7CCE3C6AFF">
+    <w:name w:val="953B98DC697E4C4D893E6F7CCE3C6AFF"/>
+    <w:rsid w:val="009228F1"/>
+  </w:style>
+  <w:style w:type="paragraph" w:customStyle="1" w:styleId="8A5A4AB76F284BA587A5D27F84C984E1">
+    <w:name w:val="8A5A4AB76F284BA587A5D27F84C984E1"/>
+    <w:rsid w:val="009228F1"/>
+  </w:style>
+  <w:style w:type="paragraph" w:customStyle="1" w:styleId="B43D1B008CD5403EBC219BBC06A402F7">
+    <w:name w:val="B43D1B008CD5403EBC219BBC06A402F7"/>
+    <w:rsid w:val="009228F1"/>
+  </w:style>
+  <w:style w:type="paragraph" w:customStyle="1" w:styleId="F59B205005634D8FA73D7602D0D65E3F">
+    <w:name w:val="F59B205005634D8FA73D7602D0D65E3F"/>
+    <w:rsid w:val="009228F1"/>
+  </w:style>
+  <w:style w:type="paragraph" w:customStyle="1" w:styleId="37264C2330BE450E9661B69CB1BAF7E5">
+    <w:name w:val="37264C2330BE450E9661B69CB1BAF7E5"/>
+    <w:rsid w:val="009228F1"/>
+  </w:style>
+  <w:style w:type="paragraph" w:customStyle="1" w:styleId="C79F76F1EBF64252B290B9B1044FAB50">
+    <w:name w:val="C79F76F1EBF64252B290B9B1044FAB50"/>
+    <w:rsid w:val="009228F1"/>
+  </w:style>
+  <w:style w:type="paragraph" w:customStyle="1" w:styleId="E35E29EDCCF14BD8A9ABE5628B454056">
+    <w:name w:val="E35E29EDCCF14BD8A9ABE5628B454056"/>
+    <w:rsid w:val="009228F1"/>
+  </w:style>
+  <w:style w:type="paragraph" w:customStyle="1" w:styleId="412AD798B79E4178950F2D5E4AD52193">
+    <w:name w:val="412AD798B79E4178950F2D5E4AD52193"/>
+    <w:rsid w:val="009228F1"/>
+  </w:style>
+  <w:style w:type="paragraph" w:customStyle="1" w:styleId="25D4B24739DC4A6885EFED4E423AB0E2">
+    <w:name w:val="25D4B24739DC4A6885EFED4E423AB0E2"/>
+    <w:rsid w:val="009228F1"/>
+  </w:style>
+  <w:style w:type="paragraph" w:customStyle="1" w:styleId="BADCFDD33AC74B7F8DFCF7AD10CB918A">
+    <w:name w:val="BADCFDD33AC74B7F8DFCF7AD10CB918A"/>
+    <w:rsid w:val="009228F1"/>
+  </w:style>
+  <w:style w:type="paragraph" w:customStyle="1" w:styleId="A27D11A052EF4162BDBC91A2852174AD">
+    <w:name w:val="A27D11A052EF4162BDBC91A2852174AD"/>
+    <w:rsid w:val="009228F1"/>
+  </w:style>
+  <w:style w:type="paragraph" w:customStyle="1" w:styleId="CF47F80A1D4D4553B7FD3F384E0A111C">
+    <w:name w:val="CF47F80A1D4D4553B7FD3F384E0A111C"/>
+    <w:rsid w:val="009228F1"/>
+  </w:style>
+  <w:style w:type="paragraph" w:customStyle="1" w:styleId="64985225B14B4D0EBB98DCBEE119A71E">
+    <w:name w:val="64985225B14B4D0EBB98DCBEE119A71E"/>
+    <w:rsid w:val="009228F1"/>
+  </w:style>
+  <w:style w:type="paragraph" w:customStyle="1" w:styleId="01271C18B39040798B5CAC24EAFB1B1D">
+    <w:name w:val="01271C18B39040798B5CAC24EAFB1B1D"/>
+    <w:rsid w:val="009228F1"/>
   </w:style>
 </w:styles>
 </file>

--- a/Launcher/Templates/F_ТИПОВИЙ ДОГОВІР МКБР ГО УААСП.docx
+++ b/Launcher/Templates/F_ТИПОВИЙ ДОГОВІР МКБР ГО УААСП.docx
@@ -1620,6 +1620,13 @@
         <w:lastRenderedPageBreak/>
         <w:t>(роялті), яка сплачується Користувачем за надання невиключного права на публічне виконання творів з каталогу ГО УААСП, з урахуванням діючих попередніх тарифів, затверджених Загальними зборами членів ГО УААСП та приписів законодавства України</w:t>
       </w:r>
+      <w:r>
+        <w:rPr>
+          <w:sz w:val="20"/>
+          <w:szCs w:val="20"/>
+        </w:rPr>
+        <w:t>.</w:t>
+      </w:r>
     </w:p>
     <w:p>
       <w:pPr>
@@ -1906,13 +1913,6 @@
         </w:rPr>
         <w:t xml:space="preserve">загальну повну суму авторської винагороди, визначену в п. 2.4. даного Договору, за вирахуванням сплаченого у передбаченому вище порядку даного Договору мінімального платежу; </w:t>
       </w:r>
-      <w:r>
-        <w:rPr>
-          <w:sz w:val="20"/>
-          <w:szCs w:val="20"/>
-        </w:rPr>
-        <w:tab/>
-      </w:r>
     </w:p>
     <w:p>
       <w:pPr>
@@ -1996,7 +1996,6 @@
         </w:rPr>
         <w:t xml:space="preserve">адресою: </w:t>
       </w:r>
-      <w:proofErr w:type="spellStart"/>
       <w:r>
         <w:rPr>
           <w:b/>
@@ -2006,7 +2005,6 @@
         </w:rPr>
         <w:t>zvit</w:t>
       </w:r>
-      <w:proofErr w:type="spellEnd"/>
       <w:r>
         <w:rPr>
           <w:b/>
@@ -2015,7 +2013,6 @@
         </w:rPr>
         <w:t>@</w:t>
       </w:r>
-      <w:proofErr w:type="spellStart"/>
       <w:r>
         <w:rPr>
           <w:b/>
@@ -2025,7 +2022,6 @@
         </w:rPr>
         <w:t>uacrr</w:t>
       </w:r>
-      <w:proofErr w:type="spellEnd"/>
       <w:r>
         <w:rPr>
           <w:b/>
@@ -2051,7 +2047,6 @@
         </w:rPr>
         <w:t>.</w:t>
       </w:r>
-      <w:proofErr w:type="spellStart"/>
       <w:r>
         <w:rPr>
           <w:b/>
@@ -2061,7 +2056,6 @@
         </w:rPr>
         <w:t>ua</w:t>
       </w:r>
-      <w:proofErr w:type="spellEnd"/>
       <w:r>
         <w:rPr>
           <w:b/>
@@ -14830,6 +14824,7 @@
   <w:rsids>
     <w:rsidRoot w:val="005A1C6C"/>
     <w:rsid w:val="00006626"/>
+    <w:rsid w:val="002162CB"/>
     <w:rsid w:val="0037369D"/>
     <w:rsid w:val="005A1C6C"/>
     <w:rsid w:val="00615E52"/>
@@ -14838,6 +14833,8 @@
     <w:rsid w:val="009F3BA7"/>
     <w:rsid w:val="00A61BA2"/>
     <w:rsid w:val="00AC64D8"/>
+    <w:rsid w:val="00BF5D68"/>
+    <w:rsid w:val="00D503FC"/>
     <w:rsid w:val="00D86F1E"/>
     <w:rsid w:val="00DA6705"/>
     <w:rsid w:val="00DB2409"/>
@@ -15326,30 +15323,6 @@
     <w:name w:val="398BF7500F394031976CA462D99CD05D"/>
     <w:rsid w:val="005A1C6C"/>
   </w:style>
-  <w:style w:type="paragraph" w:customStyle="1" w:styleId="FCE25B0F320E411787AF4DCFF80F30A9">
-    <w:name w:val="FCE25B0F320E411787AF4DCFF80F30A9"/>
-    <w:rsid w:val="005A1C6C"/>
-  </w:style>
-  <w:style w:type="paragraph" w:customStyle="1" w:styleId="1AE439311BD54E75871BCC3A47F073B7">
-    <w:name w:val="1AE439311BD54E75871BCC3A47F073B7"/>
-    <w:rsid w:val="005A1C6C"/>
-  </w:style>
-  <w:style w:type="paragraph" w:customStyle="1" w:styleId="29ADE9D30E934ADC8ED44B130F9DE891">
-    <w:name w:val="29ADE9D30E934ADC8ED44B130F9DE891"/>
-    <w:rsid w:val="005A1C6C"/>
-  </w:style>
-  <w:style w:type="paragraph" w:customStyle="1" w:styleId="592CAE867EE54EEEB9C8A28ACE473E49">
-    <w:name w:val="592CAE867EE54EEEB9C8A28ACE473E49"/>
-    <w:rsid w:val="005A1C6C"/>
-  </w:style>
-  <w:style w:type="paragraph" w:customStyle="1" w:styleId="82027348878C423B837FB17AFB2C256D">
-    <w:name w:val="82027348878C423B837FB17AFB2C256D"/>
-    <w:rsid w:val="005A1C6C"/>
-  </w:style>
-  <w:style w:type="paragraph" w:customStyle="1" w:styleId="3ACC5CB13F464A918E1B8DEADC9F3286">
-    <w:name w:val="3ACC5CB13F464A918E1B8DEADC9F3286"/>
-    <w:rsid w:val="005A1C6C"/>
-  </w:style>
   <w:style w:type="paragraph" w:customStyle="1" w:styleId="72A4C585D8BD49F0B64B88E5661D0A59">
     <w:name w:val="72A4C585D8BD49F0B64B88E5661D0A59"/>
     <w:rsid w:val="005A1C6C"/>
@@ -15413,61 +15386,6 @@
   <w:style w:type="paragraph" w:customStyle="1" w:styleId="5D5B32FB49C54A308E8689CE5582CFF5">
     <w:name w:val="5D5B32FB49C54A308E8689CE5582CFF5"/>
     <w:rsid w:val="00ED0EFB"/>
-  </w:style>
-  <w:style w:type="paragraph" w:customStyle="1" w:styleId="9AE6A2B456954AB8A536F8CF616DE9D1">
-    <w:name w:val="9AE6A2B456954AB8A536F8CF616DE9D1"/>
-    <w:rsid w:val="00615E52"/>
-    <w:rPr>
-      <w:lang w:val="ru-RU" w:eastAsia="ru-RU"/>
-    </w:rPr>
-  </w:style>
-  <w:style w:type="paragraph" w:customStyle="1" w:styleId="9BA05F5D376240068A2FDC83F8B6C3C6">
-    <w:name w:val="9BA05F5D376240068A2FDC83F8B6C3C6"/>
-    <w:rsid w:val="009228F1"/>
-  </w:style>
-  <w:style w:type="paragraph" w:customStyle="1" w:styleId="C7ABFCD84E7C4484846F887DC858EFC3">
-    <w:name w:val="C7ABFCD84E7C4484846F887DC858EFC3"/>
-    <w:rsid w:val="009228F1"/>
-  </w:style>
-  <w:style w:type="paragraph" w:customStyle="1" w:styleId="13E628A7C64D4BC6AE25CB6ED77CD35B">
-    <w:name w:val="13E628A7C64D4BC6AE25CB6ED77CD35B"/>
-    <w:rsid w:val="009228F1"/>
-  </w:style>
-  <w:style w:type="paragraph" w:customStyle="1" w:styleId="D954E7EE08734E648D8A19D40CDC0512">
-    <w:name w:val="D954E7EE08734E648D8A19D40CDC0512"/>
-    <w:rsid w:val="009228F1"/>
-  </w:style>
-  <w:style w:type="paragraph" w:customStyle="1" w:styleId="7FAF11163964490195D3E86EF58AF746">
-    <w:name w:val="7FAF11163964490195D3E86EF58AF746"/>
-    <w:rsid w:val="009228F1"/>
-  </w:style>
-  <w:style w:type="paragraph" w:customStyle="1" w:styleId="3337EE0BFD6349E4ACC68F90686AAB9A">
-    <w:name w:val="3337EE0BFD6349E4ACC68F90686AAB9A"/>
-    <w:rsid w:val="009228F1"/>
-  </w:style>
-  <w:style w:type="paragraph" w:customStyle="1" w:styleId="C41791747C2643F3BC395542653C1BE7">
-    <w:name w:val="C41791747C2643F3BC395542653C1BE7"/>
-    <w:rsid w:val="009228F1"/>
-  </w:style>
-  <w:style w:type="paragraph" w:customStyle="1" w:styleId="206D15AF593B4A479557C9C1F7BA7212">
-    <w:name w:val="206D15AF593B4A479557C9C1F7BA7212"/>
-    <w:rsid w:val="009228F1"/>
-  </w:style>
-  <w:style w:type="paragraph" w:customStyle="1" w:styleId="69AAC0F5C72740008B29C3E6E81B9B6D">
-    <w:name w:val="69AAC0F5C72740008B29C3E6E81B9B6D"/>
-    <w:rsid w:val="009228F1"/>
-  </w:style>
-  <w:style w:type="paragraph" w:customStyle="1" w:styleId="77D093CC78F04E8980699DC6A2FF47E8">
-    <w:name w:val="77D093CC78F04E8980699DC6A2FF47E8"/>
-    <w:rsid w:val="009228F1"/>
-  </w:style>
-  <w:style w:type="paragraph" w:customStyle="1" w:styleId="953B98DC697E4C4D893E6F7CCE3C6AFF">
-    <w:name w:val="953B98DC697E4C4D893E6F7CCE3C6AFF"/>
-    <w:rsid w:val="009228F1"/>
-  </w:style>
-  <w:style w:type="paragraph" w:customStyle="1" w:styleId="8A5A4AB76F284BA587A5D27F84C984E1">
-    <w:name w:val="8A5A4AB76F284BA587A5D27F84C984E1"/>
-    <w:rsid w:val="009228F1"/>
   </w:style>
   <w:style w:type="paragraph" w:customStyle="1" w:styleId="B43D1B008CD5403EBC219BBC06A402F7">
     <w:name w:val="B43D1B008CD5403EBC219BBC06A402F7"/>
